--- a/6-过程管理/流程制度规范类文件/060103-服务报告管理程序.docx
+++ b/6-过程管理/流程制度规范类文件/060103-服务报告管理程序.docx
@@ -1,10 +1,11 @@
 
 <file path=word/document.xml><?xml version="1.0" encoding="utf-8"?>
-<w:document xmlns:wpc="http://schemas.microsoft.com/office/word/2010/wordprocessingCanvas" xmlns:mc="http://schemas.openxmlformats.org/markup-compatibility/2006" xmlns:o="urn:schemas-microsoft-com:office:office" xmlns:r="http://schemas.openxmlformats.org/officeDocument/2006/relationships" xmlns:m="http://schemas.openxmlformats.org/officeDocument/2006/math" xmlns:v="urn:schemas-microsoft-com:vml" xmlns:wp14="http://schemas.microsoft.com/office/word/2010/wordprocessingDrawing" xmlns:wp="http://schemas.openxmlformats.org/drawingml/2006/wordprocessingDrawing" xmlns:w="http://schemas.openxmlformats.org/wordprocessingml/2006/main" xmlns:w14="http://schemas.microsoft.com/office/word/2010/wordml" xmlns:w10="urn:schemas-microsoft-com:office:word" xmlns:w15="http://schemas.microsoft.com/office/word/2012/wordml" xmlns:wpg="http://schemas.microsoft.com/office/word/2010/wordprocessingGroup" xmlns:wpi="http://schemas.microsoft.com/office/word/2010/wordprocessingInk" xmlns:wne="http://schemas.microsoft.com/office/word/2006/wordml" xmlns:wps="http://schemas.microsoft.com/office/word/2010/wordprocessingShape" xmlns:wpsCustomData="http://www.wps.cn/officeDocument/2013/wpsCustomData" mc:Ignorable="w14 w15 wp14">
+<w:document xmlns:wpc="http://schemas.microsoft.com/office/word/2010/wordprocessingCanvas" xmlns:mc="http://schemas.openxmlformats.org/markup-compatibility/2006" xmlns:o="urn:schemas-microsoft-com:office:office" xmlns:r="http://schemas.openxmlformats.org/officeDocument/2006/relationships" xmlns:m="http://schemas.openxmlformats.org/officeDocument/2006/math" xmlns:v="urn:schemas-microsoft-com:vml" xmlns:wp14="http://schemas.microsoft.com/office/word/2010/wordprocessingDrawing" xmlns:wp="http://schemas.openxmlformats.org/drawingml/2006/wordprocessingDrawing" xmlns:w10="urn:schemas-microsoft-com:office:word" xmlns:w="http://schemas.openxmlformats.org/wordprocessingml/2006/main" xmlns:w14="http://schemas.microsoft.com/office/word/2010/wordml" xmlns:w15="http://schemas.microsoft.com/office/word/2012/wordml" xmlns:wne="http://schemas.microsoft.com/office/word/2006/wordml" xmlns:wpg="http://schemas.microsoft.com/office/word/2010/wordprocessingGroup" xmlns:wpi="http://schemas.microsoft.com/office/word/2010/wordprocessingInk" xmlns:wps="http://schemas.microsoft.com/office/word/2010/wordprocessingShape" mc:Ignorable="w14 w15 wp14">
+  <!-- Generated by Aspose.Words for .NET 13.3.0.1 -->
   <w:body>
     <w:p>
       <w:pPr>
-        <w:pStyle w:val="33"/>
+        <w:pStyle w:val="a1"/>
         <w:keepNext w:val="0"/>
         <w:keepLines w:val="0"/>
         <w:pageBreakBefore w:val="0"/>
@@ -23,7 +24,7 @@
     </w:p>
     <w:p>
       <w:pPr>
-        <w:pStyle w:val="33"/>
+        <w:pStyle w:val="a1"/>
         <w:keepNext w:val="0"/>
         <w:keepLines w:val="0"/>
         <w:pageBreakBefore w:val="0"/>
@@ -45,7 +46,7 @@
     </w:p>
     <w:p>
       <w:pPr>
-        <w:pStyle w:val="34"/>
+        <w:pStyle w:val="a2"/>
         <w:keepNext w:val="0"/>
         <w:keepLines w:val="0"/>
         <w:pageBreakBefore w:val="0"/>
@@ -62,7 +63,7 @@
       </w:pPr>
       <w:bookmarkStart w:id="1" w:name="_Toc30109"/>
       <w:r>
-        <w:t>甘肃国邦信息科技有限公司</w:t>
+        <w:t>中达丰集团有限公司</w:t>
       </w:r>
       <w:bookmarkEnd w:id="1"/>
     </w:p>
@@ -85,14 +86,14 @@
         <w:ind w:left="3285"/>
         <w:textAlignment w:val="baseline"/>
         <w:rPr>
-          <w:rFonts w:ascii="宋体" w:hAnsi="宋体" w:eastAsia="宋体" w:cs="宋体"/>
+          <w:rFonts w:ascii="宋体" w:eastAsia="宋体" w:hAnsi="宋体" w:cs="宋体"/>
           <w:sz w:val="36"/>
           <w:szCs w:val="36"/>
         </w:rPr>
       </w:pPr>
       <w:r>
         <w:rPr>
-          <w:rFonts w:ascii="宋体" w:hAnsi="宋体" w:eastAsia="宋体" w:cs="宋体"/>
+          <w:rFonts w:ascii="宋体" w:eastAsia="宋体" w:hAnsi="宋体" w:cs="宋体"/>
           <w:spacing w:val="-2"/>
           <w:sz w:val="36"/>
           <w:szCs w:val="36"/>
@@ -118,7 +119,7 @@
         <w:spacing w:before="196"/>
         <w:ind w:left="3699"/>
         <w:rPr>
-          <w:rFonts w:ascii="宋体" w:hAnsi="宋体" w:eastAsia="宋体" w:cs="宋体"/>
+          <w:rFonts w:ascii="宋体" w:eastAsia="宋体" w:hAnsi="宋体" w:cs="宋体"/>
           <w:sz w:val="24"/>
           <w:szCs w:val="24"/>
         </w:rPr>
@@ -140,14 +141,14 @@
         <w:adjustRightInd w:val="0"/>
         <w:snapToGrid w:val="0"/>
         <w:rPr>
-          <w:rFonts w:ascii="宋体" w:hAnsi="宋体" w:eastAsia="宋体" w:cs="宋体"/>
+          <w:rFonts w:ascii="宋体" w:eastAsia="宋体" w:hAnsi="宋体" w:cs="宋体"/>
           <w:sz w:val="24"/>
           <w:szCs w:val="24"/>
         </w:rPr>
         <w:sectPr>
           <w:pgSz w:w="11906" w:h="16839"/>
           <w:pgMar w:top="1431" w:right="1785" w:bottom="0" w:left="1785" w:header="0" w:footer="0" w:gutter="0"/>
-          <w:cols w:space="720" w:num="1"/>
+          <w:cols w:num="1" w:space="720"/>
         </w:sectPr>
       </w:pPr>
     </w:p>
@@ -170,7 +171,7 @@
         <w:ind w:left="3710"/>
         <w:outlineLvl w:val="0"/>
         <w:rPr>
-          <w:rFonts w:ascii="宋体" w:hAnsi="宋体" w:eastAsia="宋体" w:cs="宋体"/>
+          <w:rFonts w:ascii="宋体" w:eastAsia="宋体" w:hAnsi="宋体" w:cs="宋体"/>
           <w:sz w:val="28"/>
           <w:szCs w:val="28"/>
         </w:rPr>
@@ -178,7 +179,7 @@
       <w:bookmarkStart w:id="2" w:name="_Toc4053"/>
       <w:r>
         <w:rPr>
-          <w:rFonts w:ascii="宋体" w:hAnsi="宋体" w:eastAsia="宋体" w:cs="宋体"/>
+          <w:rFonts w:ascii="宋体" w:eastAsia="宋体" w:hAnsi="宋体" w:cs="宋体"/>
           <w:spacing w:val="-3"/>
           <w:sz w:val="28"/>
           <w:szCs w:val="28"/>
@@ -207,16 +208,16 @@
     </w:p>
     <w:tbl>
       <w:tblPr>
-        <w:tblStyle w:val="24"/>
+        <w:tblStyle w:val="TableNormal0"/>
         <w:tblW w:w="9072" w:type="dxa"/>
         <w:tblInd w:w="5" w:type="dxa"/>
         <w:tblBorders>
-          <w:top w:val="single" w:color="000000" w:sz="4" w:space="0"/>
-          <w:left w:val="single" w:color="000000" w:sz="4" w:space="0"/>
-          <w:bottom w:val="single" w:color="000000" w:sz="4" w:space="0"/>
-          <w:right w:val="single" w:color="000000" w:sz="4" w:space="0"/>
-          <w:insideH w:val="single" w:color="000000" w:sz="4" w:space="0"/>
-          <w:insideV w:val="single" w:color="000000" w:sz="4" w:space="0"/>
+          <w:top w:val="single" w:sz="4" w:space="0" w:color="000000"/>
+          <w:left w:val="single" w:sz="4" w:space="0" w:color="000000"/>
+          <w:bottom w:val="single" w:sz="4" w:space="0" w:color="000000"/>
+          <w:right w:val="single" w:sz="4" w:space="0" w:color="000000"/>
+          <w:insideH w:val="single" w:sz="4" w:space="0" w:color="000000"/>
+          <w:insideV w:val="single" w:sz="4" w:space="0" w:color="000000"/>
         </w:tblBorders>
         <w:tblLayout w:type="fixed"/>
         <w:tblCellMar>
@@ -235,14 +236,17 @@
       </w:tblGrid>
       <w:tr>
         <w:tblPrEx>
+          <w:tblW w:w="9072" w:type="dxa"/>
+          <w:tblInd w:w="5" w:type="dxa"/>
           <w:tblBorders>
-            <w:top w:val="single" w:color="000000" w:sz="4" w:space="0"/>
-            <w:left w:val="single" w:color="000000" w:sz="4" w:space="0"/>
-            <w:bottom w:val="single" w:color="000000" w:sz="4" w:space="0"/>
-            <w:right w:val="single" w:color="000000" w:sz="4" w:space="0"/>
-            <w:insideH w:val="single" w:color="000000" w:sz="4" w:space="0"/>
-            <w:insideV w:val="single" w:color="000000" w:sz="4" w:space="0"/>
+            <w:top w:val="single" w:sz="4" w:space="0" w:color="000000"/>
+            <w:left w:val="single" w:sz="4" w:space="0" w:color="000000"/>
+            <w:bottom w:val="single" w:sz="4" w:space="0" w:color="000000"/>
+            <w:right w:val="single" w:sz="4" w:space="0" w:color="000000"/>
+            <w:insideH w:val="single" w:sz="4" w:space="0" w:color="000000"/>
+            <w:insideV w:val="single" w:sz="4" w:space="0" w:color="000000"/>
           </w:tblBorders>
+          <w:tblLayout w:type="fixed"/>
           <w:tblCellMar>
             <w:top w:w="0" w:type="dxa"/>
             <w:left w:w="0" w:type="dxa"/>
@@ -251,7 +255,7 @@
           </w:tblCellMar>
         </w:tblPrEx>
         <w:trPr>
-          <w:trHeight w:val="611" w:hRule="atLeast"/>
+          <w:trHeight w:val="611"/>
         </w:trPr>
         <w:tc>
           <w:tcPr>
@@ -275,14 +279,14 @@
               <w:spacing w:before="199" w:line="220" w:lineRule="auto"/>
               <w:ind w:left="296"/>
               <w:rPr>
-                <w:rFonts w:ascii="宋体" w:hAnsi="宋体" w:eastAsia="宋体" w:cs="宋体"/>
+                <w:rFonts w:ascii="宋体" w:eastAsia="宋体" w:hAnsi="宋体" w:cs="宋体"/>
                 <w:sz w:val="21"/>
                 <w:szCs w:val="21"/>
               </w:rPr>
             </w:pPr>
             <w:r>
               <w:rPr>
-                <w:rFonts w:ascii="宋体" w:hAnsi="宋体" w:eastAsia="宋体" w:cs="宋体"/>
+                <w:rFonts w:ascii="宋体" w:eastAsia="宋体" w:hAnsi="宋体" w:cs="宋体"/>
                 <w:spacing w:val="-2"/>
                 <w:sz w:val="21"/>
                 <w:szCs w:val="21"/>
@@ -314,33 +318,28 @@
               <w:spacing w:before="200" w:line="218" w:lineRule="auto"/>
               <w:ind w:left="108"/>
               <w:rPr>
-                <w:rFonts w:ascii="宋体" w:hAnsi="宋体" w:eastAsia="宋体" w:cs="宋体"/>
+                <w:rFonts w:ascii="宋体" w:eastAsia="宋体" w:hAnsi="宋体" w:cs="宋体"/>
                 <w:sz w:val="21"/>
                 <w:szCs w:val="21"/>
               </w:rPr>
             </w:pPr>
             <w:r>
               <w:rPr>
-                <w:rFonts w:ascii="宋体" w:hAnsi="宋体" w:eastAsia="宋体" w:cs="宋体"/>
+                <w:rFonts w:ascii="宋体" w:eastAsia="宋体" w:hAnsi="宋体" w:cs="宋体"/>
                 <w:spacing w:val="-1"/>
                 <w:sz w:val="21"/>
                 <w:szCs w:val="21"/>
               </w:rPr>
-              <w:t>服务报告管理程序（GSGB-ITSS-FWBGGL）</w:t>
+              <w:t>服务报告管理程序（ZDFJT-ITSS-FWBGGL）</w:t>
             </w:r>
           </w:p>
         </w:tc>
       </w:tr>
       <w:tr>
         <w:tblPrEx>
-          <w:tblBorders>
-            <w:top w:val="single" w:color="000000" w:sz="4" w:space="0"/>
-            <w:left w:val="single" w:color="000000" w:sz="4" w:space="0"/>
-            <w:bottom w:val="single" w:color="000000" w:sz="4" w:space="0"/>
-            <w:right w:val="single" w:color="000000" w:sz="4" w:space="0"/>
-            <w:insideH w:val="single" w:color="000000" w:sz="4" w:space="0"/>
-            <w:insideV w:val="single" w:color="000000" w:sz="4" w:space="0"/>
-          </w:tblBorders>
+          <w:tblW w:w="9072" w:type="dxa"/>
+          <w:tblInd w:w="5" w:type="dxa"/>
+          <w:tblLayout w:type="fixed"/>
           <w:tblCellMar>
             <w:top w:w="0" w:type="dxa"/>
             <w:left w:w="0" w:type="dxa"/>
@@ -349,7 +348,7 @@
           </w:tblCellMar>
         </w:tblPrEx>
         <w:trPr>
-          <w:trHeight w:val="606" w:hRule="atLeast"/>
+          <w:trHeight w:val="606"/>
         </w:trPr>
         <w:tc>
           <w:tcPr>
@@ -373,14 +372,14 @@
               <w:spacing w:before="196" w:line="220" w:lineRule="auto"/>
               <w:ind w:left="506"/>
               <w:rPr>
-                <w:rFonts w:ascii="宋体" w:hAnsi="宋体" w:eastAsia="宋体" w:cs="宋体"/>
+                <w:rFonts w:ascii="宋体" w:eastAsia="宋体" w:hAnsi="宋体" w:cs="宋体"/>
                 <w:sz w:val="21"/>
                 <w:szCs w:val="21"/>
               </w:rPr>
             </w:pPr>
             <w:r>
               <w:rPr>
-                <w:rFonts w:ascii="宋体" w:hAnsi="宋体" w:eastAsia="宋体" w:cs="宋体"/>
+                <w:rFonts w:ascii="宋体" w:eastAsia="宋体" w:hAnsi="宋体" w:cs="宋体"/>
                 <w:spacing w:val="-2"/>
                 <w:sz w:val="21"/>
                 <w:szCs w:val="21"/>
@@ -412,33 +411,28 @@
               <w:spacing w:before="197" w:line="219" w:lineRule="auto"/>
               <w:ind w:left="108"/>
               <w:rPr>
-                <w:rFonts w:ascii="宋体" w:hAnsi="宋体" w:eastAsia="宋体" w:cs="宋体"/>
+                <w:rFonts w:ascii="宋体" w:eastAsia="宋体" w:hAnsi="宋体" w:cs="宋体"/>
                 <w:sz w:val="21"/>
                 <w:szCs w:val="21"/>
               </w:rPr>
             </w:pPr>
             <w:r>
               <w:rPr>
-                <w:rFonts w:ascii="宋体" w:hAnsi="宋体" w:eastAsia="宋体" w:cs="宋体"/>
+                <w:rFonts w:ascii="宋体" w:eastAsia="宋体" w:hAnsi="宋体" w:cs="宋体"/>
                 <w:spacing w:val="-1"/>
                 <w:sz w:val="21"/>
                 <w:szCs w:val="21"/>
               </w:rPr>
-              <w:t>甘肃国邦信息科技有限公司</w:t>
+              <w:t>中达丰集团有限公司</w:t>
             </w:r>
           </w:p>
         </w:tc>
       </w:tr>
       <w:tr>
         <w:tblPrEx>
-          <w:tblBorders>
-            <w:top w:val="single" w:color="000000" w:sz="4" w:space="0"/>
-            <w:left w:val="single" w:color="000000" w:sz="4" w:space="0"/>
-            <w:bottom w:val="single" w:color="000000" w:sz="4" w:space="0"/>
-            <w:right w:val="single" w:color="000000" w:sz="4" w:space="0"/>
-            <w:insideH w:val="single" w:color="000000" w:sz="4" w:space="0"/>
-            <w:insideV w:val="single" w:color="000000" w:sz="4" w:space="0"/>
-          </w:tblBorders>
+          <w:tblW w:w="9072" w:type="dxa"/>
+          <w:tblInd w:w="5" w:type="dxa"/>
+          <w:tblLayout w:type="fixed"/>
           <w:tblCellMar>
             <w:top w:w="0" w:type="dxa"/>
             <w:left w:w="0" w:type="dxa"/>
@@ -447,7 +441,7 @@
           </w:tblCellMar>
         </w:tblPrEx>
         <w:trPr>
-          <w:trHeight w:val="607" w:hRule="atLeast"/>
+          <w:trHeight w:val="607"/>
         </w:trPr>
         <w:tc>
           <w:tcPr>
@@ -471,14 +465,14 @@
               <w:spacing w:before="199" w:line="219" w:lineRule="auto"/>
               <w:ind w:left="506"/>
               <w:rPr>
-                <w:rFonts w:ascii="宋体" w:hAnsi="宋体" w:eastAsia="宋体" w:cs="宋体"/>
+                <w:rFonts w:ascii="宋体" w:eastAsia="宋体" w:hAnsi="宋体" w:cs="宋体"/>
                 <w:sz w:val="21"/>
                 <w:szCs w:val="21"/>
               </w:rPr>
             </w:pPr>
             <w:r>
               <w:rPr>
-                <w:rFonts w:ascii="宋体" w:hAnsi="宋体" w:eastAsia="宋体" w:cs="宋体"/>
+                <w:rFonts w:ascii="宋体" w:eastAsia="宋体" w:hAnsi="宋体" w:cs="宋体"/>
                 <w:spacing w:val="-2"/>
                 <w:sz w:val="21"/>
                 <w:szCs w:val="21"/>
@@ -509,14 +503,14 @@
               <w:spacing w:before="199" w:line="219" w:lineRule="auto"/>
               <w:ind w:left="431"/>
               <w:rPr>
-                <w:rFonts w:ascii="宋体" w:hAnsi="宋体" w:eastAsia="宋体" w:cs="宋体"/>
+                <w:rFonts w:ascii="宋体" w:eastAsia="宋体" w:hAnsi="宋体" w:cs="宋体"/>
                 <w:sz w:val="21"/>
                 <w:szCs w:val="21"/>
               </w:rPr>
             </w:pPr>
             <w:r>
               <w:rPr>
-                <w:rFonts w:ascii="宋体" w:hAnsi="宋体" w:eastAsia="宋体" w:cs="宋体"/>
+                <w:rFonts w:ascii="宋体" w:eastAsia="宋体" w:hAnsi="宋体" w:cs="宋体"/>
                 <w:spacing w:val="-2"/>
                 <w:sz w:val="21"/>
                 <w:szCs w:val="21"/>
@@ -547,14 +541,14 @@
               <w:spacing w:before="199" w:line="219" w:lineRule="auto"/>
               <w:ind w:left="592"/>
               <w:rPr>
-                <w:rFonts w:ascii="宋体" w:hAnsi="宋体" w:eastAsia="宋体" w:cs="宋体"/>
+                <w:rFonts w:ascii="宋体" w:eastAsia="宋体" w:hAnsi="宋体" w:cs="宋体"/>
                 <w:sz w:val="21"/>
                 <w:szCs w:val="21"/>
               </w:rPr>
             </w:pPr>
             <w:r>
               <w:rPr>
-                <w:rFonts w:ascii="宋体" w:hAnsi="宋体" w:eastAsia="宋体" w:cs="宋体"/>
+                <w:rFonts w:ascii="宋体" w:eastAsia="宋体" w:hAnsi="宋体" w:cs="宋体"/>
                 <w:spacing w:val="-2"/>
                 <w:sz w:val="21"/>
                 <w:szCs w:val="21"/>
@@ -585,14 +579,14 @@
               <w:spacing w:before="199" w:line="220" w:lineRule="auto"/>
               <w:ind w:left="574"/>
               <w:rPr>
-                <w:rFonts w:ascii="宋体" w:hAnsi="宋体" w:eastAsia="宋体" w:cs="宋体"/>
+                <w:rFonts w:ascii="宋体" w:eastAsia="宋体" w:hAnsi="宋体" w:cs="宋体"/>
                 <w:sz w:val="21"/>
                 <w:szCs w:val="21"/>
               </w:rPr>
             </w:pPr>
             <w:r>
               <w:rPr>
-                <w:rFonts w:ascii="宋体" w:hAnsi="宋体" w:eastAsia="宋体" w:cs="宋体"/>
+                <w:rFonts w:ascii="宋体" w:eastAsia="宋体" w:hAnsi="宋体" w:cs="宋体"/>
                 <w:spacing w:val="-3"/>
                 <w:sz w:val="21"/>
                 <w:szCs w:val="21"/>
@@ -623,14 +617,14 @@
               <w:spacing w:before="199" w:line="220" w:lineRule="auto"/>
               <w:ind w:left="781"/>
               <w:rPr>
-                <w:rFonts w:ascii="宋体" w:hAnsi="宋体" w:eastAsia="宋体" w:cs="宋体"/>
+                <w:rFonts w:ascii="宋体" w:eastAsia="宋体" w:hAnsi="宋体" w:cs="宋体"/>
                 <w:sz w:val="21"/>
                 <w:szCs w:val="21"/>
               </w:rPr>
             </w:pPr>
             <w:r>
               <w:rPr>
-                <w:rFonts w:ascii="宋体" w:hAnsi="宋体" w:eastAsia="宋体" w:cs="宋体"/>
+                <w:rFonts w:ascii="宋体" w:eastAsia="宋体" w:hAnsi="宋体" w:cs="宋体"/>
                 <w:spacing w:val="-5"/>
                 <w:sz w:val="21"/>
                 <w:szCs w:val="21"/>
@@ -642,14 +636,9 @@
       </w:tr>
       <w:tr>
         <w:tblPrEx>
-          <w:tblBorders>
-            <w:top w:val="single" w:color="000000" w:sz="4" w:space="0"/>
-            <w:left w:val="single" w:color="000000" w:sz="4" w:space="0"/>
-            <w:bottom w:val="single" w:color="000000" w:sz="4" w:space="0"/>
-            <w:right w:val="single" w:color="000000" w:sz="4" w:space="0"/>
-            <w:insideH w:val="single" w:color="000000" w:sz="4" w:space="0"/>
-            <w:insideV w:val="single" w:color="000000" w:sz="4" w:space="0"/>
-          </w:tblBorders>
+          <w:tblW w:w="9072" w:type="dxa"/>
+          <w:tblInd w:w="5" w:type="dxa"/>
+          <w:tblLayout w:type="fixed"/>
           <w:tblCellMar>
             <w:top w:w="0" w:type="dxa"/>
             <w:left w:w="0" w:type="dxa"/>
@@ -658,7 +647,7 @@
           </w:tblCellMar>
         </w:tblPrEx>
         <w:trPr>
-          <w:trHeight w:val="474" w:hRule="atLeast"/>
+          <w:trHeight w:val="474"/>
         </w:trPr>
         <w:tc>
           <w:tcPr>
@@ -682,14 +671,14 @@
               <w:spacing w:before="163" w:line="239" w:lineRule="auto"/>
               <w:ind w:left="709"/>
               <w:rPr>
-                <w:rFonts w:ascii="宋体" w:hAnsi="宋体" w:eastAsia="宋体" w:cs="宋体"/>
+                <w:rFonts w:ascii="宋体" w:eastAsia="宋体" w:hAnsi="宋体" w:cs="宋体"/>
                 <w:sz w:val="21"/>
                 <w:szCs w:val="21"/>
               </w:rPr>
             </w:pPr>
             <w:r>
               <w:rPr>
-                <w:rFonts w:ascii="宋体" w:hAnsi="宋体" w:eastAsia="宋体" w:cs="宋体"/>
+                <w:rFonts w:ascii="宋体" w:eastAsia="宋体" w:hAnsi="宋体" w:cs="宋体"/>
                 <w:spacing w:val="-1"/>
                 <w:sz w:val="21"/>
                 <w:szCs w:val="21"/>
@@ -720,19 +709,19 @@
               <w:spacing w:before="163"/>
               <w:ind w:left="433"/>
               <w:rPr>
-                <w:rFonts w:ascii="宋体" w:hAnsi="宋体" w:eastAsia="宋体" w:cs="宋体"/>
+                <w:rFonts w:ascii="宋体" w:eastAsia="宋体" w:hAnsi="宋体" w:cs="宋体"/>
                 <w:sz w:val="21"/>
                 <w:szCs w:val="21"/>
               </w:rPr>
             </w:pPr>
             <w:r>
               <w:rPr>
-                <w:rFonts w:ascii="宋体" w:hAnsi="宋体" w:eastAsia="宋体" w:cs="宋体"/>
+                <w:rFonts w:ascii="宋体" w:eastAsia="宋体" w:hAnsi="宋体" w:cs="宋体"/>
                 <w:spacing w:val="-2"/>
                 <w:sz w:val="21"/>
                 <w:szCs w:val="21"/>
               </w:rPr>
-              <w:t>2025-1-4</w:t>
+              <w:t>2025-7-4</w:t>
             </w:r>
           </w:p>
         </w:tc>
@@ -758,14 +747,14 @@
               <w:spacing w:before="133" w:line="219" w:lineRule="auto"/>
               <w:ind w:left="595"/>
               <w:rPr>
-                <w:rFonts w:ascii="宋体" w:hAnsi="宋体" w:eastAsia="宋体" w:cs="宋体"/>
+                <w:rFonts w:ascii="宋体" w:eastAsia="宋体" w:hAnsi="宋体" w:cs="宋体"/>
                 <w:sz w:val="21"/>
                 <w:szCs w:val="21"/>
               </w:rPr>
             </w:pPr>
             <w:r>
               <w:rPr>
-                <w:rFonts w:ascii="宋体" w:hAnsi="宋体" w:eastAsia="宋体" w:cs="宋体"/>
+                <w:rFonts w:ascii="宋体" w:eastAsia="宋体" w:hAnsi="宋体" w:cs="宋体"/>
                 <w:spacing w:val="-3"/>
                 <w:sz w:val="21"/>
                 <w:szCs w:val="21"/>
@@ -796,19 +785,19 @@
               <w:spacing w:before="134" w:line="220" w:lineRule="auto"/>
               <w:ind w:left="479"/>
               <w:rPr>
-                <w:rFonts w:ascii="宋体" w:hAnsi="宋体" w:eastAsia="宋体" w:cs="宋体"/>
+                <w:rFonts w:ascii="宋体" w:eastAsia="宋体" w:hAnsi="宋体" w:cs="宋体"/>
                 <w:sz w:val="21"/>
                 <w:szCs w:val="21"/>
               </w:rPr>
             </w:pPr>
             <w:r>
               <w:rPr>
-                <w:rFonts w:hint="eastAsia" w:ascii="宋体" w:hAnsi="宋体" w:eastAsia="宋体" w:cs="宋体"/>
+                <w:rFonts w:ascii="宋体" w:eastAsia="宋体" w:hAnsi="宋体" w:cs="宋体" w:hint="eastAsia"/>
                 <w:sz w:val="21"/>
                 <w:szCs w:val="21"/>
                 <w:lang w:val="en-US" w:eastAsia="zh-CN"/>
               </w:rPr>
-              <w:t>胡葛鹏宇</w:t>
+              <w:t>肖龙莽</w:t>
             </w:r>
           </w:p>
         </w:tc>
@@ -834,33 +823,28 @@
               <w:spacing w:before="133" w:line="220" w:lineRule="auto"/>
               <w:ind w:left="671"/>
               <w:rPr>
-                <w:rFonts w:ascii="宋体" w:hAnsi="宋体" w:eastAsia="宋体" w:cs="宋体"/>
+                <w:rFonts w:ascii="宋体" w:eastAsia="宋体" w:hAnsi="宋体" w:cs="宋体"/>
                 <w:sz w:val="21"/>
                 <w:szCs w:val="21"/>
               </w:rPr>
             </w:pPr>
             <w:r>
               <w:rPr>
-                <w:rFonts w:ascii="宋体" w:hAnsi="宋体" w:eastAsia="宋体" w:cs="宋体"/>
+                <w:rFonts w:ascii="宋体" w:eastAsia="宋体" w:hAnsi="宋体" w:cs="宋体"/>
                 <w:spacing w:val="-3"/>
                 <w:sz w:val="21"/>
                 <w:szCs w:val="21"/>
               </w:rPr>
-              <w:t>黄益溪</w:t>
+              <w:t>吴向阳</w:t>
             </w:r>
           </w:p>
         </w:tc>
       </w:tr>
       <w:tr>
         <w:tblPrEx>
-          <w:tblBorders>
-            <w:top w:val="single" w:color="000000" w:sz="4" w:space="0"/>
-            <w:left w:val="single" w:color="000000" w:sz="4" w:space="0"/>
-            <w:bottom w:val="single" w:color="000000" w:sz="4" w:space="0"/>
-            <w:right w:val="single" w:color="000000" w:sz="4" w:space="0"/>
-            <w:insideH w:val="single" w:color="000000" w:sz="4" w:space="0"/>
-            <w:insideV w:val="single" w:color="000000" w:sz="4" w:space="0"/>
-          </w:tblBorders>
+          <w:tblW w:w="9072" w:type="dxa"/>
+          <w:tblInd w:w="5" w:type="dxa"/>
+          <w:tblLayout w:type="fixed"/>
           <w:tblCellMar>
             <w:top w:w="0" w:type="dxa"/>
             <w:left w:w="0" w:type="dxa"/>
@@ -869,7 +853,7 @@
           </w:tblCellMar>
         </w:tblPrEx>
         <w:trPr>
-          <w:trHeight w:val="528" w:hRule="atLeast"/>
+          <w:trHeight w:val="528"/>
         </w:trPr>
         <w:tc>
           <w:tcPr>
@@ -877,7 +861,7 @@
           </w:tcPr>
           <w:p>
             <w:pPr>
-              <w:pStyle w:val="25"/>
+              <w:pStyle w:val="TableText"/>
               <w:keepNext w:val="0"/>
               <w:keepLines w:val="0"/>
               <w:pageBreakBefore w:val="0"/>
@@ -900,7 +884,7 @@
           </w:tcPr>
           <w:p>
             <w:pPr>
-              <w:pStyle w:val="25"/>
+              <w:pStyle w:val="TableText"/>
               <w:keepNext w:val="0"/>
               <w:keepLines w:val="0"/>
               <w:pageBreakBefore w:val="0"/>
@@ -923,7 +907,7 @@
           </w:tcPr>
           <w:p>
             <w:pPr>
-              <w:pStyle w:val="25"/>
+              <w:pStyle w:val="TableText"/>
               <w:keepNext w:val="0"/>
               <w:keepLines w:val="0"/>
               <w:pageBreakBefore w:val="0"/>
@@ -946,7 +930,7 @@
           </w:tcPr>
           <w:p>
             <w:pPr>
-              <w:pStyle w:val="25"/>
+              <w:pStyle w:val="TableText"/>
               <w:keepNext w:val="0"/>
               <w:keepLines w:val="0"/>
               <w:pageBreakBefore w:val="0"/>
@@ -969,7 +953,7 @@
           </w:tcPr>
           <w:p>
             <w:pPr>
-              <w:pStyle w:val="25"/>
+              <w:pStyle w:val="TableText"/>
               <w:keepNext w:val="0"/>
               <w:keepLines w:val="0"/>
               <w:pageBreakBefore w:val="0"/>
@@ -989,14 +973,9 @@
       </w:tr>
       <w:tr>
         <w:tblPrEx>
-          <w:tblBorders>
-            <w:top w:val="single" w:color="000000" w:sz="4" w:space="0"/>
-            <w:left w:val="single" w:color="000000" w:sz="4" w:space="0"/>
-            <w:bottom w:val="single" w:color="000000" w:sz="4" w:space="0"/>
-            <w:right w:val="single" w:color="000000" w:sz="4" w:space="0"/>
-            <w:insideH w:val="single" w:color="000000" w:sz="4" w:space="0"/>
-            <w:insideV w:val="single" w:color="000000" w:sz="4" w:space="0"/>
-          </w:tblBorders>
+          <w:tblW w:w="9072" w:type="dxa"/>
+          <w:tblInd w:w="5" w:type="dxa"/>
+          <w:tblLayout w:type="fixed"/>
           <w:tblCellMar>
             <w:top w:w="0" w:type="dxa"/>
             <w:left w:w="0" w:type="dxa"/>
@@ -1005,7 +984,7 @@
           </w:tblCellMar>
         </w:tblPrEx>
         <w:trPr>
-          <w:trHeight w:val="528" w:hRule="atLeast"/>
+          <w:trHeight w:val="528"/>
         </w:trPr>
         <w:tc>
           <w:tcPr>
@@ -1013,7 +992,7 @@
           </w:tcPr>
           <w:p>
             <w:pPr>
-              <w:pStyle w:val="25"/>
+              <w:pStyle w:val="TableText"/>
               <w:keepNext w:val="0"/>
               <w:keepLines w:val="0"/>
               <w:pageBreakBefore w:val="0"/>
@@ -1036,7 +1015,7 @@
           </w:tcPr>
           <w:p>
             <w:pPr>
-              <w:pStyle w:val="25"/>
+              <w:pStyle w:val="TableText"/>
               <w:keepNext w:val="0"/>
               <w:keepLines w:val="0"/>
               <w:pageBreakBefore w:val="0"/>
@@ -1059,7 +1038,7 @@
           </w:tcPr>
           <w:p>
             <w:pPr>
-              <w:pStyle w:val="25"/>
+              <w:pStyle w:val="TableText"/>
               <w:keepNext w:val="0"/>
               <w:keepLines w:val="0"/>
               <w:pageBreakBefore w:val="0"/>
@@ -1082,7 +1061,7 @@
           </w:tcPr>
           <w:p>
             <w:pPr>
-              <w:pStyle w:val="25"/>
+              <w:pStyle w:val="TableText"/>
               <w:keepNext w:val="0"/>
               <w:keepLines w:val="0"/>
               <w:pageBreakBefore w:val="0"/>
@@ -1105,7 +1084,7 @@
           </w:tcPr>
           <w:p>
             <w:pPr>
-              <w:pStyle w:val="25"/>
+              <w:pStyle w:val="TableText"/>
               <w:keepNext w:val="0"/>
               <w:keepLines w:val="0"/>
               <w:pageBreakBefore w:val="0"/>
@@ -1125,14 +1104,9 @@
       </w:tr>
       <w:tr>
         <w:tblPrEx>
-          <w:tblBorders>
-            <w:top w:val="single" w:color="000000" w:sz="4" w:space="0"/>
-            <w:left w:val="single" w:color="000000" w:sz="4" w:space="0"/>
-            <w:bottom w:val="single" w:color="000000" w:sz="4" w:space="0"/>
-            <w:right w:val="single" w:color="000000" w:sz="4" w:space="0"/>
-            <w:insideH w:val="single" w:color="000000" w:sz="4" w:space="0"/>
-            <w:insideV w:val="single" w:color="000000" w:sz="4" w:space="0"/>
-          </w:tblBorders>
+          <w:tblW w:w="9072" w:type="dxa"/>
+          <w:tblInd w:w="5" w:type="dxa"/>
+          <w:tblLayout w:type="fixed"/>
           <w:tblCellMar>
             <w:top w:w="0" w:type="dxa"/>
             <w:left w:w="0" w:type="dxa"/>
@@ -1141,7 +1115,7 @@
           </w:tblCellMar>
         </w:tblPrEx>
         <w:trPr>
-          <w:trHeight w:val="528" w:hRule="atLeast"/>
+          <w:trHeight w:val="528"/>
         </w:trPr>
         <w:tc>
           <w:tcPr>
@@ -1149,7 +1123,7 @@
           </w:tcPr>
           <w:p>
             <w:pPr>
-              <w:pStyle w:val="25"/>
+              <w:pStyle w:val="TableText"/>
               <w:keepNext w:val="0"/>
               <w:keepLines w:val="0"/>
               <w:pageBreakBefore w:val="0"/>
@@ -1172,7 +1146,7 @@
           </w:tcPr>
           <w:p>
             <w:pPr>
-              <w:pStyle w:val="25"/>
+              <w:pStyle w:val="TableText"/>
               <w:keepNext w:val="0"/>
               <w:keepLines w:val="0"/>
               <w:pageBreakBefore w:val="0"/>
@@ -1195,7 +1169,7 @@
           </w:tcPr>
           <w:p>
             <w:pPr>
-              <w:pStyle w:val="25"/>
+              <w:pStyle w:val="TableText"/>
               <w:keepNext w:val="0"/>
               <w:keepLines w:val="0"/>
               <w:pageBreakBefore w:val="0"/>
@@ -1218,7 +1192,7 @@
           </w:tcPr>
           <w:p>
             <w:pPr>
-              <w:pStyle w:val="25"/>
+              <w:pStyle w:val="TableText"/>
               <w:keepNext w:val="0"/>
               <w:keepLines w:val="0"/>
               <w:pageBreakBefore w:val="0"/>
@@ -1241,7 +1215,7 @@
           </w:tcPr>
           <w:p>
             <w:pPr>
-              <w:pStyle w:val="25"/>
+              <w:pStyle w:val="TableText"/>
               <w:keepNext w:val="0"/>
               <w:keepLines w:val="0"/>
               <w:pageBreakBefore w:val="0"/>
@@ -1261,14 +1235,9 @@
       </w:tr>
       <w:tr>
         <w:tblPrEx>
-          <w:tblBorders>
-            <w:top w:val="single" w:color="000000" w:sz="4" w:space="0"/>
-            <w:left w:val="single" w:color="000000" w:sz="4" w:space="0"/>
-            <w:bottom w:val="single" w:color="000000" w:sz="4" w:space="0"/>
-            <w:right w:val="single" w:color="000000" w:sz="4" w:space="0"/>
-            <w:insideH w:val="single" w:color="000000" w:sz="4" w:space="0"/>
-            <w:insideV w:val="single" w:color="000000" w:sz="4" w:space="0"/>
-          </w:tblBorders>
+          <w:tblW w:w="9072" w:type="dxa"/>
+          <w:tblInd w:w="5" w:type="dxa"/>
+          <w:tblLayout w:type="fixed"/>
           <w:tblCellMar>
             <w:top w:w="0" w:type="dxa"/>
             <w:left w:w="0" w:type="dxa"/>
@@ -1277,7 +1246,7 @@
           </w:tblCellMar>
         </w:tblPrEx>
         <w:trPr>
-          <w:trHeight w:val="528" w:hRule="atLeast"/>
+          <w:trHeight w:val="528"/>
         </w:trPr>
         <w:tc>
           <w:tcPr>
@@ -1285,7 +1254,7 @@
           </w:tcPr>
           <w:p>
             <w:pPr>
-              <w:pStyle w:val="25"/>
+              <w:pStyle w:val="TableText"/>
               <w:keepNext w:val="0"/>
               <w:keepLines w:val="0"/>
               <w:pageBreakBefore w:val="0"/>
@@ -1308,7 +1277,7 @@
           </w:tcPr>
           <w:p>
             <w:pPr>
-              <w:pStyle w:val="25"/>
+              <w:pStyle w:val="TableText"/>
               <w:keepNext w:val="0"/>
               <w:keepLines w:val="0"/>
               <w:pageBreakBefore w:val="0"/>
@@ -1331,7 +1300,7 @@
           </w:tcPr>
           <w:p>
             <w:pPr>
-              <w:pStyle w:val="25"/>
+              <w:pStyle w:val="TableText"/>
               <w:keepNext w:val="0"/>
               <w:keepLines w:val="0"/>
               <w:pageBreakBefore w:val="0"/>
@@ -1354,7 +1323,7 @@
           </w:tcPr>
           <w:p>
             <w:pPr>
-              <w:pStyle w:val="25"/>
+              <w:pStyle w:val="TableText"/>
               <w:keepNext w:val="0"/>
               <w:keepLines w:val="0"/>
               <w:pageBreakBefore w:val="0"/>
@@ -1377,7 +1346,7 @@
           </w:tcPr>
           <w:p>
             <w:pPr>
-              <w:pStyle w:val="25"/>
+              <w:pStyle w:val="TableText"/>
               <w:keepNext w:val="0"/>
               <w:keepLines w:val="0"/>
               <w:pageBreakBefore w:val="0"/>
@@ -1397,14 +1366,9 @@
       </w:tr>
       <w:tr>
         <w:tblPrEx>
-          <w:tblBorders>
-            <w:top w:val="single" w:color="000000" w:sz="4" w:space="0"/>
-            <w:left w:val="single" w:color="000000" w:sz="4" w:space="0"/>
-            <w:bottom w:val="single" w:color="000000" w:sz="4" w:space="0"/>
-            <w:right w:val="single" w:color="000000" w:sz="4" w:space="0"/>
-            <w:insideH w:val="single" w:color="000000" w:sz="4" w:space="0"/>
-            <w:insideV w:val="single" w:color="000000" w:sz="4" w:space="0"/>
-          </w:tblBorders>
+          <w:tblW w:w="9072" w:type="dxa"/>
+          <w:tblInd w:w="5" w:type="dxa"/>
+          <w:tblLayout w:type="fixed"/>
           <w:tblCellMar>
             <w:top w:w="0" w:type="dxa"/>
             <w:left w:w="0" w:type="dxa"/>
@@ -1413,7 +1377,7 @@
           </w:tblCellMar>
         </w:tblPrEx>
         <w:trPr>
-          <w:trHeight w:val="589" w:hRule="atLeast"/>
+          <w:trHeight w:val="589"/>
         </w:trPr>
         <w:tc>
           <w:tcPr>
@@ -1421,7 +1385,7 @@
           </w:tcPr>
           <w:p>
             <w:pPr>
-              <w:pStyle w:val="25"/>
+              <w:pStyle w:val="TableText"/>
               <w:keepNext w:val="0"/>
               <w:keepLines w:val="0"/>
               <w:pageBreakBefore w:val="0"/>
@@ -1444,7 +1408,7 @@
           </w:tcPr>
           <w:p>
             <w:pPr>
-              <w:pStyle w:val="25"/>
+              <w:pStyle w:val="TableText"/>
               <w:keepNext w:val="0"/>
               <w:keepLines w:val="0"/>
               <w:pageBreakBefore w:val="0"/>
@@ -1467,7 +1431,7 @@
           </w:tcPr>
           <w:p>
             <w:pPr>
-              <w:pStyle w:val="25"/>
+              <w:pStyle w:val="TableText"/>
               <w:keepNext w:val="0"/>
               <w:keepLines w:val="0"/>
               <w:pageBreakBefore w:val="0"/>
@@ -1490,7 +1454,7 @@
           </w:tcPr>
           <w:p>
             <w:pPr>
-              <w:pStyle w:val="25"/>
+              <w:pStyle w:val="TableText"/>
               <w:keepNext w:val="0"/>
               <w:keepLines w:val="0"/>
               <w:pageBreakBefore w:val="0"/>
@@ -1513,7 +1477,7 @@
           </w:tcPr>
           <w:p>
             <w:pPr>
-              <w:pStyle w:val="25"/>
+              <w:pStyle w:val="TableText"/>
               <w:keepNext w:val="0"/>
               <w:keepLines w:val="0"/>
               <w:pageBreakBefore w:val="0"/>
@@ -1534,7 +1498,7 @@
     </w:tbl>
     <w:p>
       <w:pPr>
-        <w:pStyle w:val="12"/>
+        <w:pStyle w:val="BodyText"/>
         <w:keepNext w:val="0"/>
         <w:keepLines w:val="0"/>
         <w:pageBreakBefore w:val="0"/>
@@ -1568,14 +1532,14 @@
         <w:sectPr>
           <w:pgSz w:w="11906" w:h="16839"/>
           <w:pgMar w:top="1431" w:right="1127" w:bottom="0" w:left="1696" w:header="0" w:footer="0" w:gutter="0"/>
-          <w:cols w:space="720" w:num="1"/>
+          <w:cols w:num="1" w:space="720"/>
         </w:sectPr>
       </w:pPr>
     </w:p>
     <w:sdt>
       <w:sdtPr>
         <w:rPr>
-          <w:rFonts w:ascii="宋体" w:hAnsi="宋体" w:eastAsia="宋体" w:cs="Arial"/>
+          <w:rFonts w:ascii="宋体" w:eastAsia="宋体" w:hAnsi="宋体" w:cs="Arial"/>
           <w:snapToGrid w:val="0"/>
           <w:color w:val="000000"/>
           <w:kern w:val="0"/>
@@ -1591,7 +1555,7 @@
       </w:sdtPr>
       <w:sdtEndPr>
         <w:rPr>
-          <w:rFonts w:ascii="Times New Roman" w:hAnsi="Times New Roman" w:eastAsia="Times New Roman" w:cs="Times New Roman"/>
+          <w:rFonts w:ascii="Times New Roman" w:eastAsia="Times New Roman" w:hAnsi="Times New Roman" w:cs="Times New Roman"/>
           <w:snapToGrid w:val="0"/>
           <w:color w:val="000000"/>
           <w:kern w:val="0"/>
@@ -1617,12 +1581,12 @@
             <w:adjustRightInd w:val="0"/>
             <w:snapToGrid w:val="0"/>
             <w:spacing w:before="0" w:beforeLines="0" w:after="0" w:afterLines="0" w:line="240" w:lineRule="auto"/>
-            <w:ind w:left="0" w:leftChars="0" w:right="0" w:rightChars="0" w:firstLine="0" w:firstLineChars="0"/>
+            <w:ind w:left="0" w:right="0" w:firstLine="0" w:leftChars="0" w:rightChars="0" w:firstLineChars="0"/>
             <w:jc w:val="center"/>
           </w:pPr>
           <w:r>
             <w:rPr>
-              <w:rFonts w:ascii="宋体" w:hAnsi="宋体" w:eastAsia="宋体"/>
+              <w:rFonts w:ascii="宋体" w:eastAsia="宋体" w:hAnsi="宋体"/>
               <w:sz w:val="21"/>
             </w:rPr>
             <w:t>目录</w:t>
@@ -1630,14 +1594,14 @@
         </w:p>
         <w:p>
           <w:pPr>
-            <w:pStyle w:val="16"/>
+            <w:pStyle w:val="TOC1"/>
             <w:tabs>
               <w:tab w:val="right" w:leader="dot" w:pos="8501"/>
             </w:tabs>
           </w:pPr>
           <w:r>
             <w:rPr>
-              <w:rFonts w:ascii="Times New Roman" w:hAnsi="Times New Roman" w:eastAsia="Times New Roman" w:cs="Times New Roman"/>
+              <w:rFonts w:ascii="Times New Roman" w:eastAsia="Times New Roman" w:hAnsi="Times New Roman" w:cs="Times New Roman"/>
               <w:sz w:val="21"/>
               <w:szCs w:val="21"/>
             </w:rPr>
@@ -1645,7 +1609,7 @@
           </w:r>
           <w:r>
             <w:rPr>
-              <w:rFonts w:ascii="Times New Roman" w:hAnsi="Times New Roman" w:eastAsia="Times New Roman" w:cs="Times New Roman"/>
+              <w:rFonts w:ascii="Times New Roman" w:eastAsia="Times New Roman" w:hAnsi="Times New Roman" w:cs="Times New Roman"/>
               <w:sz w:val="21"/>
               <w:szCs w:val="21"/>
             </w:rPr>
@@ -1653,7 +1617,7 @@
           </w:r>
           <w:r>
             <w:rPr>
-              <w:rFonts w:ascii="Times New Roman" w:hAnsi="Times New Roman" w:eastAsia="Times New Roman" w:cs="Times New Roman"/>
+              <w:rFonts w:ascii="Times New Roman" w:eastAsia="Times New Roman" w:hAnsi="Times New Roman" w:cs="Times New Roman"/>
               <w:sz w:val="21"/>
               <w:szCs w:val="21"/>
             </w:rPr>
@@ -1661,21 +1625,21 @@
           </w:r>
           <w:r>
             <w:rPr>
-              <w:rFonts w:ascii="Times New Roman" w:hAnsi="Times New Roman" w:eastAsia="Times New Roman" w:cs="Times New Roman"/>
+              <w:rFonts w:ascii="Times New Roman" w:eastAsia="Times New Roman" w:hAnsi="Times New Roman" w:cs="Times New Roman"/>
               <w:szCs w:val="21"/>
             </w:rPr>
             <w:fldChar w:fldCharType="begin"/>
           </w:r>
           <w:r>
             <w:rPr>
-              <w:rFonts w:ascii="Times New Roman" w:hAnsi="Times New Roman" w:eastAsia="Times New Roman" w:cs="Times New Roman"/>
+              <w:rFonts w:ascii="Times New Roman" w:eastAsia="Times New Roman" w:hAnsi="Times New Roman" w:cs="Times New Roman"/>
               <w:szCs w:val="21"/>
             </w:rPr>
             <w:instrText xml:space="preserve"> HYPERLINK \l _Toc13744 </w:instrText>
           </w:r>
           <w:r>
             <w:rPr>
-              <w:rFonts w:ascii="Times New Roman" w:hAnsi="Times New Roman" w:eastAsia="Times New Roman" w:cs="Times New Roman"/>
+              <w:rFonts w:ascii="Times New Roman" w:eastAsia="Times New Roman" w:hAnsi="Times New Roman" w:cs="Times New Roman"/>
               <w:szCs w:val="21"/>
             </w:rPr>
             <w:fldChar w:fldCharType="separate"/>
@@ -1703,7 +1667,7 @@
           </w:r>
           <w:r>
             <w:rPr>
-              <w:rFonts w:ascii="Times New Roman" w:hAnsi="Times New Roman" w:eastAsia="Times New Roman" w:cs="Times New Roman"/>
+              <w:rFonts w:ascii="Times New Roman" w:eastAsia="Times New Roman" w:hAnsi="Times New Roman" w:cs="Times New Roman"/>
               <w:szCs w:val="21"/>
             </w:rPr>
             <w:fldChar w:fldCharType="end"/>
@@ -1711,34 +1675,34 @@
         </w:p>
         <w:p>
           <w:pPr>
-            <w:pStyle w:val="16"/>
+            <w:pStyle w:val="TOC1"/>
             <w:tabs>
               <w:tab w:val="right" w:leader="dot" w:pos="8501"/>
             </w:tabs>
           </w:pPr>
           <w:r>
             <w:rPr>
-              <w:rFonts w:ascii="Times New Roman" w:hAnsi="Times New Roman" w:eastAsia="Times New Roman" w:cs="Times New Roman"/>
+              <w:rFonts w:ascii="Times New Roman" w:eastAsia="Times New Roman" w:hAnsi="Times New Roman" w:cs="Times New Roman"/>
               <w:szCs w:val="21"/>
             </w:rPr>
             <w:fldChar w:fldCharType="begin"/>
           </w:r>
           <w:r>
             <w:rPr>
-              <w:rFonts w:ascii="Times New Roman" w:hAnsi="Times New Roman" w:eastAsia="Times New Roman" w:cs="Times New Roman"/>
+              <w:rFonts w:ascii="Times New Roman" w:eastAsia="Times New Roman" w:hAnsi="Times New Roman" w:cs="Times New Roman"/>
               <w:szCs w:val="21"/>
             </w:rPr>
             <w:instrText xml:space="preserve"> HYPERLINK \l _Toc30109 </w:instrText>
           </w:r>
           <w:r>
             <w:rPr>
-              <w:rFonts w:ascii="Times New Roman" w:hAnsi="Times New Roman" w:eastAsia="Times New Roman" w:cs="Times New Roman"/>
+              <w:rFonts w:ascii="Times New Roman" w:eastAsia="Times New Roman" w:hAnsi="Times New Roman" w:cs="Times New Roman"/>
               <w:szCs w:val="21"/>
             </w:rPr>
             <w:fldChar w:fldCharType="separate"/>
           </w:r>
           <w:r>
-            <w:t>甘肃国邦信息科技有限公司</w:t>
+            <w:t>中达丰集团有限公司</w:t>
           </w:r>
           <w:r>
             <w:tab/>
@@ -1760,7 +1724,7 @@
           </w:r>
           <w:r>
             <w:rPr>
-              <w:rFonts w:ascii="Times New Roman" w:hAnsi="Times New Roman" w:eastAsia="Times New Roman" w:cs="Times New Roman"/>
+              <w:rFonts w:ascii="Times New Roman" w:eastAsia="Times New Roman" w:hAnsi="Times New Roman" w:cs="Times New Roman"/>
               <w:szCs w:val="21"/>
             </w:rPr>
             <w:fldChar w:fldCharType="end"/>
@@ -1768,35 +1732,35 @@
         </w:p>
         <w:p>
           <w:pPr>
-            <w:pStyle w:val="16"/>
+            <w:pStyle w:val="TOC1"/>
             <w:tabs>
               <w:tab w:val="right" w:leader="dot" w:pos="8501"/>
             </w:tabs>
           </w:pPr>
           <w:r>
             <w:rPr>
-              <w:rFonts w:ascii="Times New Roman" w:hAnsi="Times New Roman" w:eastAsia="Times New Roman" w:cs="Times New Roman"/>
+              <w:rFonts w:ascii="Times New Roman" w:eastAsia="Times New Roman" w:hAnsi="Times New Roman" w:cs="Times New Roman"/>
               <w:szCs w:val="21"/>
             </w:rPr>
             <w:fldChar w:fldCharType="begin"/>
           </w:r>
           <w:r>
             <w:rPr>
-              <w:rFonts w:ascii="Times New Roman" w:hAnsi="Times New Roman" w:eastAsia="Times New Roman" w:cs="Times New Roman"/>
+              <w:rFonts w:ascii="Times New Roman" w:eastAsia="Times New Roman" w:hAnsi="Times New Roman" w:cs="Times New Roman"/>
               <w:szCs w:val="21"/>
             </w:rPr>
             <w:instrText xml:space="preserve"> HYPERLINK \l _Toc4053 </w:instrText>
           </w:r>
           <w:r>
             <w:rPr>
-              <w:rFonts w:ascii="Times New Roman" w:hAnsi="Times New Roman" w:eastAsia="Times New Roman" w:cs="Times New Roman"/>
+              <w:rFonts w:ascii="Times New Roman" w:eastAsia="Times New Roman" w:hAnsi="Times New Roman" w:cs="Times New Roman"/>
               <w:szCs w:val="21"/>
             </w:rPr>
             <w:fldChar w:fldCharType="separate"/>
           </w:r>
           <w:r>
             <w:rPr>
-              <w:rFonts w:ascii="宋体" w:hAnsi="宋体" w:eastAsia="宋体" w:cs="宋体"/>
+              <w:rFonts w:ascii="宋体" w:eastAsia="宋体" w:hAnsi="宋体" w:cs="宋体"/>
               <w:spacing w:val="-3"/>
               <w:szCs w:val="28"/>
             </w:rPr>
@@ -1822,7 +1786,7 @@
           </w:r>
           <w:r>
             <w:rPr>
-              <w:rFonts w:ascii="Times New Roman" w:hAnsi="Times New Roman" w:eastAsia="Times New Roman" w:cs="Times New Roman"/>
+              <w:rFonts w:ascii="Times New Roman" w:eastAsia="Times New Roman" w:hAnsi="Times New Roman" w:cs="Times New Roman"/>
               <w:szCs w:val="21"/>
             </w:rPr>
             <w:fldChar w:fldCharType="end"/>
@@ -1830,28 +1794,28 @@
         </w:p>
         <w:p>
           <w:pPr>
-            <w:pStyle w:val="16"/>
+            <w:pStyle w:val="TOC1"/>
             <w:tabs>
               <w:tab w:val="right" w:leader="dot" w:pos="8501"/>
             </w:tabs>
           </w:pPr>
           <w:r>
             <w:rPr>
-              <w:rFonts w:ascii="Times New Roman" w:hAnsi="Times New Roman" w:eastAsia="Times New Roman" w:cs="Times New Roman"/>
+              <w:rFonts w:ascii="Times New Roman" w:eastAsia="Times New Roman" w:hAnsi="Times New Roman" w:cs="Times New Roman"/>
               <w:szCs w:val="21"/>
             </w:rPr>
             <w:fldChar w:fldCharType="begin"/>
           </w:r>
           <w:r>
             <w:rPr>
-              <w:rFonts w:ascii="Times New Roman" w:hAnsi="Times New Roman" w:eastAsia="Times New Roman" w:cs="Times New Roman"/>
+              <w:rFonts w:ascii="Times New Roman" w:eastAsia="Times New Roman" w:hAnsi="Times New Roman" w:cs="Times New Roman"/>
               <w:szCs w:val="21"/>
             </w:rPr>
             <w:instrText xml:space="preserve"> HYPERLINK \l _Toc1700 </w:instrText>
           </w:r>
           <w:r>
             <w:rPr>
-              <w:rFonts w:ascii="Times New Roman" w:hAnsi="Times New Roman" w:eastAsia="Times New Roman" w:cs="Times New Roman"/>
+              <w:rFonts w:ascii="Times New Roman" w:eastAsia="Times New Roman" w:hAnsi="Times New Roman" w:cs="Times New Roman"/>
               <w:szCs w:val="21"/>
             </w:rPr>
             <w:fldChar w:fldCharType="separate"/>
@@ -1885,7 +1849,7 @@
           </w:r>
           <w:r>
             <w:rPr>
-              <w:rFonts w:ascii="Times New Roman" w:hAnsi="Times New Roman" w:eastAsia="Times New Roman" w:cs="Times New Roman"/>
+              <w:rFonts w:ascii="Times New Roman" w:eastAsia="Times New Roman" w:hAnsi="Times New Roman" w:cs="Times New Roman"/>
               <w:szCs w:val="21"/>
             </w:rPr>
             <w:fldChar w:fldCharType="end"/>
@@ -1893,28 +1857,28 @@
         </w:p>
         <w:p>
           <w:pPr>
-            <w:pStyle w:val="17"/>
+            <w:pStyle w:val="TOC2"/>
             <w:tabs>
               <w:tab w:val="right" w:leader="dot" w:pos="8501"/>
             </w:tabs>
           </w:pPr>
           <w:r>
             <w:rPr>
-              <w:rFonts w:ascii="Times New Roman" w:hAnsi="Times New Roman" w:eastAsia="Times New Roman" w:cs="Times New Roman"/>
+              <w:rFonts w:ascii="Times New Roman" w:eastAsia="Times New Roman" w:hAnsi="Times New Roman" w:cs="Times New Roman"/>
               <w:szCs w:val="21"/>
             </w:rPr>
             <w:fldChar w:fldCharType="begin"/>
           </w:r>
           <w:r>
             <w:rPr>
-              <w:rFonts w:ascii="Times New Roman" w:hAnsi="Times New Roman" w:eastAsia="Times New Roman" w:cs="Times New Roman"/>
+              <w:rFonts w:ascii="Times New Roman" w:eastAsia="Times New Roman" w:hAnsi="Times New Roman" w:cs="Times New Roman"/>
               <w:szCs w:val="21"/>
             </w:rPr>
             <w:instrText xml:space="preserve"> HYPERLINK \l _Toc6022 </w:instrText>
           </w:r>
           <w:r>
             <w:rPr>
-              <w:rFonts w:ascii="Times New Roman" w:hAnsi="Times New Roman" w:eastAsia="Times New Roman" w:cs="Times New Roman"/>
+              <w:rFonts w:ascii="Times New Roman" w:eastAsia="Times New Roman" w:hAnsi="Times New Roman" w:cs="Times New Roman"/>
               <w:szCs w:val="21"/>
             </w:rPr>
             <w:fldChar w:fldCharType="separate"/>
@@ -1948,7 +1912,7 @@
           </w:r>
           <w:r>
             <w:rPr>
-              <w:rFonts w:ascii="Times New Roman" w:hAnsi="Times New Roman" w:eastAsia="Times New Roman" w:cs="Times New Roman"/>
+              <w:rFonts w:ascii="Times New Roman" w:eastAsia="Times New Roman" w:hAnsi="Times New Roman" w:cs="Times New Roman"/>
               <w:szCs w:val="21"/>
             </w:rPr>
             <w:fldChar w:fldCharType="end"/>
@@ -1956,28 +1920,28 @@
         </w:p>
         <w:p>
           <w:pPr>
-            <w:pStyle w:val="17"/>
+            <w:pStyle w:val="TOC2"/>
             <w:tabs>
               <w:tab w:val="right" w:leader="dot" w:pos="8501"/>
             </w:tabs>
           </w:pPr>
           <w:r>
             <w:rPr>
-              <w:rFonts w:ascii="Times New Roman" w:hAnsi="Times New Roman" w:eastAsia="Times New Roman" w:cs="Times New Roman"/>
+              <w:rFonts w:ascii="Times New Roman" w:eastAsia="Times New Roman" w:hAnsi="Times New Roman" w:cs="Times New Roman"/>
               <w:szCs w:val="21"/>
             </w:rPr>
             <w:fldChar w:fldCharType="begin"/>
           </w:r>
           <w:r>
             <w:rPr>
-              <w:rFonts w:ascii="Times New Roman" w:hAnsi="Times New Roman" w:eastAsia="Times New Roman" w:cs="Times New Roman"/>
+              <w:rFonts w:ascii="Times New Roman" w:eastAsia="Times New Roman" w:hAnsi="Times New Roman" w:cs="Times New Roman"/>
               <w:szCs w:val="21"/>
             </w:rPr>
             <w:instrText xml:space="preserve"> HYPERLINK \l _Toc29665 </w:instrText>
           </w:r>
           <w:r>
             <w:rPr>
-              <w:rFonts w:ascii="Times New Roman" w:hAnsi="Times New Roman" w:eastAsia="Times New Roman" w:cs="Times New Roman"/>
+              <w:rFonts w:ascii="Times New Roman" w:eastAsia="Times New Roman" w:hAnsi="Times New Roman" w:cs="Times New Roman"/>
               <w:szCs w:val="21"/>
             </w:rPr>
             <w:fldChar w:fldCharType="separate"/>
@@ -2011,7 +1975,7 @@
           </w:r>
           <w:r>
             <w:rPr>
-              <w:rFonts w:ascii="Times New Roman" w:hAnsi="Times New Roman" w:eastAsia="Times New Roman" w:cs="Times New Roman"/>
+              <w:rFonts w:ascii="Times New Roman" w:eastAsia="Times New Roman" w:hAnsi="Times New Roman" w:cs="Times New Roman"/>
               <w:szCs w:val="21"/>
             </w:rPr>
             <w:fldChar w:fldCharType="end"/>
@@ -2019,28 +1983,28 @@
         </w:p>
         <w:p>
           <w:pPr>
-            <w:pStyle w:val="16"/>
+            <w:pStyle w:val="TOC1"/>
             <w:tabs>
               <w:tab w:val="right" w:leader="dot" w:pos="8501"/>
             </w:tabs>
           </w:pPr>
           <w:r>
             <w:rPr>
-              <w:rFonts w:ascii="Times New Roman" w:hAnsi="Times New Roman" w:eastAsia="Times New Roman" w:cs="Times New Roman"/>
+              <w:rFonts w:ascii="Times New Roman" w:eastAsia="Times New Roman" w:hAnsi="Times New Roman" w:cs="Times New Roman"/>
               <w:szCs w:val="21"/>
             </w:rPr>
             <w:fldChar w:fldCharType="begin"/>
           </w:r>
           <w:r>
             <w:rPr>
-              <w:rFonts w:ascii="Times New Roman" w:hAnsi="Times New Roman" w:eastAsia="Times New Roman" w:cs="Times New Roman"/>
+              <w:rFonts w:ascii="Times New Roman" w:eastAsia="Times New Roman" w:hAnsi="Times New Roman" w:cs="Times New Roman"/>
               <w:szCs w:val="21"/>
             </w:rPr>
             <w:instrText xml:space="preserve"> HYPERLINK \l _Toc9465 </w:instrText>
           </w:r>
           <w:r>
             <w:rPr>
-              <w:rFonts w:ascii="Times New Roman" w:hAnsi="Times New Roman" w:eastAsia="Times New Roman" w:cs="Times New Roman"/>
+              <w:rFonts w:ascii="Times New Roman" w:eastAsia="Times New Roman" w:hAnsi="Times New Roman" w:cs="Times New Roman"/>
               <w:szCs w:val="21"/>
             </w:rPr>
             <w:fldChar w:fldCharType="separate"/>
@@ -2074,7 +2038,7 @@
           </w:r>
           <w:r>
             <w:rPr>
-              <w:rFonts w:ascii="Times New Roman" w:hAnsi="Times New Roman" w:eastAsia="Times New Roman" w:cs="Times New Roman"/>
+              <w:rFonts w:ascii="Times New Roman" w:eastAsia="Times New Roman" w:hAnsi="Times New Roman" w:cs="Times New Roman"/>
               <w:szCs w:val="21"/>
             </w:rPr>
             <w:fldChar w:fldCharType="end"/>
@@ -2082,28 +2046,28 @@
         </w:p>
         <w:p>
           <w:pPr>
-            <w:pStyle w:val="17"/>
+            <w:pStyle w:val="TOC2"/>
             <w:tabs>
               <w:tab w:val="right" w:leader="dot" w:pos="8501"/>
             </w:tabs>
           </w:pPr>
           <w:r>
             <w:rPr>
-              <w:rFonts w:ascii="Times New Roman" w:hAnsi="Times New Roman" w:eastAsia="Times New Roman" w:cs="Times New Roman"/>
+              <w:rFonts w:ascii="Times New Roman" w:eastAsia="Times New Roman" w:hAnsi="Times New Roman" w:cs="Times New Roman"/>
               <w:szCs w:val="21"/>
             </w:rPr>
             <w:fldChar w:fldCharType="begin"/>
           </w:r>
           <w:r>
             <w:rPr>
-              <w:rFonts w:ascii="Times New Roman" w:hAnsi="Times New Roman" w:eastAsia="Times New Roman" w:cs="Times New Roman"/>
+              <w:rFonts w:ascii="Times New Roman" w:eastAsia="Times New Roman" w:hAnsi="Times New Roman" w:cs="Times New Roman"/>
               <w:szCs w:val="21"/>
             </w:rPr>
             <w:instrText xml:space="preserve"> HYPERLINK \l _Toc9644 </w:instrText>
           </w:r>
           <w:r>
             <w:rPr>
-              <w:rFonts w:ascii="Times New Roman" w:hAnsi="Times New Roman" w:eastAsia="Times New Roman" w:cs="Times New Roman"/>
+              <w:rFonts w:ascii="Times New Roman" w:eastAsia="Times New Roman" w:hAnsi="Times New Roman" w:cs="Times New Roman"/>
               <w:szCs w:val="21"/>
             </w:rPr>
             <w:fldChar w:fldCharType="separate"/>
@@ -2137,7 +2101,7 @@
           </w:r>
           <w:r>
             <w:rPr>
-              <w:rFonts w:ascii="Times New Roman" w:hAnsi="Times New Roman" w:eastAsia="Times New Roman" w:cs="Times New Roman"/>
+              <w:rFonts w:ascii="Times New Roman" w:eastAsia="Times New Roman" w:hAnsi="Times New Roman" w:cs="Times New Roman"/>
               <w:szCs w:val="21"/>
             </w:rPr>
             <w:fldChar w:fldCharType="end"/>
@@ -2145,28 +2109,28 @@
         </w:p>
         <w:p>
           <w:pPr>
-            <w:pStyle w:val="17"/>
+            <w:pStyle w:val="TOC2"/>
             <w:tabs>
               <w:tab w:val="right" w:leader="dot" w:pos="8501"/>
             </w:tabs>
           </w:pPr>
           <w:r>
             <w:rPr>
-              <w:rFonts w:ascii="Times New Roman" w:hAnsi="Times New Roman" w:eastAsia="Times New Roman" w:cs="Times New Roman"/>
+              <w:rFonts w:ascii="Times New Roman" w:eastAsia="Times New Roman" w:hAnsi="Times New Roman" w:cs="Times New Roman"/>
               <w:szCs w:val="21"/>
             </w:rPr>
             <w:fldChar w:fldCharType="begin"/>
           </w:r>
           <w:r>
             <w:rPr>
-              <w:rFonts w:ascii="Times New Roman" w:hAnsi="Times New Roman" w:eastAsia="Times New Roman" w:cs="Times New Roman"/>
+              <w:rFonts w:ascii="Times New Roman" w:eastAsia="Times New Roman" w:hAnsi="Times New Roman" w:cs="Times New Roman"/>
               <w:szCs w:val="21"/>
             </w:rPr>
             <w:instrText xml:space="preserve"> HYPERLINK \l _Toc29776 </w:instrText>
           </w:r>
           <w:r>
             <w:rPr>
-              <w:rFonts w:ascii="Times New Roman" w:hAnsi="Times New Roman" w:eastAsia="Times New Roman" w:cs="Times New Roman"/>
+              <w:rFonts w:ascii="Times New Roman" w:eastAsia="Times New Roman" w:hAnsi="Times New Roman" w:cs="Times New Roman"/>
               <w:szCs w:val="21"/>
             </w:rPr>
             <w:fldChar w:fldCharType="separate"/>
@@ -2207,7 +2171,7 @@
           </w:r>
           <w:r>
             <w:rPr>
-              <w:rFonts w:ascii="Times New Roman" w:hAnsi="Times New Roman" w:eastAsia="Times New Roman" w:cs="Times New Roman"/>
+              <w:rFonts w:ascii="Times New Roman" w:eastAsia="Times New Roman" w:hAnsi="Times New Roman" w:cs="Times New Roman"/>
               <w:szCs w:val="21"/>
             </w:rPr>
             <w:fldChar w:fldCharType="end"/>
@@ -2215,28 +2179,28 @@
         </w:p>
         <w:p>
           <w:pPr>
-            <w:pStyle w:val="17"/>
+            <w:pStyle w:val="TOC2"/>
             <w:tabs>
               <w:tab w:val="right" w:leader="dot" w:pos="8501"/>
             </w:tabs>
           </w:pPr>
           <w:r>
             <w:rPr>
-              <w:rFonts w:ascii="Times New Roman" w:hAnsi="Times New Roman" w:eastAsia="Times New Roman" w:cs="Times New Roman"/>
+              <w:rFonts w:ascii="Times New Roman" w:eastAsia="Times New Roman" w:hAnsi="Times New Roman" w:cs="Times New Roman"/>
               <w:szCs w:val="21"/>
             </w:rPr>
             <w:fldChar w:fldCharType="begin"/>
           </w:r>
           <w:r>
             <w:rPr>
-              <w:rFonts w:ascii="Times New Roman" w:hAnsi="Times New Roman" w:eastAsia="Times New Roman" w:cs="Times New Roman"/>
+              <w:rFonts w:ascii="Times New Roman" w:eastAsia="Times New Roman" w:hAnsi="Times New Roman" w:cs="Times New Roman"/>
               <w:szCs w:val="21"/>
             </w:rPr>
             <w:instrText xml:space="preserve"> HYPERLINK \l _Toc12315 </w:instrText>
           </w:r>
           <w:r>
             <w:rPr>
-              <w:rFonts w:ascii="Times New Roman" w:hAnsi="Times New Roman" w:eastAsia="Times New Roman" w:cs="Times New Roman"/>
+              <w:rFonts w:ascii="Times New Roman" w:eastAsia="Times New Roman" w:hAnsi="Times New Roman" w:cs="Times New Roman"/>
               <w:szCs w:val="21"/>
             </w:rPr>
             <w:fldChar w:fldCharType="separate"/>
@@ -2287,7 +2251,7 @@
           </w:r>
           <w:r>
             <w:rPr>
-              <w:rFonts w:ascii="Times New Roman" w:hAnsi="Times New Roman" w:eastAsia="Times New Roman" w:cs="Times New Roman"/>
+              <w:rFonts w:ascii="Times New Roman" w:eastAsia="Times New Roman" w:hAnsi="Times New Roman" w:cs="Times New Roman"/>
               <w:szCs w:val="21"/>
             </w:rPr>
             <w:fldChar w:fldCharType="end"/>
@@ -2295,28 +2259,28 @@
         </w:p>
         <w:p>
           <w:pPr>
-            <w:pStyle w:val="17"/>
+            <w:pStyle w:val="TOC2"/>
             <w:tabs>
               <w:tab w:val="right" w:leader="dot" w:pos="8501"/>
             </w:tabs>
           </w:pPr>
           <w:r>
             <w:rPr>
-              <w:rFonts w:ascii="Times New Roman" w:hAnsi="Times New Roman" w:eastAsia="Times New Roman" w:cs="Times New Roman"/>
+              <w:rFonts w:ascii="Times New Roman" w:eastAsia="Times New Roman" w:hAnsi="Times New Roman" w:cs="Times New Roman"/>
               <w:szCs w:val="21"/>
             </w:rPr>
             <w:fldChar w:fldCharType="begin"/>
           </w:r>
           <w:r>
             <w:rPr>
-              <w:rFonts w:ascii="Times New Roman" w:hAnsi="Times New Roman" w:eastAsia="Times New Roman" w:cs="Times New Roman"/>
+              <w:rFonts w:ascii="Times New Roman" w:eastAsia="Times New Roman" w:hAnsi="Times New Roman" w:cs="Times New Roman"/>
               <w:szCs w:val="21"/>
             </w:rPr>
             <w:instrText xml:space="preserve"> HYPERLINK \l _Toc30662 </w:instrText>
           </w:r>
           <w:r>
             <w:rPr>
-              <w:rFonts w:ascii="Times New Roman" w:hAnsi="Times New Roman" w:eastAsia="Times New Roman" w:cs="Times New Roman"/>
+              <w:rFonts w:ascii="Times New Roman" w:eastAsia="Times New Roman" w:hAnsi="Times New Roman" w:cs="Times New Roman"/>
               <w:szCs w:val="21"/>
             </w:rPr>
             <w:fldChar w:fldCharType="separate"/>
@@ -2350,7 +2314,7 @@
           </w:r>
           <w:r>
             <w:rPr>
-              <w:rFonts w:ascii="Times New Roman" w:hAnsi="Times New Roman" w:eastAsia="Times New Roman" w:cs="Times New Roman"/>
+              <w:rFonts w:ascii="Times New Roman" w:eastAsia="Times New Roman" w:hAnsi="Times New Roman" w:cs="Times New Roman"/>
               <w:szCs w:val="21"/>
             </w:rPr>
             <w:fldChar w:fldCharType="end"/>
@@ -2358,28 +2322,28 @@
         </w:p>
         <w:p>
           <w:pPr>
-            <w:pStyle w:val="17"/>
+            <w:pStyle w:val="TOC2"/>
             <w:tabs>
               <w:tab w:val="right" w:leader="dot" w:pos="8501"/>
             </w:tabs>
           </w:pPr>
           <w:r>
             <w:rPr>
-              <w:rFonts w:ascii="Times New Roman" w:hAnsi="Times New Roman" w:eastAsia="Times New Roman" w:cs="Times New Roman"/>
+              <w:rFonts w:ascii="Times New Roman" w:eastAsia="Times New Roman" w:hAnsi="Times New Roman" w:cs="Times New Roman"/>
               <w:szCs w:val="21"/>
             </w:rPr>
             <w:fldChar w:fldCharType="begin"/>
           </w:r>
           <w:r>
             <w:rPr>
-              <w:rFonts w:ascii="Times New Roman" w:hAnsi="Times New Roman" w:eastAsia="Times New Roman" w:cs="Times New Roman"/>
+              <w:rFonts w:ascii="Times New Roman" w:eastAsia="Times New Roman" w:hAnsi="Times New Roman" w:cs="Times New Roman"/>
               <w:szCs w:val="21"/>
             </w:rPr>
             <w:instrText xml:space="preserve"> HYPERLINK \l _Toc6417 </w:instrText>
           </w:r>
           <w:r>
             <w:rPr>
-              <w:rFonts w:ascii="Times New Roman" w:hAnsi="Times New Roman" w:eastAsia="Times New Roman" w:cs="Times New Roman"/>
+              <w:rFonts w:ascii="Times New Roman" w:eastAsia="Times New Roman" w:hAnsi="Times New Roman" w:cs="Times New Roman"/>
               <w:szCs w:val="21"/>
             </w:rPr>
             <w:fldChar w:fldCharType="separate"/>
@@ -2417,7 +2381,7 @@
           </w:r>
           <w:r>
             <w:rPr>
-              <w:rFonts w:ascii="Times New Roman" w:hAnsi="Times New Roman" w:eastAsia="Times New Roman" w:cs="Times New Roman"/>
+              <w:rFonts w:ascii="Times New Roman" w:eastAsia="Times New Roman" w:hAnsi="Times New Roman" w:cs="Times New Roman"/>
               <w:szCs w:val="21"/>
             </w:rPr>
             <w:fldChar w:fldCharType="end"/>
@@ -2425,28 +2389,28 @@
         </w:p>
         <w:p>
           <w:pPr>
-            <w:pStyle w:val="13"/>
+            <w:pStyle w:val="TOC3"/>
             <w:tabs>
               <w:tab w:val="right" w:leader="dot" w:pos="8501"/>
             </w:tabs>
           </w:pPr>
           <w:r>
             <w:rPr>
-              <w:rFonts w:ascii="Times New Roman" w:hAnsi="Times New Roman" w:eastAsia="Times New Roman" w:cs="Times New Roman"/>
+              <w:rFonts w:ascii="Times New Roman" w:eastAsia="Times New Roman" w:hAnsi="Times New Roman" w:cs="Times New Roman"/>
               <w:szCs w:val="21"/>
             </w:rPr>
             <w:fldChar w:fldCharType="begin"/>
           </w:r>
           <w:r>
             <w:rPr>
-              <w:rFonts w:ascii="Times New Roman" w:hAnsi="Times New Roman" w:eastAsia="Times New Roman" w:cs="Times New Roman"/>
+              <w:rFonts w:ascii="Times New Roman" w:eastAsia="Times New Roman" w:hAnsi="Times New Roman" w:cs="Times New Roman"/>
               <w:szCs w:val="21"/>
             </w:rPr>
             <w:instrText xml:space="preserve"> HYPERLINK \l _Toc20473 </w:instrText>
           </w:r>
           <w:r>
             <w:rPr>
-              <w:rFonts w:ascii="Times New Roman" w:hAnsi="Times New Roman" w:eastAsia="Times New Roman" w:cs="Times New Roman"/>
+              <w:rFonts w:ascii="Times New Roman" w:eastAsia="Times New Roman" w:hAnsi="Times New Roman" w:cs="Times New Roman"/>
               <w:szCs w:val="21"/>
             </w:rPr>
             <w:fldChar w:fldCharType="separate"/>
@@ -2483,7 +2447,7 @@
           </w:r>
           <w:r>
             <w:rPr>
-              <w:rFonts w:ascii="Times New Roman" w:hAnsi="Times New Roman" w:eastAsia="Times New Roman" w:cs="Times New Roman"/>
+              <w:rFonts w:ascii="Times New Roman" w:eastAsia="Times New Roman" w:hAnsi="Times New Roman" w:cs="Times New Roman"/>
               <w:szCs w:val="21"/>
             </w:rPr>
             <w:fldChar w:fldCharType="end"/>
@@ -2491,28 +2455,28 @@
         </w:p>
         <w:p>
           <w:pPr>
-            <w:pStyle w:val="13"/>
+            <w:pStyle w:val="TOC3"/>
             <w:tabs>
               <w:tab w:val="right" w:leader="dot" w:pos="8501"/>
             </w:tabs>
           </w:pPr>
           <w:r>
             <w:rPr>
-              <w:rFonts w:ascii="Times New Roman" w:hAnsi="Times New Roman" w:eastAsia="Times New Roman" w:cs="Times New Roman"/>
+              <w:rFonts w:ascii="Times New Roman" w:eastAsia="Times New Roman" w:hAnsi="Times New Roman" w:cs="Times New Roman"/>
               <w:szCs w:val="21"/>
             </w:rPr>
             <w:fldChar w:fldCharType="begin"/>
           </w:r>
           <w:r>
             <w:rPr>
-              <w:rFonts w:ascii="Times New Roman" w:hAnsi="Times New Roman" w:eastAsia="Times New Roman" w:cs="Times New Roman"/>
+              <w:rFonts w:ascii="Times New Roman" w:eastAsia="Times New Roman" w:hAnsi="Times New Roman" w:cs="Times New Roman"/>
               <w:szCs w:val="21"/>
             </w:rPr>
             <w:instrText xml:space="preserve"> HYPERLINK \l _Toc4055 </w:instrText>
           </w:r>
           <w:r>
             <w:rPr>
-              <w:rFonts w:ascii="Times New Roman" w:hAnsi="Times New Roman" w:eastAsia="Times New Roman" w:cs="Times New Roman"/>
+              <w:rFonts w:ascii="Times New Roman" w:eastAsia="Times New Roman" w:hAnsi="Times New Roman" w:cs="Times New Roman"/>
               <w:szCs w:val="21"/>
             </w:rPr>
             <w:fldChar w:fldCharType="separate"/>
@@ -2549,7 +2513,7 @@
           </w:r>
           <w:r>
             <w:rPr>
-              <w:rFonts w:ascii="Times New Roman" w:hAnsi="Times New Roman" w:eastAsia="Times New Roman" w:cs="Times New Roman"/>
+              <w:rFonts w:ascii="Times New Roman" w:eastAsia="Times New Roman" w:hAnsi="Times New Roman" w:cs="Times New Roman"/>
               <w:szCs w:val="21"/>
             </w:rPr>
             <w:fldChar w:fldCharType="end"/>
@@ -2557,28 +2521,28 @@
         </w:p>
         <w:p>
           <w:pPr>
-            <w:pStyle w:val="13"/>
+            <w:pStyle w:val="TOC3"/>
             <w:tabs>
               <w:tab w:val="right" w:leader="dot" w:pos="8501"/>
             </w:tabs>
           </w:pPr>
           <w:r>
             <w:rPr>
-              <w:rFonts w:ascii="Times New Roman" w:hAnsi="Times New Roman" w:eastAsia="Times New Roman" w:cs="Times New Roman"/>
+              <w:rFonts w:ascii="Times New Roman" w:eastAsia="Times New Roman" w:hAnsi="Times New Roman" w:cs="Times New Roman"/>
               <w:szCs w:val="21"/>
             </w:rPr>
             <w:fldChar w:fldCharType="begin"/>
           </w:r>
           <w:r>
             <w:rPr>
-              <w:rFonts w:ascii="Times New Roman" w:hAnsi="Times New Roman" w:eastAsia="Times New Roman" w:cs="Times New Roman"/>
+              <w:rFonts w:ascii="Times New Roman" w:eastAsia="Times New Roman" w:hAnsi="Times New Roman" w:cs="Times New Roman"/>
               <w:szCs w:val="21"/>
             </w:rPr>
             <w:instrText xml:space="preserve"> HYPERLINK \l _Toc17322 </w:instrText>
           </w:r>
           <w:r>
             <w:rPr>
-              <w:rFonts w:ascii="Times New Roman" w:hAnsi="Times New Roman" w:eastAsia="Times New Roman" w:cs="Times New Roman"/>
+              <w:rFonts w:ascii="Times New Roman" w:eastAsia="Times New Roman" w:hAnsi="Times New Roman" w:cs="Times New Roman"/>
               <w:szCs w:val="21"/>
             </w:rPr>
             <w:fldChar w:fldCharType="separate"/>
@@ -2615,7 +2579,7 @@
           </w:r>
           <w:r>
             <w:rPr>
-              <w:rFonts w:ascii="Times New Roman" w:hAnsi="Times New Roman" w:eastAsia="Times New Roman" w:cs="Times New Roman"/>
+              <w:rFonts w:ascii="Times New Roman" w:eastAsia="Times New Roman" w:hAnsi="Times New Roman" w:cs="Times New Roman"/>
               <w:szCs w:val="21"/>
             </w:rPr>
             <w:fldChar w:fldCharType="end"/>
@@ -2623,28 +2587,28 @@
         </w:p>
         <w:p>
           <w:pPr>
-            <w:pStyle w:val="13"/>
+            <w:pStyle w:val="TOC3"/>
             <w:tabs>
               <w:tab w:val="right" w:leader="dot" w:pos="8501"/>
             </w:tabs>
           </w:pPr>
           <w:r>
             <w:rPr>
-              <w:rFonts w:ascii="Times New Roman" w:hAnsi="Times New Roman" w:eastAsia="Times New Roman" w:cs="Times New Roman"/>
+              <w:rFonts w:ascii="Times New Roman" w:eastAsia="Times New Roman" w:hAnsi="Times New Roman" w:cs="Times New Roman"/>
               <w:szCs w:val="21"/>
             </w:rPr>
             <w:fldChar w:fldCharType="begin"/>
           </w:r>
           <w:r>
             <w:rPr>
-              <w:rFonts w:ascii="Times New Roman" w:hAnsi="Times New Roman" w:eastAsia="Times New Roman" w:cs="Times New Roman"/>
+              <w:rFonts w:ascii="Times New Roman" w:eastAsia="Times New Roman" w:hAnsi="Times New Roman" w:cs="Times New Roman"/>
               <w:szCs w:val="21"/>
             </w:rPr>
             <w:instrText xml:space="preserve"> HYPERLINK \l _Toc10844 </w:instrText>
           </w:r>
           <w:r>
             <w:rPr>
-              <w:rFonts w:ascii="Times New Roman" w:hAnsi="Times New Roman" w:eastAsia="Times New Roman" w:cs="Times New Roman"/>
+              <w:rFonts w:ascii="Times New Roman" w:eastAsia="Times New Roman" w:hAnsi="Times New Roman" w:cs="Times New Roman"/>
               <w:szCs w:val="21"/>
             </w:rPr>
             <w:fldChar w:fldCharType="separate"/>
@@ -2681,7 +2645,7 @@
           </w:r>
           <w:r>
             <w:rPr>
-              <w:rFonts w:ascii="Times New Roman" w:hAnsi="Times New Roman" w:eastAsia="Times New Roman" w:cs="Times New Roman"/>
+              <w:rFonts w:ascii="Times New Roman" w:eastAsia="Times New Roman" w:hAnsi="Times New Roman" w:cs="Times New Roman"/>
               <w:szCs w:val="21"/>
             </w:rPr>
             <w:fldChar w:fldCharType="end"/>
@@ -2689,28 +2653,28 @@
         </w:p>
         <w:p>
           <w:pPr>
-            <w:pStyle w:val="13"/>
+            <w:pStyle w:val="TOC3"/>
             <w:tabs>
               <w:tab w:val="right" w:leader="dot" w:pos="8501"/>
             </w:tabs>
           </w:pPr>
           <w:r>
             <w:rPr>
-              <w:rFonts w:ascii="Times New Roman" w:hAnsi="Times New Roman" w:eastAsia="Times New Roman" w:cs="Times New Roman"/>
+              <w:rFonts w:ascii="Times New Roman" w:eastAsia="Times New Roman" w:hAnsi="Times New Roman" w:cs="Times New Roman"/>
               <w:szCs w:val="21"/>
             </w:rPr>
             <w:fldChar w:fldCharType="begin"/>
           </w:r>
           <w:r>
             <w:rPr>
-              <w:rFonts w:ascii="Times New Roman" w:hAnsi="Times New Roman" w:eastAsia="Times New Roman" w:cs="Times New Roman"/>
+              <w:rFonts w:ascii="Times New Roman" w:eastAsia="Times New Roman" w:hAnsi="Times New Roman" w:cs="Times New Roman"/>
               <w:szCs w:val="21"/>
             </w:rPr>
             <w:instrText xml:space="preserve"> HYPERLINK \l _Toc6772 </w:instrText>
           </w:r>
           <w:r>
             <w:rPr>
-              <w:rFonts w:ascii="Times New Roman" w:hAnsi="Times New Roman" w:eastAsia="Times New Roman" w:cs="Times New Roman"/>
+              <w:rFonts w:ascii="Times New Roman" w:eastAsia="Times New Roman" w:hAnsi="Times New Roman" w:cs="Times New Roman"/>
               <w:szCs w:val="21"/>
             </w:rPr>
             <w:fldChar w:fldCharType="separate"/>
@@ -2747,7 +2711,7 @@
           </w:r>
           <w:r>
             <w:rPr>
-              <w:rFonts w:ascii="Times New Roman" w:hAnsi="Times New Roman" w:eastAsia="Times New Roman" w:cs="Times New Roman"/>
+              <w:rFonts w:ascii="Times New Roman" w:eastAsia="Times New Roman" w:hAnsi="Times New Roman" w:cs="Times New Roman"/>
               <w:szCs w:val="21"/>
             </w:rPr>
             <w:fldChar w:fldCharType="end"/>
@@ -2755,28 +2719,28 @@
         </w:p>
         <w:p>
           <w:pPr>
-            <w:pStyle w:val="17"/>
+            <w:pStyle w:val="TOC2"/>
             <w:tabs>
               <w:tab w:val="right" w:leader="dot" w:pos="8501"/>
             </w:tabs>
           </w:pPr>
           <w:r>
             <w:rPr>
-              <w:rFonts w:ascii="Times New Roman" w:hAnsi="Times New Roman" w:eastAsia="Times New Roman" w:cs="Times New Roman"/>
+              <w:rFonts w:ascii="Times New Roman" w:eastAsia="Times New Roman" w:hAnsi="Times New Roman" w:cs="Times New Roman"/>
               <w:szCs w:val="21"/>
             </w:rPr>
             <w:fldChar w:fldCharType="begin"/>
           </w:r>
           <w:r>
             <w:rPr>
-              <w:rFonts w:ascii="Times New Roman" w:hAnsi="Times New Roman" w:eastAsia="Times New Roman" w:cs="Times New Roman"/>
+              <w:rFonts w:ascii="Times New Roman" w:eastAsia="Times New Roman" w:hAnsi="Times New Roman" w:cs="Times New Roman"/>
               <w:szCs w:val="21"/>
             </w:rPr>
             <w:instrText xml:space="preserve"> HYPERLINK \l _Toc7567 </w:instrText>
           </w:r>
           <w:r>
             <w:rPr>
-              <w:rFonts w:ascii="Times New Roman" w:hAnsi="Times New Roman" w:eastAsia="Times New Roman" w:cs="Times New Roman"/>
+              <w:rFonts w:ascii="Times New Roman" w:eastAsia="Times New Roman" w:hAnsi="Times New Roman" w:cs="Times New Roman"/>
               <w:szCs w:val="21"/>
             </w:rPr>
             <w:fldChar w:fldCharType="separate"/>
@@ -2810,7 +2774,7 @@
           </w:r>
           <w:r>
             <w:rPr>
-              <w:rFonts w:ascii="Times New Roman" w:hAnsi="Times New Roman" w:eastAsia="Times New Roman" w:cs="Times New Roman"/>
+              <w:rFonts w:ascii="Times New Roman" w:eastAsia="Times New Roman" w:hAnsi="Times New Roman" w:cs="Times New Roman"/>
               <w:szCs w:val="21"/>
             </w:rPr>
             <w:fldChar w:fldCharType="end"/>
@@ -2818,28 +2782,28 @@
         </w:p>
         <w:p>
           <w:pPr>
-            <w:pStyle w:val="16"/>
+            <w:pStyle w:val="TOC1"/>
             <w:tabs>
               <w:tab w:val="right" w:leader="dot" w:pos="8501"/>
             </w:tabs>
           </w:pPr>
           <w:r>
             <w:rPr>
-              <w:rFonts w:ascii="Times New Roman" w:hAnsi="Times New Roman" w:eastAsia="Times New Roman" w:cs="Times New Roman"/>
+              <w:rFonts w:ascii="Times New Roman" w:eastAsia="Times New Roman" w:hAnsi="Times New Roman" w:cs="Times New Roman"/>
               <w:szCs w:val="21"/>
             </w:rPr>
             <w:fldChar w:fldCharType="begin"/>
           </w:r>
           <w:r>
             <w:rPr>
-              <w:rFonts w:ascii="Times New Roman" w:hAnsi="Times New Roman" w:eastAsia="Times New Roman" w:cs="Times New Roman"/>
+              <w:rFonts w:ascii="Times New Roman" w:eastAsia="Times New Roman" w:hAnsi="Times New Roman" w:cs="Times New Roman"/>
               <w:szCs w:val="21"/>
             </w:rPr>
             <w:instrText xml:space="preserve"> HYPERLINK \l _Toc6729 </w:instrText>
           </w:r>
           <w:r>
             <w:rPr>
-              <w:rFonts w:ascii="Times New Roman" w:hAnsi="Times New Roman" w:eastAsia="Times New Roman" w:cs="Times New Roman"/>
+              <w:rFonts w:ascii="Times New Roman" w:eastAsia="Times New Roman" w:hAnsi="Times New Roman" w:cs="Times New Roman"/>
               <w:szCs w:val="21"/>
             </w:rPr>
             <w:fldChar w:fldCharType="separate"/>
@@ -2871,7 +2835,7 @@
           </w:r>
           <w:r>
             <w:rPr>
-              <w:rFonts w:ascii="Times New Roman" w:hAnsi="Times New Roman" w:eastAsia="Times New Roman" w:cs="Times New Roman"/>
+              <w:rFonts w:ascii="Times New Roman" w:eastAsia="Times New Roman" w:hAnsi="Times New Roman" w:cs="Times New Roman"/>
               <w:szCs w:val="21"/>
             </w:rPr>
             <w:fldChar w:fldCharType="end"/>
@@ -2879,28 +2843,28 @@
         </w:p>
         <w:p>
           <w:pPr>
-            <w:pStyle w:val="16"/>
+            <w:pStyle w:val="TOC1"/>
             <w:tabs>
               <w:tab w:val="right" w:leader="dot" w:pos="8501"/>
             </w:tabs>
           </w:pPr>
           <w:r>
             <w:rPr>
-              <w:rFonts w:ascii="Times New Roman" w:hAnsi="Times New Roman" w:eastAsia="Times New Roman" w:cs="Times New Roman"/>
+              <w:rFonts w:ascii="Times New Roman" w:eastAsia="Times New Roman" w:hAnsi="Times New Roman" w:cs="Times New Roman"/>
               <w:szCs w:val="21"/>
             </w:rPr>
             <w:fldChar w:fldCharType="begin"/>
           </w:r>
           <w:r>
             <w:rPr>
-              <w:rFonts w:ascii="Times New Roman" w:hAnsi="Times New Roman" w:eastAsia="Times New Roman" w:cs="Times New Roman"/>
+              <w:rFonts w:ascii="Times New Roman" w:eastAsia="Times New Roman" w:hAnsi="Times New Roman" w:cs="Times New Roman"/>
               <w:szCs w:val="21"/>
             </w:rPr>
             <w:instrText xml:space="preserve"> HYPERLINK \l _Toc20847 </w:instrText>
           </w:r>
           <w:r>
             <w:rPr>
-              <w:rFonts w:ascii="Times New Roman" w:hAnsi="Times New Roman" w:eastAsia="Times New Roman" w:cs="Times New Roman"/>
+              <w:rFonts w:ascii="Times New Roman" w:eastAsia="Times New Roman" w:hAnsi="Times New Roman" w:cs="Times New Roman"/>
               <w:szCs w:val="21"/>
             </w:rPr>
             <w:fldChar w:fldCharType="separate"/>
@@ -2934,7 +2898,7 @@
           </w:r>
           <w:r>
             <w:rPr>
-              <w:rFonts w:ascii="Times New Roman" w:hAnsi="Times New Roman" w:eastAsia="Times New Roman" w:cs="Times New Roman"/>
+              <w:rFonts w:ascii="Times New Roman" w:eastAsia="Times New Roman" w:hAnsi="Times New Roman" w:cs="Times New Roman"/>
               <w:szCs w:val="21"/>
             </w:rPr>
             <w:fldChar w:fldCharType="end"/>
@@ -2957,7 +2921,7 @@
             <w:snapToGrid w:val="0"/>
             <w:spacing w:line="219" w:lineRule="auto"/>
             <w:rPr>
-              <w:rFonts w:ascii="Times New Roman" w:hAnsi="Times New Roman" w:eastAsia="Times New Roman" w:cs="Times New Roman"/>
+              <w:rFonts w:ascii="Times New Roman" w:eastAsia="Times New Roman" w:hAnsi="Times New Roman" w:cs="Times New Roman"/>
               <w:snapToGrid w:val="0"/>
               <w:color w:val="000000"/>
               <w:kern w:val="0"/>
@@ -2968,7 +2932,7 @@
           </w:pPr>
           <w:r>
             <w:rPr>
-              <w:rFonts w:ascii="Times New Roman" w:hAnsi="Times New Roman" w:eastAsia="Times New Roman" w:cs="Times New Roman"/>
+              <w:rFonts w:ascii="Times New Roman" w:eastAsia="Times New Roman" w:hAnsi="Times New Roman" w:cs="Times New Roman"/>
               <w:szCs w:val="21"/>
             </w:rPr>
             <w:fldChar w:fldCharType="end"/>
@@ -2993,7 +2957,7 @@
         <w:snapToGrid w:val="0"/>
         <w:spacing w:line="219" w:lineRule="auto"/>
         <w:rPr>
-          <w:rFonts w:ascii="Times New Roman" w:hAnsi="Times New Roman" w:eastAsia="Times New Roman" w:cs="Times New Roman"/>
+          <w:rFonts w:ascii="Times New Roman" w:eastAsia="Times New Roman" w:hAnsi="Times New Roman" w:cs="Times New Roman"/>
           <w:snapToGrid w:val="0"/>
           <w:color w:val="000000"/>
           <w:kern w:val="0"/>
@@ -3004,13 +2968,13 @@
         <w:sectPr>
           <w:pgSz w:w="11906" w:h="16839"/>
           <w:pgMar w:top="1431" w:right="1700" w:bottom="0" w:left="1705" w:header="0" w:footer="0" w:gutter="0"/>
-          <w:cols w:space="720" w:num="1"/>
+          <w:cols w:num="1" w:space="720"/>
         </w:sectPr>
       </w:pPr>
     </w:p>
     <w:p>
       <w:pPr>
-        <w:pStyle w:val="26"/>
+        <w:pStyle w:val="1"/>
         <w:keepNext w:val="0"/>
         <w:keepLines w:val="0"/>
         <w:pageBreakBefore w:val="0"/>
@@ -3033,7 +2997,7 @@
     </w:p>
     <w:p>
       <w:pPr>
-        <w:pStyle w:val="28"/>
+        <w:pStyle w:val="2"/>
         <w:keepNext w:val="0"/>
         <w:keepLines w:val="0"/>
         <w:pageBreakBefore w:val="0"/>
@@ -3058,7 +3022,7 @@
     </w:p>
     <w:p>
       <w:pPr>
-        <w:pStyle w:val="27"/>
+        <w:pStyle w:val="a"/>
         <w:bidi w:val="0"/>
       </w:pPr>
       <w:r>
@@ -3067,7 +3031,7 @@
     </w:p>
     <w:p>
       <w:pPr>
-        <w:pStyle w:val="28"/>
+        <w:pStyle w:val="2"/>
         <w:keepNext w:val="0"/>
         <w:keepLines w:val="0"/>
         <w:pageBreakBefore w:val="0"/>
@@ -3090,7 +3054,7 @@
     </w:p>
     <w:p>
       <w:pPr>
-        <w:pStyle w:val="27"/>
+        <w:pStyle w:val="a"/>
         <w:keepNext w:val="0"/>
         <w:keepLines w:val="0"/>
         <w:pageBreakBefore w:val="0"/>
@@ -3111,7 +3075,7 @@
     </w:p>
     <w:p>
       <w:pPr>
-        <w:pStyle w:val="26"/>
+        <w:pStyle w:val="1"/>
         <w:keepNext w:val="0"/>
         <w:keepLines w:val="0"/>
         <w:pageBreakBefore w:val="0"/>
@@ -3134,7 +3098,7 @@
     </w:p>
     <w:p>
       <w:pPr>
-        <w:pStyle w:val="28"/>
+        <w:pStyle w:val="2"/>
         <w:keepNext w:val="0"/>
         <w:keepLines w:val="0"/>
         <w:pageBreakBefore w:val="0"/>
@@ -3177,16 +3141,16 @@
     </w:p>
     <w:tbl>
       <w:tblPr>
-        <w:tblStyle w:val="24"/>
+        <w:tblStyle w:val="TableNormal0"/>
         <w:tblW w:w="8706" w:type="dxa"/>
         <w:tblInd w:w="17" w:type="dxa"/>
         <w:tblBorders>
-          <w:top w:val="single" w:color="000000" w:sz="4" w:space="0"/>
-          <w:left w:val="single" w:color="000000" w:sz="4" w:space="0"/>
-          <w:bottom w:val="single" w:color="000000" w:sz="4" w:space="0"/>
-          <w:right w:val="single" w:color="000000" w:sz="4" w:space="0"/>
-          <w:insideH w:val="single" w:color="000000" w:sz="4" w:space="0"/>
-          <w:insideV w:val="single" w:color="000000" w:sz="4" w:space="0"/>
+          <w:top w:val="single" w:sz="4" w:space="0" w:color="000000"/>
+          <w:left w:val="single" w:sz="4" w:space="0" w:color="000000"/>
+          <w:bottom w:val="single" w:sz="4" w:space="0" w:color="000000"/>
+          <w:right w:val="single" w:sz="4" w:space="0" w:color="000000"/>
+          <w:insideH w:val="single" w:sz="4" w:space="0" w:color="000000"/>
+          <w:insideV w:val="single" w:sz="4" w:space="0" w:color="000000"/>
         </w:tblBorders>
         <w:tblLayout w:type="fixed"/>
         <w:tblCellMar>
@@ -3203,14 +3167,17 @@
       </w:tblGrid>
       <w:tr>
         <w:tblPrEx>
+          <w:tblW w:w="8706" w:type="dxa"/>
+          <w:tblInd w:w="17" w:type="dxa"/>
           <w:tblBorders>
-            <w:top w:val="single" w:color="000000" w:sz="4" w:space="0"/>
-            <w:left w:val="single" w:color="000000" w:sz="4" w:space="0"/>
-            <w:bottom w:val="single" w:color="000000" w:sz="4" w:space="0"/>
-            <w:right w:val="single" w:color="000000" w:sz="4" w:space="0"/>
-            <w:insideH w:val="single" w:color="000000" w:sz="4" w:space="0"/>
-            <w:insideV w:val="single" w:color="000000" w:sz="4" w:space="0"/>
+            <w:top w:val="single" w:sz="4" w:space="0" w:color="000000"/>
+            <w:left w:val="single" w:sz="4" w:space="0" w:color="000000"/>
+            <w:bottom w:val="single" w:sz="4" w:space="0" w:color="000000"/>
+            <w:right w:val="single" w:sz="4" w:space="0" w:color="000000"/>
+            <w:insideH w:val="single" w:sz="4" w:space="0" w:color="000000"/>
+            <w:insideV w:val="single" w:sz="4" w:space="0" w:color="000000"/>
           </w:tblBorders>
+          <w:tblLayout w:type="fixed"/>
           <w:tblCellMar>
             <w:top w:w="0" w:type="dxa"/>
             <w:left w:w="0" w:type="dxa"/>
@@ -3219,17 +3186,16 @@
           </w:tblCellMar>
         </w:tblPrEx>
         <w:trPr>
-          <w:trHeight w:val="798" w:hRule="atLeast"/>
+          <w:trHeight w:val="798"/>
         </w:trPr>
         <w:tc>
           <w:tcPr>
             <w:tcW w:w="833" w:type="dxa"/>
             <w:tcBorders>
-              <w:top w:val="single" w:color="000000" w:sz="12" w:space="0"/>
-              <w:left w:val="single" w:color="000000" w:sz="12" w:space="0"/>
+              <w:top w:val="single" w:sz="12" w:space="0" w:color="000000"/>
+              <w:left w:val="single" w:sz="12" w:space="0" w:color="000000"/>
             </w:tcBorders>
             <w:shd w:val="clear" w:color="auto" w:fill="D8D8D8"/>
-            <w:vAlign w:val="top"/>
           </w:tcPr>
           <w:p>
             <w:pPr>
@@ -3248,14 +3214,14 @@
               <w:snapToGrid w:val="0"/>
               <w:spacing w:before="286" w:line="219" w:lineRule="auto"/>
               <w:rPr>
-                <w:rFonts w:ascii="宋体" w:hAnsi="宋体" w:eastAsia="宋体" w:cs="宋体"/>
+                <w:rFonts w:ascii="宋体" w:eastAsia="宋体" w:hAnsi="宋体" w:cs="宋体"/>
                 <w:sz w:val="24"/>
                 <w:szCs w:val="24"/>
               </w:rPr>
             </w:pPr>
             <w:r>
               <w:rPr>
-                <w:rFonts w:ascii="宋体" w:hAnsi="宋体" w:eastAsia="宋体" w:cs="宋体"/>
+                <w:rFonts w:ascii="宋体" w:eastAsia="宋体" w:hAnsi="宋体" w:cs="宋体"/>
                 <w:b/>
                 <w:bCs/>
                 <w:spacing w:val="-6"/>
@@ -3270,10 +3236,9 @@
           <w:tcPr>
             <w:tcW w:w="7083" w:type="dxa"/>
             <w:tcBorders>
-              <w:top w:val="single" w:color="000000" w:sz="12" w:space="0"/>
+              <w:top w:val="single" w:sz="12" w:space="0" w:color="000000"/>
             </w:tcBorders>
             <w:shd w:val="clear" w:color="auto" w:fill="D8D8D8"/>
-            <w:vAlign w:val="top"/>
           </w:tcPr>
           <w:p>
             <w:pPr>
@@ -3293,14 +3258,14 @@
               <w:spacing w:before="286" w:line="221" w:lineRule="auto"/>
               <w:ind w:left="3294"/>
               <w:rPr>
-                <w:rFonts w:ascii="宋体" w:hAnsi="宋体" w:eastAsia="宋体" w:cs="宋体"/>
+                <w:rFonts w:ascii="宋体" w:eastAsia="宋体" w:hAnsi="宋体" w:cs="宋体"/>
                 <w:sz w:val="24"/>
                 <w:szCs w:val="24"/>
               </w:rPr>
             </w:pPr>
             <w:r>
               <w:rPr>
-                <w:rFonts w:ascii="宋体" w:hAnsi="宋体" w:eastAsia="宋体" w:cs="宋体"/>
+                <w:rFonts w:ascii="宋体" w:eastAsia="宋体" w:hAnsi="宋体" w:cs="宋体"/>
                 <w:b/>
                 <w:bCs/>
                 <w:spacing w:val="-6"/>
@@ -3315,10 +3280,9 @@
           <w:tcPr>
             <w:tcW w:w="790" w:type="dxa"/>
             <w:tcBorders>
-              <w:top w:val="single" w:color="000000" w:sz="12" w:space="0"/>
+              <w:top w:val="single" w:sz="12" w:space="0" w:color="000000"/>
             </w:tcBorders>
             <w:shd w:val="clear" w:color="auto" w:fill="D8D8D8"/>
-            <w:vAlign w:val="top"/>
           </w:tcPr>
           <w:p>
             <w:pPr>
@@ -3337,7 +3301,7 @@
               <w:snapToGrid w:val="0"/>
               <w:spacing w:before="286" w:line="221" w:lineRule="auto"/>
               <w:rPr>
-                <w:rFonts w:hint="eastAsia" w:ascii="宋体" w:hAnsi="宋体" w:eastAsia="宋体" w:cs="宋体"/>
+                <w:rFonts w:ascii="宋体" w:eastAsia="宋体" w:hAnsi="宋体" w:cs="宋体" w:hint="eastAsia"/>
                 <w:b/>
                 <w:bCs/>
                 <w:spacing w:val="-6"/>
@@ -3348,7 +3312,7 @@
             </w:pPr>
             <w:r>
               <w:rPr>
-                <w:rFonts w:hint="eastAsia" w:ascii="宋体" w:hAnsi="宋体" w:cs="宋体"/>
+                <w:rFonts w:ascii="宋体" w:hAnsi="宋体" w:cs="宋体" w:hint="eastAsia"/>
                 <w:b/>
                 <w:bCs/>
                 <w:spacing w:val="-6"/>
@@ -3363,14 +3327,9 @@
       </w:tr>
       <w:tr>
         <w:tblPrEx>
-          <w:tblBorders>
-            <w:top w:val="single" w:color="000000" w:sz="4" w:space="0"/>
-            <w:left w:val="single" w:color="000000" w:sz="4" w:space="0"/>
-            <w:bottom w:val="single" w:color="000000" w:sz="4" w:space="0"/>
-            <w:right w:val="single" w:color="000000" w:sz="4" w:space="0"/>
-            <w:insideH w:val="single" w:color="000000" w:sz="4" w:space="0"/>
-            <w:insideV w:val="single" w:color="000000" w:sz="4" w:space="0"/>
-          </w:tblBorders>
+          <w:tblW w:w="8706" w:type="dxa"/>
+          <w:tblInd w:w="17" w:type="dxa"/>
+          <w:tblLayout w:type="fixed"/>
           <w:tblCellMar>
             <w:top w:w="0" w:type="dxa"/>
             <w:left w:w="0" w:type="dxa"/>
@@ -3379,15 +3338,14 @@
           </w:tblCellMar>
         </w:tblPrEx>
         <w:trPr>
-          <w:trHeight w:val="1570" w:hRule="atLeast"/>
+          <w:trHeight w:val="1570"/>
         </w:trPr>
         <w:tc>
           <w:tcPr>
             <w:tcW w:w="833" w:type="dxa"/>
             <w:tcBorders>
-              <w:left w:val="single" w:color="000000" w:sz="12" w:space="0"/>
+              <w:left w:val="single" w:sz="12" w:space="0" w:color="000000"/>
             </w:tcBorders>
-            <w:vAlign w:val="top"/>
           </w:tcPr>
           <w:p>
             <w:pPr>
@@ -3406,14 +3364,14 @@
               <w:snapToGrid w:val="0"/>
               <w:spacing w:before="78" w:line="218" w:lineRule="auto"/>
               <w:rPr>
-                <w:rFonts w:ascii="宋体" w:hAnsi="宋体" w:eastAsia="宋体" w:cs="宋体"/>
+                <w:rFonts w:ascii="宋体" w:eastAsia="宋体" w:hAnsi="宋体" w:cs="宋体"/>
                 <w:sz w:val="24"/>
                 <w:szCs w:val="24"/>
               </w:rPr>
             </w:pPr>
             <w:r>
               <w:rPr>
-                <w:rFonts w:ascii="宋体" w:hAnsi="宋体" w:eastAsia="宋体" w:cs="宋体"/>
+                <w:rFonts w:ascii="宋体" w:eastAsia="宋体" w:hAnsi="宋体" w:cs="宋体"/>
                 <w:spacing w:val="-2"/>
                 <w:sz w:val="24"/>
                 <w:szCs w:val="24"/>
@@ -3425,7 +3383,6 @@
         <w:tc>
           <w:tcPr>
             <w:tcW w:w="7083" w:type="dxa"/>
-            <w:vAlign w:val="top"/>
           </w:tcPr>
           <w:p>
             <w:pPr>
@@ -3445,14 +3402,14 @@
               <w:spacing w:before="220" w:line="218" w:lineRule="auto"/>
               <w:ind w:left="15"/>
               <w:rPr>
-                <w:rFonts w:ascii="宋体" w:hAnsi="宋体" w:eastAsia="宋体" w:cs="宋体"/>
+                <w:rFonts w:ascii="宋体" w:eastAsia="宋体" w:hAnsi="宋体" w:cs="宋体"/>
                 <w:sz w:val="21"/>
                 <w:szCs w:val="21"/>
               </w:rPr>
             </w:pPr>
             <w:r>
               <w:rPr>
-                <w:rFonts w:ascii="宋体" w:hAnsi="宋体" w:eastAsia="宋体" w:cs="宋体"/>
+                <w:rFonts w:ascii="宋体" w:eastAsia="宋体" w:hAnsi="宋体" w:cs="宋体"/>
                 <w:spacing w:val="-1"/>
                 <w:sz w:val="21"/>
                 <w:szCs w:val="21"/>
@@ -3478,14 +3435,14 @@
               <w:spacing w:before="220" w:line="218" w:lineRule="auto"/>
               <w:ind w:left="15"/>
               <w:rPr>
-                <w:rFonts w:ascii="宋体" w:hAnsi="宋体" w:eastAsia="宋体" w:cs="宋体"/>
+                <w:rFonts w:ascii="宋体" w:eastAsia="宋体" w:hAnsi="宋体" w:cs="宋体"/>
                 <w:sz w:val="21"/>
                 <w:szCs w:val="21"/>
               </w:rPr>
             </w:pPr>
             <w:r>
               <w:rPr>
-                <w:rFonts w:ascii="宋体" w:hAnsi="宋体" w:eastAsia="宋体" w:cs="宋体"/>
+                <w:rFonts w:ascii="宋体" w:eastAsia="宋体" w:hAnsi="宋体" w:cs="宋体"/>
                 <w:spacing w:val="-1"/>
                 <w:sz w:val="21"/>
                 <w:szCs w:val="21"/>
@@ -3511,14 +3468,14 @@
               <w:spacing w:before="219" w:line="217" w:lineRule="auto"/>
               <w:ind w:left="15"/>
               <w:rPr>
-                <w:rFonts w:ascii="宋体" w:hAnsi="宋体" w:eastAsia="宋体" w:cs="宋体"/>
+                <w:rFonts w:ascii="宋体" w:eastAsia="宋体" w:hAnsi="宋体" w:cs="宋体"/>
                 <w:sz w:val="21"/>
                 <w:szCs w:val="21"/>
               </w:rPr>
             </w:pPr>
             <w:r>
               <w:rPr>
-                <w:rFonts w:ascii="宋体" w:hAnsi="宋体" w:eastAsia="宋体" w:cs="宋体"/>
+                <w:rFonts w:ascii="宋体" w:eastAsia="宋体" w:hAnsi="宋体" w:cs="宋体"/>
                 <w:spacing w:val="-1"/>
                 <w:sz w:val="21"/>
                 <w:szCs w:val="21"/>
@@ -3530,7 +3487,6 @@
         <w:tc>
           <w:tcPr>
             <w:tcW w:w="790" w:type="dxa"/>
-            <w:vAlign w:val="top"/>
           </w:tcPr>
           <w:p>
             <w:pPr>
@@ -3550,7 +3506,7 @@
               <w:spacing w:before="219" w:line="217" w:lineRule="auto"/>
               <w:ind w:left="15"/>
               <w:rPr>
-                <w:rFonts w:hint="default" w:ascii="宋体" w:hAnsi="宋体" w:eastAsia="宋体" w:cs="宋体"/>
+                <w:rFonts w:ascii="宋体" w:eastAsia="宋体" w:hAnsi="宋体" w:cs="宋体" w:hint="default"/>
                 <w:spacing w:val="-1"/>
                 <w:sz w:val="21"/>
                 <w:szCs w:val="21"/>
@@ -3559,7 +3515,7 @@
             </w:pPr>
             <w:r>
               <w:rPr>
-                <w:rFonts w:hint="eastAsia" w:ascii="宋体" w:hAnsi="宋体" w:cs="宋体"/>
+                <w:rFonts w:ascii="宋体" w:hAnsi="宋体" w:cs="宋体" w:hint="eastAsia"/>
                 <w:spacing w:val="-1"/>
                 <w:sz w:val="21"/>
                 <w:szCs w:val="21"/>
@@ -3572,14 +3528,9 @@
       </w:tr>
       <w:tr>
         <w:tblPrEx>
-          <w:tblBorders>
-            <w:top w:val="single" w:color="000000" w:sz="4" w:space="0"/>
-            <w:left w:val="single" w:color="000000" w:sz="4" w:space="0"/>
-            <w:bottom w:val="single" w:color="000000" w:sz="4" w:space="0"/>
-            <w:right w:val="single" w:color="000000" w:sz="4" w:space="0"/>
-            <w:insideH w:val="single" w:color="000000" w:sz="4" w:space="0"/>
-            <w:insideV w:val="single" w:color="000000" w:sz="4" w:space="0"/>
-          </w:tblBorders>
+          <w:tblW w:w="8706" w:type="dxa"/>
+          <w:tblInd w:w="17" w:type="dxa"/>
+          <w:tblLayout w:type="fixed"/>
           <w:tblCellMar>
             <w:top w:w="0" w:type="dxa"/>
             <w:left w:w="0" w:type="dxa"/>
@@ -3588,15 +3539,14 @@
           </w:tblCellMar>
         </w:tblPrEx>
         <w:trPr>
-          <w:trHeight w:val="1109" w:hRule="atLeast"/>
+          <w:trHeight w:val="1109"/>
         </w:trPr>
         <w:tc>
           <w:tcPr>
             <w:tcW w:w="833" w:type="dxa"/>
             <w:tcBorders>
-              <w:left w:val="single" w:color="000000" w:sz="12" w:space="0"/>
+              <w:left w:val="single" w:sz="12" w:space="0" w:color="000000"/>
             </w:tcBorders>
-            <w:vAlign w:val="top"/>
           </w:tcPr>
           <w:p>
             <w:pPr>
@@ -3615,14 +3565,14 @@
               <w:snapToGrid w:val="0"/>
               <w:spacing w:before="78" w:line="220" w:lineRule="auto"/>
               <w:rPr>
-                <w:rFonts w:ascii="宋体" w:hAnsi="宋体" w:eastAsia="宋体" w:cs="宋体"/>
+                <w:rFonts w:ascii="宋体" w:eastAsia="宋体" w:hAnsi="宋体" w:cs="宋体"/>
                 <w:sz w:val="24"/>
                 <w:szCs w:val="24"/>
               </w:rPr>
             </w:pPr>
             <w:r>
               <w:rPr>
-                <w:rFonts w:ascii="宋体" w:hAnsi="宋体" w:eastAsia="宋体" w:cs="宋体"/>
+                <w:rFonts w:ascii="宋体" w:eastAsia="宋体" w:hAnsi="宋体" w:cs="宋体"/>
                 <w:spacing w:val="-5"/>
                 <w:sz w:val="24"/>
                 <w:szCs w:val="24"/>
@@ -3634,7 +3584,6 @@
         <w:tc>
           <w:tcPr>
             <w:tcW w:w="7083" w:type="dxa"/>
-            <w:vAlign w:val="top"/>
           </w:tcPr>
           <w:p>
             <w:pPr>
@@ -3654,14 +3603,14 @@
               <w:spacing w:before="225" w:line="218" w:lineRule="auto"/>
               <w:ind w:left="15"/>
               <w:rPr>
-                <w:rFonts w:ascii="宋体" w:hAnsi="宋体" w:eastAsia="宋体" w:cs="宋体"/>
+                <w:rFonts w:ascii="宋体" w:eastAsia="宋体" w:hAnsi="宋体" w:cs="宋体"/>
                 <w:sz w:val="21"/>
                 <w:szCs w:val="21"/>
               </w:rPr>
             </w:pPr>
             <w:r>
               <w:rPr>
-                <w:rFonts w:ascii="宋体" w:hAnsi="宋体" w:eastAsia="宋体" w:cs="宋体"/>
+                <w:rFonts w:ascii="宋体" w:eastAsia="宋体" w:hAnsi="宋体" w:cs="宋体"/>
                 <w:spacing w:val="-2"/>
                 <w:sz w:val="21"/>
                 <w:szCs w:val="21"/>
@@ -3687,14 +3636,14 @@
               <w:spacing w:before="220" w:line="220" w:lineRule="auto"/>
               <w:ind w:left="15"/>
               <w:rPr>
-                <w:rFonts w:ascii="宋体" w:hAnsi="宋体" w:eastAsia="宋体" w:cs="宋体"/>
+                <w:rFonts w:ascii="宋体" w:eastAsia="宋体" w:hAnsi="宋体" w:cs="宋体"/>
                 <w:sz w:val="21"/>
                 <w:szCs w:val="21"/>
               </w:rPr>
             </w:pPr>
             <w:r>
               <w:rPr>
-                <w:rFonts w:ascii="宋体" w:hAnsi="宋体" w:eastAsia="宋体" w:cs="宋体"/>
+                <w:rFonts w:ascii="宋体" w:eastAsia="宋体" w:hAnsi="宋体" w:cs="宋体"/>
                 <w:spacing w:val="-4"/>
                 <w:sz w:val="21"/>
                 <w:szCs w:val="21"/>
@@ -3703,7 +3652,7 @@
             </w:r>
             <w:r>
               <w:rPr>
-                <w:rFonts w:ascii="宋体" w:hAnsi="宋体" w:eastAsia="宋体" w:cs="宋体"/>
+                <w:rFonts w:ascii="宋体" w:eastAsia="宋体" w:hAnsi="宋体" w:cs="宋体"/>
                 <w:spacing w:val="-44"/>
                 <w:sz w:val="21"/>
                 <w:szCs w:val="21"/>
@@ -3712,7 +3661,7 @@
             </w:r>
             <w:r>
               <w:rPr>
-                <w:rFonts w:ascii="宋体" w:hAnsi="宋体" w:eastAsia="宋体" w:cs="宋体"/>
+                <w:rFonts w:ascii="宋体" w:eastAsia="宋体" w:hAnsi="宋体" w:cs="宋体"/>
                 <w:spacing w:val="-4"/>
                 <w:sz w:val="21"/>
                 <w:szCs w:val="21"/>
@@ -3721,7 +3670,7 @@
             </w:r>
             <w:r>
               <w:rPr>
-                <w:rFonts w:ascii="宋体" w:hAnsi="宋体" w:eastAsia="宋体" w:cs="宋体"/>
+                <w:rFonts w:ascii="宋体" w:eastAsia="宋体" w:hAnsi="宋体" w:cs="宋体"/>
                 <w:spacing w:val="-28"/>
                 <w:sz w:val="21"/>
                 <w:szCs w:val="21"/>
@@ -3730,7 +3679,7 @@
             </w:r>
             <w:r>
               <w:rPr>
-                <w:rFonts w:ascii="宋体" w:hAnsi="宋体" w:eastAsia="宋体" w:cs="宋体"/>
+                <w:rFonts w:ascii="宋体" w:eastAsia="宋体" w:hAnsi="宋体" w:cs="宋体"/>
                 <w:spacing w:val="-4"/>
                 <w:sz w:val="21"/>
                 <w:szCs w:val="21"/>
@@ -3742,7 +3691,6 @@
         <w:tc>
           <w:tcPr>
             <w:tcW w:w="790" w:type="dxa"/>
-            <w:vAlign w:val="top"/>
           </w:tcPr>
           <w:p>
             <w:pPr>
@@ -3762,7 +3710,7 @@
               <w:spacing w:before="220" w:line="220" w:lineRule="auto"/>
               <w:ind w:left="15"/>
               <w:rPr>
-                <w:rFonts w:hint="default" w:ascii="宋体" w:hAnsi="宋体" w:eastAsia="宋体" w:cs="宋体"/>
+                <w:rFonts w:ascii="宋体" w:eastAsia="宋体" w:hAnsi="宋体" w:cs="宋体" w:hint="default"/>
                 <w:spacing w:val="-4"/>
                 <w:sz w:val="21"/>
                 <w:szCs w:val="21"/>
@@ -3771,7 +3719,7 @@
             </w:pPr>
             <w:r>
               <w:rPr>
-                <w:rFonts w:hint="eastAsia" w:ascii="宋体" w:hAnsi="宋体" w:cs="宋体"/>
+                <w:rFonts w:ascii="宋体" w:hAnsi="宋体" w:cs="宋体" w:hint="eastAsia"/>
                 <w:spacing w:val="-4"/>
                 <w:sz w:val="21"/>
                 <w:szCs w:val="21"/>
@@ -3785,7 +3733,7 @@
     </w:tbl>
     <w:p>
       <w:pPr>
-        <w:pStyle w:val="28"/>
+        <w:pStyle w:val="2"/>
         <w:keepNext w:val="0"/>
         <w:keepLines w:val="0"/>
         <w:pageBreakBefore w:val="0"/>
@@ -3815,7 +3763,7 @@
     </w:p>
     <w:p>
       <w:pPr>
-        <w:pStyle w:val="27"/>
+        <w:pStyle w:val="a"/>
         <w:keepNext w:val="0"/>
         <w:keepLines w:val="0"/>
         <w:pageBreakBefore w:val="0"/>
@@ -3843,7 +3791,7 @@
     </w:p>
     <w:p>
       <w:pPr>
-        <w:pStyle w:val="27"/>
+        <w:pStyle w:val="a"/>
         <w:keepNext w:val="0"/>
         <w:keepLines w:val="0"/>
         <w:pageBreakBefore w:val="0"/>
@@ -3871,7 +3819,7 @@
     </w:p>
     <w:p>
       <w:pPr>
-        <w:pStyle w:val="28"/>
+        <w:pStyle w:val="2"/>
         <w:keepNext w:val="0"/>
         <w:keepLines w:val="0"/>
         <w:pageBreakBefore w:val="0"/>
@@ -3911,7 +3859,7 @@
     </w:p>
     <w:p>
       <w:pPr>
-        <w:pStyle w:val="41"/>
+        <w:pStyle w:val="a3"/>
         <w:keepNext w:val="0"/>
         <w:keepLines w:val="0"/>
         <w:pageBreakBefore w:val="0"/>
@@ -3932,7 +3880,7 @@
     </w:p>
     <w:p>
       <w:pPr>
-        <w:pStyle w:val="41"/>
+        <w:pStyle w:val="a3"/>
         <w:keepNext w:val="0"/>
         <w:keepLines w:val="0"/>
         <w:pageBreakBefore w:val="0"/>
@@ -3957,7 +3905,7 @@
     </w:p>
     <w:p>
       <w:pPr>
-        <w:pStyle w:val="41"/>
+        <w:pStyle w:val="a3"/>
         <w:keepNext w:val="0"/>
         <w:keepLines w:val="0"/>
         <w:pageBreakBefore w:val="0"/>
@@ -3982,7 +3930,7 @@
     </w:p>
     <w:p>
       <w:pPr>
-        <w:pStyle w:val="41"/>
+        <w:pStyle w:val="a3"/>
         <w:keepNext w:val="0"/>
         <w:keepLines w:val="0"/>
         <w:pageBreakBefore w:val="0"/>
@@ -4007,7 +3955,7 @@
     </w:p>
     <w:p>
       <w:pPr>
-        <w:pStyle w:val="41"/>
+        <w:pStyle w:val="a3"/>
         <w:keepNext w:val="0"/>
         <w:keepLines w:val="0"/>
         <w:pageBreakBefore w:val="0"/>
@@ -4032,7 +3980,7 @@
     </w:p>
     <w:p>
       <w:pPr>
-        <w:pStyle w:val="28"/>
+        <w:pStyle w:val="2"/>
         <w:keepNext w:val="0"/>
         <w:keepLines w:val="0"/>
         <w:pageBreakBefore w:val="0"/>
@@ -4055,18 +4003,17 @@
     </w:p>
     <w:tbl>
       <w:tblPr>
-        <w:tblStyle w:val="21"/>
+        <w:tblStyle w:val="TableGrid"/>
         <w:tblW w:w="0" w:type="auto"/>
         <w:tblInd w:w="0" w:type="dxa"/>
         <w:tblBorders>
-          <w:top w:val="single" w:color="auto" w:sz="4" w:space="0"/>
-          <w:left w:val="single" w:color="auto" w:sz="4" w:space="0"/>
-          <w:bottom w:val="single" w:color="auto" w:sz="4" w:space="0"/>
-          <w:right w:val="single" w:color="auto" w:sz="4" w:space="0"/>
-          <w:insideH w:val="single" w:color="auto" w:sz="4" w:space="0"/>
-          <w:insideV w:val="single" w:color="auto" w:sz="4" w:space="0"/>
+          <w:top w:val="single" w:sz="4" w:space="0" w:color="auto"/>
+          <w:left w:val="single" w:sz="4" w:space="0" w:color="auto"/>
+          <w:bottom w:val="single" w:sz="4" w:space="0" w:color="auto"/>
+          <w:right w:val="single" w:sz="4" w:space="0" w:color="auto"/>
+          <w:insideH w:val="single" w:sz="4" w:space="0" w:color="auto"/>
+          <w:insideV w:val="single" w:sz="4" w:space="0" w:color="auto"/>
         </w:tblBorders>
-        <w:tblLayout w:type="autofit"/>
         <w:tblCellMar>
           <w:top w:w="0" w:type="dxa"/>
           <w:left w:w="108" w:type="dxa"/>
@@ -4086,13 +4033,15 @@
       </w:tblGrid>
       <w:tr>
         <w:tblPrEx>
+          <w:tblW w:w="0" w:type="auto"/>
+          <w:tblInd w:w="0" w:type="dxa"/>
           <w:tblBorders>
-            <w:top w:val="single" w:color="auto" w:sz="4" w:space="0"/>
-            <w:left w:val="single" w:color="auto" w:sz="4" w:space="0"/>
-            <w:bottom w:val="single" w:color="auto" w:sz="4" w:space="0"/>
-            <w:right w:val="single" w:color="auto" w:sz="4" w:space="0"/>
-            <w:insideH w:val="single" w:color="auto" w:sz="4" w:space="0"/>
-            <w:insideV w:val="single" w:color="auto" w:sz="4" w:space="0"/>
+            <w:top w:val="single" w:sz="4" w:space="0" w:color="auto"/>
+            <w:left w:val="single" w:sz="4" w:space="0" w:color="auto"/>
+            <w:bottom w:val="single" w:sz="4" w:space="0" w:color="auto"/>
+            <w:right w:val="single" w:sz="4" w:space="0" w:color="auto"/>
+            <w:insideH w:val="single" w:sz="4" w:space="0" w:color="auto"/>
+            <w:insideV w:val="single" w:sz="4" w:space="0" w:color="auto"/>
           </w:tblBorders>
           <w:tblCellMar>
             <w:top w:w="0" w:type="dxa"/>
@@ -4131,7 +4080,7 @@
             </w:pPr>
             <w:r>
               <w:rPr>
-                <w:rFonts w:hint="eastAsia" w:ascii="宋体" w:hAnsi="宋体" w:eastAsia="宋体" w:cs="宋体"/>
+                <w:rFonts w:ascii="宋体" w:eastAsia="宋体" w:hAnsi="宋体" w:cs="宋体" w:hint="eastAsia"/>
                 <w:b/>
                 <w:bCs/>
                 <w:i w:val="0"/>
@@ -4148,7 +4097,7 @@
             </w:r>
             <w:r>
               <w:rPr>
-                <w:rStyle w:val="31"/>
+                <w:rStyle w:val="font21"/>
                 <w:snapToGrid w:val="0"/>
                 <w:color w:val="000000"/>
                 <w:sz w:val="15"/>
@@ -4159,7 +4108,7 @@
             </w:r>
             <w:r>
               <w:rPr>
-                <w:rStyle w:val="32"/>
+                <w:rStyle w:val="font11"/>
                 <w:snapToGrid w:val="0"/>
                 <w:color w:val="000000"/>
                 <w:sz w:val="15"/>
@@ -4200,7 +4149,7 @@
             </w:pPr>
             <w:r>
               <w:rPr>
-                <w:rFonts w:hint="eastAsia" w:ascii="宋体" w:hAnsi="宋体" w:eastAsia="宋体" w:cs="宋体"/>
+                <w:rFonts w:ascii="宋体" w:eastAsia="宋体" w:hAnsi="宋体" w:cs="宋体" w:hint="eastAsia"/>
                 <w:b/>
                 <w:bCs/>
                 <w:i w:val="0"/>
@@ -4247,7 +4196,7 @@
             </w:pPr>
             <w:r>
               <w:rPr>
-                <w:rFonts w:hint="eastAsia" w:ascii="宋体" w:hAnsi="宋体" w:eastAsia="宋体" w:cs="宋体"/>
+                <w:rFonts w:ascii="宋体" w:eastAsia="宋体" w:hAnsi="宋体" w:cs="宋体" w:hint="eastAsia"/>
                 <w:b/>
                 <w:bCs/>
                 <w:i w:val="0"/>
@@ -4264,7 +4213,7 @@
             </w:r>
             <w:r>
               <w:rPr>
-                <w:rStyle w:val="31"/>
+                <w:rStyle w:val="font21"/>
                 <w:snapToGrid w:val="0"/>
                 <w:color w:val="000000"/>
                 <w:sz w:val="15"/>
@@ -4275,7 +4224,7 @@
             </w:r>
             <w:r>
               <w:rPr>
-                <w:rStyle w:val="32"/>
+                <w:rStyle w:val="font11"/>
                 <w:snapToGrid w:val="0"/>
                 <w:color w:val="000000"/>
                 <w:sz w:val="15"/>
@@ -4286,7 +4235,7 @@
             </w:r>
             <w:r>
               <w:rPr>
-                <w:rStyle w:val="31"/>
+                <w:rStyle w:val="font21"/>
                 <w:snapToGrid w:val="0"/>
                 <w:color w:val="000000"/>
                 <w:sz w:val="15"/>
@@ -4297,7 +4246,7 @@
             </w:r>
             <w:r>
               <w:rPr>
-                <w:rStyle w:val="32"/>
+                <w:rStyle w:val="font11"/>
                 <w:snapToGrid w:val="0"/>
                 <w:color w:val="000000"/>
                 <w:sz w:val="15"/>
@@ -4338,7 +4287,7 @@
             </w:pPr>
             <w:r>
               <w:rPr>
-                <w:rFonts w:hint="eastAsia" w:ascii="宋体" w:hAnsi="宋体" w:eastAsia="宋体" w:cs="宋体"/>
+                <w:rFonts w:ascii="宋体" w:eastAsia="宋体" w:hAnsi="宋体" w:cs="宋体" w:hint="eastAsia"/>
                 <w:b/>
                 <w:bCs/>
                 <w:i w:val="0"/>
@@ -4355,7 +4304,7 @@
             </w:r>
             <w:r>
               <w:rPr>
-                <w:rStyle w:val="31"/>
+                <w:rStyle w:val="font21"/>
                 <w:snapToGrid w:val="0"/>
                 <w:color w:val="000000"/>
                 <w:sz w:val="15"/>
@@ -4366,7 +4315,7 @@
             </w:r>
             <w:r>
               <w:rPr>
-                <w:rStyle w:val="32"/>
+                <w:rStyle w:val="font11"/>
                 <w:snapToGrid w:val="0"/>
                 <w:color w:val="000000"/>
                 <w:sz w:val="15"/>
@@ -4377,7 +4326,7 @@
             </w:r>
             <w:r>
               <w:rPr>
-                <w:rStyle w:val="31"/>
+                <w:rStyle w:val="font21"/>
                 <w:snapToGrid w:val="0"/>
                 <w:color w:val="000000"/>
                 <w:sz w:val="15"/>
@@ -4388,7 +4337,7 @@
             </w:r>
             <w:r>
               <w:rPr>
-                <w:rStyle w:val="32"/>
+                <w:rStyle w:val="font11"/>
                 <w:snapToGrid w:val="0"/>
                 <w:color w:val="000000"/>
                 <w:sz w:val="15"/>
@@ -4429,7 +4378,7 @@
             </w:pPr>
             <w:r>
               <w:rPr>
-                <w:rFonts w:hint="eastAsia" w:ascii="宋体" w:hAnsi="宋体" w:eastAsia="宋体" w:cs="宋体"/>
+                <w:rFonts w:ascii="宋体" w:eastAsia="宋体" w:hAnsi="宋体" w:cs="宋体" w:hint="eastAsia"/>
                 <w:b/>
                 <w:bCs/>
                 <w:i w:val="0"/>
@@ -4446,7 +4395,7 @@
             </w:r>
             <w:r>
               <w:rPr>
-                <w:rStyle w:val="31"/>
+                <w:rStyle w:val="font21"/>
                 <w:snapToGrid w:val="0"/>
                 <w:color w:val="000000"/>
                 <w:sz w:val="15"/>
@@ -4457,7 +4406,7 @@
             </w:r>
             <w:r>
               <w:rPr>
-                <w:rStyle w:val="32"/>
+                <w:rStyle w:val="font11"/>
                 <w:snapToGrid w:val="0"/>
                 <w:color w:val="000000"/>
                 <w:sz w:val="15"/>
@@ -4468,7 +4417,7 @@
             </w:r>
             <w:r>
               <w:rPr>
-                <w:rStyle w:val="31"/>
+                <w:rStyle w:val="font21"/>
                 <w:snapToGrid w:val="0"/>
                 <w:color w:val="000000"/>
                 <w:sz w:val="15"/>
@@ -4479,7 +4428,7 @@
             </w:r>
             <w:r>
               <w:rPr>
-                <w:rStyle w:val="32"/>
+                <w:rStyle w:val="font11"/>
                 <w:snapToGrid w:val="0"/>
                 <w:color w:val="000000"/>
                 <w:sz w:val="15"/>
@@ -4490,7 +4439,7 @@
             </w:r>
             <w:r>
               <w:rPr>
-                <w:rStyle w:val="31"/>
+                <w:rStyle w:val="font21"/>
                 <w:snapToGrid w:val="0"/>
                 <w:color w:val="000000"/>
                 <w:sz w:val="15"/>
@@ -4501,7 +4450,7 @@
             </w:r>
             <w:r>
               <w:rPr>
-                <w:rStyle w:val="32"/>
+                <w:rStyle w:val="font11"/>
                 <w:snapToGrid w:val="0"/>
                 <w:color w:val="000000"/>
                 <w:sz w:val="15"/>
@@ -4542,7 +4491,7 @@
             </w:pPr>
             <w:r>
               <w:rPr>
-                <w:rFonts w:hint="eastAsia" w:ascii="宋体" w:hAnsi="宋体" w:eastAsia="宋体" w:cs="宋体"/>
+                <w:rFonts w:ascii="宋体" w:eastAsia="宋体" w:hAnsi="宋体" w:cs="宋体" w:hint="eastAsia"/>
                 <w:b/>
                 <w:bCs/>
                 <w:i w:val="0"/>
@@ -4559,7 +4508,7 @@
             </w:r>
             <w:r>
               <w:rPr>
-                <w:rStyle w:val="31"/>
+                <w:rStyle w:val="font21"/>
                 <w:snapToGrid w:val="0"/>
                 <w:color w:val="000000"/>
                 <w:sz w:val="15"/>
@@ -4570,7 +4519,7 @@
             </w:r>
             <w:r>
               <w:rPr>
-                <w:rStyle w:val="32"/>
+                <w:rStyle w:val="font11"/>
                 <w:snapToGrid w:val="0"/>
                 <w:color w:val="000000"/>
                 <w:sz w:val="15"/>
@@ -4581,7 +4530,7 @@
             </w:r>
             <w:r>
               <w:rPr>
-                <w:rStyle w:val="31"/>
+                <w:rStyle w:val="font21"/>
                 <w:snapToGrid w:val="0"/>
                 <w:color w:val="000000"/>
                 <w:sz w:val="15"/>
@@ -4592,7 +4541,7 @@
             </w:r>
             <w:r>
               <w:rPr>
-                <w:rStyle w:val="32"/>
+                <w:rStyle w:val="font11"/>
                 <w:snapToGrid w:val="0"/>
                 <w:color w:val="000000"/>
                 <w:sz w:val="15"/>
@@ -4603,7 +4552,7 @@
             </w:r>
             <w:r>
               <w:rPr>
-                <w:rStyle w:val="31"/>
+                <w:rStyle w:val="font21"/>
                 <w:snapToGrid w:val="0"/>
                 <w:color w:val="000000"/>
                 <w:sz w:val="15"/>
@@ -4614,7 +4563,7 @@
             </w:r>
             <w:r>
               <w:rPr>
-                <w:rStyle w:val="32"/>
+                <w:rStyle w:val="font11"/>
                 <w:snapToGrid w:val="0"/>
                 <w:color w:val="000000"/>
                 <w:sz w:val="15"/>
@@ -4655,7 +4604,7 @@
             </w:pPr>
             <w:r>
               <w:rPr>
-                <w:rFonts w:hint="eastAsia" w:ascii="宋体" w:hAnsi="宋体" w:eastAsia="宋体" w:cs="宋体"/>
+                <w:rFonts w:ascii="宋体" w:eastAsia="宋体" w:hAnsi="宋体" w:cs="宋体" w:hint="eastAsia"/>
                 <w:b/>
                 <w:bCs/>
                 <w:i w:val="0"/>
@@ -4702,7 +4651,7 @@
             </w:pPr>
             <w:r>
               <w:rPr>
-                <w:rFonts w:hint="eastAsia" w:ascii="宋体" w:hAnsi="宋体" w:eastAsia="宋体" w:cs="宋体"/>
+                <w:rFonts w:ascii="宋体" w:eastAsia="宋体" w:hAnsi="宋体" w:cs="宋体" w:hint="eastAsia"/>
                 <w:b/>
                 <w:bCs/>
                 <w:i w:val="0"/>
@@ -4722,14 +4671,8 @@
       </w:tr>
       <w:tr>
         <w:tblPrEx>
-          <w:tblBorders>
-            <w:top w:val="single" w:color="auto" w:sz="4" w:space="0"/>
-            <w:left w:val="single" w:color="auto" w:sz="4" w:space="0"/>
-            <w:bottom w:val="single" w:color="auto" w:sz="4" w:space="0"/>
-            <w:right w:val="single" w:color="auto" w:sz="4" w:space="0"/>
-            <w:insideH w:val="single" w:color="auto" w:sz="4" w:space="0"/>
-            <w:insideV w:val="single" w:color="auto" w:sz="4" w:space="0"/>
-          </w:tblBorders>
+          <w:tblW w:w="0" w:type="auto"/>
+          <w:tblInd w:w="0" w:type="dxa"/>
           <w:tblCellMar>
             <w:top w:w="0" w:type="dxa"/>
             <w:left w:w="108" w:type="dxa"/>
@@ -4761,7 +4704,7 @@
               <w:jc w:val="left"/>
               <w:textAlignment w:val="center"/>
               <w:rPr>
-                <w:rFonts w:hint="eastAsia" w:ascii="宋体" w:hAnsi="宋体" w:eastAsia="宋体" w:cs="宋体"/>
+                <w:rFonts w:ascii="宋体" w:eastAsia="宋体" w:hAnsi="宋体" w:cs="宋体" w:hint="eastAsia"/>
                 <w:i w:val="0"/>
                 <w:iCs w:val="0"/>
                 <w:snapToGrid w:val="0"/>
@@ -4775,7 +4718,7 @@
             </w:pPr>
             <w:r>
               <w:rPr>
-                <w:rFonts w:hint="eastAsia" w:ascii="宋体" w:hAnsi="宋体" w:eastAsia="宋体" w:cs="宋体"/>
+                <w:rFonts w:ascii="宋体" w:eastAsia="宋体" w:hAnsi="宋体" w:cs="宋体" w:hint="eastAsia"/>
                 <w:i w:val="0"/>
                 <w:iCs w:val="0"/>
                 <w:snapToGrid w:val="0"/>
@@ -4814,7 +4757,7 @@
               <w:jc w:val="left"/>
               <w:textAlignment w:val="center"/>
               <w:rPr>
-                <w:rFonts w:hint="eastAsia" w:ascii="宋体" w:hAnsi="宋体" w:eastAsia="宋体" w:cs="宋体"/>
+                <w:rFonts w:ascii="宋体" w:eastAsia="宋体" w:hAnsi="宋体" w:cs="宋体" w:hint="eastAsia"/>
                 <w:i w:val="0"/>
                 <w:iCs w:val="0"/>
                 <w:snapToGrid w:val="0"/>
@@ -4828,7 +4771,7 @@
             </w:pPr>
             <w:r>
               <w:rPr>
-                <w:rFonts w:hint="eastAsia" w:ascii="宋体" w:hAnsi="宋体" w:eastAsia="宋体" w:cs="宋体"/>
+                <w:rFonts w:ascii="宋体" w:eastAsia="宋体" w:hAnsi="宋体" w:cs="宋体" w:hint="eastAsia"/>
                 <w:i w:val="0"/>
                 <w:iCs w:val="0"/>
                 <w:snapToGrid w:val="0"/>
@@ -4867,7 +4810,7 @@
               <w:jc w:val="left"/>
               <w:textAlignment w:val="center"/>
               <w:rPr>
-                <w:rFonts w:hint="eastAsia" w:ascii="宋体" w:hAnsi="宋体" w:eastAsia="宋体" w:cs="宋体"/>
+                <w:rFonts w:ascii="宋体" w:eastAsia="宋体" w:hAnsi="宋体" w:cs="宋体" w:hint="eastAsia"/>
                 <w:i w:val="0"/>
                 <w:iCs w:val="0"/>
                 <w:snapToGrid w:val="0"/>
@@ -4881,7 +4824,7 @@
             </w:pPr>
             <w:r>
               <w:rPr>
-                <w:rFonts w:hint="eastAsia" w:ascii="宋体" w:hAnsi="宋体" w:eastAsia="宋体" w:cs="宋体"/>
+                <w:rFonts w:ascii="宋体" w:eastAsia="宋体" w:hAnsi="宋体" w:cs="宋体" w:hint="eastAsia"/>
                 <w:i w:val="0"/>
                 <w:iCs w:val="0"/>
                 <w:snapToGrid w:val="0"/>
@@ -4920,7 +4863,7 @@
               <w:jc w:val="left"/>
               <w:textAlignment w:val="center"/>
               <w:rPr>
-                <w:rFonts w:hint="eastAsia" w:ascii="宋体" w:hAnsi="宋体" w:eastAsia="宋体" w:cs="宋体"/>
+                <w:rFonts w:ascii="宋体" w:eastAsia="宋体" w:hAnsi="宋体" w:cs="宋体" w:hint="eastAsia"/>
                 <w:i w:val="0"/>
                 <w:iCs w:val="0"/>
                 <w:snapToGrid w:val="0"/>
@@ -4934,7 +4877,7 @@
             </w:pPr>
             <w:r>
               <w:rPr>
-                <w:rFonts w:hint="eastAsia" w:ascii="宋体" w:hAnsi="宋体" w:eastAsia="宋体" w:cs="宋体"/>
+                <w:rFonts w:ascii="宋体" w:eastAsia="宋体" w:hAnsi="宋体" w:cs="宋体" w:hint="eastAsia"/>
                 <w:i w:val="0"/>
                 <w:iCs w:val="0"/>
                 <w:snapToGrid w:val="0"/>
@@ -4973,7 +4916,7 @@
               <w:jc w:val="left"/>
               <w:textAlignment w:val="center"/>
               <w:rPr>
-                <w:rFonts w:hint="eastAsia" w:ascii="宋体" w:hAnsi="宋体" w:eastAsia="宋体" w:cs="宋体"/>
+                <w:rFonts w:ascii="宋体" w:eastAsia="宋体" w:hAnsi="宋体" w:cs="宋体" w:hint="eastAsia"/>
                 <w:i w:val="0"/>
                 <w:iCs w:val="0"/>
                 <w:snapToGrid w:val="0"/>
@@ -4987,7 +4930,7 @@
             </w:pPr>
             <w:r>
               <w:rPr>
-                <w:rFonts w:hint="eastAsia" w:ascii="宋体" w:hAnsi="宋体" w:eastAsia="宋体" w:cs="宋体"/>
+                <w:rFonts w:ascii="宋体" w:eastAsia="宋体" w:hAnsi="宋体" w:cs="宋体" w:hint="eastAsia"/>
                 <w:i w:val="0"/>
                 <w:iCs w:val="0"/>
                 <w:snapToGrid w:val="0"/>
@@ -5026,7 +4969,7 @@
               <w:jc w:val="left"/>
               <w:textAlignment w:val="center"/>
               <w:rPr>
-                <w:rFonts w:hint="eastAsia" w:ascii="宋体" w:hAnsi="宋体" w:eastAsia="宋体" w:cs="宋体"/>
+                <w:rFonts w:ascii="宋体" w:eastAsia="宋体" w:hAnsi="宋体" w:cs="宋体" w:hint="eastAsia"/>
                 <w:i w:val="0"/>
                 <w:iCs w:val="0"/>
                 <w:snapToGrid w:val="0"/>
@@ -5040,7 +4983,7 @@
             </w:pPr>
             <w:r>
               <w:rPr>
-                <w:rFonts w:hint="eastAsia" w:ascii="宋体" w:hAnsi="宋体" w:eastAsia="宋体" w:cs="宋体"/>
+                <w:rFonts w:ascii="宋体" w:eastAsia="宋体" w:hAnsi="宋体" w:cs="宋体" w:hint="eastAsia"/>
                 <w:i w:val="0"/>
                 <w:iCs w:val="0"/>
                 <w:snapToGrid w:val="0"/>
@@ -5079,7 +5022,7 @@
               <w:jc w:val="left"/>
               <w:textAlignment w:val="center"/>
               <w:rPr>
-                <w:rFonts w:hint="eastAsia" w:ascii="宋体" w:hAnsi="宋体" w:eastAsia="宋体" w:cs="宋体"/>
+                <w:rFonts w:ascii="宋体" w:eastAsia="宋体" w:hAnsi="宋体" w:cs="宋体" w:hint="eastAsia"/>
                 <w:i w:val="0"/>
                 <w:iCs w:val="0"/>
                 <w:snapToGrid w:val="0"/>
@@ -5093,7 +5036,7 @@
             </w:pPr>
             <w:r>
               <w:rPr>
-                <w:rFonts w:hint="eastAsia" w:ascii="宋体" w:hAnsi="宋体" w:eastAsia="宋体" w:cs="宋体"/>
+                <w:rFonts w:ascii="宋体" w:eastAsia="宋体" w:hAnsi="宋体" w:cs="宋体" w:hint="eastAsia"/>
                 <w:i w:val="0"/>
                 <w:iCs w:val="0"/>
                 <w:snapToGrid w:val="0"/>
@@ -5108,7 +5051,7 @@
             </w:r>
             <w:r>
               <w:rPr>
-                <w:rFonts w:hint="eastAsia" w:ascii="宋体" w:hAnsi="宋体" w:eastAsia="宋体" w:cs="宋体"/>
+                <w:rFonts w:ascii="宋体" w:eastAsia="宋体" w:hAnsi="宋体" w:cs="宋体" w:hint="eastAsia"/>
                 <w:i w:val="0"/>
                 <w:iCs w:val="0"/>
                 <w:snapToGrid w:val="0"/>
@@ -5119,11 +5062,11 @@
                 <w:u w:val="none"/>
                 <w:lang w:val="en-US" w:eastAsia="zh-CN"/>
               </w:rPr>
-              <w:br w:type="textWrapping"/>
-            </w:r>
-            <w:r>
-              <w:rPr>
-                <w:rFonts w:hint="eastAsia" w:ascii="宋体" w:hAnsi="宋体" w:eastAsia="宋体" w:cs="宋体"/>
+              <w:br/>
+            </w:r>
+            <w:r>
+              <w:rPr>
+                <w:rFonts w:ascii="宋体" w:eastAsia="宋体" w:hAnsi="宋体" w:cs="宋体" w:hint="eastAsia"/>
                 <w:i w:val="0"/>
                 <w:iCs w:val="0"/>
                 <w:snapToGrid w:val="0"/>
@@ -5138,7 +5081,7 @@
             </w:r>
             <w:r>
               <w:rPr>
-                <w:rFonts w:hint="eastAsia" w:ascii="宋体" w:hAnsi="宋体" w:eastAsia="宋体" w:cs="宋体"/>
+                <w:rFonts w:ascii="宋体" w:eastAsia="宋体" w:hAnsi="宋体" w:cs="宋体" w:hint="eastAsia"/>
                 <w:i w:val="0"/>
                 <w:iCs w:val="0"/>
                 <w:snapToGrid w:val="0"/>
@@ -5149,11 +5092,11 @@
                 <w:u w:val="none"/>
                 <w:lang w:val="en-US" w:eastAsia="zh-CN"/>
               </w:rPr>
-              <w:br w:type="textWrapping"/>
-            </w:r>
-            <w:r>
-              <w:rPr>
-                <w:rFonts w:hint="eastAsia" w:ascii="宋体" w:hAnsi="宋体" w:eastAsia="宋体" w:cs="宋体"/>
+              <w:br/>
+            </w:r>
+            <w:r>
+              <w:rPr>
+                <w:rFonts w:ascii="宋体" w:eastAsia="宋体" w:hAnsi="宋体" w:cs="宋体" w:hint="eastAsia"/>
                 <w:i w:val="0"/>
                 <w:iCs w:val="0"/>
                 <w:snapToGrid w:val="0"/>
@@ -5192,7 +5135,7 @@
               <w:jc w:val="left"/>
               <w:textAlignment w:val="center"/>
               <w:rPr>
-                <w:rFonts w:hint="eastAsia" w:ascii="宋体" w:hAnsi="宋体" w:eastAsia="宋体" w:cs="宋体"/>
+                <w:rFonts w:ascii="宋体" w:eastAsia="宋体" w:hAnsi="宋体" w:cs="宋体" w:hint="eastAsia"/>
                 <w:i w:val="0"/>
                 <w:iCs w:val="0"/>
                 <w:snapToGrid w:val="0"/>
@@ -5206,7 +5149,7 @@
             </w:pPr>
             <w:r>
               <w:rPr>
-                <w:rFonts w:hint="eastAsia" w:ascii="宋体" w:hAnsi="宋体" w:eastAsia="宋体" w:cs="宋体"/>
+                <w:rFonts w:ascii="宋体" w:eastAsia="宋体" w:hAnsi="宋体" w:cs="宋体" w:hint="eastAsia"/>
                 <w:i w:val="0"/>
                 <w:iCs w:val="0"/>
                 <w:snapToGrid w:val="0"/>
@@ -5239,7 +5182,7 @@
               <w:jc w:val="left"/>
               <w:textAlignment w:val="center"/>
               <w:rPr>
-                <w:rFonts w:hint="eastAsia" w:ascii="宋体" w:hAnsi="宋体" w:eastAsia="宋体" w:cs="宋体"/>
+                <w:rFonts w:ascii="宋体" w:eastAsia="宋体" w:hAnsi="宋体" w:cs="宋体" w:hint="eastAsia"/>
                 <w:i w:val="0"/>
                 <w:iCs w:val="0"/>
                 <w:snapToGrid w:val="0"/>
@@ -5253,7 +5196,7 @@
             </w:pPr>
             <w:r>
               <w:rPr>
-                <w:rFonts w:hint="eastAsia" w:ascii="宋体" w:hAnsi="宋体" w:eastAsia="宋体" w:cs="宋体"/>
+                <w:rFonts w:ascii="宋体" w:eastAsia="宋体" w:hAnsi="宋体" w:cs="宋体" w:hint="eastAsia"/>
                 <w:i w:val="0"/>
                 <w:iCs w:val="0"/>
                 <w:snapToGrid w:val="0"/>
@@ -5268,7 +5211,7 @@
             </w:r>
             <w:r>
               <w:rPr>
-                <w:rFonts w:hint="eastAsia" w:ascii="宋体" w:hAnsi="宋体" w:eastAsia="宋体" w:cs="宋体"/>
+                <w:rFonts w:ascii="宋体" w:eastAsia="宋体" w:hAnsi="宋体" w:cs="宋体" w:hint="eastAsia"/>
                 <w:i w:val="0"/>
                 <w:iCs w:val="0"/>
                 <w:snapToGrid w:val="0"/>
@@ -5279,11 +5222,11 @@
                 <w:u w:val="none"/>
                 <w:lang w:val="en-US" w:eastAsia="zh-CN"/>
               </w:rPr>
-              <w:br w:type="textWrapping"/>
-            </w:r>
-            <w:r>
-              <w:rPr>
-                <w:rFonts w:hint="eastAsia" w:ascii="宋体" w:hAnsi="宋体" w:eastAsia="宋体" w:cs="宋体"/>
+              <w:br/>
+            </w:r>
+            <w:r>
+              <w:rPr>
+                <w:rFonts w:ascii="宋体" w:eastAsia="宋体" w:hAnsi="宋体" w:cs="宋体" w:hint="eastAsia"/>
                 <w:i w:val="0"/>
                 <w:iCs w:val="0"/>
                 <w:snapToGrid w:val="0"/>
@@ -5298,7 +5241,7 @@
             </w:r>
             <w:r>
               <w:rPr>
-                <w:rFonts w:hint="eastAsia" w:ascii="宋体" w:hAnsi="宋体" w:eastAsia="宋体" w:cs="宋体"/>
+                <w:rFonts w:ascii="宋体" w:eastAsia="宋体" w:hAnsi="宋体" w:cs="宋体" w:hint="eastAsia"/>
                 <w:i w:val="0"/>
                 <w:iCs w:val="0"/>
                 <w:snapToGrid w:val="0"/>
@@ -5309,11 +5252,11 @@
                 <w:u w:val="none"/>
                 <w:lang w:val="en-US" w:eastAsia="zh-CN"/>
               </w:rPr>
-              <w:br w:type="textWrapping"/>
-            </w:r>
-            <w:r>
-              <w:rPr>
-                <w:rFonts w:hint="eastAsia" w:ascii="宋体" w:hAnsi="宋体" w:eastAsia="宋体" w:cs="宋体"/>
+              <w:br/>
+            </w:r>
+            <w:r>
+              <w:rPr>
+                <w:rFonts w:ascii="宋体" w:eastAsia="宋体" w:hAnsi="宋体" w:cs="宋体" w:hint="eastAsia"/>
                 <w:i w:val="0"/>
                 <w:iCs w:val="0"/>
                 <w:snapToGrid w:val="0"/>
@@ -5331,14 +5274,8 @@
       </w:tr>
       <w:tr>
         <w:tblPrEx>
-          <w:tblBorders>
-            <w:top w:val="single" w:color="auto" w:sz="4" w:space="0"/>
-            <w:left w:val="single" w:color="auto" w:sz="4" w:space="0"/>
-            <w:bottom w:val="single" w:color="auto" w:sz="4" w:space="0"/>
-            <w:right w:val="single" w:color="auto" w:sz="4" w:space="0"/>
-            <w:insideH w:val="single" w:color="auto" w:sz="4" w:space="0"/>
-            <w:insideV w:val="single" w:color="auto" w:sz="4" w:space="0"/>
-          </w:tblBorders>
+          <w:tblW w:w="0" w:type="auto"/>
+          <w:tblInd w:w="0" w:type="dxa"/>
           <w:tblCellMar>
             <w:top w:w="0" w:type="dxa"/>
             <w:left w:w="108" w:type="dxa"/>
@@ -5376,7 +5313,7 @@
             </w:pPr>
             <w:r>
               <w:rPr>
-                <w:rFonts w:hint="eastAsia" w:ascii="宋体" w:hAnsi="宋体" w:eastAsia="宋体" w:cs="宋体"/>
+                <w:rFonts w:ascii="宋体" w:eastAsia="宋体" w:hAnsi="宋体" w:cs="宋体" w:hint="eastAsia"/>
                 <w:i w:val="0"/>
                 <w:iCs w:val="0"/>
                 <w:snapToGrid w:val="0"/>
@@ -5421,7 +5358,7 @@
             </w:pPr>
             <w:r>
               <w:rPr>
-                <w:rFonts w:hint="eastAsia" w:ascii="宋体" w:hAnsi="宋体" w:eastAsia="宋体" w:cs="宋体"/>
+                <w:rFonts w:ascii="宋体" w:eastAsia="宋体" w:hAnsi="宋体" w:cs="宋体" w:hint="eastAsia"/>
                 <w:i w:val="0"/>
                 <w:iCs w:val="0"/>
                 <w:snapToGrid w:val="0"/>
@@ -5466,7 +5403,7 @@
             </w:pPr>
             <w:r>
               <w:rPr>
-                <w:rFonts w:hint="eastAsia" w:ascii="宋体" w:hAnsi="宋体" w:eastAsia="宋体" w:cs="宋体"/>
+                <w:rFonts w:ascii="宋体" w:eastAsia="宋体" w:hAnsi="宋体" w:cs="宋体" w:hint="eastAsia"/>
                 <w:i w:val="0"/>
                 <w:iCs w:val="0"/>
                 <w:snapToGrid w:val="0"/>
@@ -5511,7 +5448,7 @@
             </w:pPr>
             <w:r>
               <w:rPr>
-                <w:rFonts w:hint="eastAsia" w:ascii="宋体" w:hAnsi="宋体" w:eastAsia="宋体" w:cs="宋体"/>
+                <w:rFonts w:ascii="宋体" w:eastAsia="宋体" w:hAnsi="宋体" w:cs="宋体" w:hint="eastAsia"/>
                 <w:i w:val="0"/>
                 <w:iCs w:val="0"/>
                 <w:snapToGrid w:val="0"/>
@@ -5556,7 +5493,7 @@
             </w:pPr>
             <w:r>
               <w:rPr>
-                <w:rFonts w:hint="eastAsia" w:ascii="宋体" w:hAnsi="宋体" w:eastAsia="宋体" w:cs="宋体"/>
+                <w:rFonts w:ascii="宋体" w:eastAsia="宋体" w:hAnsi="宋体" w:cs="宋体" w:hint="eastAsia"/>
                 <w:i w:val="0"/>
                 <w:iCs w:val="0"/>
                 <w:snapToGrid w:val="0"/>
@@ -5601,7 +5538,7 @@
             </w:pPr>
             <w:r>
               <w:rPr>
-                <w:rFonts w:hint="eastAsia" w:ascii="宋体" w:hAnsi="宋体" w:eastAsia="宋体" w:cs="宋体"/>
+                <w:rFonts w:ascii="宋体" w:eastAsia="宋体" w:hAnsi="宋体" w:cs="宋体" w:hint="eastAsia"/>
                 <w:i w:val="0"/>
                 <w:iCs w:val="0"/>
                 <w:snapToGrid w:val="0"/>
@@ -5646,7 +5583,7 @@
             </w:pPr>
             <w:r>
               <w:rPr>
-                <w:rFonts w:hint="eastAsia" w:ascii="宋体" w:hAnsi="宋体" w:eastAsia="宋体" w:cs="宋体"/>
+                <w:rFonts w:ascii="宋体" w:eastAsia="宋体" w:hAnsi="宋体" w:cs="宋体" w:hint="eastAsia"/>
                 <w:i w:val="0"/>
                 <w:iCs w:val="0"/>
                 <w:snapToGrid w:val="0"/>
@@ -5661,7 +5598,7 @@
             </w:r>
             <w:r>
               <w:rPr>
-                <w:rFonts w:hint="eastAsia" w:ascii="宋体" w:hAnsi="宋体" w:eastAsia="宋体" w:cs="宋体"/>
+                <w:rFonts w:ascii="宋体" w:eastAsia="宋体" w:hAnsi="宋体" w:cs="宋体" w:hint="eastAsia"/>
                 <w:i w:val="0"/>
                 <w:iCs w:val="0"/>
                 <w:snapToGrid w:val="0"/>
@@ -5672,11 +5609,11 @@
                 <w:u w:val="none"/>
                 <w:lang w:val="en-US" w:eastAsia="zh-CN"/>
               </w:rPr>
-              <w:br w:type="textWrapping"/>
-            </w:r>
-            <w:r>
-              <w:rPr>
-                <w:rFonts w:hint="eastAsia" w:ascii="宋体" w:hAnsi="宋体" w:eastAsia="宋体" w:cs="宋体"/>
+              <w:br/>
+            </w:r>
+            <w:r>
+              <w:rPr>
+                <w:rFonts w:ascii="宋体" w:eastAsia="宋体" w:hAnsi="宋体" w:cs="宋体" w:hint="eastAsia"/>
                 <w:i w:val="0"/>
                 <w:iCs w:val="0"/>
                 <w:snapToGrid w:val="0"/>
@@ -5691,7 +5628,7 @@
             </w:r>
             <w:r>
               <w:rPr>
-                <w:rFonts w:hint="eastAsia" w:ascii="宋体" w:hAnsi="宋体" w:eastAsia="宋体" w:cs="宋体"/>
+                <w:rFonts w:ascii="宋体" w:eastAsia="宋体" w:hAnsi="宋体" w:cs="宋体" w:hint="eastAsia"/>
                 <w:i w:val="0"/>
                 <w:iCs w:val="0"/>
                 <w:snapToGrid w:val="0"/>
@@ -5702,11 +5639,11 @@
                 <w:u w:val="none"/>
                 <w:lang w:val="en-US" w:eastAsia="zh-CN"/>
               </w:rPr>
-              <w:br w:type="textWrapping"/>
-            </w:r>
-            <w:r>
-              <w:rPr>
-                <w:rFonts w:hint="eastAsia" w:ascii="宋体" w:hAnsi="宋体" w:eastAsia="宋体" w:cs="宋体"/>
+              <w:br/>
+            </w:r>
+            <w:r>
+              <w:rPr>
+                <w:rFonts w:ascii="宋体" w:eastAsia="宋体" w:hAnsi="宋体" w:cs="宋体" w:hint="eastAsia"/>
                 <w:i w:val="0"/>
                 <w:iCs w:val="0"/>
                 <w:snapToGrid w:val="0"/>
@@ -5721,7 +5658,7 @@
             </w:r>
             <w:r>
               <w:rPr>
-                <w:rFonts w:hint="eastAsia" w:ascii="宋体" w:hAnsi="宋体" w:eastAsia="宋体" w:cs="宋体"/>
+                <w:rFonts w:ascii="宋体" w:eastAsia="宋体" w:hAnsi="宋体" w:cs="宋体" w:hint="eastAsia"/>
                 <w:i w:val="0"/>
                 <w:iCs w:val="0"/>
                 <w:snapToGrid w:val="0"/>
@@ -5732,11 +5669,11 @@
                 <w:u w:val="none"/>
                 <w:lang w:val="en-US" w:eastAsia="zh-CN"/>
               </w:rPr>
-              <w:br w:type="textWrapping"/>
-            </w:r>
-            <w:r>
-              <w:rPr>
-                <w:rFonts w:hint="eastAsia" w:ascii="宋体" w:hAnsi="宋体" w:eastAsia="宋体" w:cs="宋体"/>
+              <w:br/>
+            </w:r>
+            <w:r>
+              <w:rPr>
+                <w:rFonts w:ascii="宋体" w:eastAsia="宋体" w:hAnsi="宋体" w:cs="宋体" w:hint="eastAsia"/>
                 <w:i w:val="0"/>
                 <w:iCs w:val="0"/>
                 <w:snapToGrid w:val="0"/>
@@ -5781,7 +5718,7 @@
             </w:pPr>
             <w:r>
               <w:rPr>
-                <w:rFonts w:hint="eastAsia" w:ascii="宋体" w:hAnsi="宋体" w:eastAsia="宋体" w:cs="宋体"/>
+                <w:rFonts w:ascii="宋体" w:eastAsia="宋体" w:hAnsi="宋体" w:cs="宋体" w:hint="eastAsia"/>
                 <w:i w:val="0"/>
                 <w:iCs w:val="0"/>
                 <w:snapToGrid w:val="0"/>
@@ -5800,7 +5737,7 @@
     </w:tbl>
     <w:p>
       <w:pPr>
-        <w:pStyle w:val="41"/>
+        <w:pStyle w:val="a3"/>
         <w:keepNext w:val="0"/>
         <w:keepLines w:val="0"/>
         <w:pageBreakBefore w:val="0"/>
@@ -5825,7 +5762,7 @@
     </w:p>
     <w:p>
       <w:pPr>
-        <w:pStyle w:val="41"/>
+        <w:pStyle w:val="a3"/>
         <w:keepNext w:val="0"/>
         <w:keepLines w:val="0"/>
         <w:pageBreakBefore w:val="0"/>
@@ -5850,7 +5787,7 @@
     </w:p>
     <w:p>
       <w:pPr>
-        <w:pStyle w:val="41"/>
+        <w:pStyle w:val="a3"/>
         <w:keepNext w:val="0"/>
         <w:keepLines w:val="0"/>
         <w:pageBreakBefore w:val="0"/>
@@ -5875,7 +5812,7 @@
     </w:p>
     <w:p>
       <w:pPr>
-        <w:pStyle w:val="41"/>
+        <w:pStyle w:val="a3"/>
         <w:keepNext w:val="0"/>
         <w:keepLines w:val="0"/>
         <w:pageBreakBefore w:val="0"/>
@@ -5900,7 +5837,7 @@
     </w:p>
     <w:p>
       <w:pPr>
-        <w:pStyle w:val="28"/>
+        <w:pStyle w:val="2"/>
         <w:keepNext w:val="0"/>
         <w:keepLines w:val="0"/>
         <w:pageBreakBefore w:val="0"/>
@@ -5929,7 +5866,7 @@
     </w:p>
     <w:p>
       <w:pPr>
-        <w:pStyle w:val="27"/>
+        <w:pStyle w:val="a"/>
         <w:bidi w:val="0"/>
         <w:rPr>
           <w:rFonts w:hint="eastAsia"/>
@@ -5944,7 +5881,7 @@
     </w:p>
     <w:p>
       <w:pPr>
-        <w:pStyle w:val="29"/>
+        <w:pStyle w:val="3"/>
         <w:bidi w:val="0"/>
         <w:rPr>
           <w:rFonts w:hint="eastAsia"/>
@@ -5961,7 +5898,7 @@
     </w:p>
     <w:p>
       <w:pPr>
-        <w:pStyle w:val="27"/>
+        <w:pStyle w:val="a"/>
         <w:bidi w:val="0"/>
         <w:rPr>
           <w:rFonts w:hint="eastAsia"/>
@@ -5984,7 +5921,7 @@
     </w:p>
     <w:p>
       <w:pPr>
-        <w:pStyle w:val="27"/>
+        <w:pStyle w:val="a"/>
         <w:bidi w:val="0"/>
         <w:rPr>
           <w:rFonts w:hint="eastAsia"/>
@@ -6007,7 +5944,7 @@
     </w:p>
     <w:p>
       <w:pPr>
-        <w:pStyle w:val="29"/>
+        <w:pStyle w:val="3"/>
         <w:bidi w:val="0"/>
         <w:rPr>
           <w:rFonts w:hint="eastAsia"/>
@@ -6024,7 +5961,7 @@
     </w:p>
     <w:p>
       <w:pPr>
-        <w:pStyle w:val="27"/>
+        <w:pStyle w:val="a"/>
         <w:bidi w:val="0"/>
         <w:rPr>
           <w:rFonts w:hint="eastAsia"/>
@@ -6039,7 +5976,7 @@
     </w:p>
     <w:p>
       <w:pPr>
-        <w:pStyle w:val="27"/>
+        <w:pStyle w:val="a"/>
         <w:bidi w:val="0"/>
         <w:rPr>
           <w:rFonts w:hint="eastAsia"/>
@@ -6054,7 +5991,7 @@
     </w:p>
     <w:p>
       <w:pPr>
-        <w:pStyle w:val="27"/>
+        <w:pStyle w:val="a"/>
         <w:bidi w:val="0"/>
         <w:rPr>
           <w:rFonts w:hint="eastAsia"/>
@@ -6069,7 +6006,7 @@
     </w:p>
     <w:p>
       <w:pPr>
-        <w:pStyle w:val="29"/>
+        <w:pStyle w:val="3"/>
         <w:bidi w:val="0"/>
         <w:rPr>
           <w:rFonts w:hint="eastAsia"/>
@@ -6086,7 +6023,7 @@
     </w:p>
     <w:p>
       <w:pPr>
-        <w:pStyle w:val="27"/>
+        <w:pStyle w:val="a"/>
         <w:bidi w:val="0"/>
         <w:rPr>
           <w:rFonts w:hint="eastAsia"/>
@@ -6101,7 +6038,7 @@
     </w:p>
     <w:p>
       <w:pPr>
-        <w:pStyle w:val="27"/>
+        <w:pStyle w:val="a"/>
         <w:bidi w:val="0"/>
         <w:rPr>
           <w:rFonts w:hint="eastAsia"/>
@@ -6116,7 +6053,7 @@
     </w:p>
     <w:p>
       <w:pPr>
-        <w:pStyle w:val="29"/>
+        <w:pStyle w:val="3"/>
         <w:bidi w:val="0"/>
         <w:rPr>
           <w:rFonts w:hint="eastAsia"/>
@@ -6133,7 +6070,7 @@
     </w:p>
     <w:p>
       <w:pPr>
-        <w:pStyle w:val="27"/>
+        <w:pStyle w:val="a"/>
         <w:bidi w:val="0"/>
         <w:rPr>
           <w:rFonts w:hint="eastAsia"/>
@@ -6148,7 +6085,7 @@
     </w:p>
     <w:p>
       <w:pPr>
-        <w:pStyle w:val="27"/>
+        <w:pStyle w:val="a"/>
         <w:bidi w:val="0"/>
         <w:rPr>
           <w:rFonts w:hint="eastAsia"/>
@@ -6163,7 +6100,7 @@
     </w:p>
     <w:p>
       <w:pPr>
-        <w:pStyle w:val="29"/>
+        <w:pStyle w:val="3"/>
         <w:bidi w:val="0"/>
         <w:rPr>
           <w:rFonts w:hint="eastAsia"/>
@@ -6180,7 +6117,7 @@
     </w:p>
     <w:p>
       <w:pPr>
-        <w:pStyle w:val="27"/>
+        <w:pStyle w:val="a"/>
         <w:bidi w:val="0"/>
         <w:rPr>
           <w:rFonts w:hint="eastAsia"/>
@@ -6195,7 +6132,7 @@
     </w:p>
     <w:p>
       <w:pPr>
-        <w:pStyle w:val="27"/>
+        <w:pStyle w:val="a"/>
         <w:bidi w:val="0"/>
       </w:pPr>
       <w:r>
@@ -6207,7 +6144,7 @@
     </w:p>
     <w:p>
       <w:pPr>
-        <w:pStyle w:val="28"/>
+        <w:pStyle w:val="2"/>
         <w:keepNext w:val="0"/>
         <w:keepLines w:val="0"/>
         <w:pageBreakBefore w:val="0"/>
@@ -6230,7 +6167,7 @@
     </w:p>
     <w:p>
       <w:pPr>
-        <w:pStyle w:val="27"/>
+        <w:pStyle w:val="a"/>
         <w:keepNext w:val="0"/>
         <w:keepLines w:val="0"/>
         <w:pageBreakBefore w:val="0"/>
@@ -6251,7 +6188,7 @@
     </w:p>
     <w:p>
       <w:pPr>
-        <w:pStyle w:val="27"/>
+        <w:pStyle w:val="a"/>
         <w:keepNext w:val="0"/>
         <w:keepLines w:val="0"/>
         <w:pageBreakBefore w:val="0"/>
@@ -6289,7 +6226,7 @@
     </w:p>
     <w:p>
       <w:pPr>
-        <w:pStyle w:val="41"/>
+        <w:pStyle w:val="a3"/>
         <w:keepNext w:val="0"/>
         <w:keepLines w:val="0"/>
         <w:pageBreakBefore w:val="0"/>
@@ -6314,7 +6251,7 @@
     </w:p>
     <w:p>
       <w:pPr>
-        <w:pStyle w:val="41"/>
+        <w:pStyle w:val="a3"/>
         <w:keepNext w:val="0"/>
         <w:keepLines w:val="0"/>
         <w:pageBreakBefore w:val="0"/>
@@ -6339,7 +6276,7 @@
     </w:p>
     <w:p>
       <w:pPr>
-        <w:pStyle w:val="41"/>
+        <w:pStyle w:val="a3"/>
         <w:keepNext w:val="0"/>
         <w:keepLines w:val="0"/>
         <w:pageBreakBefore w:val="0"/>
@@ -6374,7 +6311,7 @@
     </w:p>
     <w:p>
       <w:pPr>
-        <w:pStyle w:val="41"/>
+        <w:pStyle w:val="a3"/>
         <w:keepNext w:val="0"/>
         <w:keepLines w:val="0"/>
         <w:pageBreakBefore w:val="0"/>
@@ -6399,7 +6336,7 @@
     </w:p>
     <w:p>
       <w:pPr>
-        <w:pStyle w:val="41"/>
+        <w:pStyle w:val="a3"/>
         <w:keepNext w:val="0"/>
         <w:keepLines w:val="0"/>
         <w:pageBreakBefore w:val="0"/>
@@ -6424,7 +6361,7 @@
     </w:p>
     <w:p>
       <w:pPr>
-        <w:pStyle w:val="41"/>
+        <w:pStyle w:val="a3"/>
         <w:keepNext w:val="0"/>
         <w:keepLines w:val="0"/>
         <w:pageBreakBefore w:val="0"/>
@@ -6449,7 +6386,7 @@
     </w:p>
     <w:p>
       <w:pPr>
-        <w:pStyle w:val="41"/>
+        <w:pStyle w:val="a3"/>
         <w:keepNext w:val="0"/>
         <w:keepLines w:val="0"/>
         <w:pageBreakBefore w:val="0"/>
@@ -6474,7 +6411,7 @@
     </w:p>
     <w:p>
       <w:pPr>
-        <w:pStyle w:val="27"/>
+        <w:pStyle w:val="a"/>
         <w:keepNext w:val="0"/>
         <w:keepLines w:val="0"/>
         <w:pageBreakBefore w:val="0"/>
@@ -6529,15 +6466,15 @@
       <w:r>
         <w:t>经理负责审批。服务总结针对该运维项目的各项指标达成情况进行分析总结，提出改进建议，旨在提升</w:t>
       </w:r>
-      <w:bookmarkStart w:id="24" w:name="_GoBack"/>
-      <w:bookmarkEnd w:id="24"/>
+      <w:bookmarkStart w:id="21" w:name="_GoBack"/>
+      <w:bookmarkEnd w:id="21"/>
       <w:r>
         <w:t>运维服务质量，向公司运维部经理汇报项目组的维护工作量及下一步工作改进情况，应包括如下信息：</w:t>
       </w:r>
     </w:p>
     <w:p>
       <w:pPr>
-        <w:pStyle w:val="41"/>
+        <w:pStyle w:val="a3"/>
         <w:keepNext w:val="0"/>
         <w:keepLines w:val="0"/>
         <w:pageBreakBefore w:val="0"/>
@@ -6555,7 +6492,7 @@
         <w:bidi w:val="0"/>
         <w:adjustRightInd w:val="0"/>
         <w:snapToGrid w:val="0"/>
-        <w:ind w:left="425" w:leftChars="0" w:hanging="425" w:firstLineChars="0"/>
+        <w:ind w:left="425" w:hanging="425" w:leftChars="0" w:firstLineChars="0"/>
       </w:pPr>
       <w:r>
         <w:t>针对服务级别目标（SLA）的绩效达成情况。</w:t>
@@ -6563,7 +6500,7 @@
     </w:p>
     <w:p>
       <w:pPr>
-        <w:pStyle w:val="41"/>
+        <w:pStyle w:val="a3"/>
         <w:keepNext w:val="0"/>
         <w:keepLines w:val="0"/>
         <w:pageBreakBefore w:val="0"/>
@@ -6581,7 +6518,7 @@
         <w:bidi w:val="0"/>
         <w:adjustRightInd w:val="0"/>
         <w:snapToGrid w:val="0"/>
-        <w:ind w:left="425" w:leftChars="0" w:hanging="425" w:firstLineChars="0"/>
+        <w:ind w:left="425" w:hanging="425" w:leftChars="0" w:firstLineChars="0"/>
       </w:pPr>
       <w:r>
         <w:t>阶段（月）服务进展，如：处理事件、问题的数量。</w:t>
@@ -6589,7 +6526,7 @@
     </w:p>
     <w:p>
       <w:pPr>
-        <w:pStyle w:val="41"/>
+        <w:pStyle w:val="a3"/>
         <w:keepNext w:val="0"/>
         <w:keepLines w:val="0"/>
         <w:pageBreakBefore w:val="0"/>
@@ -6607,7 +6544,7 @@
         <w:bidi w:val="0"/>
         <w:adjustRightInd w:val="0"/>
         <w:snapToGrid w:val="0"/>
-        <w:ind w:left="425" w:leftChars="0" w:hanging="425" w:firstLineChars="0"/>
+        <w:ind w:left="425" w:hanging="425" w:leftChars="0" w:firstLineChars="0"/>
       </w:pPr>
       <w:r>
         <w:t>阶段（月）重大事件处理过程与结果，如：重大事件变更与发布。</w:t>
@@ -6615,7 +6552,7 @@
     </w:p>
     <w:p>
       <w:pPr>
-        <w:pStyle w:val="41"/>
+        <w:pStyle w:val="a3"/>
         <w:keepNext w:val="0"/>
         <w:keepLines w:val="0"/>
         <w:pageBreakBefore w:val="0"/>
@@ -6633,7 +6570,7 @@
         <w:bidi w:val="0"/>
         <w:adjustRightInd w:val="0"/>
         <w:snapToGrid w:val="0"/>
-        <w:ind w:left="425" w:leftChars="0" w:hanging="425" w:firstLineChars="0"/>
+        <w:ind w:left="425" w:hanging="425" w:leftChars="0" w:firstLineChars="0"/>
       </w:pPr>
       <w:r>
         <w:t>阶段（月）工作量特性，如：设备或人员的资源使用率情况。</w:t>
@@ -6641,7 +6578,7 @@
     </w:p>
     <w:p>
       <w:pPr>
-        <w:pStyle w:val="41"/>
+        <w:pStyle w:val="a3"/>
         <w:keepNext w:val="0"/>
         <w:keepLines w:val="0"/>
         <w:pageBreakBefore w:val="0"/>
@@ -6659,7 +6596,7 @@
         <w:bidi w:val="0"/>
         <w:adjustRightInd w:val="0"/>
         <w:snapToGrid w:val="0"/>
-        <w:ind w:left="425" w:leftChars="0" w:hanging="425" w:firstLineChars="0"/>
+        <w:ind w:left="425" w:hanging="425" w:leftChars="0" w:firstLineChars="0"/>
       </w:pPr>
       <w:r>
         <w:t>客户满意度情况。</w:t>
@@ -6667,7 +6604,7 @@
     </w:p>
     <w:p>
       <w:pPr>
-        <w:pStyle w:val="26"/>
+        <w:pStyle w:val="1"/>
         <w:keepNext w:val="0"/>
         <w:keepLines w:val="0"/>
         <w:pageBreakBefore w:val="0"/>
@@ -6686,8 +6623,8 @@
           <w:lang w:val="en-US" w:eastAsia="zh-CN"/>
         </w:rPr>
       </w:pPr>
-      <w:bookmarkStart w:id="21" w:name="_Toc21434"/>
-      <w:bookmarkStart w:id="22" w:name="_Toc6729"/>
+      <w:bookmarkStart w:id="22" w:name="_Toc21434"/>
+      <w:bookmarkStart w:id="23" w:name="_Toc6729"/>
       <w:r>
         <w:rPr>
           <w:rFonts w:hint="default"/>
@@ -6695,21 +6632,21 @@
         </w:rPr>
         <w:t>关键指标</w:t>
       </w:r>
-      <w:bookmarkEnd w:id="21"/>
       <w:bookmarkEnd w:id="22"/>
+      <w:bookmarkEnd w:id="23"/>
     </w:p>
     <w:tbl>
       <w:tblPr>
-        <w:tblStyle w:val="24"/>
+        <w:tblStyle w:val="TableNormal0"/>
         <w:tblW w:w="8197" w:type="dxa"/>
         <w:tblInd w:w="130" w:type="dxa"/>
         <w:tblBorders>
-          <w:top w:val="single" w:color="000000" w:sz="2" w:space="0"/>
-          <w:left w:val="single" w:color="000000" w:sz="2" w:space="0"/>
-          <w:bottom w:val="single" w:color="000000" w:sz="2" w:space="0"/>
-          <w:right w:val="single" w:color="000000" w:sz="2" w:space="0"/>
-          <w:insideH w:val="single" w:color="000000" w:sz="2" w:space="0"/>
-          <w:insideV w:val="single" w:color="000000" w:sz="2" w:space="0"/>
+          <w:top w:val="single" w:sz="2" w:space="0" w:color="000000"/>
+          <w:left w:val="single" w:sz="2" w:space="0" w:color="000000"/>
+          <w:bottom w:val="single" w:sz="2" w:space="0" w:color="000000"/>
+          <w:right w:val="single" w:sz="2" w:space="0" w:color="000000"/>
+          <w:insideH w:val="single" w:sz="2" w:space="0" w:color="000000"/>
+          <w:insideV w:val="single" w:sz="2" w:space="0" w:color="000000"/>
         </w:tblBorders>
         <w:tblLayout w:type="fixed"/>
         <w:tblCellMar>
@@ -6728,14 +6665,17 @@
       </w:tblGrid>
       <w:tr>
         <w:tblPrEx>
+          <w:tblW w:w="8197" w:type="dxa"/>
+          <w:tblInd w:w="130" w:type="dxa"/>
           <w:tblBorders>
-            <w:top w:val="single" w:color="000000" w:sz="2" w:space="0"/>
-            <w:left w:val="single" w:color="000000" w:sz="2" w:space="0"/>
-            <w:bottom w:val="single" w:color="000000" w:sz="2" w:space="0"/>
-            <w:right w:val="single" w:color="000000" w:sz="2" w:space="0"/>
-            <w:insideH w:val="single" w:color="000000" w:sz="2" w:space="0"/>
-            <w:insideV w:val="single" w:color="000000" w:sz="2" w:space="0"/>
+            <w:top w:val="single" w:sz="2" w:space="0" w:color="000000"/>
+            <w:left w:val="single" w:sz="2" w:space="0" w:color="000000"/>
+            <w:bottom w:val="single" w:sz="2" w:space="0" w:color="000000"/>
+            <w:right w:val="single" w:sz="2" w:space="0" w:color="000000"/>
+            <w:insideH w:val="single" w:sz="2" w:space="0" w:color="000000"/>
+            <w:insideV w:val="single" w:sz="2" w:space="0" w:color="000000"/>
           </w:tblBorders>
+          <w:tblLayout w:type="fixed"/>
           <w:tblCellMar>
             <w:top w:w="0" w:type="dxa"/>
             <w:left w:w="0" w:type="dxa"/>
@@ -6744,15 +6684,15 @@
           </w:tblCellMar>
         </w:tblPrEx>
         <w:trPr>
-          <w:trHeight w:val="296" w:hRule="atLeast"/>
+          <w:trHeight w:val="296"/>
         </w:trPr>
         <w:tc>
           <w:tcPr>
             <w:tcW w:w="727" w:type="dxa"/>
             <w:tcBorders>
-              <w:top w:val="single" w:color="000000" w:sz="6" w:space="0"/>
-              <w:left w:val="single" w:color="000000" w:sz="6" w:space="0"/>
-              <w:bottom w:val="single" w:color="000000" w:sz="6" w:space="0"/>
+              <w:top w:val="single" w:sz="6" w:space="0" w:color="000000"/>
+              <w:left w:val="single" w:sz="6" w:space="0" w:color="000000"/>
+              <w:bottom w:val="single" w:sz="6" w:space="0" w:color="000000"/>
             </w:tcBorders>
             <w:shd w:val="clear" w:color="auto" w:fill="C0C0C0"/>
           </w:tcPr>
@@ -6774,7 +6714,7 @@
               <w:spacing w:before="205" w:line="221" w:lineRule="auto"/>
               <w:ind w:left="195"/>
               <w:rPr>
-                <w:rFonts w:ascii="宋体" w:hAnsi="宋体" w:eastAsia="宋体" w:cs="宋体"/>
+                <w:rFonts w:ascii="宋体" w:eastAsia="宋体" w:hAnsi="宋体" w:cs="宋体"/>
                 <w:b/>
                 <w:bCs/>
                 <w:spacing w:val="-7"/>
@@ -6784,7 +6724,7 @@
             </w:pPr>
             <w:r>
               <w:rPr>
-                <w:rFonts w:ascii="宋体" w:hAnsi="宋体" w:eastAsia="宋体" w:cs="宋体"/>
+                <w:rFonts w:ascii="宋体" w:eastAsia="宋体" w:hAnsi="宋体" w:cs="宋体"/>
                 <w:b/>
                 <w:bCs/>
                 <w:spacing w:val="-7"/>
@@ -6799,8 +6739,8 @@
           <w:tcPr>
             <w:tcW w:w="1337" w:type="dxa"/>
             <w:tcBorders>
-              <w:top w:val="single" w:color="000000" w:sz="6" w:space="0"/>
-              <w:bottom w:val="single" w:color="000000" w:sz="6" w:space="0"/>
+              <w:top w:val="single" w:sz="6" w:space="0" w:color="000000"/>
+              <w:bottom w:val="single" w:sz="6" w:space="0" w:color="000000"/>
             </w:tcBorders>
             <w:shd w:val="clear" w:color="auto" w:fill="C0C0C0"/>
           </w:tcPr>
@@ -6822,7 +6762,7 @@
               <w:spacing w:before="205" w:line="221" w:lineRule="auto"/>
               <w:ind w:left="195"/>
               <w:rPr>
-                <w:rFonts w:ascii="宋体" w:hAnsi="宋体" w:eastAsia="宋体" w:cs="宋体"/>
+                <w:rFonts w:ascii="宋体" w:eastAsia="宋体" w:hAnsi="宋体" w:cs="宋体"/>
                 <w:b/>
                 <w:bCs/>
                 <w:spacing w:val="-7"/>
@@ -6832,7 +6772,7 @@
             </w:pPr>
             <w:r>
               <w:rPr>
-                <w:rFonts w:ascii="宋体" w:hAnsi="宋体" w:eastAsia="宋体" w:cs="宋体"/>
+                <w:rFonts w:ascii="宋体" w:eastAsia="宋体" w:hAnsi="宋体" w:cs="宋体"/>
                 <w:b/>
                 <w:bCs/>
                 <w:spacing w:val="-7"/>
@@ -6847,9 +6787,9 @@
           <w:tcPr>
             <w:tcW w:w="3545" w:type="dxa"/>
             <w:tcBorders>
-              <w:top w:val="single" w:color="000000" w:sz="6" w:space="0"/>
-              <w:bottom w:val="single" w:color="000000" w:sz="6" w:space="0"/>
-              <w:right w:val="single" w:color="000000" w:sz="6" w:space="0"/>
+              <w:top w:val="single" w:sz="6" w:space="0" w:color="000000"/>
+              <w:bottom w:val="single" w:sz="6" w:space="0" w:color="000000"/>
+              <w:right w:val="single" w:sz="6" w:space="0" w:color="000000"/>
             </w:tcBorders>
             <w:shd w:val="clear" w:color="auto" w:fill="C0C0C0"/>
           </w:tcPr>
@@ -6871,7 +6811,7 @@
               <w:spacing w:before="205" w:line="221" w:lineRule="auto"/>
               <w:ind w:left="195"/>
               <w:rPr>
-                <w:rFonts w:ascii="宋体" w:hAnsi="宋体" w:eastAsia="宋体" w:cs="宋体"/>
+                <w:rFonts w:ascii="宋体" w:eastAsia="宋体" w:hAnsi="宋体" w:cs="宋体"/>
                 <w:b/>
                 <w:bCs/>
                 <w:spacing w:val="-7"/>
@@ -6881,7 +6821,7 @@
             </w:pPr>
             <w:r>
               <w:rPr>
-                <w:rFonts w:ascii="宋体" w:hAnsi="宋体" w:eastAsia="宋体" w:cs="宋体"/>
+                <w:rFonts w:ascii="宋体" w:eastAsia="宋体" w:hAnsi="宋体" w:cs="宋体"/>
                 <w:b/>
                 <w:bCs/>
                 <w:spacing w:val="-7"/>
@@ -6896,9 +6836,9 @@
           <w:tcPr>
             <w:tcW w:w="1294" w:type="dxa"/>
             <w:tcBorders>
-              <w:top w:val="single" w:color="000000" w:sz="6" w:space="0"/>
-              <w:bottom w:val="single" w:color="000000" w:sz="6" w:space="0"/>
-              <w:right w:val="single" w:color="000000" w:sz="6" w:space="0"/>
+              <w:top w:val="single" w:sz="6" w:space="0" w:color="000000"/>
+              <w:bottom w:val="single" w:sz="6" w:space="0" w:color="000000"/>
+              <w:right w:val="single" w:sz="6" w:space="0" w:color="000000"/>
             </w:tcBorders>
             <w:shd w:val="clear" w:color="auto" w:fill="C0C0C0"/>
           </w:tcPr>
@@ -6920,7 +6860,7 @@
               <w:spacing w:before="205" w:line="221" w:lineRule="auto"/>
               <w:ind w:left="195"/>
               <w:rPr>
-                <w:rFonts w:hint="default" w:ascii="宋体" w:hAnsi="宋体" w:eastAsia="宋体" w:cs="宋体"/>
+                <w:rFonts w:ascii="宋体" w:eastAsia="宋体" w:hAnsi="宋体" w:cs="宋体" w:hint="default"/>
                 <w:b/>
                 <w:bCs/>
                 <w:spacing w:val="-7"/>
@@ -6931,7 +6871,7 @@
             </w:pPr>
             <w:r>
               <w:rPr>
-                <w:rFonts w:hint="eastAsia" w:ascii="宋体" w:hAnsi="宋体" w:eastAsia="宋体" w:cs="宋体"/>
+                <w:rFonts w:ascii="宋体" w:eastAsia="宋体" w:hAnsi="宋体" w:cs="宋体" w:hint="eastAsia"/>
                 <w:b/>
                 <w:bCs/>
                 <w:spacing w:val="-7"/>
@@ -6947,9 +6887,9 @@
           <w:tcPr>
             <w:tcW w:w="1294" w:type="dxa"/>
             <w:tcBorders>
-              <w:top w:val="single" w:color="000000" w:sz="6" w:space="0"/>
-              <w:bottom w:val="single" w:color="000000" w:sz="6" w:space="0"/>
-              <w:right w:val="single" w:color="000000" w:sz="6" w:space="0"/>
+              <w:top w:val="single" w:sz="6" w:space="0" w:color="000000"/>
+              <w:bottom w:val="single" w:sz="6" w:space="0" w:color="000000"/>
+              <w:right w:val="single" w:sz="6" w:space="0" w:color="000000"/>
             </w:tcBorders>
             <w:shd w:val="clear" w:color="auto" w:fill="C0C0C0"/>
           </w:tcPr>
@@ -6971,7 +6911,7 @@
               <w:spacing w:before="205" w:line="221" w:lineRule="auto"/>
               <w:ind w:left="195"/>
               <w:rPr>
-                <w:rFonts w:hint="default" w:ascii="宋体" w:hAnsi="宋体" w:eastAsia="宋体" w:cs="宋体"/>
+                <w:rFonts w:ascii="宋体" w:eastAsia="宋体" w:hAnsi="宋体" w:cs="宋体" w:hint="default"/>
                 <w:b/>
                 <w:bCs/>
                 <w:spacing w:val="-7"/>
@@ -6982,7 +6922,7 @@
             </w:pPr>
             <w:r>
               <w:rPr>
-                <w:rFonts w:hint="eastAsia" w:ascii="宋体" w:hAnsi="宋体" w:cs="宋体"/>
+                <w:rFonts w:ascii="宋体" w:hAnsi="宋体" w:cs="宋体" w:hint="eastAsia"/>
                 <w:b/>
                 <w:bCs/>
                 <w:spacing w:val="-7"/>
@@ -6997,14 +6937,9 @@
       </w:tr>
       <w:tr>
         <w:tblPrEx>
-          <w:tblBorders>
-            <w:top w:val="single" w:color="000000" w:sz="2" w:space="0"/>
-            <w:left w:val="single" w:color="000000" w:sz="2" w:space="0"/>
-            <w:bottom w:val="single" w:color="000000" w:sz="2" w:space="0"/>
-            <w:right w:val="single" w:color="000000" w:sz="2" w:space="0"/>
-            <w:insideH w:val="single" w:color="000000" w:sz="2" w:space="0"/>
-            <w:insideV w:val="single" w:color="000000" w:sz="2" w:space="0"/>
-          </w:tblBorders>
+          <w:tblW w:w="8197" w:type="dxa"/>
+          <w:tblInd w:w="130" w:type="dxa"/>
+          <w:tblLayout w:type="fixed"/>
           <w:tblCellMar>
             <w:top w:w="0" w:type="dxa"/>
             <w:left w:w="0" w:type="dxa"/>
@@ -7013,14 +6948,14 @@
           </w:tblCellMar>
         </w:tblPrEx>
         <w:trPr>
-          <w:trHeight w:val="652" w:hRule="atLeast"/>
+          <w:trHeight w:val="652"/>
         </w:trPr>
         <w:tc>
           <w:tcPr>
             <w:tcW w:w="727" w:type="dxa"/>
             <w:tcBorders>
-              <w:top w:val="single" w:color="000000" w:sz="6" w:space="0"/>
-              <w:left w:val="single" w:color="000000" w:sz="6" w:space="0"/>
+              <w:top w:val="single" w:sz="6" w:space="0" w:color="000000"/>
+              <w:left w:val="single" w:sz="6" w:space="0" w:color="000000"/>
             </w:tcBorders>
           </w:tcPr>
           <w:p>
@@ -7041,7 +6976,7 @@
               <w:spacing w:before="194" w:line="219" w:lineRule="auto"/>
               <w:ind w:left="123"/>
               <w:rPr>
-                <w:rFonts w:hint="eastAsia" w:ascii="宋体" w:hAnsi="宋体" w:eastAsia="宋体" w:cs="宋体"/>
+                <w:rFonts w:ascii="宋体" w:eastAsia="宋体" w:hAnsi="宋体" w:cs="宋体" w:hint="eastAsia"/>
                 <w:spacing w:val="-2"/>
                 <w:sz w:val="24"/>
                 <w:szCs w:val="24"/>
@@ -7050,7 +6985,7 @@
             </w:pPr>
             <w:r>
               <w:rPr>
-                <w:rFonts w:hint="eastAsia" w:ascii="宋体" w:hAnsi="宋体" w:eastAsia="宋体" w:cs="宋体"/>
+                <w:rFonts w:ascii="宋体" w:eastAsia="宋体" w:hAnsi="宋体" w:cs="宋体" w:hint="eastAsia"/>
                 <w:spacing w:val="-2"/>
                 <w:sz w:val="24"/>
                 <w:szCs w:val="24"/>
@@ -7064,7 +6999,7 @@
           <w:tcPr>
             <w:tcW w:w="1337" w:type="dxa"/>
             <w:tcBorders>
-              <w:top w:val="single" w:color="000000" w:sz="6" w:space="0"/>
+              <w:top w:val="single" w:sz="6" w:space="0" w:color="000000"/>
             </w:tcBorders>
           </w:tcPr>
           <w:p>
@@ -7085,7 +7020,7 @@
               <w:spacing w:before="194" w:line="219" w:lineRule="auto"/>
               <w:ind w:left="123"/>
               <w:rPr>
-                <w:rFonts w:hint="default" w:ascii="宋体" w:hAnsi="宋体" w:eastAsia="宋体" w:cs="宋体"/>
+                <w:rFonts w:ascii="宋体" w:eastAsia="宋体" w:hAnsi="宋体" w:cs="宋体" w:hint="default"/>
                 <w:spacing w:val="-2"/>
                 <w:sz w:val="24"/>
                 <w:szCs w:val="24"/>
@@ -7094,7 +7029,7 @@
             </w:pPr>
             <w:r>
               <w:rPr>
-                <w:rFonts w:hint="eastAsia" w:ascii="宋体" w:hAnsi="宋体" w:eastAsia="宋体" w:cs="宋体"/>
+                <w:rFonts w:ascii="宋体" w:eastAsia="宋体" w:hAnsi="宋体" w:cs="宋体" w:hint="eastAsia"/>
                 <w:spacing w:val="-2"/>
                 <w:sz w:val="24"/>
                 <w:szCs w:val="24"/>
@@ -7108,8 +7043,8 @@
           <w:tcPr>
             <w:tcW w:w="3545" w:type="dxa"/>
             <w:tcBorders>
-              <w:top w:val="single" w:color="000000" w:sz="6" w:space="0"/>
-              <w:right w:val="single" w:color="000000" w:sz="6" w:space="0"/>
+              <w:top w:val="single" w:sz="6" w:space="0" w:color="000000"/>
+              <w:right w:val="single" w:sz="6" w:space="0" w:color="000000"/>
             </w:tcBorders>
           </w:tcPr>
           <w:p>
@@ -7130,7 +7065,7 @@
               <w:spacing w:before="194" w:line="219" w:lineRule="auto"/>
               <w:ind w:left="123"/>
               <w:rPr>
-                <w:rFonts w:hint="default" w:ascii="宋体" w:hAnsi="宋体" w:eastAsia="宋体" w:cs="宋体"/>
+                <w:rFonts w:ascii="宋体" w:eastAsia="宋体" w:hAnsi="宋体" w:cs="宋体" w:hint="default"/>
                 <w:spacing w:val="-2"/>
                 <w:sz w:val="24"/>
                 <w:szCs w:val="24"/>
@@ -7139,7 +7074,7 @@
             </w:pPr>
             <w:r>
               <w:rPr>
-                <w:rFonts w:hint="eastAsia" w:ascii="宋体" w:hAnsi="宋体" w:eastAsia="宋体" w:cs="宋体"/>
+                <w:rFonts w:ascii="宋体" w:eastAsia="宋体" w:hAnsi="宋体" w:cs="宋体" w:hint="eastAsia"/>
                 <w:spacing w:val="-2"/>
                 <w:sz w:val="24"/>
                 <w:szCs w:val="24"/>
@@ -7153,8 +7088,8 @@
           <w:tcPr>
             <w:tcW w:w="1294" w:type="dxa"/>
             <w:tcBorders>
-              <w:top w:val="single" w:color="000000" w:sz="6" w:space="0"/>
-              <w:right w:val="single" w:color="000000" w:sz="6" w:space="0"/>
+              <w:top w:val="single" w:sz="6" w:space="0" w:color="000000"/>
+              <w:right w:val="single" w:sz="6" w:space="0" w:color="000000"/>
             </w:tcBorders>
           </w:tcPr>
           <w:p>
@@ -7175,7 +7110,7 @@
               <w:spacing w:before="194" w:line="219" w:lineRule="auto"/>
               <w:ind w:left="123"/>
               <w:rPr>
-                <w:rFonts w:hint="eastAsia" w:ascii="宋体" w:hAnsi="宋体" w:eastAsia="宋体" w:cs="宋体"/>
+                <w:rFonts w:ascii="宋体" w:eastAsia="宋体" w:hAnsi="宋体" w:cs="宋体" w:hint="eastAsia"/>
                 <w:spacing w:val="-2"/>
                 <w:sz w:val="24"/>
                 <w:szCs w:val="24"/>
@@ -7184,7 +7119,7 @@
             </w:pPr>
             <w:r>
               <w:rPr>
-                <w:rFonts w:hint="eastAsia" w:ascii="宋体" w:hAnsi="宋体" w:eastAsia="宋体" w:cs="宋体"/>
+                <w:rFonts w:ascii="宋体" w:eastAsia="宋体" w:hAnsi="宋体" w:cs="宋体" w:hint="eastAsia"/>
                 <w:spacing w:val="-2"/>
                 <w:sz w:val="24"/>
                 <w:szCs w:val="24"/>
@@ -7198,8 +7133,8 @@
           <w:tcPr>
             <w:tcW w:w="1294" w:type="dxa"/>
             <w:tcBorders>
-              <w:top w:val="single" w:color="000000" w:sz="6" w:space="0"/>
-              <w:right w:val="single" w:color="000000" w:sz="6" w:space="0"/>
+              <w:top w:val="single" w:sz="6" w:space="0" w:color="000000"/>
+              <w:right w:val="single" w:sz="6" w:space="0" w:color="000000"/>
             </w:tcBorders>
           </w:tcPr>
           <w:p>
@@ -7220,7 +7155,7 @@
               <w:spacing w:before="194" w:line="219" w:lineRule="auto"/>
               <w:ind w:left="123"/>
               <w:rPr>
-                <w:rFonts w:hint="default" w:ascii="宋体" w:hAnsi="宋体" w:eastAsia="宋体" w:cs="宋体"/>
+                <w:rFonts w:ascii="宋体" w:eastAsia="宋体" w:hAnsi="宋体" w:cs="宋体" w:hint="default"/>
                 <w:spacing w:val="-2"/>
                 <w:sz w:val="24"/>
                 <w:szCs w:val="24"/>
@@ -7229,7 +7164,7 @@
             </w:pPr>
             <w:r>
               <w:rPr>
-                <w:rFonts w:hint="eastAsia" w:ascii="宋体" w:hAnsi="宋体" w:cs="宋体"/>
+                <w:rFonts w:ascii="宋体" w:hAnsi="宋体" w:cs="宋体" w:hint="eastAsia"/>
                 <w:spacing w:val="-2"/>
                 <w:sz w:val="24"/>
                 <w:szCs w:val="24"/>
@@ -7243,7 +7178,7 @@
     </w:tbl>
     <w:p>
       <w:pPr>
-        <w:pStyle w:val="26"/>
+        <w:pStyle w:val="1"/>
         <w:keepNext w:val="0"/>
         <w:keepLines w:val="0"/>
         <w:pageBreakBefore w:val="0"/>
@@ -7258,15 +7193,15 @@
         <w:adjustRightInd w:val="0"/>
         <w:snapToGrid w:val="0"/>
       </w:pPr>
-      <w:bookmarkStart w:id="23" w:name="_Toc20847"/>
+      <w:bookmarkStart w:id="24" w:name="_Toc20847"/>
       <w:r>
         <w:t>相关文件模板</w:t>
       </w:r>
-      <w:bookmarkEnd w:id="23"/>
+      <w:bookmarkEnd w:id="24"/>
     </w:p>
     <w:p>
       <w:pPr>
-        <w:pStyle w:val="41"/>
+        <w:pStyle w:val="a3"/>
         <w:keepNext w:val="0"/>
         <w:keepLines w:val="0"/>
         <w:pageBreakBefore w:val="0"/>
@@ -7284,7 +7219,7 @@
         <w:bidi w:val="0"/>
         <w:adjustRightInd w:val="0"/>
         <w:snapToGrid w:val="0"/>
-        <w:ind w:left="425" w:leftChars="0" w:hanging="425" w:firstLineChars="0"/>
+        <w:ind w:left="425" w:hanging="425" w:leftChars="0" w:firstLineChars="0"/>
       </w:pPr>
       <w:r>
         <w:t>《服务报告模板》</w:t>
@@ -7292,7 +7227,7 @@
     </w:p>
     <w:p>
       <w:pPr>
-        <w:pStyle w:val="41"/>
+        <w:pStyle w:val="a3"/>
         <w:keepNext w:val="0"/>
         <w:keepLines w:val="0"/>
         <w:pageBreakBefore w:val="0"/>
@@ -7310,62 +7245,37 @@
         <w:bidi w:val="0"/>
         <w:adjustRightInd w:val="0"/>
         <w:snapToGrid w:val="0"/>
-        <w:ind w:left="425" w:leftChars="0" w:hanging="425" w:firstLineChars="0"/>
+        <w:ind w:left="425" w:hanging="425" w:leftChars="0" w:firstLineChars="0"/>
       </w:pPr>
       <w:r>
         <w:t>《服务总结模板》</w:t>
       </w:r>
     </w:p>
     <w:sectPr>
-      <w:footerReference r:id="rId5" w:type="default"/>
+      <w:footerReference w:type="default" r:id="rId4"/>
       <w:pgSz w:w="11906" w:h="16839"/>
       <w:pgMar w:top="1431" w:right="1785" w:bottom="1374" w:left="1785" w:header="0" w:footer="1211" w:gutter="0"/>
-      <w:cols w:space="720" w:num="1"/>
+      <w:cols w:num="1" w:space="720"/>
     </w:sectPr>
   </w:body>
 </w:document>
 </file>
 
-<file path=word/endnotes.xml><?xml version="1.0" encoding="utf-8"?>
-<w:endnotes xmlns:wpc="http://schemas.microsoft.com/office/word/2010/wordprocessingCanvas" xmlns:mc="http://schemas.openxmlformats.org/markup-compatibility/2006" xmlns:o="urn:schemas-microsoft-com:office:office" xmlns:r="http://schemas.openxmlformats.org/officeDocument/2006/relationships" xmlns:m="http://schemas.openxmlformats.org/officeDocument/2006/math" xmlns:v="urn:schemas-microsoft-com:vml" xmlns:wp14="http://schemas.microsoft.com/office/word/2010/wordprocessingDrawing" xmlns:wp="http://schemas.openxmlformats.org/drawingml/2006/wordprocessingDrawing" xmlns:w="http://schemas.openxmlformats.org/wordprocessingml/2006/main" xmlns:w14="http://schemas.microsoft.com/office/word/2010/wordml" xmlns:w15="http://schemas.microsoft.com/office/word/2012/wordml" xmlns:w10="urn:schemas-microsoft-com:office:word" xmlns:wpg="http://schemas.microsoft.com/office/word/2010/wordprocessingGroup" xmlns:wpi="http://schemas.microsoft.com/office/word/2010/wordprocessingInk" xmlns:wne="http://schemas.microsoft.com/office/word/2006/wordml" xmlns:wps="http://schemas.microsoft.com/office/word/2010/wordprocessingShape" xmlns:wpsCustomData="http://www.wps.cn/officeDocument/2013/wpsCustomData" mc:Ignorable="w14 w15 wp14">
-  <w:endnote w:type="separator" w:id="0">
-    <w:p>
-      <w:pPr>
-        <w:spacing w:line="240" w:lineRule="auto"/>
-      </w:pPr>
-      <w:r>
-        <w:separator/>
-      </w:r>
-    </w:p>
-  </w:endnote>
-  <w:endnote w:type="continuationSeparator" w:id="1">
-    <w:p>
-      <w:pPr>
-        <w:spacing w:line="240" w:lineRule="auto"/>
-      </w:pPr>
-      <w:r>
-        <w:continuationSeparator/>
-      </w:r>
-    </w:p>
-  </w:endnote>
-</w:endnotes>
-</file>
-
 <file path=word/footer1.xml><?xml version="1.0" encoding="utf-8"?>
-<w:ftr xmlns:wpc="http://schemas.microsoft.com/office/word/2010/wordprocessingCanvas" xmlns:mc="http://schemas.openxmlformats.org/markup-compatibility/2006" xmlns:o="urn:schemas-microsoft-com:office:office" xmlns:r="http://schemas.openxmlformats.org/officeDocument/2006/relationships" xmlns:m="http://schemas.openxmlformats.org/officeDocument/2006/math" xmlns:v="urn:schemas-microsoft-com:vml" xmlns:wp14="http://schemas.microsoft.com/office/word/2010/wordprocessingDrawing" xmlns:wp="http://schemas.openxmlformats.org/drawingml/2006/wordprocessingDrawing" xmlns:w10="urn:schemas-microsoft-com:office:word" xmlns:w="http://schemas.openxmlformats.org/wordprocessingml/2006/main" xmlns:w14="http://schemas.microsoft.com/office/word/2010/wordml" xmlns:w15="http://schemas.microsoft.com/office/word/2012/wordml" xmlns:wpg="http://schemas.microsoft.com/office/word/2010/wordprocessingGroup" xmlns:wpi="http://schemas.microsoft.com/office/word/2010/wordprocessingInk" xmlns:wne="http://schemas.microsoft.com/office/word/2006/wordml" xmlns:wps="http://schemas.microsoft.com/office/word/2010/wordprocessingShape" xmlns:wpsCustomData="http://www.wps.cn/officeDocument/2013/wpsCustomData" mc:Ignorable="w14 w15 wp14">
+<w:ftr xmlns:wpc="http://schemas.microsoft.com/office/word/2010/wordprocessingCanvas" xmlns:mc="http://schemas.openxmlformats.org/markup-compatibility/2006" xmlns:o="urn:schemas-microsoft-com:office:office" xmlns:r="http://schemas.openxmlformats.org/officeDocument/2006/relationships" xmlns:m="http://schemas.openxmlformats.org/officeDocument/2006/math" xmlns:v="urn:schemas-microsoft-com:vml" xmlns:wp14="http://schemas.microsoft.com/office/word/2010/wordprocessingDrawing" xmlns:wp="http://schemas.openxmlformats.org/drawingml/2006/wordprocessingDrawing" xmlns:w10="urn:schemas-microsoft-com:office:word" xmlns:w="http://schemas.openxmlformats.org/wordprocessingml/2006/main" xmlns:w14="http://schemas.microsoft.com/office/word/2010/wordml" xmlns:w15="http://schemas.microsoft.com/office/word/2012/wordml" xmlns:wne="http://schemas.microsoft.com/office/word/2006/wordml" xmlns:wpg="http://schemas.microsoft.com/office/word/2010/wordprocessingGroup" xmlns:wpi="http://schemas.microsoft.com/office/word/2010/wordprocessingInk" xmlns:wps="http://schemas.microsoft.com/office/word/2010/wordprocessingShape" mc:Ignorable="w14 w15 wp14">
   <w:p>
     <w:pPr>
       <w:spacing w:line="166" w:lineRule="auto"/>
       <w:ind w:left="4125"/>
       <w:rPr>
-        <w:rFonts w:ascii="Calibri" w:hAnsi="Calibri" w:eastAsia="Calibri" w:cs="Calibri"/>
+        <w:rFonts w:ascii="Calibri" w:eastAsia="Calibri" w:hAnsi="Calibri" w:cs="Calibri"/>
         <w:sz w:val="18"/>
         <w:szCs w:val="18"/>
       </w:rPr>
     </w:pPr>
     <w:r>
       <w:rPr>
-        <w:rFonts w:ascii="Calibri" w:hAnsi="Calibri" w:eastAsia="Calibri" w:cs="Calibri"/>
+        <w:rFonts w:ascii="Calibri" w:eastAsia="Calibri" w:hAnsi="Calibri" w:cs="Calibri"/>
         <w:sz w:val="18"/>
         <w:szCs w:val="18"/>
       </w:rPr>
@@ -7375,38 +7285,13 @@
 </w:ftr>
 </file>
 
-<file path=word/footnotes.xml><?xml version="1.0" encoding="utf-8"?>
-<w:footnotes xmlns:wpc="http://schemas.microsoft.com/office/word/2010/wordprocessingCanvas" xmlns:mc="http://schemas.openxmlformats.org/markup-compatibility/2006" xmlns:o="urn:schemas-microsoft-com:office:office" xmlns:r="http://schemas.openxmlformats.org/officeDocument/2006/relationships" xmlns:m="http://schemas.openxmlformats.org/officeDocument/2006/math" xmlns:v="urn:schemas-microsoft-com:vml" xmlns:wp14="http://schemas.microsoft.com/office/word/2010/wordprocessingDrawing" xmlns:wp="http://schemas.openxmlformats.org/drawingml/2006/wordprocessingDrawing" xmlns:w="http://schemas.openxmlformats.org/wordprocessingml/2006/main" xmlns:w14="http://schemas.microsoft.com/office/word/2010/wordml" xmlns:w15="http://schemas.microsoft.com/office/word/2012/wordml" xmlns:w10="urn:schemas-microsoft-com:office:word" xmlns:wpg="http://schemas.microsoft.com/office/word/2010/wordprocessingGroup" xmlns:wpi="http://schemas.microsoft.com/office/word/2010/wordprocessingInk" xmlns:wne="http://schemas.microsoft.com/office/word/2006/wordml" xmlns:wps="http://schemas.microsoft.com/office/word/2010/wordprocessingShape" xmlns:wpsCustomData="http://www.wps.cn/officeDocument/2013/wpsCustomData" mc:Ignorable="w14 w15 wp14">
-  <w:footnote w:type="separator" w:id="0">
-    <w:p>
-      <w:pPr>
-        <w:spacing w:line="360" w:lineRule="auto"/>
-      </w:pPr>
-      <w:r>
-        <w:separator/>
-      </w:r>
-    </w:p>
-  </w:footnote>
-  <w:footnote w:type="continuationSeparator" w:id="1">
-    <w:p>
-      <w:pPr>
-        <w:spacing w:line="360" w:lineRule="auto"/>
-      </w:pPr>
-      <w:r>
-        <w:continuationSeparator/>
-      </w:r>
-    </w:p>
-  </w:footnote>
-</w:footnotes>
-</file>
-
 <file path=word/numbering.xml><?xml version="1.0" encoding="utf-8"?>
-<w:numbering xmlns:wpc="http://schemas.microsoft.com/office/word/2010/wordprocessingCanvas" xmlns:mc="http://schemas.openxmlformats.org/markup-compatibility/2006" xmlns:o="urn:schemas-microsoft-com:office:office" xmlns:r="http://schemas.openxmlformats.org/officeDocument/2006/relationships" xmlns:m="http://schemas.openxmlformats.org/officeDocument/2006/math" xmlns:v="urn:schemas-microsoft-com:vml" xmlns:wp14="http://schemas.microsoft.com/office/word/2010/wordprocessingDrawing" xmlns:wp="http://schemas.openxmlformats.org/drawingml/2006/wordprocessingDrawing" xmlns:w10="urn:schemas-microsoft-com:office:word" xmlns:w="http://schemas.openxmlformats.org/wordprocessingml/2006/main" xmlns:w14="http://schemas.microsoft.com/office/word/2010/wordml" xmlns:wpg="http://schemas.microsoft.com/office/word/2010/wordprocessingGroup" xmlns:wpi="http://schemas.microsoft.com/office/word/2010/wordprocessingInk" xmlns:wne="http://schemas.microsoft.com/office/word/2006/wordml" xmlns:wps="http://schemas.microsoft.com/office/word/2010/wordprocessingShape" xmlns:wpsCustomData="http://www.wps.cn/officeDocument/2013/wpsCustomData" mc:Ignorable="w14 wp14">
+<w:numbering xmlns:wpc="http://schemas.microsoft.com/office/word/2010/wordprocessingCanvas" xmlns:mc="http://schemas.openxmlformats.org/markup-compatibility/2006" xmlns:o="urn:schemas-microsoft-com:office:office" xmlns:r="http://schemas.openxmlformats.org/officeDocument/2006/relationships" xmlns:m="http://schemas.openxmlformats.org/officeDocument/2006/math" xmlns:v="urn:schemas-microsoft-com:vml" xmlns:wp14="http://schemas.microsoft.com/office/word/2010/wordprocessingDrawing" xmlns:wp="http://schemas.openxmlformats.org/drawingml/2006/wordprocessingDrawing" xmlns:w10="urn:schemas-microsoft-com:office:word" xmlns:w="http://schemas.openxmlformats.org/wordprocessingml/2006/main" xmlns:w14="http://schemas.microsoft.com/office/word/2010/wordml" xmlns:w15="http://schemas.microsoft.com/office/word/2012/wordml" xmlns:wne="http://schemas.microsoft.com/office/word/2006/wordml" xmlns:wpg="http://schemas.microsoft.com/office/word/2010/wordprocessingGroup" xmlns:wpi="http://schemas.microsoft.com/office/word/2010/wordprocessingInk" xmlns:wps="http://schemas.microsoft.com/office/word/2010/wordprocessingShape" mc:Ignorable="w14 w15 wp14">
   <w:abstractNum w:abstractNumId="0">
     <w:nsid w:val="81D3AEB3"/>
     <w:multiLevelType w:val="singleLevel"/>
     <w:tmpl w:val="81D3AEB3"/>
-    <w:lvl w:ilvl="0" w:tentative="0">
+    <w:lvl w:ilvl="0">
       <w:start w:val="1"/>
       <w:numFmt w:val="decimal"/>
       <w:lvlText w:val="%1."/>
@@ -7423,7 +7308,7 @@
     <w:nsid w:val="85FC4EDA"/>
     <w:multiLevelType w:val="singleLevel"/>
     <w:tmpl w:val="85FC4EDA"/>
-    <w:lvl w:ilvl="0" w:tentative="0">
+    <w:lvl w:ilvl="0">
       <w:start w:val="1"/>
       <w:numFmt w:val="decimal"/>
       <w:lvlText w:val="%1."/>
@@ -7440,7 +7325,7 @@
     <w:nsid w:val="8B62F2A1"/>
     <w:multiLevelType w:val="singleLevel"/>
     <w:tmpl w:val="8B62F2A1"/>
-    <w:lvl w:ilvl="0" w:tentative="0">
+    <w:lvl w:ilvl="0">
       <w:start w:val="1"/>
       <w:numFmt w:val="decimal"/>
       <w:lvlText w:val="%1."/>
@@ -7457,10 +7342,10 @@
     <w:nsid w:val="8E964DCE"/>
     <w:multiLevelType w:val="multilevel"/>
     <w:tmpl w:val="8E964DCE"/>
-    <w:lvl w:ilvl="0" w:tentative="0">
+    <w:lvl w:ilvl="0">
       <w:start w:val="1"/>
       <w:numFmt w:val="decimal"/>
-      <w:pStyle w:val="2"/>
+      <w:pStyle w:val="Heading1"/>
       <w:lvlText w:val="%1."/>
       <w:lvlJc w:val="left"/>
       <w:pPr>
@@ -7470,10 +7355,10 @@
         <w:rFonts w:hint="default"/>
       </w:rPr>
     </w:lvl>
-    <w:lvl w:ilvl="1" w:tentative="0">
+    <w:lvl w:ilvl="1">
       <w:start w:val="1"/>
       <w:numFmt w:val="decimal"/>
-      <w:pStyle w:val="3"/>
+      <w:pStyle w:val="Heading2"/>
       <w:lvlText w:val="%1.%2."/>
       <w:lvlJc w:val="left"/>
       <w:pPr>
@@ -7483,10 +7368,10 @@
         <w:rFonts w:hint="default"/>
       </w:rPr>
     </w:lvl>
-    <w:lvl w:ilvl="2" w:tentative="0">
+    <w:lvl w:ilvl="2">
       <w:start w:val="1"/>
       <w:numFmt w:val="decimal"/>
-      <w:pStyle w:val="4"/>
+      <w:pStyle w:val="Heading3"/>
       <w:lvlText w:val="%1.%2.%3."/>
       <w:lvlJc w:val="left"/>
       <w:pPr>
@@ -7496,10 +7381,10 @@
         <w:rFonts w:hint="default"/>
       </w:rPr>
     </w:lvl>
-    <w:lvl w:ilvl="3" w:tentative="0">
+    <w:lvl w:ilvl="3">
       <w:start w:val="1"/>
       <w:numFmt w:val="decimal"/>
-      <w:pStyle w:val="5"/>
+      <w:pStyle w:val="Heading4"/>
       <w:lvlText w:val="%1.%2.%3.%4."/>
       <w:lvlJc w:val="left"/>
       <w:pPr>
@@ -7509,10 +7394,10 @@
         <w:rFonts w:hint="default"/>
       </w:rPr>
     </w:lvl>
-    <w:lvl w:ilvl="4" w:tentative="0">
+    <w:lvl w:ilvl="4">
       <w:start w:val="1"/>
       <w:numFmt w:val="decimal"/>
-      <w:pStyle w:val="6"/>
+      <w:pStyle w:val="Heading5"/>
       <w:lvlText w:val="%1.%2.%3.%4.%5."/>
       <w:lvlJc w:val="left"/>
       <w:pPr>
@@ -7522,10 +7407,10 @@
         <w:rFonts w:hint="default"/>
       </w:rPr>
     </w:lvl>
-    <w:lvl w:ilvl="5" w:tentative="0">
+    <w:lvl w:ilvl="5">
       <w:start w:val="1"/>
       <w:numFmt w:val="decimal"/>
-      <w:pStyle w:val="7"/>
+      <w:pStyle w:val="Heading6"/>
       <w:lvlText w:val="%1.%2.%3.%4.%5.%6."/>
       <w:lvlJc w:val="left"/>
       <w:pPr>
@@ -7535,10 +7420,10 @@
         <w:rFonts w:hint="default"/>
       </w:rPr>
     </w:lvl>
-    <w:lvl w:ilvl="6" w:tentative="0">
+    <w:lvl w:ilvl="6">
       <w:start w:val="1"/>
       <w:numFmt w:val="decimal"/>
-      <w:pStyle w:val="8"/>
+      <w:pStyle w:val="Heading7"/>
       <w:lvlText w:val="%1.%2.%3.%4.%5.%6.%7."/>
       <w:lvlJc w:val="left"/>
       <w:pPr>
@@ -7548,10 +7433,10 @@
         <w:rFonts w:hint="default"/>
       </w:rPr>
     </w:lvl>
-    <w:lvl w:ilvl="7" w:tentative="0">
+    <w:lvl w:ilvl="7">
       <w:start w:val="1"/>
       <w:numFmt w:val="decimal"/>
-      <w:pStyle w:val="9"/>
+      <w:pStyle w:val="Heading8"/>
       <w:lvlText w:val="%1.%2.%3.%4.%5.%6.%7.%8."/>
       <w:lvlJc w:val="left"/>
       <w:pPr>
@@ -7561,10 +7446,10 @@
         <w:rFonts w:hint="default"/>
       </w:rPr>
     </w:lvl>
-    <w:lvl w:ilvl="8" w:tentative="0">
+    <w:lvl w:ilvl="8">
       <w:start w:val="1"/>
       <w:numFmt w:val="decimal"/>
-      <w:pStyle w:val="10"/>
+      <w:pStyle w:val="Heading9"/>
       <w:lvlText w:val="%1.%2.%3.%4.%5.%6.%7.%8.%9."/>
       <w:lvlJc w:val="left"/>
       <w:pPr>
@@ -7579,7 +7464,7 @@
     <w:nsid w:val="07E8E1D8"/>
     <w:multiLevelType w:val="singleLevel"/>
     <w:tmpl w:val="07E8E1D8"/>
-    <w:lvl w:ilvl="0" w:tentative="0">
+    <w:lvl w:ilvl="0">
       <w:start w:val="1"/>
       <w:numFmt w:val="decimal"/>
       <w:lvlText w:val="%1."/>
@@ -7596,7 +7481,7 @@
     <w:nsid w:val="5FD2F046"/>
     <w:multiLevelType w:val="singleLevel"/>
     <w:tmpl w:val="5FD2F046"/>
-    <w:lvl w:ilvl="0" w:tentative="0">
+    <w:lvl w:ilvl="0">
       <w:start w:val="1"/>
       <w:numFmt w:val="decimal"/>
       <w:lvlText w:val="%1."/>
@@ -7631,269 +7516,267 @@
 </file>
 
 <file path=word/styles.xml><?xml version="1.0" encoding="utf-8"?>
-<w:styles xmlns:mc="http://schemas.openxmlformats.org/markup-compatibility/2006" xmlns:o="urn:schemas-microsoft-com:office:office" xmlns:r="http://schemas.openxmlformats.org/officeDocument/2006/relationships" xmlns:m="http://schemas.openxmlformats.org/officeDocument/2006/math" xmlns:v="urn:schemas-microsoft-com:vml" xmlns:w="http://schemas.openxmlformats.org/wordprocessingml/2006/main" xmlns:w14="http://schemas.microsoft.com/office/word/2010/wordml" xmlns:w10="urn:schemas-microsoft-com:office:word" xmlns:sl="http://schemas.openxmlformats.org/schemaLibrary/2006/main" xmlns:wpsCustomData="http://www.wps.cn/officeDocument/2013/wpsCustomData" mc:Ignorable="w14">
+<w:styles xmlns:mc="http://schemas.openxmlformats.org/markup-compatibility/2006" xmlns:r="http://schemas.openxmlformats.org/officeDocument/2006/relationships" xmlns:w="http://schemas.openxmlformats.org/wordprocessingml/2006/main" xmlns:w14="http://schemas.microsoft.com/office/word/2010/wordml" xmlns:w15="http://schemas.microsoft.com/office/word/2012/wordml" mc:Ignorable="w14 w15">
   <w:docDefaults>
     <w:rPrDefault>
       <w:rPr>
-        <w:rFonts w:ascii="Times New Roman" w:hAnsi="Times New Roman" w:eastAsia="宋体" w:cs="Times New Roman"/>
+        <w:rFonts w:ascii="Times New Roman" w:eastAsia="宋体" w:hAnsi="Times New Roman" w:cs="Times New Roman"/>
       </w:rPr>
     </w:rPrDefault>
     <w:pPrDefault/>
   </w:docDefaults>
-  <w:latentStyles w:count="260" w:defQFormat="0" w:defUnhideWhenUsed="1" w:defSemiHidden="1" w:defUIPriority="99" w:defLockedState="0">
-    <w:lsdException w:qFormat="1" w:unhideWhenUsed="0" w:uiPriority="0" w:semiHidden="0" w:name="Normal"/>
-    <w:lsdException w:qFormat="1" w:unhideWhenUsed="0" w:uiPriority="0" w:semiHidden="0" w:name="heading 1"/>
-    <w:lsdException w:qFormat="1" w:uiPriority="0" w:semiHidden="0" w:name="heading 2"/>
-    <w:lsdException w:qFormat="1" w:uiPriority="0" w:name="heading 3"/>
-    <w:lsdException w:qFormat="1" w:uiPriority="0" w:semiHidden="0" w:name="heading 4"/>
-    <w:lsdException w:qFormat="1" w:uiPriority="0" w:name="heading 5"/>
-    <w:lsdException w:qFormat="1" w:uiPriority="0" w:name="heading 6"/>
-    <w:lsdException w:qFormat="1" w:uiPriority="0" w:name="heading 7"/>
-    <w:lsdException w:qFormat="1" w:uiPriority="0" w:name="heading 8"/>
-    <w:lsdException w:qFormat="1" w:uiPriority="0" w:name="heading 9"/>
-    <w:lsdException w:unhideWhenUsed="0" w:uiPriority="0" w:semiHidden="0" w:name="index 1"/>
-    <w:lsdException w:unhideWhenUsed="0" w:uiPriority="0" w:semiHidden="0" w:name="index 2"/>
-    <w:lsdException w:unhideWhenUsed="0" w:uiPriority="0" w:semiHidden="0" w:name="index 3"/>
-    <w:lsdException w:unhideWhenUsed="0" w:uiPriority="0" w:semiHidden="0" w:name="index 4"/>
-    <w:lsdException w:unhideWhenUsed="0" w:uiPriority="0" w:semiHidden="0" w:name="index 5"/>
-    <w:lsdException w:unhideWhenUsed="0" w:uiPriority="0" w:semiHidden="0" w:name="index 6"/>
-    <w:lsdException w:unhideWhenUsed="0" w:uiPriority="0" w:semiHidden="0" w:name="index 7"/>
-    <w:lsdException w:unhideWhenUsed="0" w:uiPriority="0" w:semiHidden="0" w:name="index 8"/>
-    <w:lsdException w:unhideWhenUsed="0" w:uiPriority="0" w:semiHidden="0" w:name="index 9"/>
-    <w:lsdException w:qFormat="1" w:unhideWhenUsed="0" w:uiPriority="0" w:semiHidden="0" w:name="toc 1"/>
-    <w:lsdException w:qFormat="1" w:unhideWhenUsed="0" w:uiPriority="0" w:semiHidden="0" w:name="toc 2"/>
-    <w:lsdException w:qFormat="1" w:unhideWhenUsed="0" w:uiPriority="0" w:semiHidden="0" w:name="toc 3"/>
-    <w:lsdException w:unhideWhenUsed="0" w:uiPriority="0" w:semiHidden="0" w:name="toc 4"/>
-    <w:lsdException w:unhideWhenUsed="0" w:uiPriority="0" w:semiHidden="0" w:name="toc 5"/>
-    <w:lsdException w:unhideWhenUsed="0" w:uiPriority="0" w:semiHidden="0" w:name="toc 6"/>
-    <w:lsdException w:unhideWhenUsed="0" w:uiPriority="0" w:semiHidden="0" w:name="toc 7"/>
-    <w:lsdException w:unhideWhenUsed="0" w:uiPriority="0" w:semiHidden="0" w:name="toc 8"/>
-    <w:lsdException w:unhideWhenUsed="0" w:uiPriority="0" w:semiHidden="0" w:name="toc 9"/>
-    <w:lsdException w:unhideWhenUsed="0" w:uiPriority="0" w:semiHidden="0" w:name="Normal Indent"/>
-    <w:lsdException w:unhideWhenUsed="0" w:uiPriority="0" w:semiHidden="0" w:name="footnote text"/>
-    <w:lsdException w:qFormat="1" w:unhideWhenUsed="0" w:uiPriority="0" w:semiHidden="0" w:name="annotation text"/>
-    <w:lsdException w:qFormat="1" w:unhideWhenUsed="0" w:uiPriority="0" w:semiHidden="0" w:name="header"/>
-    <w:lsdException w:qFormat="1" w:unhideWhenUsed="0" w:uiPriority="0" w:semiHidden="0" w:name="footer"/>
-    <w:lsdException w:unhideWhenUsed="0" w:uiPriority="0" w:semiHidden="0" w:name="index heading"/>
-    <w:lsdException w:qFormat="1" w:uiPriority="0" w:name="caption"/>
-    <w:lsdException w:unhideWhenUsed="0" w:uiPriority="0" w:semiHidden="0" w:name="table of figures"/>
-    <w:lsdException w:unhideWhenUsed="0" w:uiPriority="0" w:semiHidden="0" w:name="envelope address"/>
-    <w:lsdException w:unhideWhenUsed="0" w:uiPriority="0" w:semiHidden="0" w:name="envelope return"/>
-    <w:lsdException w:unhideWhenUsed="0" w:uiPriority="0" w:semiHidden="0" w:name="footnote reference"/>
-    <w:lsdException w:unhideWhenUsed="0" w:uiPriority="0" w:semiHidden="0" w:name="annotation reference"/>
-    <w:lsdException w:unhideWhenUsed="0" w:uiPriority="0" w:semiHidden="0" w:name="line number"/>
-    <w:lsdException w:unhideWhenUsed="0" w:uiPriority="0" w:semiHidden="0" w:name="page number"/>
-    <w:lsdException w:unhideWhenUsed="0" w:uiPriority="0" w:semiHidden="0" w:name="endnote reference"/>
-    <w:lsdException w:unhideWhenUsed="0" w:uiPriority="0" w:semiHidden="0" w:name="endnote text"/>
-    <w:lsdException w:unhideWhenUsed="0" w:uiPriority="0" w:semiHidden="0" w:name="table of authorities"/>
-    <w:lsdException w:unhideWhenUsed="0" w:uiPriority="0" w:semiHidden="0" w:name="macro"/>
-    <w:lsdException w:unhideWhenUsed="0" w:uiPriority="0" w:semiHidden="0" w:name="toa heading"/>
-    <w:lsdException w:unhideWhenUsed="0" w:uiPriority="0" w:semiHidden="0" w:name="List"/>
-    <w:lsdException w:unhideWhenUsed="0" w:uiPriority="0" w:semiHidden="0" w:name="List Bullet"/>
-    <w:lsdException w:unhideWhenUsed="0" w:uiPriority="0" w:semiHidden="0" w:name="List Number"/>
-    <w:lsdException w:unhideWhenUsed="0" w:uiPriority="0" w:semiHidden="0" w:name="List 2"/>
-    <w:lsdException w:unhideWhenUsed="0" w:uiPriority="0" w:semiHidden="0" w:name="List 3"/>
-    <w:lsdException w:unhideWhenUsed="0" w:uiPriority="0" w:semiHidden="0" w:name="List 4"/>
-    <w:lsdException w:unhideWhenUsed="0" w:uiPriority="0" w:semiHidden="0" w:name="List 5"/>
-    <w:lsdException w:unhideWhenUsed="0" w:uiPriority="0" w:semiHidden="0" w:name="List Bullet 2"/>
-    <w:lsdException w:unhideWhenUsed="0" w:uiPriority="0" w:semiHidden="0" w:name="List Bullet 3"/>
-    <w:lsdException w:unhideWhenUsed="0" w:uiPriority="0" w:semiHidden="0" w:name="List Bullet 4"/>
-    <w:lsdException w:unhideWhenUsed="0" w:uiPriority="0" w:semiHidden="0" w:name="List Bullet 5"/>
-    <w:lsdException w:unhideWhenUsed="0" w:uiPriority="0" w:semiHidden="0" w:name="List Number 2"/>
-    <w:lsdException w:unhideWhenUsed="0" w:uiPriority="0" w:semiHidden="0" w:name="List Number 3"/>
-    <w:lsdException w:unhideWhenUsed="0" w:uiPriority="0" w:semiHidden="0" w:name="List Number 4"/>
-    <w:lsdException w:unhideWhenUsed="0" w:uiPriority="0" w:semiHidden="0" w:name="List Number 5"/>
-    <w:lsdException w:qFormat="1" w:unhideWhenUsed="0" w:uiPriority="0" w:semiHidden="0" w:name="Title"/>
-    <w:lsdException w:unhideWhenUsed="0" w:uiPriority="0" w:semiHidden="0" w:name="Closing"/>
-    <w:lsdException w:unhideWhenUsed="0" w:uiPriority="0" w:semiHidden="0" w:name="Signature"/>
-    <w:lsdException w:qFormat="1" w:unhideWhenUsed="0" w:uiPriority="0" w:name="Default Paragraph Font"/>
-    <w:lsdException w:qFormat="1" w:unhideWhenUsed="0" w:uiPriority="0" w:name="Body Text"/>
-    <w:lsdException w:unhideWhenUsed="0" w:uiPriority="0" w:semiHidden="0" w:name="Body Text Indent"/>
-    <w:lsdException w:unhideWhenUsed="0" w:uiPriority="0" w:semiHidden="0" w:name="List Continue"/>
-    <w:lsdException w:unhideWhenUsed="0" w:uiPriority="0" w:semiHidden="0" w:name="List Continue 2"/>
-    <w:lsdException w:unhideWhenUsed="0" w:uiPriority="0" w:semiHidden="0" w:name="List Continue 3"/>
-    <w:lsdException w:unhideWhenUsed="0" w:uiPriority="0" w:semiHidden="0" w:name="List Continue 4"/>
-    <w:lsdException w:unhideWhenUsed="0" w:uiPriority="0" w:semiHidden="0" w:name="List Continue 5"/>
-    <w:lsdException w:unhideWhenUsed="0" w:uiPriority="0" w:semiHidden="0" w:name="Message Header"/>
-    <w:lsdException w:qFormat="1" w:unhideWhenUsed="0" w:uiPriority="0" w:semiHidden="0" w:name="Subtitle"/>
-    <w:lsdException w:unhideWhenUsed="0" w:uiPriority="0" w:semiHidden="0" w:name="Salutation"/>
-    <w:lsdException w:unhideWhenUsed="0" w:uiPriority="0" w:semiHidden="0" w:name="Date"/>
-    <w:lsdException w:unhideWhenUsed="0" w:uiPriority="0" w:semiHidden="0" w:name="Body Text First Indent"/>
-    <w:lsdException w:unhideWhenUsed="0" w:uiPriority="0" w:semiHidden="0" w:name="Body Text First Indent 2"/>
-    <w:lsdException w:uiPriority="99" w:name="Note Heading"/>
-    <w:lsdException w:unhideWhenUsed="0" w:uiPriority="0" w:semiHidden="0" w:name="Body Text 2"/>
-    <w:lsdException w:unhideWhenUsed="0" w:uiPriority="0" w:semiHidden="0" w:name="Body Text 3"/>
-    <w:lsdException w:unhideWhenUsed="0" w:uiPriority="0" w:semiHidden="0" w:name="Body Text Indent 2"/>
-    <w:lsdException w:unhideWhenUsed="0" w:uiPriority="0" w:semiHidden="0" w:name="Body Text Indent 3"/>
-    <w:lsdException w:unhideWhenUsed="0" w:uiPriority="0" w:semiHidden="0" w:name="Block Text"/>
-    <w:lsdException w:unhideWhenUsed="0" w:uiPriority="0" w:semiHidden="0" w:name="Hyperlink"/>
-    <w:lsdException w:unhideWhenUsed="0" w:uiPriority="0" w:semiHidden="0" w:name="FollowedHyperlink"/>
-    <w:lsdException w:qFormat="1" w:unhideWhenUsed="0" w:uiPriority="0" w:semiHidden="0" w:name="Strong"/>
-    <w:lsdException w:qFormat="1" w:unhideWhenUsed="0" w:uiPriority="0" w:semiHidden="0" w:name="Emphasis"/>
-    <w:lsdException w:unhideWhenUsed="0" w:uiPriority="0" w:semiHidden="0" w:name="Document Map"/>
-    <w:lsdException w:unhideWhenUsed="0" w:uiPriority="0" w:semiHidden="0" w:name="Plain Text"/>
-    <w:lsdException w:unhideWhenUsed="0" w:uiPriority="0" w:semiHidden="0" w:name="E-mail Signature"/>
-    <w:lsdException w:qFormat="1" w:unhideWhenUsed="0" w:uiPriority="0" w:semiHidden="0" w:name="Normal (Web)"/>
-    <w:lsdException w:unhideWhenUsed="0" w:uiPriority="0" w:semiHidden="0" w:name="HTML Acronym"/>
-    <w:lsdException w:unhideWhenUsed="0" w:uiPriority="0" w:semiHidden="0" w:name="HTML Address"/>
-    <w:lsdException w:unhideWhenUsed="0" w:uiPriority="0" w:semiHidden="0" w:name="HTML Cite"/>
-    <w:lsdException w:unhideWhenUsed="0" w:uiPriority="0" w:semiHidden="0" w:name="HTML Code"/>
-    <w:lsdException w:unhideWhenUsed="0" w:uiPriority="0" w:semiHidden="0" w:name="HTML Definition"/>
-    <w:lsdException w:unhideWhenUsed="0" w:uiPriority="0" w:semiHidden="0" w:name="HTML Keyboard"/>
-    <w:lsdException w:unhideWhenUsed="0" w:uiPriority="0" w:semiHidden="0" w:name="HTML Preformatted"/>
-    <w:lsdException w:unhideWhenUsed="0" w:uiPriority="0" w:semiHidden="0" w:name="HTML Sample"/>
-    <w:lsdException w:unhideWhenUsed="0" w:uiPriority="0" w:semiHidden="0" w:name="HTML Typewriter"/>
-    <w:lsdException w:unhideWhenUsed="0" w:uiPriority="0" w:semiHidden="0" w:name="HTML Variable"/>
-    <w:lsdException w:qFormat="1" w:unhideWhenUsed="0" w:uiPriority="0" w:name="Normal Table"/>
-    <w:lsdException w:unhideWhenUsed="0" w:uiPriority="0" w:semiHidden="0" w:name="annotation subject"/>
-    <w:lsdException w:unhideWhenUsed="0" w:uiPriority="0" w:semiHidden="0" w:name="Table Simple 1"/>
-    <w:lsdException w:unhideWhenUsed="0" w:uiPriority="0" w:semiHidden="0" w:name="Table Simple 2"/>
-    <w:lsdException w:unhideWhenUsed="0" w:uiPriority="0" w:semiHidden="0" w:name="Table Simple 3"/>
-    <w:lsdException w:unhideWhenUsed="0" w:uiPriority="0" w:semiHidden="0" w:name="Table Classic 1"/>
-    <w:lsdException w:unhideWhenUsed="0" w:uiPriority="0" w:semiHidden="0" w:name="Table Classic 2"/>
-    <w:lsdException w:unhideWhenUsed="0" w:uiPriority="0" w:semiHidden="0" w:name="Table Classic 3"/>
-    <w:lsdException w:unhideWhenUsed="0" w:uiPriority="0" w:semiHidden="0" w:name="Table Classic 4"/>
-    <w:lsdException w:unhideWhenUsed="0" w:uiPriority="0" w:semiHidden="0" w:name="Table Colorful 1"/>
-    <w:lsdException w:unhideWhenUsed="0" w:uiPriority="0" w:semiHidden="0" w:name="Table Colorful 2"/>
-    <w:lsdException w:unhideWhenUsed="0" w:uiPriority="0" w:semiHidden="0" w:name="Table Colorful 3"/>
-    <w:lsdException w:unhideWhenUsed="0" w:uiPriority="0" w:semiHidden="0" w:name="Table Columns 1"/>
-    <w:lsdException w:unhideWhenUsed="0" w:uiPriority="0" w:semiHidden="0" w:name="Table Columns 2"/>
-    <w:lsdException w:unhideWhenUsed="0" w:uiPriority="0" w:semiHidden="0" w:name="Table Columns 3"/>
-    <w:lsdException w:unhideWhenUsed="0" w:uiPriority="0" w:semiHidden="0" w:name="Table Columns 4"/>
-    <w:lsdException w:unhideWhenUsed="0" w:uiPriority="0" w:semiHidden="0" w:name="Table Columns 5"/>
-    <w:lsdException w:unhideWhenUsed="0" w:uiPriority="0" w:semiHidden="0" w:name="Table Grid 1"/>
-    <w:lsdException w:unhideWhenUsed="0" w:uiPriority="0" w:semiHidden="0" w:name="Table Grid 2"/>
-    <w:lsdException w:unhideWhenUsed="0" w:uiPriority="0" w:semiHidden="0" w:name="Table Grid 3"/>
-    <w:lsdException w:unhideWhenUsed="0" w:uiPriority="0" w:semiHidden="0" w:name="Table Grid 4"/>
-    <w:lsdException w:unhideWhenUsed="0" w:uiPriority="0" w:semiHidden="0" w:name="Table Grid 5"/>
-    <w:lsdException w:unhideWhenUsed="0" w:uiPriority="0" w:semiHidden="0" w:name="Table Grid 6"/>
-    <w:lsdException w:unhideWhenUsed="0" w:uiPriority="0" w:semiHidden="0" w:name="Table Grid 7"/>
-    <w:lsdException w:unhideWhenUsed="0" w:uiPriority="0" w:semiHidden="0" w:name="Table Grid 8"/>
-    <w:lsdException w:unhideWhenUsed="0" w:uiPriority="0" w:semiHidden="0" w:name="Table List 1"/>
-    <w:lsdException w:unhideWhenUsed="0" w:uiPriority="0" w:semiHidden="0" w:name="Table List 2"/>
-    <w:lsdException w:unhideWhenUsed="0" w:uiPriority="0" w:semiHidden="0" w:name="Table List 3"/>
-    <w:lsdException w:unhideWhenUsed="0" w:uiPriority="0" w:semiHidden="0" w:name="Table List 4"/>
-    <w:lsdException w:unhideWhenUsed="0" w:uiPriority="0" w:semiHidden="0" w:name="Table List 5"/>
-    <w:lsdException w:unhideWhenUsed="0" w:uiPriority="0" w:semiHidden="0" w:name="Table List 6"/>
-    <w:lsdException w:unhideWhenUsed="0" w:uiPriority="0" w:semiHidden="0" w:name="Table List 7"/>
-    <w:lsdException w:unhideWhenUsed="0" w:uiPriority="0" w:semiHidden="0" w:name="Table List 8"/>
-    <w:lsdException w:unhideWhenUsed="0" w:uiPriority="0" w:semiHidden="0" w:name="Table 3D effects 1"/>
-    <w:lsdException w:unhideWhenUsed="0" w:uiPriority="0" w:semiHidden="0" w:name="Table 3D effects 2"/>
-    <w:lsdException w:unhideWhenUsed="0" w:uiPriority="0" w:semiHidden="0" w:name="Table 3D effects 3"/>
-    <w:lsdException w:unhideWhenUsed="0" w:uiPriority="0" w:semiHidden="0" w:name="Table Contemporary"/>
-    <w:lsdException w:unhideWhenUsed="0" w:uiPriority="0" w:semiHidden="0" w:name="Table Elegant"/>
-    <w:lsdException w:unhideWhenUsed="0" w:uiPriority="0" w:semiHidden="0" w:name="Table Professional"/>
-    <w:lsdException w:unhideWhenUsed="0" w:uiPriority="0" w:semiHidden="0" w:name="Table Subtle 1"/>
-    <w:lsdException w:unhideWhenUsed="0" w:uiPriority="0" w:semiHidden="0" w:name="Table Subtle 2"/>
-    <w:lsdException w:unhideWhenUsed="0" w:uiPriority="0" w:semiHidden="0" w:name="Table Web 1"/>
-    <w:lsdException w:unhideWhenUsed="0" w:uiPriority="0" w:semiHidden="0" w:name="Table Web 2"/>
-    <w:lsdException w:unhideWhenUsed="0" w:uiPriority="0" w:semiHidden="0" w:name="Table Web 3"/>
-    <w:lsdException w:unhideWhenUsed="0" w:uiPriority="0" w:semiHidden="0" w:name="Balloon Text"/>
-    <w:lsdException w:qFormat="1" w:unhideWhenUsed="0" w:uiPriority="0" w:semiHidden="0" w:name="Table Grid"/>
-    <w:lsdException w:unhideWhenUsed="0" w:uiPriority="0" w:semiHidden="0" w:name="Table Theme"/>
-    <w:lsdException w:unhideWhenUsed="0" w:uiPriority="60" w:semiHidden="0" w:name="Light Shading"/>
-    <w:lsdException w:unhideWhenUsed="0" w:uiPriority="61" w:semiHidden="0" w:name="Light List"/>
-    <w:lsdException w:unhideWhenUsed="0" w:uiPriority="62" w:semiHidden="0" w:name="Light Grid"/>
-    <w:lsdException w:unhideWhenUsed="0" w:uiPriority="63" w:semiHidden="0" w:name="Medium Shading 1"/>
-    <w:lsdException w:unhideWhenUsed="0" w:uiPriority="64" w:semiHidden="0" w:name="Medium Shading 2"/>
-    <w:lsdException w:unhideWhenUsed="0" w:uiPriority="65" w:semiHidden="0" w:name="Medium List 1"/>
-    <w:lsdException w:unhideWhenUsed="0" w:uiPriority="66" w:semiHidden="0" w:name="Medium List 2"/>
-    <w:lsdException w:unhideWhenUsed="0" w:uiPriority="67" w:semiHidden="0" w:name="Medium Grid 1"/>
-    <w:lsdException w:unhideWhenUsed="0" w:uiPriority="68" w:semiHidden="0" w:name="Medium Grid 2"/>
-    <w:lsdException w:unhideWhenUsed="0" w:uiPriority="69" w:semiHidden="0" w:name="Medium Grid 3"/>
-    <w:lsdException w:unhideWhenUsed="0" w:uiPriority="70" w:semiHidden="0" w:name="Dark List"/>
-    <w:lsdException w:unhideWhenUsed="0" w:uiPriority="71" w:semiHidden="0" w:name="Colorful Shading"/>
-    <w:lsdException w:unhideWhenUsed="0" w:uiPriority="72" w:semiHidden="0" w:name="Colorful List"/>
-    <w:lsdException w:unhideWhenUsed="0" w:uiPriority="73" w:semiHidden="0" w:name="Colorful Grid"/>
-    <w:lsdException w:unhideWhenUsed="0" w:uiPriority="60" w:semiHidden="0" w:name="Light Shading Accent 1"/>
-    <w:lsdException w:unhideWhenUsed="0" w:uiPriority="61" w:semiHidden="0" w:name="Light List Accent 1"/>
-    <w:lsdException w:unhideWhenUsed="0" w:uiPriority="62" w:semiHidden="0" w:name="Light Grid Accent 1"/>
-    <w:lsdException w:unhideWhenUsed="0" w:uiPriority="63" w:semiHidden="0" w:name="Medium Shading 1 Accent 1"/>
-    <w:lsdException w:unhideWhenUsed="0" w:uiPriority="64" w:semiHidden="0" w:name="Medium Shading 2 Accent 1"/>
-    <w:lsdException w:unhideWhenUsed="0" w:uiPriority="65" w:semiHidden="0" w:name="Medium List 1 Accent 1"/>
-    <w:lsdException w:unhideWhenUsed="0" w:uiPriority="66" w:semiHidden="0" w:name="Medium List 2 Accent 1"/>
-    <w:lsdException w:unhideWhenUsed="0" w:uiPriority="67" w:semiHidden="0" w:name="Medium Grid 1 Accent 1"/>
-    <w:lsdException w:unhideWhenUsed="0" w:uiPriority="68" w:semiHidden="0" w:name="Medium Grid 2 Accent 1"/>
-    <w:lsdException w:unhideWhenUsed="0" w:uiPriority="69" w:semiHidden="0" w:name="Medium Grid 3 Accent 1"/>
-    <w:lsdException w:unhideWhenUsed="0" w:uiPriority="70" w:semiHidden="0" w:name="Dark List Accent 1"/>
-    <w:lsdException w:unhideWhenUsed="0" w:uiPriority="71" w:semiHidden="0" w:name="Colorful Shading Accent 1"/>
-    <w:lsdException w:unhideWhenUsed="0" w:uiPriority="72" w:semiHidden="0" w:name="Colorful List Accent 1"/>
-    <w:lsdException w:unhideWhenUsed="0" w:uiPriority="73" w:semiHidden="0" w:name="Colorful Grid Accent 1"/>
-    <w:lsdException w:unhideWhenUsed="0" w:uiPriority="60" w:semiHidden="0" w:name="Light Shading Accent 2"/>
-    <w:lsdException w:unhideWhenUsed="0" w:uiPriority="61" w:semiHidden="0" w:name="Light List Accent 2"/>
-    <w:lsdException w:unhideWhenUsed="0" w:uiPriority="62" w:semiHidden="0" w:name="Light Grid Accent 2"/>
-    <w:lsdException w:unhideWhenUsed="0" w:uiPriority="63" w:semiHidden="0" w:name="Medium Shading 1 Accent 2"/>
-    <w:lsdException w:unhideWhenUsed="0" w:uiPriority="64" w:semiHidden="0" w:name="Medium Shading 2 Accent 2"/>
-    <w:lsdException w:unhideWhenUsed="0" w:uiPriority="65" w:semiHidden="0" w:name="Medium List 1 Accent 2"/>
-    <w:lsdException w:unhideWhenUsed="0" w:uiPriority="66" w:semiHidden="0" w:name="Medium List 2 Accent 2"/>
-    <w:lsdException w:unhideWhenUsed="0" w:uiPriority="67" w:semiHidden="0" w:name="Medium Grid 1 Accent 2"/>
-    <w:lsdException w:unhideWhenUsed="0" w:uiPriority="68" w:semiHidden="0" w:name="Medium Grid 2 Accent 2"/>
-    <w:lsdException w:unhideWhenUsed="0" w:uiPriority="69" w:semiHidden="0" w:name="Medium Grid 3 Accent 2"/>
-    <w:lsdException w:unhideWhenUsed="0" w:uiPriority="70" w:semiHidden="0" w:name="Dark List Accent 2"/>
-    <w:lsdException w:unhideWhenUsed="0" w:uiPriority="71" w:semiHidden="0" w:name="Colorful Shading Accent 2"/>
-    <w:lsdException w:unhideWhenUsed="0" w:uiPriority="72" w:semiHidden="0" w:name="Colorful List Accent 2"/>
-    <w:lsdException w:unhideWhenUsed="0" w:uiPriority="73" w:semiHidden="0" w:name="Colorful Grid Accent 2"/>
-    <w:lsdException w:unhideWhenUsed="0" w:uiPriority="60" w:semiHidden="0" w:name="Light Shading Accent 3"/>
-    <w:lsdException w:unhideWhenUsed="0" w:uiPriority="61" w:semiHidden="0" w:name="Light List Accent 3"/>
-    <w:lsdException w:unhideWhenUsed="0" w:uiPriority="62" w:semiHidden="0" w:name="Light Grid Accent 3"/>
-    <w:lsdException w:unhideWhenUsed="0" w:uiPriority="63" w:semiHidden="0" w:name="Medium Shading 1 Accent 3"/>
-    <w:lsdException w:unhideWhenUsed="0" w:uiPriority="64" w:semiHidden="0" w:name="Medium Shading 2 Accent 3"/>
-    <w:lsdException w:unhideWhenUsed="0" w:uiPriority="65" w:semiHidden="0" w:name="Medium List 1 Accent 3"/>
-    <w:lsdException w:unhideWhenUsed="0" w:uiPriority="66" w:semiHidden="0" w:name="Medium List 2 Accent 3"/>
-    <w:lsdException w:unhideWhenUsed="0" w:uiPriority="67" w:semiHidden="0" w:name="Medium Grid 1 Accent 3"/>
-    <w:lsdException w:unhideWhenUsed="0" w:uiPriority="68" w:semiHidden="0" w:name="Medium Grid 2 Accent 3"/>
-    <w:lsdException w:unhideWhenUsed="0" w:uiPriority="69" w:semiHidden="0" w:name="Medium Grid 3 Accent 3"/>
-    <w:lsdException w:unhideWhenUsed="0" w:uiPriority="70" w:semiHidden="0" w:name="Dark List Accent 3"/>
-    <w:lsdException w:unhideWhenUsed="0" w:uiPriority="71" w:semiHidden="0" w:name="Colorful Shading Accent 3"/>
-    <w:lsdException w:unhideWhenUsed="0" w:uiPriority="72" w:semiHidden="0" w:name="Colorful List Accent 3"/>
-    <w:lsdException w:unhideWhenUsed="0" w:uiPriority="73" w:semiHidden="0" w:name="Colorful Grid Accent 3"/>
-    <w:lsdException w:unhideWhenUsed="0" w:uiPriority="60" w:semiHidden="0" w:name="Light Shading Accent 4"/>
-    <w:lsdException w:unhideWhenUsed="0" w:uiPriority="61" w:semiHidden="0" w:name="Light List Accent 4"/>
-    <w:lsdException w:unhideWhenUsed="0" w:uiPriority="62" w:semiHidden="0" w:name="Light Grid Accent 4"/>
-    <w:lsdException w:unhideWhenUsed="0" w:uiPriority="63" w:semiHidden="0" w:name="Medium Shading 1 Accent 4"/>
-    <w:lsdException w:unhideWhenUsed="0" w:uiPriority="64" w:semiHidden="0" w:name="Medium Shading 2 Accent 4"/>
-    <w:lsdException w:unhideWhenUsed="0" w:uiPriority="65" w:semiHidden="0" w:name="Medium List 1 Accent 4"/>
-    <w:lsdException w:unhideWhenUsed="0" w:uiPriority="66" w:semiHidden="0" w:name="Medium List 2 Accent 4"/>
-    <w:lsdException w:unhideWhenUsed="0" w:uiPriority="67" w:semiHidden="0" w:name="Medium Grid 1 Accent 4"/>
-    <w:lsdException w:unhideWhenUsed="0" w:uiPriority="68" w:semiHidden="0" w:name="Medium Grid 2 Accent 4"/>
-    <w:lsdException w:unhideWhenUsed="0" w:uiPriority="69" w:semiHidden="0" w:name="Medium Grid 3 Accent 4"/>
-    <w:lsdException w:unhideWhenUsed="0" w:uiPriority="70" w:semiHidden="0" w:name="Dark List Accent 4"/>
-    <w:lsdException w:unhideWhenUsed="0" w:uiPriority="71" w:semiHidden="0" w:name="Colorful Shading Accent 4"/>
-    <w:lsdException w:unhideWhenUsed="0" w:uiPriority="72" w:semiHidden="0" w:name="Colorful List Accent 4"/>
-    <w:lsdException w:unhideWhenUsed="0" w:uiPriority="73" w:semiHidden="0" w:name="Colorful Grid Accent 4"/>
-    <w:lsdException w:unhideWhenUsed="0" w:uiPriority="60" w:semiHidden="0" w:name="Light Shading Accent 5"/>
-    <w:lsdException w:unhideWhenUsed="0" w:uiPriority="61" w:semiHidden="0" w:name="Light List Accent 5"/>
-    <w:lsdException w:unhideWhenUsed="0" w:uiPriority="62" w:semiHidden="0" w:name="Light Grid Accent 5"/>
-    <w:lsdException w:unhideWhenUsed="0" w:uiPriority="63" w:semiHidden="0" w:name="Medium Shading 1 Accent 5"/>
-    <w:lsdException w:unhideWhenUsed="0" w:uiPriority="64" w:semiHidden="0" w:name="Medium Shading 2 Accent 5"/>
-    <w:lsdException w:unhideWhenUsed="0" w:uiPriority="65" w:semiHidden="0" w:name="Medium List 1 Accent 5"/>
-    <w:lsdException w:unhideWhenUsed="0" w:uiPriority="66" w:semiHidden="0" w:name="Medium List 2 Accent 5"/>
-    <w:lsdException w:unhideWhenUsed="0" w:uiPriority="67" w:semiHidden="0" w:name="Medium Grid 1 Accent 5"/>
-    <w:lsdException w:unhideWhenUsed="0" w:uiPriority="68" w:semiHidden="0" w:name="Medium Grid 2 Accent 5"/>
-    <w:lsdException w:unhideWhenUsed="0" w:uiPriority="69" w:semiHidden="0" w:name="Medium Grid 3 Accent 5"/>
-    <w:lsdException w:unhideWhenUsed="0" w:uiPriority="70" w:semiHidden="0" w:name="Dark List Accent 5"/>
-    <w:lsdException w:unhideWhenUsed="0" w:uiPriority="71" w:semiHidden="0" w:name="Colorful Shading Accent 5"/>
-    <w:lsdException w:unhideWhenUsed="0" w:uiPriority="72" w:semiHidden="0" w:name="Colorful List Accent 5"/>
-    <w:lsdException w:unhideWhenUsed="0" w:uiPriority="73" w:semiHidden="0" w:name="Colorful Grid Accent 5"/>
-    <w:lsdException w:unhideWhenUsed="0" w:uiPriority="60" w:semiHidden="0" w:name="Light Shading Accent 6"/>
-    <w:lsdException w:unhideWhenUsed="0" w:uiPriority="61" w:semiHidden="0" w:name="Light List Accent 6"/>
-    <w:lsdException w:unhideWhenUsed="0" w:uiPriority="62" w:semiHidden="0" w:name="Light Grid Accent 6"/>
-    <w:lsdException w:unhideWhenUsed="0" w:uiPriority="63" w:semiHidden="0" w:name="Medium Shading 1 Accent 6"/>
-    <w:lsdException w:unhideWhenUsed="0" w:uiPriority="64" w:semiHidden="0" w:name="Medium Shading 2 Accent 6"/>
-    <w:lsdException w:unhideWhenUsed="0" w:uiPriority="65" w:semiHidden="0" w:name="Medium List 1 Accent 6"/>
-    <w:lsdException w:unhideWhenUsed="0" w:uiPriority="66" w:semiHidden="0" w:name="Medium List 2 Accent 6"/>
-    <w:lsdException w:unhideWhenUsed="0" w:uiPriority="67" w:semiHidden="0" w:name="Medium Grid 1 Accent 6"/>
-    <w:lsdException w:unhideWhenUsed="0" w:uiPriority="68" w:semiHidden="0" w:name="Medium Grid 2 Accent 6"/>
-    <w:lsdException w:unhideWhenUsed="0" w:uiPriority="69" w:semiHidden="0" w:name="Medium Grid 3 Accent 6"/>
-    <w:lsdException w:unhideWhenUsed="0" w:uiPriority="70" w:semiHidden="0" w:name="Dark List Accent 6"/>
-    <w:lsdException w:unhideWhenUsed="0" w:uiPriority="71" w:semiHidden="0" w:name="Colorful Shading Accent 6"/>
-    <w:lsdException w:unhideWhenUsed="0" w:uiPriority="72" w:semiHidden="0" w:name="Colorful List Accent 6"/>
-    <w:lsdException w:unhideWhenUsed="0" w:uiPriority="73" w:semiHidden="0" w:name="Colorful Grid Accent 6"/>
+  <w:latentStyles w:defLockedState="0" w:defUIPriority="99" w:defSemiHidden="1" w:defUnhideWhenUsed="1" w:defQFormat="0" w:count="260">
+    <w:lsdException w:name="Normal" w:semiHidden="0" w:uiPriority="0" w:unhideWhenUsed="0" w:qFormat="1"/>
+    <w:lsdException w:name="heading 1" w:semiHidden="0" w:uiPriority="0" w:unhideWhenUsed="0" w:qFormat="1"/>
+    <w:lsdException w:name="heading 2" w:semiHidden="0" w:uiPriority="0" w:qFormat="1"/>
+    <w:lsdException w:name="heading 3" w:uiPriority="0" w:qFormat="1"/>
+    <w:lsdException w:name="heading 4" w:semiHidden="0" w:uiPriority="0" w:qFormat="1"/>
+    <w:lsdException w:name="heading 5" w:uiPriority="0" w:qFormat="1"/>
+    <w:lsdException w:name="heading 6" w:uiPriority="0" w:qFormat="1"/>
+    <w:lsdException w:name="heading 7" w:uiPriority="0" w:qFormat="1"/>
+    <w:lsdException w:name="heading 8" w:uiPriority="0" w:qFormat="1"/>
+    <w:lsdException w:name="heading 9" w:uiPriority="0" w:qFormat="1"/>
+    <w:lsdException w:name="index 1" w:semiHidden="0" w:uiPriority="0" w:unhideWhenUsed="0"/>
+    <w:lsdException w:name="index 2" w:semiHidden="0" w:uiPriority="0" w:unhideWhenUsed="0"/>
+    <w:lsdException w:name="index 3" w:semiHidden="0" w:uiPriority="0" w:unhideWhenUsed="0"/>
+    <w:lsdException w:name="index 4" w:semiHidden="0" w:uiPriority="0" w:unhideWhenUsed="0"/>
+    <w:lsdException w:name="index 5" w:semiHidden="0" w:uiPriority="0" w:unhideWhenUsed="0"/>
+    <w:lsdException w:name="index 6" w:semiHidden="0" w:uiPriority="0" w:unhideWhenUsed="0"/>
+    <w:lsdException w:name="index 7" w:semiHidden="0" w:uiPriority="0" w:unhideWhenUsed="0"/>
+    <w:lsdException w:name="index 8" w:semiHidden="0" w:uiPriority="0" w:unhideWhenUsed="0"/>
+    <w:lsdException w:name="index 9" w:semiHidden="0" w:uiPriority="0" w:unhideWhenUsed="0"/>
+    <w:lsdException w:name="toc 1" w:semiHidden="0" w:uiPriority="0" w:unhideWhenUsed="0" w:qFormat="1"/>
+    <w:lsdException w:name="toc 2" w:semiHidden="0" w:uiPriority="0" w:unhideWhenUsed="0" w:qFormat="1"/>
+    <w:lsdException w:name="toc 3" w:semiHidden="0" w:uiPriority="0" w:unhideWhenUsed="0" w:qFormat="1"/>
+    <w:lsdException w:name="toc 4" w:semiHidden="0" w:uiPriority="0" w:unhideWhenUsed="0"/>
+    <w:lsdException w:name="toc 5" w:semiHidden="0" w:uiPriority="0" w:unhideWhenUsed="0"/>
+    <w:lsdException w:name="toc 6" w:semiHidden="0" w:uiPriority="0" w:unhideWhenUsed="0"/>
+    <w:lsdException w:name="toc 7" w:semiHidden="0" w:uiPriority="0" w:unhideWhenUsed="0"/>
+    <w:lsdException w:name="toc 8" w:semiHidden="0" w:uiPriority="0" w:unhideWhenUsed="0"/>
+    <w:lsdException w:name="toc 9" w:semiHidden="0" w:uiPriority="0" w:unhideWhenUsed="0"/>
+    <w:lsdException w:name="Normal Indent" w:semiHidden="0" w:uiPriority="0" w:unhideWhenUsed="0"/>
+    <w:lsdException w:name="footnote text" w:semiHidden="0" w:uiPriority="0" w:unhideWhenUsed="0"/>
+    <w:lsdException w:name="annotation text" w:semiHidden="0" w:uiPriority="0" w:unhideWhenUsed="0" w:qFormat="1"/>
+    <w:lsdException w:name="header" w:semiHidden="0" w:uiPriority="0" w:unhideWhenUsed="0" w:qFormat="1"/>
+    <w:lsdException w:name="footer" w:semiHidden="0" w:uiPriority="0" w:unhideWhenUsed="0" w:qFormat="1"/>
+    <w:lsdException w:name="index heading" w:semiHidden="0" w:uiPriority="0" w:unhideWhenUsed="0"/>
+    <w:lsdException w:name="caption" w:uiPriority="0" w:qFormat="1"/>
+    <w:lsdException w:name="table of figures" w:semiHidden="0" w:uiPriority="0" w:unhideWhenUsed="0"/>
+    <w:lsdException w:name="envelope address" w:semiHidden="0" w:uiPriority="0" w:unhideWhenUsed="0"/>
+    <w:lsdException w:name="envelope return" w:semiHidden="0" w:uiPriority="0" w:unhideWhenUsed="0"/>
+    <w:lsdException w:name="footnote reference" w:semiHidden="0" w:uiPriority="0" w:unhideWhenUsed="0"/>
+    <w:lsdException w:name="annotation reference" w:semiHidden="0" w:uiPriority="0" w:unhideWhenUsed="0"/>
+    <w:lsdException w:name="line number" w:semiHidden="0" w:uiPriority="0" w:unhideWhenUsed="0"/>
+    <w:lsdException w:name="page number" w:semiHidden="0" w:uiPriority="0" w:unhideWhenUsed="0"/>
+    <w:lsdException w:name="endnote reference" w:semiHidden="0" w:uiPriority="0" w:unhideWhenUsed="0"/>
+    <w:lsdException w:name="endnote text" w:semiHidden="0" w:uiPriority="0" w:unhideWhenUsed="0"/>
+    <w:lsdException w:name="table of authorities" w:semiHidden="0" w:uiPriority="0" w:unhideWhenUsed="0"/>
+    <w:lsdException w:name="macro" w:semiHidden="0" w:uiPriority="0" w:unhideWhenUsed="0"/>
+    <w:lsdException w:name="toa heading" w:semiHidden="0" w:uiPriority="0" w:unhideWhenUsed="0"/>
+    <w:lsdException w:name="List" w:semiHidden="0" w:uiPriority="0" w:unhideWhenUsed="0"/>
+    <w:lsdException w:name="List Bullet" w:semiHidden="0" w:uiPriority="0" w:unhideWhenUsed="0"/>
+    <w:lsdException w:name="List Number" w:semiHidden="0" w:uiPriority="0" w:unhideWhenUsed="0"/>
+    <w:lsdException w:name="List 2" w:semiHidden="0" w:uiPriority="0" w:unhideWhenUsed="0"/>
+    <w:lsdException w:name="List 3" w:semiHidden="0" w:uiPriority="0" w:unhideWhenUsed="0"/>
+    <w:lsdException w:name="List 4" w:semiHidden="0" w:uiPriority="0" w:unhideWhenUsed="0"/>
+    <w:lsdException w:name="List 5" w:semiHidden="0" w:uiPriority="0" w:unhideWhenUsed="0"/>
+    <w:lsdException w:name="List Bullet 2" w:semiHidden="0" w:uiPriority="0" w:unhideWhenUsed="0"/>
+    <w:lsdException w:name="List Bullet 3" w:semiHidden="0" w:uiPriority="0" w:unhideWhenUsed="0"/>
+    <w:lsdException w:name="List Bullet 4" w:semiHidden="0" w:uiPriority="0" w:unhideWhenUsed="0"/>
+    <w:lsdException w:name="List Bullet 5" w:semiHidden="0" w:uiPriority="0" w:unhideWhenUsed="0"/>
+    <w:lsdException w:name="List Number 2" w:semiHidden="0" w:uiPriority="0" w:unhideWhenUsed="0"/>
+    <w:lsdException w:name="List Number 3" w:semiHidden="0" w:uiPriority="0" w:unhideWhenUsed="0"/>
+    <w:lsdException w:name="List Number 4" w:semiHidden="0" w:uiPriority="0" w:unhideWhenUsed="0"/>
+    <w:lsdException w:name="List Number 5" w:semiHidden="0" w:uiPriority="0" w:unhideWhenUsed="0"/>
+    <w:lsdException w:name="Title" w:semiHidden="0" w:uiPriority="0" w:unhideWhenUsed="0" w:qFormat="1"/>
+    <w:lsdException w:name="Closing" w:semiHidden="0" w:uiPriority="0" w:unhideWhenUsed="0"/>
+    <w:lsdException w:name="Signature" w:semiHidden="0" w:uiPriority="0" w:unhideWhenUsed="0"/>
+    <w:lsdException w:name="Default Paragraph Font" w:uiPriority="0" w:unhideWhenUsed="0" w:qFormat="1"/>
+    <w:lsdException w:name="Body Text" w:uiPriority="0" w:unhideWhenUsed="0" w:qFormat="1"/>
+    <w:lsdException w:name="Body Text Indent" w:semiHidden="0" w:uiPriority="0" w:unhideWhenUsed="0"/>
+    <w:lsdException w:name="List Continue" w:semiHidden="0" w:uiPriority="0" w:unhideWhenUsed="0"/>
+    <w:lsdException w:name="List Continue 2" w:semiHidden="0" w:uiPriority="0" w:unhideWhenUsed="0"/>
+    <w:lsdException w:name="List Continue 3" w:semiHidden="0" w:uiPriority="0" w:unhideWhenUsed="0"/>
+    <w:lsdException w:name="List Continue 4" w:semiHidden="0" w:uiPriority="0" w:unhideWhenUsed="0"/>
+    <w:lsdException w:name="List Continue 5" w:semiHidden="0" w:uiPriority="0" w:unhideWhenUsed="0"/>
+    <w:lsdException w:name="Message Header" w:semiHidden="0" w:uiPriority="0" w:unhideWhenUsed="0"/>
+    <w:lsdException w:name="Subtitle" w:semiHidden="0" w:uiPriority="0" w:unhideWhenUsed="0" w:qFormat="1"/>
+    <w:lsdException w:name="Salutation" w:semiHidden="0" w:uiPriority="0" w:unhideWhenUsed="0"/>
+    <w:lsdException w:name="Date" w:semiHidden="0" w:uiPriority="0" w:unhideWhenUsed="0"/>
+    <w:lsdException w:name="Body Text First Indent" w:semiHidden="0" w:uiPriority="0" w:unhideWhenUsed="0"/>
+    <w:lsdException w:name="Body Text First Indent 2" w:semiHidden="0" w:uiPriority="0" w:unhideWhenUsed="0"/>
+    <w:lsdException w:name="Body Text 2" w:semiHidden="0" w:uiPriority="0" w:unhideWhenUsed="0"/>
+    <w:lsdException w:name="Body Text 3" w:semiHidden="0" w:uiPriority="0" w:unhideWhenUsed="0"/>
+    <w:lsdException w:name="Body Text Indent 2" w:semiHidden="0" w:uiPriority="0" w:unhideWhenUsed="0"/>
+    <w:lsdException w:name="Body Text Indent 3" w:semiHidden="0" w:uiPriority="0" w:unhideWhenUsed="0"/>
+    <w:lsdException w:name="Block Text" w:semiHidden="0" w:uiPriority="0" w:unhideWhenUsed="0"/>
+    <w:lsdException w:name="Hyperlink" w:semiHidden="0" w:uiPriority="0" w:unhideWhenUsed="0"/>
+    <w:lsdException w:name="FollowedHyperlink" w:semiHidden="0" w:uiPriority="0" w:unhideWhenUsed="0"/>
+    <w:lsdException w:name="Strong" w:semiHidden="0" w:uiPriority="0" w:unhideWhenUsed="0" w:qFormat="1"/>
+    <w:lsdException w:name="Emphasis" w:semiHidden="0" w:uiPriority="0" w:unhideWhenUsed="0" w:qFormat="1"/>
+    <w:lsdException w:name="Document Map" w:semiHidden="0" w:uiPriority="0" w:unhideWhenUsed="0"/>
+    <w:lsdException w:name="Plain Text" w:semiHidden="0" w:uiPriority="0" w:unhideWhenUsed="0"/>
+    <w:lsdException w:name="E-mail Signature" w:semiHidden="0" w:uiPriority="0" w:unhideWhenUsed="0"/>
+    <w:lsdException w:name="Normal (Web)" w:semiHidden="0" w:uiPriority="0" w:unhideWhenUsed="0" w:qFormat="1"/>
+    <w:lsdException w:name="HTML Acronym" w:semiHidden="0" w:uiPriority="0" w:unhideWhenUsed="0"/>
+    <w:lsdException w:name="HTML Address" w:semiHidden="0" w:uiPriority="0" w:unhideWhenUsed="0"/>
+    <w:lsdException w:name="HTML Cite" w:semiHidden="0" w:uiPriority="0" w:unhideWhenUsed="0"/>
+    <w:lsdException w:name="HTML Code" w:semiHidden="0" w:uiPriority="0" w:unhideWhenUsed="0"/>
+    <w:lsdException w:name="HTML Definition" w:semiHidden="0" w:uiPriority="0" w:unhideWhenUsed="0"/>
+    <w:lsdException w:name="HTML Keyboard" w:semiHidden="0" w:uiPriority="0" w:unhideWhenUsed="0"/>
+    <w:lsdException w:name="HTML Preformatted" w:semiHidden="0" w:uiPriority="0" w:unhideWhenUsed="0"/>
+    <w:lsdException w:name="HTML Sample" w:semiHidden="0" w:uiPriority="0" w:unhideWhenUsed="0"/>
+    <w:lsdException w:name="HTML Typewriter" w:semiHidden="0" w:uiPriority="0" w:unhideWhenUsed="0"/>
+    <w:lsdException w:name="HTML Variable" w:semiHidden="0" w:uiPriority="0" w:unhideWhenUsed="0"/>
+    <w:lsdException w:name="Normal Table" w:uiPriority="0" w:unhideWhenUsed="0" w:qFormat="1"/>
+    <w:lsdException w:name="annotation subject" w:semiHidden="0" w:uiPriority="0" w:unhideWhenUsed="0"/>
+    <w:lsdException w:name="Table Simple 1" w:semiHidden="0" w:uiPriority="0" w:unhideWhenUsed="0"/>
+    <w:lsdException w:name="Table Simple 2" w:semiHidden="0" w:uiPriority="0" w:unhideWhenUsed="0"/>
+    <w:lsdException w:name="Table Simple 3" w:semiHidden="0" w:uiPriority="0" w:unhideWhenUsed="0"/>
+    <w:lsdException w:name="Table Classic 1" w:semiHidden="0" w:uiPriority="0" w:unhideWhenUsed="0"/>
+    <w:lsdException w:name="Table Classic 2" w:semiHidden="0" w:uiPriority="0" w:unhideWhenUsed="0"/>
+    <w:lsdException w:name="Table Classic 3" w:semiHidden="0" w:uiPriority="0" w:unhideWhenUsed="0"/>
+    <w:lsdException w:name="Table Classic 4" w:semiHidden="0" w:uiPriority="0" w:unhideWhenUsed="0"/>
+    <w:lsdException w:name="Table Colorful 1" w:semiHidden="0" w:uiPriority="0" w:unhideWhenUsed="0"/>
+    <w:lsdException w:name="Table Colorful 2" w:semiHidden="0" w:uiPriority="0" w:unhideWhenUsed="0"/>
+    <w:lsdException w:name="Table Colorful 3" w:semiHidden="0" w:uiPriority="0" w:unhideWhenUsed="0"/>
+    <w:lsdException w:name="Table Columns 1" w:semiHidden="0" w:uiPriority="0" w:unhideWhenUsed="0"/>
+    <w:lsdException w:name="Table Columns 2" w:semiHidden="0" w:uiPriority="0" w:unhideWhenUsed="0"/>
+    <w:lsdException w:name="Table Columns 3" w:semiHidden="0" w:uiPriority="0" w:unhideWhenUsed="0"/>
+    <w:lsdException w:name="Table Columns 4" w:semiHidden="0" w:uiPriority="0" w:unhideWhenUsed="0"/>
+    <w:lsdException w:name="Table Columns 5" w:semiHidden="0" w:uiPriority="0" w:unhideWhenUsed="0"/>
+    <w:lsdException w:name="Table Grid 1" w:semiHidden="0" w:uiPriority="0" w:unhideWhenUsed="0"/>
+    <w:lsdException w:name="Table Grid 2" w:semiHidden="0" w:uiPriority="0" w:unhideWhenUsed="0"/>
+    <w:lsdException w:name="Table Grid 3" w:semiHidden="0" w:uiPriority="0" w:unhideWhenUsed="0"/>
+    <w:lsdException w:name="Table Grid 4" w:semiHidden="0" w:uiPriority="0" w:unhideWhenUsed="0"/>
+    <w:lsdException w:name="Table Grid 5" w:semiHidden="0" w:uiPriority="0" w:unhideWhenUsed="0"/>
+    <w:lsdException w:name="Table Grid 6" w:semiHidden="0" w:uiPriority="0" w:unhideWhenUsed="0"/>
+    <w:lsdException w:name="Table Grid 7" w:semiHidden="0" w:uiPriority="0" w:unhideWhenUsed="0"/>
+    <w:lsdException w:name="Table Grid 8" w:semiHidden="0" w:uiPriority="0" w:unhideWhenUsed="0"/>
+    <w:lsdException w:name="Table List 1" w:semiHidden="0" w:uiPriority="0" w:unhideWhenUsed="0"/>
+    <w:lsdException w:name="Table List 2" w:semiHidden="0" w:uiPriority="0" w:unhideWhenUsed="0"/>
+    <w:lsdException w:name="Table List 3" w:semiHidden="0" w:uiPriority="0" w:unhideWhenUsed="0"/>
+    <w:lsdException w:name="Table List 4" w:semiHidden="0" w:uiPriority="0" w:unhideWhenUsed="0"/>
+    <w:lsdException w:name="Table List 5" w:semiHidden="0" w:uiPriority="0" w:unhideWhenUsed="0"/>
+    <w:lsdException w:name="Table List 6" w:semiHidden="0" w:uiPriority="0" w:unhideWhenUsed="0"/>
+    <w:lsdException w:name="Table List 7" w:semiHidden="0" w:uiPriority="0" w:unhideWhenUsed="0"/>
+    <w:lsdException w:name="Table List 8" w:semiHidden="0" w:uiPriority="0" w:unhideWhenUsed="0"/>
+    <w:lsdException w:name="Table 3D effects 1" w:semiHidden="0" w:uiPriority="0" w:unhideWhenUsed="0"/>
+    <w:lsdException w:name="Table 3D effects 2" w:semiHidden="0" w:uiPriority="0" w:unhideWhenUsed="0"/>
+    <w:lsdException w:name="Table 3D effects 3" w:semiHidden="0" w:uiPriority="0" w:unhideWhenUsed="0"/>
+    <w:lsdException w:name="Table Contemporary" w:semiHidden="0" w:uiPriority="0" w:unhideWhenUsed="0"/>
+    <w:lsdException w:name="Table Elegant" w:semiHidden="0" w:uiPriority="0" w:unhideWhenUsed="0"/>
+    <w:lsdException w:name="Table Professional" w:semiHidden="0" w:uiPriority="0" w:unhideWhenUsed="0"/>
+    <w:lsdException w:name="Table Subtle 1" w:semiHidden="0" w:uiPriority="0" w:unhideWhenUsed="0"/>
+    <w:lsdException w:name="Table Subtle 2" w:semiHidden="0" w:uiPriority="0" w:unhideWhenUsed="0"/>
+    <w:lsdException w:name="Table Web 1" w:semiHidden="0" w:uiPriority="0" w:unhideWhenUsed="0"/>
+    <w:lsdException w:name="Table Web 2" w:semiHidden="0" w:uiPriority="0" w:unhideWhenUsed="0"/>
+    <w:lsdException w:name="Table Web 3" w:semiHidden="0" w:uiPriority="0" w:unhideWhenUsed="0"/>
+    <w:lsdException w:name="Balloon Text" w:semiHidden="0" w:uiPriority="0" w:unhideWhenUsed="0"/>
+    <w:lsdException w:name="Table Grid" w:semiHidden="0" w:uiPriority="0" w:unhideWhenUsed="0" w:qFormat="1"/>
+    <w:lsdException w:name="Table Theme" w:semiHidden="0" w:uiPriority="0" w:unhideWhenUsed="0"/>
+    <w:lsdException w:name="Light Shading" w:semiHidden="0" w:uiPriority="60" w:unhideWhenUsed="0"/>
+    <w:lsdException w:name="Light List" w:semiHidden="0" w:uiPriority="61" w:unhideWhenUsed="0"/>
+    <w:lsdException w:name="Light Grid" w:semiHidden="0" w:uiPriority="62" w:unhideWhenUsed="0"/>
+    <w:lsdException w:name="Medium Shading 1" w:semiHidden="0" w:uiPriority="63" w:unhideWhenUsed="0"/>
+    <w:lsdException w:name="Medium Shading 2" w:semiHidden="0" w:uiPriority="64" w:unhideWhenUsed="0"/>
+    <w:lsdException w:name="Medium List 1" w:semiHidden="0" w:uiPriority="65" w:unhideWhenUsed="0"/>
+    <w:lsdException w:name="Medium List 2" w:semiHidden="0" w:uiPriority="66" w:unhideWhenUsed="0"/>
+    <w:lsdException w:name="Medium Grid 1" w:semiHidden="0" w:uiPriority="67" w:unhideWhenUsed="0"/>
+    <w:lsdException w:name="Medium Grid 2" w:semiHidden="0" w:uiPriority="68" w:unhideWhenUsed="0"/>
+    <w:lsdException w:name="Medium Grid 3" w:semiHidden="0" w:uiPriority="69" w:unhideWhenUsed="0"/>
+    <w:lsdException w:name="Dark List" w:semiHidden="0" w:uiPriority="70" w:unhideWhenUsed="0"/>
+    <w:lsdException w:name="Colorful Shading" w:semiHidden="0" w:uiPriority="71" w:unhideWhenUsed="0"/>
+    <w:lsdException w:name="Colorful List" w:semiHidden="0" w:uiPriority="72" w:unhideWhenUsed="0"/>
+    <w:lsdException w:name="Colorful Grid" w:semiHidden="0" w:uiPriority="73" w:unhideWhenUsed="0"/>
+    <w:lsdException w:name="Light Shading Accent 1" w:semiHidden="0" w:uiPriority="60" w:unhideWhenUsed="0"/>
+    <w:lsdException w:name="Light List Accent 1" w:semiHidden="0" w:uiPriority="61" w:unhideWhenUsed="0"/>
+    <w:lsdException w:name="Light Grid Accent 1" w:semiHidden="0" w:uiPriority="62" w:unhideWhenUsed="0"/>
+    <w:lsdException w:name="Medium Shading 1 Accent 1" w:semiHidden="0" w:uiPriority="63" w:unhideWhenUsed="0"/>
+    <w:lsdException w:name="Medium Shading 2 Accent 1" w:semiHidden="0" w:uiPriority="64" w:unhideWhenUsed="0"/>
+    <w:lsdException w:name="Medium List 1 Accent 1" w:semiHidden="0" w:uiPriority="65" w:unhideWhenUsed="0"/>
+    <w:lsdException w:name="Medium List 2 Accent 1" w:semiHidden="0" w:uiPriority="66" w:unhideWhenUsed="0"/>
+    <w:lsdException w:name="Medium Grid 1 Accent 1" w:semiHidden="0" w:uiPriority="67" w:unhideWhenUsed="0"/>
+    <w:lsdException w:name="Medium Grid 2 Accent 1" w:semiHidden="0" w:uiPriority="68" w:unhideWhenUsed="0"/>
+    <w:lsdException w:name="Medium Grid 3 Accent 1" w:semiHidden="0" w:uiPriority="69" w:unhideWhenUsed="0"/>
+    <w:lsdException w:name="Dark List Accent 1" w:semiHidden="0" w:uiPriority="70" w:unhideWhenUsed="0"/>
+    <w:lsdException w:name="Colorful Shading Accent 1" w:semiHidden="0" w:uiPriority="71" w:unhideWhenUsed="0"/>
+    <w:lsdException w:name="Colorful List Accent 1" w:semiHidden="0" w:uiPriority="72" w:unhideWhenUsed="0"/>
+    <w:lsdException w:name="Colorful Grid Accent 1" w:semiHidden="0" w:uiPriority="73" w:unhideWhenUsed="0"/>
+    <w:lsdException w:name="Light Shading Accent 2" w:semiHidden="0" w:uiPriority="60" w:unhideWhenUsed="0"/>
+    <w:lsdException w:name="Light List Accent 2" w:semiHidden="0" w:uiPriority="61" w:unhideWhenUsed="0"/>
+    <w:lsdException w:name="Light Grid Accent 2" w:semiHidden="0" w:uiPriority="62" w:unhideWhenUsed="0"/>
+    <w:lsdException w:name="Medium Shading 1 Accent 2" w:semiHidden="0" w:uiPriority="63" w:unhideWhenUsed="0"/>
+    <w:lsdException w:name="Medium Shading 2 Accent 2" w:semiHidden="0" w:uiPriority="64" w:unhideWhenUsed="0"/>
+    <w:lsdException w:name="Medium List 1 Accent 2" w:semiHidden="0" w:uiPriority="65" w:unhideWhenUsed="0"/>
+    <w:lsdException w:name="Medium List 2 Accent 2" w:semiHidden="0" w:uiPriority="66" w:unhideWhenUsed="0"/>
+    <w:lsdException w:name="Medium Grid 1 Accent 2" w:semiHidden="0" w:uiPriority="67" w:unhideWhenUsed="0"/>
+    <w:lsdException w:name="Medium Grid 2 Accent 2" w:semiHidden="0" w:uiPriority="68" w:unhideWhenUsed="0"/>
+    <w:lsdException w:name="Medium Grid 3 Accent 2" w:semiHidden="0" w:uiPriority="69" w:unhideWhenUsed="0"/>
+    <w:lsdException w:name="Dark List Accent 2" w:semiHidden="0" w:uiPriority="70" w:unhideWhenUsed="0"/>
+    <w:lsdException w:name="Colorful Shading Accent 2" w:semiHidden="0" w:uiPriority="71" w:unhideWhenUsed="0"/>
+    <w:lsdException w:name="Colorful List Accent 2" w:semiHidden="0" w:uiPriority="72" w:unhideWhenUsed="0"/>
+    <w:lsdException w:name="Colorful Grid Accent 2" w:semiHidden="0" w:uiPriority="73" w:unhideWhenUsed="0"/>
+    <w:lsdException w:name="Light Shading Accent 3" w:semiHidden="0" w:uiPriority="60" w:unhideWhenUsed="0"/>
+    <w:lsdException w:name="Light List Accent 3" w:semiHidden="0" w:uiPriority="61" w:unhideWhenUsed="0"/>
+    <w:lsdException w:name="Light Grid Accent 3" w:semiHidden="0" w:uiPriority="62" w:unhideWhenUsed="0"/>
+    <w:lsdException w:name="Medium Shading 1 Accent 3" w:semiHidden="0" w:uiPriority="63" w:unhideWhenUsed="0"/>
+    <w:lsdException w:name="Medium Shading 2 Accent 3" w:semiHidden="0" w:uiPriority="64" w:unhideWhenUsed="0"/>
+    <w:lsdException w:name="Medium List 1 Accent 3" w:semiHidden="0" w:uiPriority="65" w:unhideWhenUsed="0"/>
+    <w:lsdException w:name="Medium List 2 Accent 3" w:semiHidden="0" w:uiPriority="66" w:unhideWhenUsed="0"/>
+    <w:lsdException w:name="Medium Grid 1 Accent 3" w:semiHidden="0" w:uiPriority="67" w:unhideWhenUsed="0"/>
+    <w:lsdException w:name="Medium Grid 2 Accent 3" w:semiHidden="0" w:uiPriority="68" w:unhideWhenUsed="0"/>
+    <w:lsdException w:name="Medium Grid 3 Accent 3" w:semiHidden="0" w:uiPriority="69" w:unhideWhenUsed="0"/>
+    <w:lsdException w:name="Dark List Accent 3" w:semiHidden="0" w:uiPriority="70" w:unhideWhenUsed="0"/>
+    <w:lsdException w:name="Colorful Shading Accent 3" w:semiHidden="0" w:uiPriority="71" w:unhideWhenUsed="0"/>
+    <w:lsdException w:name="Colorful List Accent 3" w:semiHidden="0" w:uiPriority="72" w:unhideWhenUsed="0"/>
+    <w:lsdException w:name="Colorful Grid Accent 3" w:semiHidden="0" w:uiPriority="73" w:unhideWhenUsed="0"/>
+    <w:lsdException w:name="Light Shading Accent 4" w:semiHidden="0" w:uiPriority="60" w:unhideWhenUsed="0"/>
+    <w:lsdException w:name="Light List Accent 4" w:semiHidden="0" w:uiPriority="61" w:unhideWhenUsed="0"/>
+    <w:lsdException w:name="Light Grid Accent 4" w:semiHidden="0" w:uiPriority="62" w:unhideWhenUsed="0"/>
+    <w:lsdException w:name="Medium Shading 1 Accent 4" w:semiHidden="0" w:uiPriority="63" w:unhideWhenUsed="0"/>
+    <w:lsdException w:name="Medium Shading 2 Accent 4" w:semiHidden="0" w:uiPriority="64" w:unhideWhenUsed="0"/>
+    <w:lsdException w:name="Medium List 1 Accent 4" w:semiHidden="0" w:uiPriority="65" w:unhideWhenUsed="0"/>
+    <w:lsdException w:name="Medium List 2 Accent 4" w:semiHidden="0" w:uiPriority="66" w:unhideWhenUsed="0"/>
+    <w:lsdException w:name="Medium Grid 1 Accent 4" w:semiHidden="0" w:uiPriority="67" w:unhideWhenUsed="0"/>
+    <w:lsdException w:name="Medium Grid 2 Accent 4" w:semiHidden="0" w:uiPriority="68" w:unhideWhenUsed="0"/>
+    <w:lsdException w:name="Medium Grid 3 Accent 4" w:semiHidden="0" w:uiPriority="69" w:unhideWhenUsed="0"/>
+    <w:lsdException w:name="Dark List Accent 4" w:semiHidden="0" w:uiPriority="70" w:unhideWhenUsed="0"/>
+    <w:lsdException w:name="Colorful Shading Accent 4" w:semiHidden="0" w:uiPriority="71" w:unhideWhenUsed="0"/>
+    <w:lsdException w:name="Colorful List Accent 4" w:semiHidden="0" w:uiPriority="72" w:unhideWhenUsed="0"/>
+    <w:lsdException w:name="Colorful Grid Accent 4" w:semiHidden="0" w:uiPriority="73" w:unhideWhenUsed="0"/>
+    <w:lsdException w:name="Light Shading Accent 5" w:semiHidden="0" w:uiPriority="60" w:unhideWhenUsed="0"/>
+    <w:lsdException w:name="Light List Accent 5" w:semiHidden="0" w:uiPriority="61" w:unhideWhenUsed="0"/>
+    <w:lsdException w:name="Light Grid Accent 5" w:semiHidden="0" w:uiPriority="62" w:unhideWhenUsed="0"/>
+    <w:lsdException w:name="Medium Shading 1 Accent 5" w:semiHidden="0" w:uiPriority="63" w:unhideWhenUsed="0"/>
+    <w:lsdException w:name="Medium Shading 2 Accent 5" w:semiHidden="0" w:uiPriority="64" w:unhideWhenUsed="0"/>
+    <w:lsdException w:name="Medium List 1 Accent 5" w:semiHidden="0" w:uiPriority="65" w:unhideWhenUsed="0"/>
+    <w:lsdException w:name="Medium List 2 Accent 5" w:semiHidden="0" w:uiPriority="66" w:unhideWhenUsed="0"/>
+    <w:lsdException w:name="Medium Grid 1 Accent 5" w:semiHidden="0" w:uiPriority="67" w:unhideWhenUsed="0"/>
+    <w:lsdException w:name="Medium Grid 2 Accent 5" w:semiHidden="0" w:uiPriority="68" w:unhideWhenUsed="0"/>
+    <w:lsdException w:name="Medium Grid 3 Accent 5" w:semiHidden="0" w:uiPriority="69" w:unhideWhenUsed="0"/>
+    <w:lsdException w:name="Dark List Accent 5" w:semiHidden="0" w:uiPriority="70" w:unhideWhenUsed="0"/>
+    <w:lsdException w:name="Colorful Shading Accent 5" w:semiHidden="0" w:uiPriority="71" w:unhideWhenUsed="0"/>
+    <w:lsdException w:name="Colorful List Accent 5" w:semiHidden="0" w:uiPriority="72" w:unhideWhenUsed="0"/>
+    <w:lsdException w:name="Colorful Grid Accent 5" w:semiHidden="0" w:uiPriority="73" w:unhideWhenUsed="0"/>
+    <w:lsdException w:name="Light Shading Accent 6" w:semiHidden="0" w:uiPriority="60" w:unhideWhenUsed="0"/>
+    <w:lsdException w:name="Light List Accent 6" w:semiHidden="0" w:uiPriority="61" w:unhideWhenUsed="0"/>
+    <w:lsdException w:name="Light Grid Accent 6" w:semiHidden="0" w:uiPriority="62" w:unhideWhenUsed="0"/>
+    <w:lsdException w:name="Medium Shading 1 Accent 6" w:semiHidden="0" w:uiPriority="63" w:unhideWhenUsed="0"/>
+    <w:lsdException w:name="Medium Shading 2 Accent 6" w:semiHidden="0" w:uiPriority="64" w:unhideWhenUsed="0"/>
+    <w:lsdException w:name="Medium List 1 Accent 6" w:semiHidden="0" w:uiPriority="65" w:unhideWhenUsed="0"/>
+    <w:lsdException w:name="Medium List 2 Accent 6" w:semiHidden="0" w:uiPriority="66" w:unhideWhenUsed="0"/>
+    <w:lsdException w:name="Medium Grid 1 Accent 6" w:semiHidden="0" w:uiPriority="67" w:unhideWhenUsed="0"/>
+    <w:lsdException w:name="Medium Grid 2 Accent 6" w:semiHidden="0" w:uiPriority="68" w:unhideWhenUsed="0"/>
+    <w:lsdException w:name="Medium Grid 3 Accent 6" w:semiHidden="0" w:uiPriority="69" w:unhideWhenUsed="0"/>
+    <w:lsdException w:name="Dark List Accent 6" w:semiHidden="0" w:uiPriority="70" w:unhideWhenUsed="0"/>
+    <w:lsdException w:name="Colorful Shading Accent 6" w:semiHidden="0" w:uiPriority="71" w:unhideWhenUsed="0"/>
+    <w:lsdException w:name="Colorful List Accent 6" w:semiHidden="0" w:uiPriority="72" w:unhideWhenUsed="0"/>
+    <w:lsdException w:name="Colorful Grid Accent 6" w:semiHidden="0" w:uiPriority="73" w:unhideWhenUsed="0"/>
   </w:latentStyles>
-  <w:style w:type="paragraph" w:default="1" w:styleId="1">
+  <w:style w:type="paragraph" w:default="1" w:styleId="Normal">
     <w:name w:val="Normal"/>
     <w:qFormat/>
-    <w:uiPriority w:val="0"/>
     <w:pPr>
       <w:kinsoku w:val="0"/>
       <w:autoSpaceDE w:val="0"/>
@@ -7905,7 +7788,7 @@
       <w:textAlignment w:val="baseline"/>
     </w:pPr>
     <w:rPr>
-      <w:rFonts w:ascii="Arial" w:hAnsi="Arial" w:eastAsia="宋体" w:cs="Arial"/>
+      <w:rFonts w:ascii="Arial" w:eastAsia="宋体" w:hAnsi="Arial" w:cs="Arial"/>
       <w:snapToGrid w:val="0"/>
       <w:color w:val="000000"/>
       <w:kern w:val="0"/>
@@ -7914,12 +7797,11 @@
       <w:lang w:val="en-US" w:eastAsia="en-US" w:bidi="ar-SA"/>
     </w:rPr>
   </w:style>
-  <w:style w:type="paragraph" w:styleId="2">
+  <w:style w:type="paragraph" w:styleId="Heading1">
     <w:name w:val="heading 1"/>
-    <w:basedOn w:val="1"/>
-    <w:next w:val="1"/>
+    <w:basedOn w:val="Normal"/>
+    <w:next w:val="Normal"/>
     <w:qFormat/>
-    <w:uiPriority w:val="0"/>
     <w:pPr>
       <w:keepNext/>
       <w:keepLines/>
@@ -7937,13 +7819,12 @@
       <w:sz w:val="44"/>
     </w:rPr>
   </w:style>
-  <w:style w:type="paragraph" w:styleId="3">
+  <w:style w:type="paragraph" w:styleId="Heading2">
     <w:name w:val="heading 2"/>
-    <w:basedOn w:val="1"/>
-    <w:next w:val="1"/>
+    <w:basedOn w:val="Normal"/>
+    <w:next w:val="Normal"/>
     <w:unhideWhenUsed/>
     <w:qFormat/>
-    <w:uiPriority w:val="0"/>
     <w:pPr>
       <w:keepNext/>
       <w:keepLines/>
@@ -7956,19 +7837,18 @@
       <w:outlineLvl w:val="1"/>
     </w:pPr>
     <w:rPr>
-      <w:rFonts w:ascii="Arial" w:hAnsi="Arial" w:eastAsia="黑体"/>
+      <w:rFonts w:ascii="Arial" w:eastAsia="黑体" w:hAnsi="Arial"/>
       <w:b/>
       <w:sz w:val="32"/>
     </w:rPr>
   </w:style>
-  <w:style w:type="paragraph" w:styleId="4">
+  <w:style w:type="paragraph" w:styleId="Heading3">
     <w:name w:val="heading 3"/>
-    <w:basedOn w:val="1"/>
-    <w:next w:val="1"/>
+    <w:basedOn w:val="Normal"/>
+    <w:next w:val="Normal"/>
     <w:semiHidden/>
     <w:unhideWhenUsed/>
     <w:qFormat/>
-    <w:uiPriority w:val="0"/>
     <w:pPr>
       <w:keepNext/>
       <w:keepLines/>
@@ -7985,13 +7865,12 @@
       <w:sz w:val="32"/>
     </w:rPr>
   </w:style>
-  <w:style w:type="paragraph" w:styleId="5">
+  <w:style w:type="paragraph" w:styleId="Heading4">
     <w:name w:val="heading 4"/>
-    <w:basedOn w:val="1"/>
-    <w:next w:val="1"/>
+    <w:basedOn w:val="Normal"/>
+    <w:next w:val="Normal"/>
     <w:unhideWhenUsed/>
     <w:qFormat/>
-    <w:uiPriority w:val="0"/>
     <w:pPr>
       <w:keepNext/>
       <w:keepLines/>
@@ -8004,19 +7883,18 @@
       <w:outlineLvl w:val="3"/>
     </w:pPr>
     <w:rPr>
-      <w:rFonts w:ascii="Arial" w:hAnsi="Arial" w:eastAsia="黑体"/>
+      <w:rFonts w:ascii="Arial" w:eastAsia="黑体" w:hAnsi="Arial"/>
       <w:b/>
       <w:sz w:val="28"/>
     </w:rPr>
   </w:style>
-  <w:style w:type="paragraph" w:styleId="6">
+  <w:style w:type="paragraph" w:styleId="Heading5">
     <w:name w:val="heading 5"/>
-    <w:basedOn w:val="1"/>
-    <w:next w:val="1"/>
+    <w:basedOn w:val="Normal"/>
+    <w:next w:val="Normal"/>
     <w:semiHidden/>
     <w:unhideWhenUsed/>
     <w:qFormat/>
-    <w:uiPriority w:val="0"/>
     <w:pPr>
       <w:keepNext/>
       <w:keepLines/>
@@ -8033,14 +7911,13 @@
       <w:sz w:val="28"/>
     </w:rPr>
   </w:style>
-  <w:style w:type="paragraph" w:styleId="7">
+  <w:style w:type="paragraph" w:styleId="Heading6">
     <w:name w:val="heading 6"/>
-    <w:basedOn w:val="1"/>
-    <w:next w:val="1"/>
+    <w:basedOn w:val="Normal"/>
+    <w:next w:val="Normal"/>
     <w:semiHidden/>
     <w:unhideWhenUsed/>
     <w:qFormat/>
-    <w:uiPriority w:val="0"/>
     <w:pPr>
       <w:keepNext/>
       <w:keepLines/>
@@ -8053,19 +7930,18 @@
       <w:outlineLvl w:val="5"/>
     </w:pPr>
     <w:rPr>
-      <w:rFonts w:ascii="Arial" w:hAnsi="Arial" w:eastAsia="黑体"/>
+      <w:rFonts w:ascii="Arial" w:eastAsia="黑体" w:hAnsi="Arial"/>
       <w:b/>
       <w:sz w:val="24"/>
     </w:rPr>
   </w:style>
-  <w:style w:type="paragraph" w:styleId="8">
+  <w:style w:type="paragraph" w:styleId="Heading7">
     <w:name w:val="heading 7"/>
-    <w:basedOn w:val="1"/>
-    <w:next w:val="1"/>
+    <w:basedOn w:val="Normal"/>
+    <w:next w:val="Normal"/>
     <w:semiHidden/>
     <w:unhideWhenUsed/>
     <w:qFormat/>
-    <w:uiPriority w:val="0"/>
     <w:pPr>
       <w:keepNext/>
       <w:keepLines/>
@@ -8082,14 +7958,13 @@
       <w:sz w:val="24"/>
     </w:rPr>
   </w:style>
-  <w:style w:type="paragraph" w:styleId="9">
+  <w:style w:type="paragraph" w:styleId="Heading8">
     <w:name w:val="heading 8"/>
-    <w:basedOn w:val="1"/>
-    <w:next w:val="1"/>
+    <w:basedOn w:val="Normal"/>
+    <w:next w:val="Normal"/>
     <w:semiHidden/>
     <w:unhideWhenUsed/>
     <w:qFormat/>
-    <w:uiPriority w:val="0"/>
     <w:pPr>
       <w:keepNext/>
       <w:keepLines/>
@@ -8102,18 +7977,17 @@
       <w:outlineLvl w:val="7"/>
     </w:pPr>
     <w:rPr>
-      <w:rFonts w:ascii="Arial" w:hAnsi="Arial" w:eastAsia="黑体"/>
+      <w:rFonts w:ascii="Arial" w:eastAsia="黑体" w:hAnsi="Arial"/>
       <w:sz w:val="24"/>
     </w:rPr>
   </w:style>
-  <w:style w:type="paragraph" w:styleId="10">
+  <w:style w:type="paragraph" w:styleId="Heading9">
     <w:name w:val="heading 9"/>
-    <w:basedOn w:val="1"/>
-    <w:next w:val="1"/>
+    <w:basedOn w:val="Normal"/>
+    <w:next w:val="Normal"/>
     <w:semiHidden/>
     <w:unhideWhenUsed/>
     <w:qFormat/>
-    <w:uiPriority w:val="0"/>
     <w:pPr>
       <w:keepNext/>
       <w:keepLines/>
@@ -8126,21 +8000,19 @@
       <w:outlineLvl w:val="8"/>
     </w:pPr>
     <w:rPr>
-      <w:rFonts w:ascii="Arial" w:hAnsi="Arial" w:eastAsia="黑体"/>
+      <w:rFonts w:ascii="Arial" w:eastAsia="黑体" w:hAnsi="Arial"/>
       <w:sz w:val="21"/>
     </w:rPr>
   </w:style>
-  <w:style w:type="character" w:default="1" w:styleId="22">
+  <w:style w:type="character" w:default="1" w:styleId="DefaultParagraphFont">
     <w:name w:val="Default Paragraph Font"/>
     <w:semiHidden/>
     <w:qFormat/>
-    <w:uiPriority w:val="0"/>
   </w:style>
-  <w:style w:type="table" w:default="1" w:styleId="20">
+  <w:style w:type="table" w:default="1" w:styleId="TableNormal">
     <w:name w:val="Normal Table"/>
     <w:semiHidden/>
     <w:qFormat/>
-    <w:uiPriority w:val="0"/>
     <w:tblPr>
       <w:tblCellMar>
         <w:top w:w="0" w:type="dxa"/>
@@ -8150,43 +8022,39 @@
       </w:tblCellMar>
     </w:tblPr>
   </w:style>
-  <w:style w:type="paragraph" w:styleId="11">
+  <w:style w:type="paragraph" w:styleId="CommentText">
     <w:name w:val="annotation text"/>
-    <w:basedOn w:val="1"/>
+    <w:basedOn w:val="Normal"/>
     <w:qFormat/>
-    <w:uiPriority w:val="0"/>
     <w:pPr>
       <w:jc w:val="left"/>
     </w:pPr>
   </w:style>
-  <w:style w:type="paragraph" w:styleId="12">
+  <w:style w:type="paragraph" w:styleId="BodyText">
     <w:name w:val="Body Text"/>
-    <w:basedOn w:val="1"/>
+    <w:basedOn w:val="Normal"/>
     <w:semiHidden/>
     <w:qFormat/>
-    <w:uiPriority w:val="0"/>
     <w:rPr>
-      <w:rFonts w:ascii="Arial" w:hAnsi="Arial" w:eastAsia="Arial" w:cs="Arial"/>
+      <w:rFonts w:ascii="Arial" w:eastAsia="Arial" w:hAnsi="Arial" w:cs="Arial"/>
       <w:sz w:val="21"/>
       <w:szCs w:val="21"/>
       <w:lang w:val="en-US" w:eastAsia="en-US" w:bidi="ar-SA"/>
     </w:rPr>
   </w:style>
-  <w:style w:type="paragraph" w:styleId="13">
+  <w:style w:type="paragraph" w:styleId="TOC3">
     <w:name w:val="toc 3"/>
-    <w:basedOn w:val="1"/>
-    <w:next w:val="1"/>
+    <w:basedOn w:val="Normal"/>
+    <w:next w:val="Normal"/>
     <w:qFormat/>
-    <w:uiPriority w:val="0"/>
     <w:pPr>
       <w:ind w:left="840" w:leftChars="400"/>
     </w:pPr>
   </w:style>
-  <w:style w:type="paragraph" w:styleId="14">
+  <w:style w:type="paragraph" w:styleId="Footer">
     <w:name w:val="footer"/>
-    <w:basedOn w:val="1"/>
+    <w:basedOn w:val="Normal"/>
     <w:qFormat/>
-    <w:uiPriority w:val="0"/>
     <w:pPr>
       <w:tabs>
         <w:tab w:val="center" w:pos="4153"/>
@@ -8199,17 +8067,16 @@
       <w:sz w:val="18"/>
     </w:rPr>
   </w:style>
-  <w:style w:type="paragraph" w:styleId="15">
+  <w:style w:type="paragraph" w:styleId="Header">
     <w:name w:val="header"/>
-    <w:basedOn w:val="1"/>
+    <w:basedOn w:val="Normal"/>
     <w:qFormat/>
-    <w:uiPriority w:val="0"/>
     <w:pPr>
       <w:pBdr>
-        <w:top w:val="none" w:color="auto" w:sz="0" w:space="0"/>
-        <w:left w:val="none" w:color="auto" w:sz="0" w:space="0"/>
-        <w:bottom w:val="none" w:color="auto" w:sz="0" w:space="0"/>
-        <w:right w:val="none" w:color="auto" w:sz="0" w:space="0"/>
+        <w:top w:val="nil"/>
+        <w:left w:val="nil"/>
+        <w:bottom w:val="nil"/>
+        <w:right w:val="nil"/>
       </w:pBdr>
       <w:tabs>
         <w:tab w:val="center" w:pos="4153"/>
@@ -8224,41 +8091,37 @@
       <w:sz w:val="18"/>
     </w:rPr>
   </w:style>
-  <w:style w:type="paragraph" w:styleId="16">
+  <w:style w:type="paragraph" w:styleId="TOC1">
     <w:name w:val="toc 1"/>
-    <w:basedOn w:val="1"/>
-    <w:next w:val="1"/>
+    <w:basedOn w:val="Normal"/>
+    <w:next w:val="Normal"/>
     <w:qFormat/>
-    <w:uiPriority w:val="0"/>
     <w:rPr>
-      <w:rFonts w:ascii="Arial" w:hAnsi="Arial" w:eastAsia="Microsoft JhengHei"/>
+      <w:rFonts w:ascii="Arial" w:eastAsia="Microsoft JhengHei" w:hAnsi="Arial"/>
       <w:sz w:val="24"/>
     </w:rPr>
   </w:style>
-  <w:style w:type="paragraph" w:styleId="17">
+  <w:style w:type="paragraph" w:styleId="TOC2">
     <w:name w:val="toc 2"/>
-    <w:basedOn w:val="1"/>
-    <w:next w:val="1"/>
+    <w:basedOn w:val="Normal"/>
+    <w:next w:val="Normal"/>
     <w:qFormat/>
-    <w:uiPriority w:val="0"/>
     <w:pPr>
       <w:ind w:left="420" w:leftChars="200"/>
     </w:pPr>
   </w:style>
-  <w:style w:type="paragraph" w:styleId="18">
+  <w:style w:type="paragraph" w:styleId="NormalWeb">
     <w:name w:val="Normal (Web)"/>
-    <w:basedOn w:val="1"/>
+    <w:basedOn w:val="Normal"/>
     <w:qFormat/>
-    <w:uiPriority w:val="0"/>
     <w:rPr>
       <w:sz w:val="24"/>
     </w:rPr>
   </w:style>
-  <w:style w:type="paragraph" w:styleId="19">
+  <w:style w:type="paragraph" w:styleId="Title">
     <w:name w:val="Title"/>
-    <w:basedOn w:val="1"/>
+    <w:basedOn w:val="Normal"/>
     <w:qFormat/>
-    <w:uiPriority w:val="0"/>
     <w:pPr>
       <w:spacing w:before="240" w:beforeLines="0" w:beforeAutospacing="0" w:after="60" w:afterLines="0" w:afterAutospacing="0"/>
       <w:jc w:val="center"/>
@@ -8270,41 +8133,38 @@
       <w:sz w:val="32"/>
     </w:rPr>
   </w:style>
-  <w:style w:type="table" w:styleId="21">
+  <w:style w:type="table" w:styleId="TableGrid">
     <w:name w:val="Table Grid"/>
-    <w:basedOn w:val="20"/>
+    <w:basedOn w:val="TableNormal"/>
     <w:qFormat/>
-    <w:uiPriority w:val="0"/>
     <w:pPr>
       <w:widowControl w:val="0"/>
       <w:jc w:val="both"/>
     </w:pPr>
     <w:tblPr>
       <w:tblBorders>
-        <w:top w:val="single" w:color="auto" w:sz="4" w:space="0"/>
-        <w:left w:val="single" w:color="auto" w:sz="4" w:space="0"/>
-        <w:bottom w:val="single" w:color="auto" w:sz="4" w:space="0"/>
-        <w:right w:val="single" w:color="auto" w:sz="4" w:space="0"/>
-        <w:insideH w:val="single" w:color="auto" w:sz="4" w:space="0"/>
-        <w:insideV w:val="single" w:color="auto" w:sz="4" w:space="0"/>
+        <w:top w:val="single" w:sz="4" w:space="0" w:color="auto"/>
+        <w:left w:val="single" w:sz="4" w:space="0" w:color="auto"/>
+        <w:bottom w:val="single" w:sz="4" w:space="0" w:color="auto"/>
+        <w:right w:val="single" w:sz="4" w:space="0" w:color="auto"/>
+        <w:insideH w:val="single" w:sz="4" w:space="0" w:color="auto"/>
+        <w:insideV w:val="single" w:sz="4" w:space="0" w:color="auto"/>
       </w:tblBorders>
     </w:tblPr>
   </w:style>
-  <w:style w:type="character" w:styleId="23">
+  <w:style w:type="character" w:styleId="Strong">
     <w:name w:val="Strong"/>
-    <w:basedOn w:val="22"/>
+    <w:basedOn w:val="DefaultParagraphFont"/>
     <w:qFormat/>
-    <w:uiPriority w:val="0"/>
     <w:rPr>
       <w:b/>
     </w:rPr>
   </w:style>
-  <w:style w:type="table" w:customStyle="1" w:styleId="24">
+  <w:style w:type="table" w:customStyle="1" w:styleId="TableNormal0">
     <w:name w:val="Table Normal_0"/>
     <w:semiHidden/>
     <w:unhideWhenUsed/>
     <w:qFormat/>
-    <w:uiPriority w:val="0"/>
     <w:tblPr>
       <w:tblCellMar>
         <w:top w:w="0" w:type="dxa"/>
@@ -8314,87 +8174,81 @@
       </w:tblCellMar>
     </w:tblPr>
   </w:style>
-  <w:style w:type="paragraph" w:customStyle="1" w:styleId="25">
+  <w:style w:type="paragraph" w:customStyle="1" w:styleId="TableText">
     <w:name w:val="Table Text"/>
-    <w:basedOn w:val="1"/>
+    <w:basedOn w:val="Normal"/>
     <w:semiHidden/>
     <w:qFormat/>
-    <w:uiPriority w:val="0"/>
     <w:rPr>
-      <w:rFonts w:ascii="宋体" w:hAnsi="宋体" w:eastAsia="宋体" w:cs="宋体"/>
+      <w:rFonts w:ascii="宋体" w:eastAsia="宋体" w:hAnsi="宋体" w:cs="宋体"/>
       <w:sz w:val="21"/>
       <w:szCs w:val="21"/>
       <w:lang w:val="en-US" w:eastAsia="en-US" w:bidi="ar-SA"/>
     </w:rPr>
   </w:style>
-  <w:style w:type="paragraph" w:customStyle="1" w:styleId="26">
+  <w:style w:type="paragraph" w:customStyle="1" w:styleId="1">
     <w:name w:val="柴_标题1"/>
-    <w:basedOn w:val="2"/>
-    <w:next w:val="27"/>
-    <w:link w:val="40"/>
+    <w:basedOn w:val="Heading1"/>
+    <w:next w:val="a"/>
+    <w:link w:val="1Char"/>
     <w:qFormat/>
-    <w:uiPriority w:val="0"/>
     <w:pPr>
       <w:spacing w:before="100" w:after="90" w:line="360" w:lineRule="auto"/>
     </w:pPr>
     <w:rPr>
-      <w:rFonts w:ascii="Arial" w:hAnsi="Arial" w:eastAsia="宋体"/>
+      <w:rFonts w:ascii="Arial" w:eastAsia="宋体" w:hAnsi="Arial"/>
       <w:sz w:val="32"/>
     </w:rPr>
   </w:style>
-  <w:style w:type="paragraph" w:customStyle="1" w:styleId="27">
+  <w:style w:type="paragraph" w:customStyle="1" w:styleId="a">
     <w:name w:val="柴_正文"/>
-    <w:basedOn w:val="12"/>
-    <w:link w:val="43"/>
+    <w:basedOn w:val="BodyText"/>
+    <w:link w:val="Char"/>
     <w:qFormat/>
-    <w:uiPriority w:val="0"/>
     <w:pPr>
       <w:spacing w:line="360" w:lineRule="auto"/>
       <w:ind w:firstLine="470" w:firstLineChars="200"/>
     </w:pPr>
     <w:rPr>
-      <w:rFonts w:ascii="Arial" w:hAnsi="Arial" w:eastAsia="宋体"/>
+      <w:rFonts w:ascii="Arial" w:eastAsia="宋体" w:hAnsi="Arial"/>
       <w:sz w:val="24"/>
       <w:lang w:eastAsia="zh-CN"/>
     </w:rPr>
   </w:style>
-  <w:style w:type="paragraph" w:customStyle="1" w:styleId="28">
+  <w:style w:type="paragraph" w:customStyle="1" w:styleId="2">
     <w:name w:val="柴_标题2"/>
-    <w:basedOn w:val="3"/>
-    <w:next w:val="27"/>
+    <w:basedOn w:val="Heading2"/>
+    <w:next w:val="a"/>
     <w:qFormat/>
-    <w:uiPriority w:val="0"/>
     <w:pPr>
       <w:spacing w:line="360" w:lineRule="auto"/>
     </w:pPr>
     <w:rPr>
-      <w:rFonts w:ascii="Arial" w:hAnsi="Arial" w:eastAsia="宋体"/>
+      <w:rFonts w:ascii="Arial" w:eastAsia="宋体" w:hAnsi="Arial"/>
       <w:sz w:val="28"/>
     </w:rPr>
   </w:style>
-  <w:style w:type="paragraph" w:customStyle="1" w:styleId="29">
+  <w:style w:type="paragraph" w:customStyle="1" w:styleId="3">
     <w:name w:val="柴_标题3"/>
-    <w:basedOn w:val="4"/>
-    <w:next w:val="27"/>
+    <w:basedOn w:val="Heading3"/>
+    <w:next w:val="a"/>
     <w:qFormat/>
-    <w:uiPriority w:val="0"/>
     <w:pPr>
       <w:spacing w:line="360" w:lineRule="auto"/>
       <w:ind w:left="0" w:firstLine="472" w:firstLineChars="200"/>
     </w:pPr>
     <w:rPr>
-      <w:rFonts w:ascii="宋体" w:hAnsi="宋体" w:eastAsia="宋体" w:cs="宋体"/>
+      <w:rFonts w:ascii="宋体" w:eastAsia="宋体" w:hAnsi="宋体" w:cs="宋体"/>
       <w:spacing w:val="-2"/>
       <w:sz w:val="24"/>
       <w:szCs w:val="24"/>
     </w:rPr>
   </w:style>
-  <w:style w:type="paragraph" w:customStyle="1" w:styleId="30">
+  <w:style w:type="paragraph" w:customStyle="1" w:styleId="a0">
     <w:name w:val="柴_目录"/>
-    <w:basedOn w:val="1"/>
-    <w:next w:val="12"/>
+    <w:basedOn w:val="Normal"/>
+    <w:next w:val="BodyText"/>
     <w:qFormat/>
-    <w:uiPriority w:val="0"/>
     <w:pPr>
       <w:tabs>
         <w:tab w:val="right" w:leader="dot" w:pos="8442"/>
@@ -8402,30 +8256,28 @@
       <w:ind w:left="0" w:leftChars="0"/>
     </w:pPr>
     <w:rPr>
-      <w:rFonts w:ascii="Arial" w:hAnsi="Arial" w:eastAsia="Microsoft JhengHei"/>
+      <w:rFonts w:ascii="Arial" w:eastAsia="Microsoft JhengHei" w:hAnsi="Arial"/>
       <w:sz w:val="24"/>
     </w:rPr>
   </w:style>
-  <w:style w:type="character" w:customStyle="1" w:styleId="31">
+  <w:style w:type="character" w:customStyle="1" w:styleId="font21">
     <w:name w:val="font21"/>
-    <w:basedOn w:val="22"/>
+    <w:basedOn w:val="DefaultParagraphFont"/>
     <w:qFormat/>
-    <w:uiPriority w:val="0"/>
     <w:rPr>
-      <w:rFonts w:hint="eastAsia" w:ascii="宋体" w:hAnsi="宋体" w:eastAsia="宋体" w:cs="宋体"/>
+      <w:rFonts w:ascii="宋体" w:eastAsia="宋体" w:hAnsi="宋体" w:cs="宋体" w:hint="eastAsia"/>
       <w:color w:val="000000"/>
       <w:sz w:val="24"/>
       <w:szCs w:val="24"/>
       <w:u w:val="none"/>
     </w:rPr>
   </w:style>
-  <w:style w:type="character" w:customStyle="1" w:styleId="32">
+  <w:style w:type="character" w:customStyle="1" w:styleId="font11">
     <w:name w:val="font11"/>
-    <w:basedOn w:val="22"/>
+    <w:basedOn w:val="DefaultParagraphFont"/>
     <w:qFormat/>
-    <w:uiPriority w:val="0"/>
     <w:rPr>
-      <w:rFonts w:hint="eastAsia" w:ascii="宋体" w:hAnsi="宋体" w:eastAsia="宋体" w:cs="宋体"/>
+      <w:rFonts w:ascii="宋体" w:eastAsia="宋体" w:hAnsi="宋体" w:cs="宋体" w:hint="eastAsia"/>
       <w:b/>
       <w:bCs/>
       <w:color w:val="000000"/>
@@ -8434,92 +8286,85 @@
       <w:u w:val="none"/>
     </w:rPr>
   </w:style>
-  <w:style w:type="paragraph" w:customStyle="1" w:styleId="33">
+  <w:style w:type="paragraph" w:customStyle="1" w:styleId="a1">
     <w:name w:val="柴_公司名"/>
-    <w:basedOn w:val="19"/>
+    <w:basedOn w:val="Title"/>
     <w:qFormat/>
-    <w:uiPriority w:val="0"/>
     <w:pPr>
       <w:spacing w:after="600" w:afterLines="600"/>
     </w:pPr>
     <w:rPr>
-      <w:rFonts w:hint="eastAsia" w:ascii="宋体" w:hAnsi="宋体" w:eastAsia="宋体" w:cs="宋体"/>
+      <w:rFonts w:ascii="宋体" w:eastAsia="宋体" w:hAnsi="宋体" w:cs="宋体" w:hint="eastAsia"/>
       <w:bCs/>
       <w:spacing w:val="-6"/>
       <w:sz w:val="52"/>
       <w:szCs w:val="52"/>
     </w:rPr>
   </w:style>
-  <w:style w:type="paragraph" w:customStyle="1" w:styleId="34">
+  <w:style w:type="paragraph" w:customStyle="1" w:styleId="a2">
     <w:name w:val="柴_文档名"/>
-    <w:basedOn w:val="19"/>
+    <w:basedOn w:val="Title"/>
     <w:qFormat/>
-    <w:uiPriority w:val="0"/>
     <w:pPr>
       <w:spacing w:after="900" w:afterLines="900"/>
     </w:pPr>
     <w:rPr>
-      <w:rFonts w:ascii="黑体" w:hAnsi="黑体" w:eastAsia="黑体" w:cs="黑体"/>
+      <w:rFonts w:ascii="黑体" w:eastAsia="黑体" w:hAnsi="黑体" w:cs="黑体"/>
       <w:bCs/>
       <w:spacing w:val="-7"/>
       <w:sz w:val="52"/>
       <w:szCs w:val="52"/>
     </w:rPr>
   </w:style>
-  <w:style w:type="paragraph" w:customStyle="1" w:styleId="35">
+  <w:style w:type="paragraph" w:customStyle="1" w:styleId="WPSOffice1">
     <w:name w:val="WPSOffice手动目录 1"/>
     <w:qFormat/>
-    <w:uiPriority w:val="0"/>
     <w:pPr>
       <w:ind w:leftChars="0"/>
     </w:pPr>
     <w:rPr>
-      <w:rFonts w:ascii="Times New Roman" w:hAnsi="Times New Roman" w:eastAsia="宋体" w:cs="Times New Roman"/>
+      <w:rFonts w:ascii="Times New Roman" w:eastAsia="宋体" w:hAnsi="Times New Roman" w:cs="Times New Roman"/>
       <w:sz w:val="20"/>
       <w:szCs w:val="20"/>
     </w:rPr>
   </w:style>
-  <w:style w:type="paragraph" w:customStyle="1" w:styleId="36">
+  <w:style w:type="paragraph" w:customStyle="1" w:styleId="WPSOffice2">
     <w:name w:val="WPSOffice手动目录 2"/>
     <w:qFormat/>
-    <w:uiPriority w:val="0"/>
     <w:pPr>
       <w:ind w:leftChars="200"/>
     </w:pPr>
     <w:rPr>
-      <w:rFonts w:ascii="Times New Roman" w:hAnsi="Times New Roman" w:eastAsia="宋体" w:cs="Times New Roman"/>
+      <w:rFonts w:ascii="Times New Roman" w:eastAsia="宋体" w:hAnsi="Times New Roman" w:cs="Times New Roman"/>
       <w:sz w:val="20"/>
       <w:szCs w:val="20"/>
     </w:rPr>
   </w:style>
-  <w:style w:type="paragraph" w:customStyle="1" w:styleId="37">
+  <w:style w:type="paragraph" w:customStyle="1" w:styleId="WPSOffice3">
     <w:name w:val="WPSOffice手动目录 3"/>
     <w:qFormat/>
-    <w:uiPriority w:val="0"/>
     <w:pPr>
       <w:ind w:leftChars="400"/>
     </w:pPr>
     <w:rPr>
-      <w:rFonts w:ascii="Times New Roman" w:hAnsi="Times New Roman" w:eastAsia="宋体" w:cs="Times New Roman"/>
+      <w:rFonts w:ascii="Times New Roman" w:eastAsia="宋体" w:hAnsi="Times New Roman" w:cs="Times New Roman"/>
       <w:sz w:val="20"/>
       <w:szCs w:val="20"/>
     </w:rPr>
   </w:style>
-  <w:style w:type="paragraph" w:customStyle="1" w:styleId="38">
+  <w:style w:type="paragraph" w:customStyle="1" w:styleId="Compact">
     <w:name w:val="Compact"/>
-    <w:basedOn w:val="12"/>
+    <w:basedOn w:val="BodyText"/>
     <w:qFormat/>
-    <w:uiPriority w:val="0"/>
     <w:pPr>
       <w:spacing w:before="36" w:after="36"/>
     </w:pPr>
   </w:style>
-  <w:style w:type="table" w:customStyle="1" w:styleId="39">
+  <w:style w:type="table" w:customStyle="1" w:styleId="Table">
     <w:name w:val="Table"/>
     <w:semiHidden/>
     <w:unhideWhenUsed/>
     <w:qFormat/>
-    <w:uiPriority w:val="0"/>
     <w:tblPr>
       <w:tblCellMar>
         <w:top w:w="0" w:type="dxa"/>
@@ -8531,27 +8376,25 @@
     <w:tblStylePr w:type="firstRow">
       <w:tcPr>
         <w:tcBorders>
-          <w:bottom w:val="single" w:color="auto" w:sz="0" w:space="0"/>
+          <w:bottom w:val="single" w:sz="0" w:space="0" w:color="auto"/>
         </w:tcBorders>
         <w:vAlign w:val="bottom"/>
       </w:tcPr>
     </w:tblStylePr>
   </w:style>
-  <w:style w:type="character" w:customStyle="1" w:styleId="40">
+  <w:style w:type="character" w:customStyle="1" w:styleId="1Char">
     <w:name w:val="柴_标题1 Char"/>
-    <w:link w:val="26"/>
+    <w:link w:val="1"/>
     <w:qFormat/>
-    <w:uiPriority w:val="0"/>
     <w:rPr>
-      <w:rFonts w:ascii="Arial" w:hAnsi="Arial" w:eastAsia="宋体"/>
+      <w:rFonts w:ascii="Arial" w:eastAsia="宋体" w:hAnsi="Arial"/>
       <w:sz w:val="32"/>
     </w:rPr>
   </w:style>
-  <w:style w:type="paragraph" w:customStyle="1" w:styleId="41">
+  <w:style w:type="paragraph" w:customStyle="1" w:styleId="a3">
     <w:name w:val="柴_正文_无缩进"/>
-    <w:basedOn w:val="1"/>
+    <w:basedOn w:val="Normal"/>
     <w:qFormat/>
-    <w:uiPriority w:val="0"/>
     <w:pPr>
       <w:ind w:firstLine="0" w:firstLineChars="0"/>
     </w:pPr>
@@ -8561,31 +8404,29 @@
       <w:lang w:eastAsia="zh-CN"/>
     </w:rPr>
   </w:style>
-  <w:style w:type="paragraph" w:customStyle="1" w:styleId="42">
+  <w:style w:type="paragraph" w:customStyle="1" w:styleId="4">
     <w:name w:val="柴_标题4"/>
-    <w:basedOn w:val="5"/>
-    <w:next w:val="1"/>
+    <w:basedOn w:val="Heading4"/>
+    <w:next w:val="Normal"/>
     <w:qFormat/>
-    <w:uiPriority w:val="0"/>
     <w:pPr>
       <w:widowControl w:val="0"/>
       <w:spacing w:before="160" w:line="360" w:lineRule="auto"/>
-      <w:ind w:left="981" w:leftChars="300" w:hanging="862"/>
+      <w:ind w:left="981" w:hanging="862" w:leftChars="300"/>
     </w:pPr>
     <w:rPr>
-      <w:rFonts w:hint="eastAsia" w:ascii="Calibri" w:hAnsi="Calibri" w:eastAsia="宋体" w:cs="宋体"/>
+      <w:rFonts w:ascii="Calibri" w:eastAsia="宋体" w:hAnsi="Calibri" w:cs="宋体" w:hint="eastAsia"/>
       <w:sz w:val="24"/>
       <w:szCs w:val="24"/>
       <w:lang w:eastAsia="zh-CN" w:bidi="zh-CN"/>
     </w:rPr>
   </w:style>
-  <w:style w:type="character" w:customStyle="1" w:styleId="43">
+  <w:style w:type="character" w:customStyle="1" w:styleId="Char">
     <w:name w:val="柴_正文 Char"/>
-    <w:link w:val="27"/>
+    <w:link w:val="a"/>
     <w:qFormat/>
-    <w:uiPriority w:val="0"/>
     <w:rPr>
-      <w:rFonts w:ascii="Arial" w:hAnsi="Arial" w:eastAsia="宋体"/>
+      <w:rFonts w:ascii="Arial" w:eastAsia="宋体" w:hAnsi="Arial"/>
       <w:sz w:val="24"/>
       <w:lang w:eastAsia="zh-CN"/>
     </w:rPr>

--- a/6-过程管理/流程制度规范类文件/060103-服务报告管理程序.docx
+++ b/6-过程管理/流程制度规范类文件/060103-服务报告管理程序.docx
@@ -1,11 +1,10 @@
 
 <file path=word/document.xml><?xml version="1.0" encoding="utf-8"?>
-<w:document xmlns:wpc="http://schemas.microsoft.com/office/word/2010/wordprocessingCanvas" xmlns:mc="http://schemas.openxmlformats.org/markup-compatibility/2006" xmlns:o="urn:schemas-microsoft-com:office:office" xmlns:r="http://schemas.openxmlformats.org/officeDocument/2006/relationships" xmlns:m="http://schemas.openxmlformats.org/officeDocument/2006/math" xmlns:v="urn:schemas-microsoft-com:vml" xmlns:wp14="http://schemas.microsoft.com/office/word/2010/wordprocessingDrawing" xmlns:wp="http://schemas.openxmlformats.org/drawingml/2006/wordprocessingDrawing" xmlns:w10="urn:schemas-microsoft-com:office:word" xmlns:w="http://schemas.openxmlformats.org/wordprocessingml/2006/main" xmlns:w14="http://schemas.microsoft.com/office/word/2010/wordml" xmlns:w15="http://schemas.microsoft.com/office/word/2012/wordml" xmlns:wne="http://schemas.microsoft.com/office/word/2006/wordml" xmlns:wpg="http://schemas.microsoft.com/office/word/2010/wordprocessingGroup" xmlns:wpi="http://schemas.microsoft.com/office/word/2010/wordprocessingInk" xmlns:wps="http://schemas.microsoft.com/office/word/2010/wordprocessingShape" mc:Ignorable="w14 w15 wp14">
-  <!-- Generated by Aspose.Words for .NET 13.3.0.1 -->
+<w:document xmlns:wpc="http://schemas.microsoft.com/office/word/2010/wordprocessingCanvas" xmlns:mc="http://schemas.openxmlformats.org/markup-compatibility/2006" xmlns:o="urn:schemas-microsoft-com:office:office" xmlns:r="http://schemas.openxmlformats.org/officeDocument/2006/relationships" xmlns:m="http://schemas.openxmlformats.org/officeDocument/2006/math" xmlns:v="urn:schemas-microsoft-com:vml" xmlns:wp14="http://schemas.microsoft.com/office/word/2010/wordprocessingDrawing" xmlns:wp="http://schemas.openxmlformats.org/drawingml/2006/wordprocessingDrawing" xmlns:w="http://schemas.openxmlformats.org/wordprocessingml/2006/main" xmlns:w14="http://schemas.microsoft.com/office/word/2010/wordml" xmlns:w10="urn:schemas-microsoft-com:office:word" xmlns:w15="http://schemas.microsoft.com/office/word/2012/wordml" xmlns:wpg="http://schemas.microsoft.com/office/word/2010/wordprocessingGroup" xmlns:wpi="http://schemas.microsoft.com/office/word/2010/wordprocessingInk" xmlns:wne="http://schemas.microsoft.com/office/word/2006/wordml" xmlns:wps="http://schemas.microsoft.com/office/word/2010/wordprocessingShape" xmlns:wpsCustomData="http://www.wps.cn/officeDocument/2013/wpsCustomData" mc:Ignorable="w14 w15 wp14">
   <w:body>
     <w:p>
       <w:pPr>
-        <w:pStyle w:val="a1"/>
+        <w:pStyle w:val="33"/>
         <w:keepNext w:val="0"/>
         <w:keepLines w:val="0"/>
         <w:pageBreakBefore w:val="0"/>
@@ -20,11 +19,10 @@
         <w:adjustRightInd w:val="0"/>
         <w:snapToGrid w:val="0"/>
       </w:pPr>
-      <w:bookmarkStart w:id="0" w:name="_Toc13744"/>
     </w:p>
     <w:p>
       <w:pPr>
-        <w:pStyle w:val="a1"/>
+        <w:pStyle w:val="33"/>
         <w:keepNext w:val="0"/>
         <w:keepLines w:val="0"/>
         <w:pageBreakBefore w:val="0"/>
@@ -39,6 +37,7 @@
         <w:adjustRightInd w:val="0"/>
         <w:snapToGrid w:val="0"/>
       </w:pPr>
+      <w:bookmarkStart w:id="0" w:name="_Toc31001"/>
       <w:r>
         <w:t>服务报告管理程序</w:t>
       </w:r>
@@ -46,7 +45,7 @@
     </w:p>
     <w:p>
       <w:pPr>
-        <w:pStyle w:val="a2"/>
+        <w:pStyle w:val="34"/>
         <w:keepNext w:val="0"/>
         <w:keepLines w:val="0"/>
         <w:pageBreakBefore w:val="0"/>
@@ -61,7 +60,7 @@
         <w:adjustRightInd w:val="0"/>
         <w:snapToGrid w:val="0"/>
       </w:pPr>
-      <w:bookmarkStart w:id="1" w:name="_Toc30109"/>
+      <w:bookmarkStart w:id="1" w:name="_Toc15063"/>
       <w:r>
         <w:t>中达丰集团有限公司</w:t>
       </w:r>
@@ -86,19 +85,38 @@
         <w:ind w:left="3285"/>
         <w:textAlignment w:val="baseline"/>
         <w:rPr>
-          <w:rFonts w:ascii="宋体" w:eastAsia="宋体" w:hAnsi="宋体" w:cs="宋体"/>
+          <w:rFonts w:ascii="宋体" w:hAnsi="宋体" w:eastAsia="宋体" w:cs="宋体"/>
           <w:sz w:val="36"/>
           <w:szCs w:val="36"/>
         </w:rPr>
       </w:pPr>
       <w:r>
         <w:rPr>
-          <w:rFonts w:ascii="宋体" w:eastAsia="宋体" w:hAnsi="宋体" w:cs="宋体"/>
+          <w:rFonts w:ascii="宋体" w:hAnsi="宋体" w:eastAsia="宋体" w:cs="宋体"/>
           <w:spacing w:val="-2"/>
           <w:sz w:val="36"/>
           <w:szCs w:val="36"/>
         </w:rPr>
-        <w:t>2025-01-04</w:t>
+        <w:t>2025-0</w:t>
+      </w:r>
+      <w:r>
+        <w:rPr>
+          <w:rFonts w:hint="eastAsia" w:ascii="宋体" w:hAnsi="宋体" w:cs="宋体"/>
+          <w:spacing w:val="-2"/>
+          <w:sz w:val="36"/>
+          <w:szCs w:val="36"/>
+          <w:lang w:val="en-US" w:eastAsia="zh-CN"/>
+        </w:rPr>
+        <w:t>4</w:t>
+      </w:r>
+      <w:r>
+        <w:rPr>
+          <w:rFonts w:ascii="宋体" w:hAnsi="宋体" w:eastAsia="宋体" w:cs="宋体"/>
+          <w:spacing w:val="-2"/>
+          <w:sz w:val="36"/>
+          <w:szCs w:val="36"/>
+        </w:rPr>
+        <w:t>-04</w:t>
       </w:r>
     </w:p>
     <w:p>
@@ -119,7 +137,7 @@
         <w:spacing w:before="196"/>
         <w:ind w:left="3699"/>
         <w:rPr>
-          <w:rFonts w:ascii="宋体" w:eastAsia="宋体" w:hAnsi="宋体" w:cs="宋体"/>
+          <w:rFonts w:ascii="宋体" w:hAnsi="宋体" w:eastAsia="宋体" w:cs="宋体"/>
           <w:sz w:val="24"/>
           <w:szCs w:val="24"/>
         </w:rPr>
@@ -141,14 +159,14 @@
         <w:adjustRightInd w:val="0"/>
         <w:snapToGrid w:val="0"/>
         <w:rPr>
-          <w:rFonts w:ascii="宋体" w:eastAsia="宋体" w:hAnsi="宋体" w:cs="宋体"/>
+          <w:rFonts w:ascii="宋体" w:hAnsi="宋体" w:eastAsia="宋体" w:cs="宋体"/>
           <w:sz w:val="24"/>
           <w:szCs w:val="24"/>
         </w:rPr>
         <w:sectPr>
           <w:pgSz w:w="11906" w:h="16839"/>
           <w:pgMar w:top="1431" w:right="1785" w:bottom="0" w:left="1785" w:header="0" w:footer="0" w:gutter="0"/>
-          <w:cols w:num="1" w:space="720"/>
+          <w:cols w:space="720" w:num="1"/>
         </w:sectPr>
       </w:pPr>
     </w:p>
@@ -171,15 +189,15 @@
         <w:ind w:left="3710"/>
         <w:outlineLvl w:val="0"/>
         <w:rPr>
-          <w:rFonts w:ascii="宋体" w:eastAsia="宋体" w:hAnsi="宋体" w:cs="宋体"/>
+          <w:rFonts w:ascii="宋体" w:hAnsi="宋体" w:eastAsia="宋体" w:cs="宋体"/>
           <w:sz w:val="28"/>
           <w:szCs w:val="28"/>
         </w:rPr>
       </w:pPr>
-      <w:bookmarkStart w:id="2" w:name="_Toc4053"/>
+      <w:bookmarkStart w:id="2" w:name="_Toc25707"/>
       <w:r>
         <w:rPr>
-          <w:rFonts w:ascii="宋体" w:eastAsia="宋体" w:hAnsi="宋体" w:cs="宋体"/>
+          <w:rFonts w:ascii="宋体" w:hAnsi="宋体" w:eastAsia="宋体" w:cs="宋体"/>
           <w:spacing w:val="-3"/>
           <w:sz w:val="28"/>
           <w:szCs w:val="28"/>
@@ -208,16 +226,16 @@
     </w:p>
     <w:tbl>
       <w:tblPr>
-        <w:tblStyle w:val="TableNormal0"/>
+        <w:tblStyle w:val="24"/>
         <w:tblW w:w="9072" w:type="dxa"/>
         <w:tblInd w:w="5" w:type="dxa"/>
         <w:tblBorders>
-          <w:top w:val="single" w:sz="4" w:space="0" w:color="000000"/>
-          <w:left w:val="single" w:sz="4" w:space="0" w:color="000000"/>
-          <w:bottom w:val="single" w:sz="4" w:space="0" w:color="000000"/>
-          <w:right w:val="single" w:sz="4" w:space="0" w:color="000000"/>
-          <w:insideH w:val="single" w:sz="4" w:space="0" w:color="000000"/>
-          <w:insideV w:val="single" w:sz="4" w:space="0" w:color="000000"/>
+          <w:top w:val="single" w:color="000000" w:sz="4" w:space="0"/>
+          <w:left w:val="single" w:color="000000" w:sz="4" w:space="0"/>
+          <w:bottom w:val="single" w:color="000000" w:sz="4" w:space="0"/>
+          <w:right w:val="single" w:color="000000" w:sz="4" w:space="0"/>
+          <w:insideH w:val="single" w:color="000000" w:sz="4" w:space="0"/>
+          <w:insideV w:val="single" w:color="000000" w:sz="4" w:space="0"/>
         </w:tblBorders>
         <w:tblLayout w:type="fixed"/>
         <w:tblCellMar>
@@ -236,17 +254,14 @@
       </w:tblGrid>
       <w:tr>
         <w:tblPrEx>
-          <w:tblW w:w="9072" w:type="dxa"/>
-          <w:tblInd w:w="5" w:type="dxa"/>
           <w:tblBorders>
-            <w:top w:val="single" w:sz="4" w:space="0" w:color="000000"/>
-            <w:left w:val="single" w:sz="4" w:space="0" w:color="000000"/>
-            <w:bottom w:val="single" w:sz="4" w:space="0" w:color="000000"/>
-            <w:right w:val="single" w:sz="4" w:space="0" w:color="000000"/>
-            <w:insideH w:val="single" w:sz="4" w:space="0" w:color="000000"/>
-            <w:insideV w:val="single" w:sz="4" w:space="0" w:color="000000"/>
+            <w:top w:val="single" w:color="000000" w:sz="4" w:space="0"/>
+            <w:left w:val="single" w:color="000000" w:sz="4" w:space="0"/>
+            <w:bottom w:val="single" w:color="000000" w:sz="4" w:space="0"/>
+            <w:right w:val="single" w:color="000000" w:sz="4" w:space="0"/>
+            <w:insideH w:val="single" w:color="000000" w:sz="4" w:space="0"/>
+            <w:insideV w:val="single" w:color="000000" w:sz="4" w:space="0"/>
           </w:tblBorders>
-          <w:tblLayout w:type="fixed"/>
           <w:tblCellMar>
             <w:top w:w="0" w:type="dxa"/>
             <w:left w:w="0" w:type="dxa"/>
@@ -255,7 +270,7 @@
           </w:tblCellMar>
         </w:tblPrEx>
         <w:trPr>
-          <w:trHeight w:val="611"/>
+          <w:trHeight w:val="611" w:hRule="atLeast"/>
         </w:trPr>
         <w:tc>
           <w:tcPr>
@@ -279,14 +294,14 @@
               <w:spacing w:before="199" w:line="220" w:lineRule="auto"/>
               <w:ind w:left="296"/>
               <w:rPr>
-                <w:rFonts w:ascii="宋体" w:eastAsia="宋体" w:hAnsi="宋体" w:cs="宋体"/>
+                <w:rFonts w:ascii="宋体" w:hAnsi="宋体" w:eastAsia="宋体" w:cs="宋体"/>
                 <w:sz w:val="21"/>
                 <w:szCs w:val="21"/>
               </w:rPr>
             </w:pPr>
             <w:r>
               <w:rPr>
-                <w:rFonts w:ascii="宋体" w:eastAsia="宋体" w:hAnsi="宋体" w:cs="宋体"/>
+                <w:rFonts w:ascii="宋体" w:hAnsi="宋体" w:eastAsia="宋体" w:cs="宋体"/>
                 <w:spacing w:val="-2"/>
                 <w:sz w:val="21"/>
                 <w:szCs w:val="21"/>
@@ -318,14 +333,14 @@
               <w:spacing w:before="200" w:line="218" w:lineRule="auto"/>
               <w:ind w:left="108"/>
               <w:rPr>
-                <w:rFonts w:ascii="宋体" w:eastAsia="宋体" w:hAnsi="宋体" w:cs="宋体"/>
+                <w:rFonts w:ascii="宋体" w:hAnsi="宋体" w:eastAsia="宋体" w:cs="宋体"/>
                 <w:sz w:val="21"/>
                 <w:szCs w:val="21"/>
               </w:rPr>
             </w:pPr>
             <w:r>
               <w:rPr>
-                <w:rFonts w:ascii="宋体" w:eastAsia="宋体" w:hAnsi="宋体" w:cs="宋体"/>
+                <w:rFonts w:ascii="宋体" w:hAnsi="宋体" w:eastAsia="宋体" w:cs="宋体"/>
                 <w:spacing w:val="-1"/>
                 <w:sz w:val="21"/>
                 <w:szCs w:val="21"/>
@@ -337,9 +352,14 @@
       </w:tr>
       <w:tr>
         <w:tblPrEx>
-          <w:tblW w:w="9072" w:type="dxa"/>
-          <w:tblInd w:w="5" w:type="dxa"/>
-          <w:tblLayout w:type="fixed"/>
+          <w:tblBorders>
+            <w:top w:val="single" w:color="000000" w:sz="4" w:space="0"/>
+            <w:left w:val="single" w:color="000000" w:sz="4" w:space="0"/>
+            <w:bottom w:val="single" w:color="000000" w:sz="4" w:space="0"/>
+            <w:right w:val="single" w:color="000000" w:sz="4" w:space="0"/>
+            <w:insideH w:val="single" w:color="000000" w:sz="4" w:space="0"/>
+            <w:insideV w:val="single" w:color="000000" w:sz="4" w:space="0"/>
+          </w:tblBorders>
           <w:tblCellMar>
             <w:top w:w="0" w:type="dxa"/>
             <w:left w:w="0" w:type="dxa"/>
@@ -348,7 +368,7 @@
           </w:tblCellMar>
         </w:tblPrEx>
         <w:trPr>
-          <w:trHeight w:val="606"/>
+          <w:trHeight w:val="606" w:hRule="atLeast"/>
         </w:trPr>
         <w:tc>
           <w:tcPr>
@@ -372,14 +392,14 @@
               <w:spacing w:before="196" w:line="220" w:lineRule="auto"/>
               <w:ind w:left="506"/>
               <w:rPr>
-                <w:rFonts w:ascii="宋体" w:eastAsia="宋体" w:hAnsi="宋体" w:cs="宋体"/>
+                <w:rFonts w:ascii="宋体" w:hAnsi="宋体" w:eastAsia="宋体" w:cs="宋体"/>
                 <w:sz w:val="21"/>
                 <w:szCs w:val="21"/>
               </w:rPr>
             </w:pPr>
             <w:r>
               <w:rPr>
-                <w:rFonts w:ascii="宋体" w:eastAsia="宋体" w:hAnsi="宋体" w:cs="宋体"/>
+                <w:rFonts w:ascii="宋体" w:hAnsi="宋体" w:eastAsia="宋体" w:cs="宋体"/>
                 <w:spacing w:val="-2"/>
                 <w:sz w:val="21"/>
                 <w:szCs w:val="21"/>
@@ -411,14 +431,14 @@
               <w:spacing w:before="197" w:line="219" w:lineRule="auto"/>
               <w:ind w:left="108"/>
               <w:rPr>
-                <w:rFonts w:ascii="宋体" w:eastAsia="宋体" w:hAnsi="宋体" w:cs="宋体"/>
+                <w:rFonts w:ascii="宋体" w:hAnsi="宋体" w:eastAsia="宋体" w:cs="宋体"/>
                 <w:sz w:val="21"/>
                 <w:szCs w:val="21"/>
               </w:rPr>
             </w:pPr>
             <w:r>
               <w:rPr>
-                <w:rFonts w:ascii="宋体" w:eastAsia="宋体" w:hAnsi="宋体" w:cs="宋体"/>
+                <w:rFonts w:ascii="宋体" w:hAnsi="宋体" w:eastAsia="宋体" w:cs="宋体"/>
                 <w:spacing w:val="-1"/>
                 <w:sz w:val="21"/>
                 <w:szCs w:val="21"/>
@@ -430,9 +450,14 @@
       </w:tr>
       <w:tr>
         <w:tblPrEx>
-          <w:tblW w:w="9072" w:type="dxa"/>
-          <w:tblInd w:w="5" w:type="dxa"/>
-          <w:tblLayout w:type="fixed"/>
+          <w:tblBorders>
+            <w:top w:val="single" w:color="000000" w:sz="4" w:space="0"/>
+            <w:left w:val="single" w:color="000000" w:sz="4" w:space="0"/>
+            <w:bottom w:val="single" w:color="000000" w:sz="4" w:space="0"/>
+            <w:right w:val="single" w:color="000000" w:sz="4" w:space="0"/>
+            <w:insideH w:val="single" w:color="000000" w:sz="4" w:space="0"/>
+            <w:insideV w:val="single" w:color="000000" w:sz="4" w:space="0"/>
+          </w:tblBorders>
           <w:tblCellMar>
             <w:top w:w="0" w:type="dxa"/>
             <w:left w:w="0" w:type="dxa"/>
@@ -441,7 +466,7 @@
           </w:tblCellMar>
         </w:tblPrEx>
         <w:trPr>
-          <w:trHeight w:val="607"/>
+          <w:trHeight w:val="607" w:hRule="atLeast"/>
         </w:trPr>
         <w:tc>
           <w:tcPr>
@@ -465,14 +490,14 @@
               <w:spacing w:before="199" w:line="219" w:lineRule="auto"/>
               <w:ind w:left="506"/>
               <w:rPr>
-                <w:rFonts w:ascii="宋体" w:eastAsia="宋体" w:hAnsi="宋体" w:cs="宋体"/>
+                <w:rFonts w:ascii="宋体" w:hAnsi="宋体" w:eastAsia="宋体" w:cs="宋体"/>
                 <w:sz w:val="21"/>
                 <w:szCs w:val="21"/>
               </w:rPr>
             </w:pPr>
             <w:r>
               <w:rPr>
-                <w:rFonts w:ascii="宋体" w:eastAsia="宋体" w:hAnsi="宋体" w:cs="宋体"/>
+                <w:rFonts w:ascii="宋体" w:hAnsi="宋体" w:eastAsia="宋体" w:cs="宋体"/>
                 <w:spacing w:val="-2"/>
                 <w:sz w:val="21"/>
                 <w:szCs w:val="21"/>
@@ -503,14 +528,14 @@
               <w:spacing w:before="199" w:line="219" w:lineRule="auto"/>
               <w:ind w:left="431"/>
               <w:rPr>
-                <w:rFonts w:ascii="宋体" w:eastAsia="宋体" w:hAnsi="宋体" w:cs="宋体"/>
+                <w:rFonts w:ascii="宋体" w:hAnsi="宋体" w:eastAsia="宋体" w:cs="宋体"/>
                 <w:sz w:val="21"/>
                 <w:szCs w:val="21"/>
               </w:rPr>
             </w:pPr>
             <w:r>
               <w:rPr>
-                <w:rFonts w:ascii="宋体" w:eastAsia="宋体" w:hAnsi="宋体" w:cs="宋体"/>
+                <w:rFonts w:ascii="宋体" w:hAnsi="宋体" w:eastAsia="宋体" w:cs="宋体"/>
                 <w:spacing w:val="-2"/>
                 <w:sz w:val="21"/>
                 <w:szCs w:val="21"/>
@@ -541,14 +566,14 @@
               <w:spacing w:before="199" w:line="219" w:lineRule="auto"/>
               <w:ind w:left="592"/>
               <w:rPr>
-                <w:rFonts w:ascii="宋体" w:eastAsia="宋体" w:hAnsi="宋体" w:cs="宋体"/>
+                <w:rFonts w:ascii="宋体" w:hAnsi="宋体" w:eastAsia="宋体" w:cs="宋体"/>
                 <w:sz w:val="21"/>
                 <w:szCs w:val="21"/>
               </w:rPr>
             </w:pPr>
             <w:r>
               <w:rPr>
-                <w:rFonts w:ascii="宋体" w:eastAsia="宋体" w:hAnsi="宋体" w:cs="宋体"/>
+                <w:rFonts w:ascii="宋体" w:hAnsi="宋体" w:eastAsia="宋体" w:cs="宋体"/>
                 <w:spacing w:val="-2"/>
                 <w:sz w:val="21"/>
                 <w:szCs w:val="21"/>
@@ -579,14 +604,14 @@
               <w:spacing w:before="199" w:line="220" w:lineRule="auto"/>
               <w:ind w:left="574"/>
               <w:rPr>
-                <w:rFonts w:ascii="宋体" w:eastAsia="宋体" w:hAnsi="宋体" w:cs="宋体"/>
+                <w:rFonts w:ascii="宋体" w:hAnsi="宋体" w:eastAsia="宋体" w:cs="宋体"/>
                 <w:sz w:val="21"/>
                 <w:szCs w:val="21"/>
               </w:rPr>
             </w:pPr>
             <w:r>
               <w:rPr>
-                <w:rFonts w:ascii="宋体" w:eastAsia="宋体" w:hAnsi="宋体" w:cs="宋体"/>
+                <w:rFonts w:ascii="宋体" w:hAnsi="宋体" w:eastAsia="宋体" w:cs="宋体"/>
                 <w:spacing w:val="-3"/>
                 <w:sz w:val="21"/>
                 <w:szCs w:val="21"/>
@@ -617,14 +642,14 @@
               <w:spacing w:before="199" w:line="220" w:lineRule="auto"/>
               <w:ind w:left="781"/>
               <w:rPr>
-                <w:rFonts w:ascii="宋体" w:eastAsia="宋体" w:hAnsi="宋体" w:cs="宋体"/>
+                <w:rFonts w:ascii="宋体" w:hAnsi="宋体" w:eastAsia="宋体" w:cs="宋体"/>
                 <w:sz w:val="21"/>
                 <w:szCs w:val="21"/>
               </w:rPr>
             </w:pPr>
             <w:r>
               <w:rPr>
-                <w:rFonts w:ascii="宋体" w:eastAsia="宋体" w:hAnsi="宋体" w:cs="宋体"/>
+                <w:rFonts w:ascii="宋体" w:hAnsi="宋体" w:eastAsia="宋体" w:cs="宋体"/>
                 <w:spacing w:val="-5"/>
                 <w:sz w:val="21"/>
                 <w:szCs w:val="21"/>
@@ -636,9 +661,14 @@
       </w:tr>
       <w:tr>
         <w:tblPrEx>
-          <w:tblW w:w="9072" w:type="dxa"/>
-          <w:tblInd w:w="5" w:type="dxa"/>
-          <w:tblLayout w:type="fixed"/>
+          <w:tblBorders>
+            <w:top w:val="single" w:color="000000" w:sz="4" w:space="0"/>
+            <w:left w:val="single" w:color="000000" w:sz="4" w:space="0"/>
+            <w:bottom w:val="single" w:color="000000" w:sz="4" w:space="0"/>
+            <w:right w:val="single" w:color="000000" w:sz="4" w:space="0"/>
+            <w:insideH w:val="single" w:color="000000" w:sz="4" w:space="0"/>
+            <w:insideV w:val="single" w:color="000000" w:sz="4" w:space="0"/>
+          </w:tblBorders>
           <w:tblCellMar>
             <w:top w:w="0" w:type="dxa"/>
             <w:left w:w="0" w:type="dxa"/>
@@ -647,7 +677,7 @@
           </w:tblCellMar>
         </w:tblPrEx>
         <w:trPr>
-          <w:trHeight w:val="474"/>
+          <w:trHeight w:val="474" w:hRule="atLeast"/>
         </w:trPr>
         <w:tc>
           <w:tcPr>
@@ -671,14 +701,14 @@
               <w:spacing w:before="163" w:line="239" w:lineRule="auto"/>
               <w:ind w:left="709"/>
               <w:rPr>
-                <w:rFonts w:ascii="宋体" w:eastAsia="宋体" w:hAnsi="宋体" w:cs="宋体"/>
+                <w:rFonts w:ascii="宋体" w:hAnsi="宋体" w:eastAsia="宋体" w:cs="宋体"/>
                 <w:sz w:val="21"/>
                 <w:szCs w:val="21"/>
               </w:rPr>
             </w:pPr>
             <w:r>
               <w:rPr>
-                <w:rFonts w:ascii="宋体" w:eastAsia="宋体" w:hAnsi="宋体" w:cs="宋体"/>
+                <w:rFonts w:ascii="宋体" w:hAnsi="宋体" w:eastAsia="宋体" w:cs="宋体"/>
                 <w:spacing w:val="-1"/>
                 <w:sz w:val="21"/>
                 <w:szCs w:val="21"/>
@@ -709,19 +739,19 @@
               <w:spacing w:before="163"/>
               <w:ind w:left="433"/>
               <w:rPr>
-                <w:rFonts w:ascii="宋体" w:eastAsia="宋体" w:hAnsi="宋体" w:cs="宋体"/>
+                <w:rFonts w:ascii="宋体" w:hAnsi="宋体" w:eastAsia="宋体" w:cs="宋体"/>
                 <w:sz w:val="21"/>
                 <w:szCs w:val="21"/>
               </w:rPr>
             </w:pPr>
             <w:r>
               <w:rPr>
-                <w:rFonts w:ascii="宋体" w:eastAsia="宋体" w:hAnsi="宋体" w:cs="宋体"/>
+                <w:rFonts w:ascii="宋体" w:hAnsi="宋体" w:eastAsia="宋体" w:cs="宋体"/>
                 <w:spacing w:val="-2"/>
                 <w:sz w:val="21"/>
                 <w:szCs w:val="21"/>
               </w:rPr>
-              <w:t>2025-7-4</w:t>
+              <w:t>2025-4-4</w:t>
             </w:r>
           </w:p>
         </w:tc>
@@ -747,14 +777,14 @@
               <w:spacing w:before="133" w:line="219" w:lineRule="auto"/>
               <w:ind w:left="595"/>
               <w:rPr>
-                <w:rFonts w:ascii="宋体" w:eastAsia="宋体" w:hAnsi="宋体" w:cs="宋体"/>
+                <w:rFonts w:ascii="宋体" w:hAnsi="宋体" w:eastAsia="宋体" w:cs="宋体"/>
                 <w:sz w:val="21"/>
                 <w:szCs w:val="21"/>
               </w:rPr>
             </w:pPr>
             <w:r>
               <w:rPr>
-                <w:rFonts w:ascii="宋体" w:eastAsia="宋体" w:hAnsi="宋体" w:cs="宋体"/>
+                <w:rFonts w:ascii="宋体" w:hAnsi="宋体" w:eastAsia="宋体" w:cs="宋体"/>
                 <w:spacing w:val="-3"/>
                 <w:sz w:val="21"/>
                 <w:szCs w:val="21"/>
@@ -785,14 +815,14 @@
               <w:spacing w:before="134" w:line="220" w:lineRule="auto"/>
               <w:ind w:left="479"/>
               <w:rPr>
-                <w:rFonts w:ascii="宋体" w:eastAsia="宋体" w:hAnsi="宋体" w:cs="宋体"/>
+                <w:rFonts w:ascii="宋体" w:hAnsi="宋体" w:eastAsia="宋体" w:cs="宋体"/>
                 <w:sz w:val="21"/>
                 <w:szCs w:val="21"/>
               </w:rPr>
             </w:pPr>
             <w:r>
               <w:rPr>
-                <w:rFonts w:ascii="宋体" w:eastAsia="宋体" w:hAnsi="宋体" w:cs="宋体" w:hint="eastAsia"/>
+                <w:rFonts w:hint="eastAsia" w:ascii="宋体" w:hAnsi="宋体" w:eastAsia="宋体" w:cs="宋体"/>
                 <w:sz w:val="21"/>
                 <w:szCs w:val="21"/>
                 <w:lang w:val="en-US" w:eastAsia="zh-CN"/>
@@ -823,14 +853,14 @@
               <w:spacing w:before="133" w:line="220" w:lineRule="auto"/>
               <w:ind w:left="671"/>
               <w:rPr>
-                <w:rFonts w:ascii="宋体" w:eastAsia="宋体" w:hAnsi="宋体" w:cs="宋体"/>
+                <w:rFonts w:ascii="宋体" w:hAnsi="宋体" w:eastAsia="宋体" w:cs="宋体"/>
                 <w:sz w:val="21"/>
                 <w:szCs w:val="21"/>
               </w:rPr>
             </w:pPr>
             <w:r>
               <w:rPr>
-                <w:rFonts w:ascii="宋体" w:eastAsia="宋体" w:hAnsi="宋体" w:cs="宋体"/>
+                <w:rFonts w:ascii="宋体" w:hAnsi="宋体" w:eastAsia="宋体" w:cs="宋体"/>
                 <w:spacing w:val="-3"/>
                 <w:sz w:val="21"/>
                 <w:szCs w:val="21"/>
@@ -842,9 +872,14 @@
       </w:tr>
       <w:tr>
         <w:tblPrEx>
-          <w:tblW w:w="9072" w:type="dxa"/>
-          <w:tblInd w:w="5" w:type="dxa"/>
-          <w:tblLayout w:type="fixed"/>
+          <w:tblBorders>
+            <w:top w:val="single" w:color="000000" w:sz="4" w:space="0"/>
+            <w:left w:val="single" w:color="000000" w:sz="4" w:space="0"/>
+            <w:bottom w:val="single" w:color="000000" w:sz="4" w:space="0"/>
+            <w:right w:val="single" w:color="000000" w:sz="4" w:space="0"/>
+            <w:insideH w:val="single" w:color="000000" w:sz="4" w:space="0"/>
+            <w:insideV w:val="single" w:color="000000" w:sz="4" w:space="0"/>
+          </w:tblBorders>
           <w:tblCellMar>
             <w:top w:w="0" w:type="dxa"/>
             <w:left w:w="0" w:type="dxa"/>
@@ -853,7 +888,7 @@
           </w:tblCellMar>
         </w:tblPrEx>
         <w:trPr>
-          <w:trHeight w:val="528"/>
+          <w:trHeight w:val="528" w:hRule="atLeast"/>
         </w:trPr>
         <w:tc>
           <w:tcPr>
@@ -861,7 +896,7 @@
           </w:tcPr>
           <w:p>
             <w:pPr>
-              <w:pStyle w:val="TableText"/>
+              <w:pStyle w:val="25"/>
               <w:keepNext w:val="0"/>
               <w:keepLines w:val="0"/>
               <w:pageBreakBefore w:val="0"/>
@@ -884,7 +919,7 @@
           </w:tcPr>
           <w:p>
             <w:pPr>
-              <w:pStyle w:val="TableText"/>
+              <w:pStyle w:val="25"/>
               <w:keepNext w:val="0"/>
               <w:keepLines w:val="0"/>
               <w:pageBreakBefore w:val="0"/>
@@ -907,7 +942,7 @@
           </w:tcPr>
           <w:p>
             <w:pPr>
-              <w:pStyle w:val="TableText"/>
+              <w:pStyle w:val="25"/>
               <w:keepNext w:val="0"/>
               <w:keepLines w:val="0"/>
               <w:pageBreakBefore w:val="0"/>
@@ -930,7 +965,7 @@
           </w:tcPr>
           <w:p>
             <w:pPr>
-              <w:pStyle w:val="TableText"/>
+              <w:pStyle w:val="25"/>
               <w:keepNext w:val="0"/>
               <w:keepLines w:val="0"/>
               <w:pageBreakBefore w:val="0"/>
@@ -953,7 +988,7 @@
           </w:tcPr>
           <w:p>
             <w:pPr>
-              <w:pStyle w:val="TableText"/>
+              <w:pStyle w:val="25"/>
               <w:keepNext w:val="0"/>
               <w:keepLines w:val="0"/>
               <w:pageBreakBefore w:val="0"/>
@@ -973,18 +1008,17 @@
       </w:tr>
       <w:tr>
         <w:tblPrEx>
-          <w:tblW w:w="9072" w:type="dxa"/>
-          <w:tblInd w:w="5" w:type="dxa"/>
-          <w:tblLayout w:type="fixed"/>
-          <w:tblCellMar>
-            <w:top w:w="0" w:type="dxa"/>
-            <w:left w:w="0" w:type="dxa"/>
-            <w:bottom w:w="0" w:type="dxa"/>
-            <w:right w:w="0" w:type="dxa"/>
-          </w:tblCellMar>
+          <w:tblBorders>
+            <w:top w:val="single" w:color="000000" w:sz="4" w:space="0"/>
+            <w:left w:val="single" w:color="000000" w:sz="4" w:space="0"/>
+            <w:bottom w:val="single" w:color="000000" w:sz="4" w:space="0"/>
+            <w:right w:val="single" w:color="000000" w:sz="4" w:space="0"/>
+            <w:insideH w:val="single" w:color="000000" w:sz="4" w:space="0"/>
+            <w:insideV w:val="single" w:color="000000" w:sz="4" w:space="0"/>
+          </w:tblBorders>
         </w:tblPrEx>
         <w:trPr>
-          <w:trHeight w:val="528"/>
+          <w:trHeight w:val="528" w:hRule="atLeast"/>
         </w:trPr>
         <w:tc>
           <w:tcPr>
@@ -992,7 +1026,7 @@
           </w:tcPr>
           <w:p>
             <w:pPr>
-              <w:pStyle w:val="TableText"/>
+              <w:pStyle w:val="25"/>
               <w:keepNext w:val="0"/>
               <w:keepLines w:val="0"/>
               <w:pageBreakBefore w:val="0"/>
@@ -1015,7 +1049,7 @@
           </w:tcPr>
           <w:p>
             <w:pPr>
-              <w:pStyle w:val="TableText"/>
+              <w:pStyle w:val="25"/>
               <w:keepNext w:val="0"/>
               <w:keepLines w:val="0"/>
               <w:pageBreakBefore w:val="0"/>
@@ -1038,7 +1072,7 @@
           </w:tcPr>
           <w:p>
             <w:pPr>
-              <w:pStyle w:val="TableText"/>
+              <w:pStyle w:val="25"/>
               <w:keepNext w:val="0"/>
               <w:keepLines w:val="0"/>
               <w:pageBreakBefore w:val="0"/>
@@ -1061,7 +1095,7 @@
           </w:tcPr>
           <w:p>
             <w:pPr>
-              <w:pStyle w:val="TableText"/>
+              <w:pStyle w:val="25"/>
               <w:keepNext w:val="0"/>
               <w:keepLines w:val="0"/>
               <w:pageBreakBefore w:val="0"/>
@@ -1084,7 +1118,7 @@
           </w:tcPr>
           <w:p>
             <w:pPr>
-              <w:pStyle w:val="TableText"/>
+              <w:pStyle w:val="25"/>
               <w:keepNext w:val="0"/>
               <w:keepLines w:val="0"/>
               <w:pageBreakBefore w:val="0"/>
@@ -1104,9 +1138,14 @@
       </w:tr>
       <w:tr>
         <w:tblPrEx>
-          <w:tblW w:w="9072" w:type="dxa"/>
-          <w:tblInd w:w="5" w:type="dxa"/>
-          <w:tblLayout w:type="fixed"/>
+          <w:tblBorders>
+            <w:top w:val="single" w:color="000000" w:sz="4" w:space="0"/>
+            <w:left w:val="single" w:color="000000" w:sz="4" w:space="0"/>
+            <w:bottom w:val="single" w:color="000000" w:sz="4" w:space="0"/>
+            <w:right w:val="single" w:color="000000" w:sz="4" w:space="0"/>
+            <w:insideH w:val="single" w:color="000000" w:sz="4" w:space="0"/>
+            <w:insideV w:val="single" w:color="000000" w:sz="4" w:space="0"/>
+          </w:tblBorders>
           <w:tblCellMar>
             <w:top w:w="0" w:type="dxa"/>
             <w:left w:w="0" w:type="dxa"/>
@@ -1115,7 +1154,7 @@
           </w:tblCellMar>
         </w:tblPrEx>
         <w:trPr>
-          <w:trHeight w:val="528"/>
+          <w:trHeight w:val="528" w:hRule="atLeast"/>
         </w:trPr>
         <w:tc>
           <w:tcPr>
@@ -1123,7 +1162,7 @@
           </w:tcPr>
           <w:p>
             <w:pPr>
-              <w:pStyle w:val="TableText"/>
+              <w:pStyle w:val="25"/>
               <w:keepNext w:val="0"/>
               <w:keepLines w:val="0"/>
               <w:pageBreakBefore w:val="0"/>
@@ -1146,7 +1185,7 @@
           </w:tcPr>
           <w:p>
             <w:pPr>
-              <w:pStyle w:val="TableText"/>
+              <w:pStyle w:val="25"/>
               <w:keepNext w:val="0"/>
               <w:keepLines w:val="0"/>
               <w:pageBreakBefore w:val="0"/>
@@ -1169,7 +1208,7 @@
           </w:tcPr>
           <w:p>
             <w:pPr>
-              <w:pStyle w:val="TableText"/>
+              <w:pStyle w:val="25"/>
               <w:keepNext w:val="0"/>
               <w:keepLines w:val="0"/>
               <w:pageBreakBefore w:val="0"/>
@@ -1192,7 +1231,7 @@
           </w:tcPr>
           <w:p>
             <w:pPr>
-              <w:pStyle w:val="TableText"/>
+              <w:pStyle w:val="25"/>
               <w:keepNext w:val="0"/>
               <w:keepLines w:val="0"/>
               <w:pageBreakBefore w:val="0"/>
@@ -1215,7 +1254,7 @@
           </w:tcPr>
           <w:p>
             <w:pPr>
-              <w:pStyle w:val="TableText"/>
+              <w:pStyle w:val="25"/>
               <w:keepNext w:val="0"/>
               <w:keepLines w:val="0"/>
               <w:pageBreakBefore w:val="0"/>
@@ -1235,9 +1274,14 @@
       </w:tr>
       <w:tr>
         <w:tblPrEx>
-          <w:tblW w:w="9072" w:type="dxa"/>
-          <w:tblInd w:w="5" w:type="dxa"/>
-          <w:tblLayout w:type="fixed"/>
+          <w:tblBorders>
+            <w:top w:val="single" w:color="000000" w:sz="4" w:space="0"/>
+            <w:left w:val="single" w:color="000000" w:sz="4" w:space="0"/>
+            <w:bottom w:val="single" w:color="000000" w:sz="4" w:space="0"/>
+            <w:right w:val="single" w:color="000000" w:sz="4" w:space="0"/>
+            <w:insideH w:val="single" w:color="000000" w:sz="4" w:space="0"/>
+            <w:insideV w:val="single" w:color="000000" w:sz="4" w:space="0"/>
+          </w:tblBorders>
           <w:tblCellMar>
             <w:top w:w="0" w:type="dxa"/>
             <w:left w:w="0" w:type="dxa"/>
@@ -1246,7 +1290,7 @@
           </w:tblCellMar>
         </w:tblPrEx>
         <w:trPr>
-          <w:trHeight w:val="528"/>
+          <w:trHeight w:val="528" w:hRule="atLeast"/>
         </w:trPr>
         <w:tc>
           <w:tcPr>
@@ -1254,7 +1298,7 @@
           </w:tcPr>
           <w:p>
             <w:pPr>
-              <w:pStyle w:val="TableText"/>
+              <w:pStyle w:val="25"/>
               <w:keepNext w:val="0"/>
               <w:keepLines w:val="0"/>
               <w:pageBreakBefore w:val="0"/>
@@ -1277,7 +1321,7 @@
           </w:tcPr>
           <w:p>
             <w:pPr>
-              <w:pStyle w:val="TableText"/>
+              <w:pStyle w:val="25"/>
               <w:keepNext w:val="0"/>
               <w:keepLines w:val="0"/>
               <w:pageBreakBefore w:val="0"/>
@@ -1300,7 +1344,7 @@
           </w:tcPr>
           <w:p>
             <w:pPr>
-              <w:pStyle w:val="TableText"/>
+              <w:pStyle w:val="25"/>
               <w:keepNext w:val="0"/>
               <w:keepLines w:val="0"/>
               <w:pageBreakBefore w:val="0"/>
@@ -1323,7 +1367,7 @@
           </w:tcPr>
           <w:p>
             <w:pPr>
-              <w:pStyle w:val="TableText"/>
+              <w:pStyle w:val="25"/>
               <w:keepNext w:val="0"/>
               <w:keepLines w:val="0"/>
               <w:pageBreakBefore w:val="0"/>
@@ -1346,7 +1390,7 @@
           </w:tcPr>
           <w:p>
             <w:pPr>
-              <w:pStyle w:val="TableText"/>
+              <w:pStyle w:val="25"/>
               <w:keepNext w:val="0"/>
               <w:keepLines w:val="0"/>
               <w:pageBreakBefore w:val="0"/>
@@ -1366,9 +1410,14 @@
       </w:tr>
       <w:tr>
         <w:tblPrEx>
-          <w:tblW w:w="9072" w:type="dxa"/>
-          <w:tblInd w:w="5" w:type="dxa"/>
-          <w:tblLayout w:type="fixed"/>
+          <w:tblBorders>
+            <w:top w:val="single" w:color="000000" w:sz="4" w:space="0"/>
+            <w:left w:val="single" w:color="000000" w:sz="4" w:space="0"/>
+            <w:bottom w:val="single" w:color="000000" w:sz="4" w:space="0"/>
+            <w:right w:val="single" w:color="000000" w:sz="4" w:space="0"/>
+            <w:insideH w:val="single" w:color="000000" w:sz="4" w:space="0"/>
+            <w:insideV w:val="single" w:color="000000" w:sz="4" w:space="0"/>
+          </w:tblBorders>
           <w:tblCellMar>
             <w:top w:w="0" w:type="dxa"/>
             <w:left w:w="0" w:type="dxa"/>
@@ -1377,7 +1426,7 @@
           </w:tblCellMar>
         </w:tblPrEx>
         <w:trPr>
-          <w:trHeight w:val="589"/>
+          <w:trHeight w:val="589" w:hRule="atLeast"/>
         </w:trPr>
         <w:tc>
           <w:tcPr>
@@ -1385,7 +1434,7 @@
           </w:tcPr>
           <w:p>
             <w:pPr>
-              <w:pStyle w:val="TableText"/>
+              <w:pStyle w:val="25"/>
               <w:keepNext w:val="0"/>
               <w:keepLines w:val="0"/>
               <w:pageBreakBefore w:val="0"/>
@@ -1408,7 +1457,7 @@
           </w:tcPr>
           <w:p>
             <w:pPr>
-              <w:pStyle w:val="TableText"/>
+              <w:pStyle w:val="25"/>
               <w:keepNext w:val="0"/>
               <w:keepLines w:val="0"/>
               <w:pageBreakBefore w:val="0"/>
@@ -1431,7 +1480,7 @@
           </w:tcPr>
           <w:p>
             <w:pPr>
-              <w:pStyle w:val="TableText"/>
+              <w:pStyle w:val="25"/>
               <w:keepNext w:val="0"/>
               <w:keepLines w:val="0"/>
               <w:pageBreakBefore w:val="0"/>
@@ -1454,7 +1503,7 @@
           </w:tcPr>
           <w:p>
             <w:pPr>
-              <w:pStyle w:val="TableText"/>
+              <w:pStyle w:val="25"/>
               <w:keepNext w:val="0"/>
               <w:keepLines w:val="0"/>
               <w:pageBreakBefore w:val="0"/>
@@ -1477,7 +1526,7 @@
           </w:tcPr>
           <w:p>
             <w:pPr>
-              <w:pStyle w:val="TableText"/>
+              <w:pStyle w:val="25"/>
               <w:keepNext w:val="0"/>
               <w:keepLines w:val="0"/>
               <w:pageBreakBefore w:val="0"/>
@@ -1498,7 +1547,7 @@
     </w:tbl>
     <w:p>
       <w:pPr>
-        <w:pStyle w:val="BodyText"/>
+        <w:pStyle w:val="12"/>
         <w:keepNext w:val="0"/>
         <w:keepLines w:val="0"/>
         <w:pageBreakBefore w:val="0"/>
@@ -1532,14 +1581,14 @@
         <w:sectPr>
           <w:pgSz w:w="11906" w:h="16839"/>
           <w:pgMar w:top="1431" w:right="1127" w:bottom="0" w:left="1696" w:header="0" w:footer="0" w:gutter="0"/>
-          <w:cols w:num="1" w:space="720"/>
+          <w:cols w:space="720" w:num="1"/>
         </w:sectPr>
       </w:pPr>
     </w:p>
     <w:sdt>
       <w:sdtPr>
         <w:rPr>
-          <w:rFonts w:ascii="宋体" w:eastAsia="宋体" w:hAnsi="宋体" w:cs="Arial"/>
+          <w:rFonts w:ascii="宋体" w:hAnsi="宋体" w:eastAsia="宋体" w:cs="Arial"/>
           <w:snapToGrid w:val="0"/>
           <w:color w:val="000000"/>
           <w:kern w:val="0"/>
@@ -1555,7 +1604,7 @@
       </w:sdtPr>
       <w:sdtEndPr>
         <w:rPr>
-          <w:rFonts w:ascii="Times New Roman" w:eastAsia="Times New Roman" w:hAnsi="Times New Roman" w:cs="Times New Roman"/>
+          <w:rFonts w:ascii="Times New Roman" w:hAnsi="Times New Roman" w:eastAsia="Times New Roman" w:cs="Times New Roman"/>
           <w:snapToGrid w:val="0"/>
           <w:color w:val="000000"/>
           <w:kern w:val="0"/>
@@ -1581,12 +1630,12 @@
             <w:adjustRightInd w:val="0"/>
             <w:snapToGrid w:val="0"/>
             <w:spacing w:before="0" w:beforeLines="0" w:after="0" w:afterLines="0" w:line="240" w:lineRule="auto"/>
-            <w:ind w:left="0" w:right="0" w:firstLine="0" w:leftChars="0" w:rightChars="0" w:firstLineChars="0"/>
+            <w:ind w:left="0" w:leftChars="0" w:right="0" w:rightChars="0" w:firstLine="0" w:firstLineChars="0"/>
             <w:jc w:val="center"/>
           </w:pPr>
           <w:r>
             <w:rPr>
-              <w:rFonts w:ascii="宋体" w:eastAsia="宋体" w:hAnsi="宋体"/>
+              <w:rFonts w:ascii="宋体" w:hAnsi="宋体" w:eastAsia="宋体"/>
               <w:sz w:val="21"/>
             </w:rPr>
             <w:t>目录</w:t>
@@ -1594,14 +1643,16 @@
         </w:p>
         <w:p>
           <w:pPr>
-            <w:pStyle w:val="TOC1"/>
+            <w:pStyle w:val="16"/>
             <w:tabs>
               <w:tab w:val="right" w:leader="dot" w:pos="8501"/>
             </w:tabs>
           </w:pPr>
-          <w:r>
-            <w:rPr>
-              <w:rFonts w:ascii="Times New Roman" w:eastAsia="Times New Roman" w:hAnsi="Times New Roman" w:cs="Times New Roman"/>
+          <w:bookmarkStart w:id="24" w:name="_GoBack"/>
+          <w:bookmarkEnd w:id="24"/>
+          <w:r>
+            <w:rPr>
+              <w:rFonts w:ascii="Times New Roman" w:hAnsi="Times New Roman" w:eastAsia="Times New Roman" w:cs="Times New Roman"/>
               <w:sz w:val="21"/>
               <w:szCs w:val="21"/>
             </w:rPr>
@@ -1609,7 +1660,7 @@
           </w:r>
           <w:r>
             <w:rPr>
-              <w:rFonts w:ascii="Times New Roman" w:eastAsia="Times New Roman" w:hAnsi="Times New Roman" w:cs="Times New Roman"/>
+              <w:rFonts w:ascii="Times New Roman" w:hAnsi="Times New Roman" w:eastAsia="Times New Roman" w:cs="Times New Roman"/>
               <w:sz w:val="21"/>
               <w:szCs w:val="21"/>
             </w:rPr>
@@ -1617,7 +1668,7 @@
           </w:r>
           <w:r>
             <w:rPr>
-              <w:rFonts w:ascii="Times New Roman" w:eastAsia="Times New Roman" w:hAnsi="Times New Roman" w:cs="Times New Roman"/>
+              <w:rFonts w:ascii="Times New Roman" w:hAnsi="Times New Roman" w:eastAsia="Times New Roman" w:cs="Times New Roman"/>
               <w:sz w:val="21"/>
               <w:szCs w:val="21"/>
             </w:rPr>
@@ -1625,21 +1676,21 @@
           </w:r>
           <w:r>
             <w:rPr>
-              <w:rFonts w:ascii="Times New Roman" w:eastAsia="Times New Roman" w:hAnsi="Times New Roman" w:cs="Times New Roman"/>
+              <w:rFonts w:ascii="Times New Roman" w:hAnsi="Times New Roman" w:eastAsia="Times New Roman" w:cs="Times New Roman"/>
               <w:szCs w:val="21"/>
             </w:rPr>
             <w:fldChar w:fldCharType="begin"/>
           </w:r>
           <w:r>
             <w:rPr>
-              <w:rFonts w:ascii="Times New Roman" w:eastAsia="Times New Roman" w:hAnsi="Times New Roman" w:cs="Times New Roman"/>
+              <w:rFonts w:ascii="Times New Roman" w:hAnsi="Times New Roman" w:eastAsia="Times New Roman" w:cs="Times New Roman"/>
               <w:szCs w:val="21"/>
             </w:rPr>
-            <w:instrText xml:space="preserve"> HYPERLINK \l _Toc13744 </w:instrText>
-          </w:r>
-          <w:r>
-            <w:rPr>
-              <w:rFonts w:ascii="Times New Roman" w:eastAsia="Times New Roman" w:hAnsi="Times New Roman" w:cs="Times New Roman"/>
+            <w:instrText xml:space="preserve"> HYPERLINK \l _Toc31001 </w:instrText>
+          </w:r>
+          <w:r>
+            <w:rPr>
+              <w:rFonts w:ascii="Times New Roman" w:hAnsi="Times New Roman" w:eastAsia="Times New Roman" w:cs="Times New Roman"/>
               <w:szCs w:val="21"/>
             </w:rPr>
             <w:fldChar w:fldCharType="separate"/>
@@ -1654,7 +1705,7 @@
             <w:fldChar w:fldCharType="begin"/>
           </w:r>
           <w:r>
-            <w:instrText xml:space="preserve"> PAGEREF _Toc13744 \h </w:instrText>
+            <w:instrText xml:space="preserve"> PAGEREF _Toc31001 \h </w:instrText>
           </w:r>
           <w:r>
             <w:fldChar w:fldCharType="separate"/>
@@ -1667,7 +1718,7 @@
           </w:r>
           <w:r>
             <w:rPr>
-              <w:rFonts w:ascii="Times New Roman" w:eastAsia="Times New Roman" w:hAnsi="Times New Roman" w:cs="Times New Roman"/>
+              <w:rFonts w:ascii="Times New Roman" w:hAnsi="Times New Roman" w:eastAsia="Times New Roman" w:cs="Times New Roman"/>
               <w:szCs w:val="21"/>
             </w:rPr>
             <w:fldChar w:fldCharType="end"/>
@@ -1675,28 +1726,28 @@
         </w:p>
         <w:p>
           <w:pPr>
-            <w:pStyle w:val="TOC1"/>
+            <w:pStyle w:val="16"/>
             <w:tabs>
               <w:tab w:val="right" w:leader="dot" w:pos="8501"/>
             </w:tabs>
           </w:pPr>
           <w:r>
             <w:rPr>
-              <w:rFonts w:ascii="Times New Roman" w:eastAsia="Times New Roman" w:hAnsi="Times New Roman" w:cs="Times New Roman"/>
+              <w:rFonts w:ascii="Times New Roman" w:hAnsi="Times New Roman" w:eastAsia="Times New Roman" w:cs="Times New Roman"/>
               <w:szCs w:val="21"/>
             </w:rPr>
             <w:fldChar w:fldCharType="begin"/>
           </w:r>
           <w:r>
             <w:rPr>
-              <w:rFonts w:ascii="Times New Roman" w:eastAsia="Times New Roman" w:hAnsi="Times New Roman" w:cs="Times New Roman"/>
+              <w:rFonts w:ascii="Times New Roman" w:hAnsi="Times New Roman" w:eastAsia="Times New Roman" w:cs="Times New Roman"/>
               <w:szCs w:val="21"/>
             </w:rPr>
-            <w:instrText xml:space="preserve"> HYPERLINK \l _Toc30109 </w:instrText>
-          </w:r>
-          <w:r>
-            <w:rPr>
-              <w:rFonts w:ascii="Times New Roman" w:eastAsia="Times New Roman" w:hAnsi="Times New Roman" w:cs="Times New Roman"/>
+            <w:instrText xml:space="preserve"> HYPERLINK \l _Toc15063 </w:instrText>
+          </w:r>
+          <w:r>
+            <w:rPr>
+              <w:rFonts w:ascii="Times New Roman" w:hAnsi="Times New Roman" w:eastAsia="Times New Roman" w:cs="Times New Roman"/>
               <w:szCs w:val="21"/>
             </w:rPr>
             <w:fldChar w:fldCharType="separate"/>
@@ -1711,7 +1762,7 @@
             <w:fldChar w:fldCharType="begin"/>
           </w:r>
           <w:r>
-            <w:instrText xml:space="preserve"> PAGEREF _Toc30109 \h </w:instrText>
+            <w:instrText xml:space="preserve"> PAGEREF _Toc15063 \h </w:instrText>
           </w:r>
           <w:r>
             <w:fldChar w:fldCharType="separate"/>
@@ -1724,7 +1775,7 @@
           </w:r>
           <w:r>
             <w:rPr>
-              <w:rFonts w:ascii="Times New Roman" w:eastAsia="Times New Roman" w:hAnsi="Times New Roman" w:cs="Times New Roman"/>
+              <w:rFonts w:ascii="Times New Roman" w:hAnsi="Times New Roman" w:eastAsia="Times New Roman" w:cs="Times New Roman"/>
               <w:szCs w:val="21"/>
             </w:rPr>
             <w:fldChar w:fldCharType="end"/>
@@ -1732,35 +1783,35 @@
         </w:p>
         <w:p>
           <w:pPr>
-            <w:pStyle w:val="TOC1"/>
+            <w:pStyle w:val="16"/>
             <w:tabs>
               <w:tab w:val="right" w:leader="dot" w:pos="8501"/>
             </w:tabs>
           </w:pPr>
           <w:r>
             <w:rPr>
-              <w:rFonts w:ascii="Times New Roman" w:eastAsia="Times New Roman" w:hAnsi="Times New Roman" w:cs="Times New Roman"/>
+              <w:rFonts w:ascii="Times New Roman" w:hAnsi="Times New Roman" w:eastAsia="Times New Roman" w:cs="Times New Roman"/>
               <w:szCs w:val="21"/>
             </w:rPr>
             <w:fldChar w:fldCharType="begin"/>
           </w:r>
           <w:r>
             <w:rPr>
-              <w:rFonts w:ascii="Times New Roman" w:eastAsia="Times New Roman" w:hAnsi="Times New Roman" w:cs="Times New Roman"/>
+              <w:rFonts w:ascii="Times New Roman" w:hAnsi="Times New Roman" w:eastAsia="Times New Roman" w:cs="Times New Roman"/>
               <w:szCs w:val="21"/>
             </w:rPr>
-            <w:instrText xml:space="preserve"> HYPERLINK \l _Toc4053 </w:instrText>
-          </w:r>
-          <w:r>
-            <w:rPr>
-              <w:rFonts w:ascii="Times New Roman" w:eastAsia="Times New Roman" w:hAnsi="Times New Roman" w:cs="Times New Roman"/>
+            <w:instrText xml:space="preserve"> HYPERLINK \l _Toc25707 </w:instrText>
+          </w:r>
+          <w:r>
+            <w:rPr>
+              <w:rFonts w:ascii="Times New Roman" w:hAnsi="Times New Roman" w:eastAsia="Times New Roman" w:cs="Times New Roman"/>
               <w:szCs w:val="21"/>
             </w:rPr>
             <w:fldChar w:fldCharType="separate"/>
           </w:r>
           <w:r>
             <w:rPr>
-              <w:rFonts w:ascii="宋体" w:eastAsia="宋体" w:hAnsi="宋体" w:cs="宋体"/>
+              <w:rFonts w:ascii="宋体" w:hAnsi="宋体" w:eastAsia="宋体" w:cs="宋体"/>
               <w:spacing w:val="-3"/>
               <w:szCs w:val="28"/>
             </w:rPr>
@@ -1773,7 +1824,7 @@
             <w:fldChar w:fldCharType="begin"/>
           </w:r>
           <w:r>
-            <w:instrText xml:space="preserve"> PAGEREF _Toc4053 \h </w:instrText>
+            <w:instrText xml:space="preserve"> PAGEREF _Toc25707 \h </w:instrText>
           </w:r>
           <w:r>
             <w:fldChar w:fldCharType="separate"/>
@@ -1786,7 +1837,7 @@
           </w:r>
           <w:r>
             <w:rPr>
-              <w:rFonts w:ascii="Times New Roman" w:eastAsia="Times New Roman" w:hAnsi="Times New Roman" w:cs="Times New Roman"/>
+              <w:rFonts w:ascii="Times New Roman" w:hAnsi="Times New Roman" w:eastAsia="Times New Roman" w:cs="Times New Roman"/>
               <w:szCs w:val="21"/>
             </w:rPr>
             <w:fldChar w:fldCharType="end"/>
@@ -1794,28 +1845,28 @@
         </w:p>
         <w:p>
           <w:pPr>
-            <w:pStyle w:val="TOC1"/>
+            <w:pStyle w:val="16"/>
             <w:tabs>
               <w:tab w:val="right" w:leader="dot" w:pos="8501"/>
             </w:tabs>
           </w:pPr>
           <w:r>
             <w:rPr>
-              <w:rFonts w:ascii="Times New Roman" w:eastAsia="Times New Roman" w:hAnsi="Times New Roman" w:cs="Times New Roman"/>
+              <w:rFonts w:ascii="Times New Roman" w:hAnsi="Times New Roman" w:eastAsia="Times New Roman" w:cs="Times New Roman"/>
               <w:szCs w:val="21"/>
             </w:rPr>
             <w:fldChar w:fldCharType="begin"/>
           </w:r>
           <w:r>
             <w:rPr>
-              <w:rFonts w:ascii="Times New Roman" w:eastAsia="Times New Roman" w:hAnsi="Times New Roman" w:cs="Times New Roman"/>
+              <w:rFonts w:ascii="Times New Roman" w:hAnsi="Times New Roman" w:eastAsia="Times New Roman" w:cs="Times New Roman"/>
               <w:szCs w:val="21"/>
             </w:rPr>
-            <w:instrText xml:space="preserve"> HYPERLINK \l _Toc1700 </w:instrText>
-          </w:r>
-          <w:r>
-            <w:rPr>
-              <w:rFonts w:ascii="Times New Roman" w:eastAsia="Times New Roman" w:hAnsi="Times New Roman" w:cs="Times New Roman"/>
+            <w:instrText xml:space="preserve"> HYPERLINK \l _Toc9272 </w:instrText>
+          </w:r>
+          <w:r>
+            <w:rPr>
+              <w:rFonts w:ascii="Times New Roman" w:hAnsi="Times New Roman" w:eastAsia="Times New Roman" w:cs="Times New Roman"/>
               <w:szCs w:val="21"/>
             </w:rPr>
             <w:fldChar w:fldCharType="separate"/>
@@ -1836,7 +1887,7 @@
             <w:fldChar w:fldCharType="begin"/>
           </w:r>
           <w:r>
-            <w:instrText xml:space="preserve"> PAGEREF _Toc1700 \h </w:instrText>
+            <w:instrText xml:space="preserve"> PAGEREF _Toc9272 \h </w:instrText>
           </w:r>
           <w:r>
             <w:fldChar w:fldCharType="separate"/>
@@ -1849,7 +1900,7 @@
           </w:r>
           <w:r>
             <w:rPr>
-              <w:rFonts w:ascii="Times New Roman" w:eastAsia="Times New Roman" w:hAnsi="Times New Roman" w:cs="Times New Roman"/>
+              <w:rFonts w:ascii="Times New Roman" w:hAnsi="Times New Roman" w:eastAsia="Times New Roman" w:cs="Times New Roman"/>
               <w:szCs w:val="21"/>
             </w:rPr>
             <w:fldChar w:fldCharType="end"/>
@@ -1857,28 +1908,28 @@
         </w:p>
         <w:p>
           <w:pPr>
-            <w:pStyle w:val="TOC2"/>
+            <w:pStyle w:val="17"/>
             <w:tabs>
               <w:tab w:val="right" w:leader="dot" w:pos="8501"/>
             </w:tabs>
           </w:pPr>
           <w:r>
             <w:rPr>
-              <w:rFonts w:ascii="Times New Roman" w:eastAsia="Times New Roman" w:hAnsi="Times New Roman" w:cs="Times New Roman"/>
+              <w:rFonts w:ascii="Times New Roman" w:hAnsi="Times New Roman" w:eastAsia="Times New Roman" w:cs="Times New Roman"/>
               <w:szCs w:val="21"/>
             </w:rPr>
             <w:fldChar w:fldCharType="begin"/>
           </w:r>
           <w:r>
             <w:rPr>
-              <w:rFonts w:ascii="Times New Roman" w:eastAsia="Times New Roman" w:hAnsi="Times New Roman" w:cs="Times New Roman"/>
+              <w:rFonts w:ascii="Times New Roman" w:hAnsi="Times New Roman" w:eastAsia="Times New Roman" w:cs="Times New Roman"/>
               <w:szCs w:val="21"/>
             </w:rPr>
-            <w:instrText xml:space="preserve"> HYPERLINK \l _Toc6022 </w:instrText>
-          </w:r>
-          <w:r>
-            <w:rPr>
-              <w:rFonts w:ascii="Times New Roman" w:eastAsia="Times New Roman" w:hAnsi="Times New Roman" w:cs="Times New Roman"/>
+            <w:instrText xml:space="preserve"> HYPERLINK \l _Toc21610 </w:instrText>
+          </w:r>
+          <w:r>
+            <w:rPr>
+              <w:rFonts w:ascii="Times New Roman" w:hAnsi="Times New Roman" w:eastAsia="Times New Roman" w:cs="Times New Roman"/>
               <w:szCs w:val="21"/>
             </w:rPr>
             <w:fldChar w:fldCharType="separate"/>
@@ -1899,7 +1950,7 @@
             <w:fldChar w:fldCharType="begin"/>
           </w:r>
           <w:r>
-            <w:instrText xml:space="preserve"> PAGEREF _Toc6022 \h </w:instrText>
+            <w:instrText xml:space="preserve"> PAGEREF _Toc21610 \h </w:instrText>
           </w:r>
           <w:r>
             <w:fldChar w:fldCharType="separate"/>
@@ -1912,7 +1963,7 @@
           </w:r>
           <w:r>
             <w:rPr>
-              <w:rFonts w:ascii="Times New Roman" w:eastAsia="Times New Roman" w:hAnsi="Times New Roman" w:cs="Times New Roman"/>
+              <w:rFonts w:ascii="Times New Roman" w:hAnsi="Times New Roman" w:eastAsia="Times New Roman" w:cs="Times New Roman"/>
               <w:szCs w:val="21"/>
             </w:rPr>
             <w:fldChar w:fldCharType="end"/>
@@ -1920,28 +1971,28 @@
         </w:p>
         <w:p>
           <w:pPr>
-            <w:pStyle w:val="TOC2"/>
+            <w:pStyle w:val="17"/>
             <w:tabs>
               <w:tab w:val="right" w:leader="dot" w:pos="8501"/>
             </w:tabs>
           </w:pPr>
           <w:r>
             <w:rPr>
-              <w:rFonts w:ascii="Times New Roman" w:eastAsia="Times New Roman" w:hAnsi="Times New Roman" w:cs="Times New Roman"/>
+              <w:rFonts w:ascii="Times New Roman" w:hAnsi="Times New Roman" w:eastAsia="Times New Roman" w:cs="Times New Roman"/>
               <w:szCs w:val="21"/>
             </w:rPr>
             <w:fldChar w:fldCharType="begin"/>
           </w:r>
           <w:r>
             <w:rPr>
-              <w:rFonts w:ascii="Times New Roman" w:eastAsia="Times New Roman" w:hAnsi="Times New Roman" w:cs="Times New Roman"/>
+              <w:rFonts w:ascii="Times New Roman" w:hAnsi="Times New Roman" w:eastAsia="Times New Roman" w:cs="Times New Roman"/>
               <w:szCs w:val="21"/>
             </w:rPr>
-            <w:instrText xml:space="preserve"> HYPERLINK \l _Toc29665 </w:instrText>
-          </w:r>
-          <w:r>
-            <w:rPr>
-              <w:rFonts w:ascii="Times New Roman" w:eastAsia="Times New Roman" w:hAnsi="Times New Roman" w:cs="Times New Roman"/>
+            <w:instrText xml:space="preserve"> HYPERLINK \l _Toc17783 </w:instrText>
+          </w:r>
+          <w:r>
+            <w:rPr>
+              <w:rFonts w:ascii="Times New Roman" w:hAnsi="Times New Roman" w:eastAsia="Times New Roman" w:cs="Times New Roman"/>
               <w:szCs w:val="21"/>
             </w:rPr>
             <w:fldChar w:fldCharType="separate"/>
@@ -1962,7 +2013,7 @@
             <w:fldChar w:fldCharType="begin"/>
           </w:r>
           <w:r>
-            <w:instrText xml:space="preserve"> PAGEREF _Toc29665 \h </w:instrText>
+            <w:instrText xml:space="preserve"> PAGEREF _Toc17783 \h </w:instrText>
           </w:r>
           <w:r>
             <w:fldChar w:fldCharType="separate"/>
@@ -1975,7 +2026,7 @@
           </w:r>
           <w:r>
             <w:rPr>
-              <w:rFonts w:ascii="Times New Roman" w:eastAsia="Times New Roman" w:hAnsi="Times New Roman" w:cs="Times New Roman"/>
+              <w:rFonts w:ascii="Times New Roman" w:hAnsi="Times New Roman" w:eastAsia="Times New Roman" w:cs="Times New Roman"/>
               <w:szCs w:val="21"/>
             </w:rPr>
             <w:fldChar w:fldCharType="end"/>
@@ -1983,28 +2034,28 @@
         </w:p>
         <w:p>
           <w:pPr>
-            <w:pStyle w:val="TOC1"/>
+            <w:pStyle w:val="16"/>
             <w:tabs>
               <w:tab w:val="right" w:leader="dot" w:pos="8501"/>
             </w:tabs>
           </w:pPr>
           <w:r>
             <w:rPr>
-              <w:rFonts w:ascii="Times New Roman" w:eastAsia="Times New Roman" w:hAnsi="Times New Roman" w:cs="Times New Roman"/>
+              <w:rFonts w:ascii="Times New Roman" w:hAnsi="Times New Roman" w:eastAsia="Times New Roman" w:cs="Times New Roman"/>
               <w:szCs w:val="21"/>
             </w:rPr>
             <w:fldChar w:fldCharType="begin"/>
           </w:r>
           <w:r>
             <w:rPr>
-              <w:rFonts w:ascii="Times New Roman" w:eastAsia="Times New Roman" w:hAnsi="Times New Roman" w:cs="Times New Roman"/>
+              <w:rFonts w:ascii="Times New Roman" w:hAnsi="Times New Roman" w:eastAsia="Times New Roman" w:cs="Times New Roman"/>
               <w:szCs w:val="21"/>
             </w:rPr>
-            <w:instrText xml:space="preserve"> HYPERLINK \l _Toc9465 </w:instrText>
-          </w:r>
-          <w:r>
-            <w:rPr>
-              <w:rFonts w:ascii="Times New Roman" w:eastAsia="Times New Roman" w:hAnsi="Times New Roman" w:cs="Times New Roman"/>
+            <w:instrText xml:space="preserve"> HYPERLINK \l _Toc15381 </w:instrText>
+          </w:r>
+          <w:r>
+            <w:rPr>
+              <w:rFonts w:ascii="Times New Roman" w:hAnsi="Times New Roman" w:eastAsia="Times New Roman" w:cs="Times New Roman"/>
               <w:szCs w:val="21"/>
             </w:rPr>
             <w:fldChar w:fldCharType="separate"/>
@@ -2025,7 +2076,7 @@
             <w:fldChar w:fldCharType="begin"/>
           </w:r>
           <w:r>
-            <w:instrText xml:space="preserve"> PAGEREF _Toc9465 \h </w:instrText>
+            <w:instrText xml:space="preserve"> PAGEREF _Toc15381 \h </w:instrText>
           </w:r>
           <w:r>
             <w:fldChar w:fldCharType="separate"/>
@@ -2038,7 +2089,7 @@
           </w:r>
           <w:r>
             <w:rPr>
-              <w:rFonts w:ascii="Times New Roman" w:eastAsia="Times New Roman" w:hAnsi="Times New Roman" w:cs="Times New Roman"/>
+              <w:rFonts w:ascii="Times New Roman" w:hAnsi="Times New Roman" w:eastAsia="Times New Roman" w:cs="Times New Roman"/>
               <w:szCs w:val="21"/>
             </w:rPr>
             <w:fldChar w:fldCharType="end"/>
@@ -2046,28 +2097,28 @@
         </w:p>
         <w:p>
           <w:pPr>
-            <w:pStyle w:val="TOC2"/>
+            <w:pStyle w:val="17"/>
             <w:tabs>
               <w:tab w:val="right" w:leader="dot" w:pos="8501"/>
             </w:tabs>
           </w:pPr>
           <w:r>
             <w:rPr>
-              <w:rFonts w:ascii="Times New Roman" w:eastAsia="Times New Roman" w:hAnsi="Times New Roman" w:cs="Times New Roman"/>
+              <w:rFonts w:ascii="Times New Roman" w:hAnsi="Times New Roman" w:eastAsia="Times New Roman" w:cs="Times New Roman"/>
               <w:szCs w:val="21"/>
             </w:rPr>
             <w:fldChar w:fldCharType="begin"/>
           </w:r>
           <w:r>
             <w:rPr>
-              <w:rFonts w:ascii="Times New Roman" w:eastAsia="Times New Roman" w:hAnsi="Times New Roman" w:cs="Times New Roman"/>
+              <w:rFonts w:ascii="Times New Roman" w:hAnsi="Times New Roman" w:eastAsia="Times New Roman" w:cs="Times New Roman"/>
               <w:szCs w:val="21"/>
             </w:rPr>
-            <w:instrText xml:space="preserve"> HYPERLINK \l _Toc9644 </w:instrText>
-          </w:r>
-          <w:r>
-            <w:rPr>
-              <w:rFonts w:ascii="Times New Roman" w:eastAsia="Times New Roman" w:hAnsi="Times New Roman" w:cs="Times New Roman"/>
+            <w:instrText xml:space="preserve"> HYPERLINK \l _Toc20190 </w:instrText>
+          </w:r>
+          <w:r>
+            <w:rPr>
+              <w:rFonts w:ascii="Times New Roman" w:hAnsi="Times New Roman" w:eastAsia="Times New Roman" w:cs="Times New Roman"/>
               <w:szCs w:val="21"/>
             </w:rPr>
             <w:fldChar w:fldCharType="separate"/>
@@ -2088,7 +2139,7 @@
             <w:fldChar w:fldCharType="begin"/>
           </w:r>
           <w:r>
-            <w:instrText xml:space="preserve"> PAGEREF _Toc9644 \h </w:instrText>
+            <w:instrText xml:space="preserve"> PAGEREF _Toc20190 \h </w:instrText>
           </w:r>
           <w:r>
             <w:fldChar w:fldCharType="separate"/>
@@ -2101,7 +2152,7 @@
           </w:r>
           <w:r>
             <w:rPr>
-              <w:rFonts w:ascii="Times New Roman" w:eastAsia="Times New Roman" w:hAnsi="Times New Roman" w:cs="Times New Roman"/>
+              <w:rFonts w:ascii="Times New Roman" w:hAnsi="Times New Roman" w:eastAsia="Times New Roman" w:cs="Times New Roman"/>
               <w:szCs w:val="21"/>
             </w:rPr>
             <w:fldChar w:fldCharType="end"/>
@@ -2109,28 +2160,28 @@
         </w:p>
         <w:p>
           <w:pPr>
-            <w:pStyle w:val="TOC2"/>
+            <w:pStyle w:val="17"/>
             <w:tabs>
               <w:tab w:val="right" w:leader="dot" w:pos="8501"/>
             </w:tabs>
           </w:pPr>
           <w:r>
             <w:rPr>
-              <w:rFonts w:ascii="Times New Roman" w:eastAsia="Times New Roman" w:hAnsi="Times New Roman" w:cs="Times New Roman"/>
+              <w:rFonts w:ascii="Times New Roman" w:hAnsi="Times New Roman" w:eastAsia="Times New Roman" w:cs="Times New Roman"/>
               <w:szCs w:val="21"/>
             </w:rPr>
             <w:fldChar w:fldCharType="begin"/>
           </w:r>
           <w:r>
             <w:rPr>
-              <w:rFonts w:ascii="Times New Roman" w:eastAsia="Times New Roman" w:hAnsi="Times New Roman" w:cs="Times New Roman"/>
+              <w:rFonts w:ascii="Times New Roman" w:hAnsi="Times New Roman" w:eastAsia="Times New Roman" w:cs="Times New Roman"/>
               <w:szCs w:val="21"/>
             </w:rPr>
-            <w:instrText xml:space="preserve"> HYPERLINK \l _Toc29776 </w:instrText>
-          </w:r>
-          <w:r>
-            <w:rPr>
-              <w:rFonts w:ascii="Times New Roman" w:eastAsia="Times New Roman" w:hAnsi="Times New Roman" w:cs="Times New Roman"/>
+            <w:instrText xml:space="preserve"> HYPERLINK \l _Toc30407 </w:instrText>
+          </w:r>
+          <w:r>
+            <w:rPr>
+              <w:rFonts w:ascii="Times New Roman" w:hAnsi="Times New Roman" w:eastAsia="Times New Roman" w:cs="Times New Roman"/>
               <w:szCs w:val="21"/>
             </w:rPr>
             <w:fldChar w:fldCharType="separate"/>
@@ -2158,7 +2209,7 @@
             <w:fldChar w:fldCharType="begin"/>
           </w:r>
           <w:r>
-            <w:instrText xml:space="preserve"> PAGEREF _Toc29776 \h </w:instrText>
+            <w:instrText xml:space="preserve"> PAGEREF _Toc30407 \h </w:instrText>
           </w:r>
           <w:r>
             <w:fldChar w:fldCharType="separate"/>
@@ -2171,7 +2222,7 @@
           </w:r>
           <w:r>
             <w:rPr>
-              <w:rFonts w:ascii="Times New Roman" w:eastAsia="Times New Roman" w:hAnsi="Times New Roman" w:cs="Times New Roman"/>
+              <w:rFonts w:ascii="Times New Roman" w:hAnsi="Times New Roman" w:eastAsia="Times New Roman" w:cs="Times New Roman"/>
               <w:szCs w:val="21"/>
             </w:rPr>
             <w:fldChar w:fldCharType="end"/>
@@ -2179,28 +2230,28 @@
         </w:p>
         <w:p>
           <w:pPr>
-            <w:pStyle w:val="TOC2"/>
+            <w:pStyle w:val="17"/>
             <w:tabs>
               <w:tab w:val="right" w:leader="dot" w:pos="8501"/>
             </w:tabs>
           </w:pPr>
           <w:r>
             <w:rPr>
-              <w:rFonts w:ascii="Times New Roman" w:eastAsia="Times New Roman" w:hAnsi="Times New Roman" w:cs="Times New Roman"/>
+              <w:rFonts w:ascii="Times New Roman" w:hAnsi="Times New Roman" w:eastAsia="Times New Roman" w:cs="Times New Roman"/>
               <w:szCs w:val="21"/>
             </w:rPr>
             <w:fldChar w:fldCharType="begin"/>
           </w:r>
           <w:r>
             <w:rPr>
-              <w:rFonts w:ascii="Times New Roman" w:eastAsia="Times New Roman" w:hAnsi="Times New Roman" w:cs="Times New Roman"/>
+              <w:rFonts w:ascii="Times New Roman" w:hAnsi="Times New Roman" w:eastAsia="Times New Roman" w:cs="Times New Roman"/>
               <w:szCs w:val="21"/>
             </w:rPr>
-            <w:instrText xml:space="preserve"> HYPERLINK \l _Toc12315 </w:instrText>
-          </w:r>
-          <w:r>
-            <w:rPr>
-              <w:rFonts w:ascii="Times New Roman" w:eastAsia="Times New Roman" w:hAnsi="Times New Roman" w:cs="Times New Roman"/>
+            <w:instrText xml:space="preserve"> HYPERLINK \l _Toc20906 </w:instrText>
+          </w:r>
+          <w:r>
+            <w:rPr>
+              <w:rFonts w:ascii="Times New Roman" w:hAnsi="Times New Roman" w:eastAsia="Times New Roman" w:cs="Times New Roman"/>
               <w:szCs w:val="21"/>
             </w:rPr>
             <w:fldChar w:fldCharType="separate"/>
@@ -2238,7 +2289,7 @@
             <w:fldChar w:fldCharType="begin"/>
           </w:r>
           <w:r>
-            <w:instrText xml:space="preserve"> PAGEREF _Toc12315 \h </w:instrText>
+            <w:instrText xml:space="preserve"> PAGEREF _Toc20906 \h </w:instrText>
           </w:r>
           <w:r>
             <w:fldChar w:fldCharType="separate"/>
@@ -2251,7 +2302,7 @@
           </w:r>
           <w:r>
             <w:rPr>
-              <w:rFonts w:ascii="Times New Roman" w:eastAsia="Times New Roman" w:hAnsi="Times New Roman" w:cs="Times New Roman"/>
+              <w:rFonts w:ascii="Times New Roman" w:hAnsi="Times New Roman" w:eastAsia="Times New Roman" w:cs="Times New Roman"/>
               <w:szCs w:val="21"/>
             </w:rPr>
             <w:fldChar w:fldCharType="end"/>
@@ -2259,28 +2310,28 @@
         </w:p>
         <w:p>
           <w:pPr>
-            <w:pStyle w:val="TOC2"/>
+            <w:pStyle w:val="17"/>
             <w:tabs>
               <w:tab w:val="right" w:leader="dot" w:pos="8501"/>
             </w:tabs>
           </w:pPr>
           <w:r>
             <w:rPr>
-              <w:rFonts w:ascii="Times New Roman" w:eastAsia="Times New Roman" w:hAnsi="Times New Roman" w:cs="Times New Roman"/>
+              <w:rFonts w:ascii="Times New Roman" w:hAnsi="Times New Roman" w:eastAsia="Times New Roman" w:cs="Times New Roman"/>
               <w:szCs w:val="21"/>
             </w:rPr>
             <w:fldChar w:fldCharType="begin"/>
           </w:r>
           <w:r>
             <w:rPr>
-              <w:rFonts w:ascii="Times New Roman" w:eastAsia="Times New Roman" w:hAnsi="Times New Roman" w:cs="Times New Roman"/>
+              <w:rFonts w:ascii="Times New Roman" w:hAnsi="Times New Roman" w:eastAsia="Times New Roman" w:cs="Times New Roman"/>
               <w:szCs w:val="21"/>
             </w:rPr>
-            <w:instrText xml:space="preserve"> HYPERLINK \l _Toc30662 </w:instrText>
-          </w:r>
-          <w:r>
-            <w:rPr>
-              <w:rFonts w:ascii="Times New Roman" w:eastAsia="Times New Roman" w:hAnsi="Times New Roman" w:cs="Times New Roman"/>
+            <w:instrText xml:space="preserve"> HYPERLINK \l _Toc11992 </w:instrText>
+          </w:r>
+          <w:r>
+            <w:rPr>
+              <w:rFonts w:ascii="Times New Roman" w:hAnsi="Times New Roman" w:eastAsia="Times New Roman" w:cs="Times New Roman"/>
               <w:szCs w:val="21"/>
             </w:rPr>
             <w:fldChar w:fldCharType="separate"/>
@@ -2301,7 +2352,7 @@
             <w:fldChar w:fldCharType="begin"/>
           </w:r>
           <w:r>
-            <w:instrText xml:space="preserve"> PAGEREF _Toc30662 \h </w:instrText>
+            <w:instrText xml:space="preserve"> PAGEREF _Toc11992 \h </w:instrText>
           </w:r>
           <w:r>
             <w:fldChar w:fldCharType="separate"/>
@@ -2314,7 +2365,7 @@
           </w:r>
           <w:r>
             <w:rPr>
-              <w:rFonts w:ascii="Times New Roman" w:eastAsia="Times New Roman" w:hAnsi="Times New Roman" w:cs="Times New Roman"/>
+              <w:rFonts w:ascii="Times New Roman" w:hAnsi="Times New Roman" w:eastAsia="Times New Roman" w:cs="Times New Roman"/>
               <w:szCs w:val="21"/>
             </w:rPr>
             <w:fldChar w:fldCharType="end"/>
@@ -2322,28 +2373,28 @@
         </w:p>
         <w:p>
           <w:pPr>
-            <w:pStyle w:val="TOC2"/>
+            <w:pStyle w:val="17"/>
             <w:tabs>
               <w:tab w:val="right" w:leader="dot" w:pos="8501"/>
             </w:tabs>
           </w:pPr>
           <w:r>
             <w:rPr>
-              <w:rFonts w:ascii="Times New Roman" w:eastAsia="Times New Roman" w:hAnsi="Times New Roman" w:cs="Times New Roman"/>
+              <w:rFonts w:ascii="Times New Roman" w:hAnsi="Times New Roman" w:eastAsia="Times New Roman" w:cs="Times New Roman"/>
               <w:szCs w:val="21"/>
             </w:rPr>
             <w:fldChar w:fldCharType="begin"/>
           </w:r>
           <w:r>
             <w:rPr>
-              <w:rFonts w:ascii="Times New Roman" w:eastAsia="Times New Roman" w:hAnsi="Times New Roman" w:cs="Times New Roman"/>
+              <w:rFonts w:ascii="Times New Roman" w:hAnsi="Times New Roman" w:eastAsia="Times New Roman" w:cs="Times New Roman"/>
               <w:szCs w:val="21"/>
             </w:rPr>
-            <w:instrText xml:space="preserve"> HYPERLINK \l _Toc6417 </w:instrText>
-          </w:r>
-          <w:r>
-            <w:rPr>
-              <w:rFonts w:ascii="Times New Roman" w:eastAsia="Times New Roman" w:hAnsi="Times New Roman" w:cs="Times New Roman"/>
+            <w:instrText xml:space="preserve"> HYPERLINK \l _Toc23739 </w:instrText>
+          </w:r>
+          <w:r>
+            <w:rPr>
+              <w:rFonts w:ascii="Times New Roman" w:hAnsi="Times New Roman" w:eastAsia="Times New Roman" w:cs="Times New Roman"/>
               <w:szCs w:val="21"/>
             </w:rPr>
             <w:fldChar w:fldCharType="separate"/>
@@ -2368,7 +2419,7 @@
             <w:fldChar w:fldCharType="begin"/>
           </w:r>
           <w:r>
-            <w:instrText xml:space="preserve"> PAGEREF _Toc6417 \h </w:instrText>
+            <w:instrText xml:space="preserve"> PAGEREF _Toc23739 \h </w:instrText>
           </w:r>
           <w:r>
             <w:fldChar w:fldCharType="separate"/>
@@ -2381,7 +2432,7 @@
           </w:r>
           <w:r>
             <w:rPr>
-              <w:rFonts w:ascii="Times New Roman" w:eastAsia="Times New Roman" w:hAnsi="Times New Roman" w:cs="Times New Roman"/>
+              <w:rFonts w:ascii="Times New Roman" w:hAnsi="Times New Roman" w:eastAsia="Times New Roman" w:cs="Times New Roman"/>
               <w:szCs w:val="21"/>
             </w:rPr>
             <w:fldChar w:fldCharType="end"/>
@@ -2389,28 +2440,28 @@
         </w:p>
         <w:p>
           <w:pPr>
-            <w:pStyle w:val="TOC3"/>
+            <w:pStyle w:val="13"/>
             <w:tabs>
               <w:tab w:val="right" w:leader="dot" w:pos="8501"/>
             </w:tabs>
           </w:pPr>
           <w:r>
             <w:rPr>
-              <w:rFonts w:ascii="Times New Roman" w:eastAsia="Times New Roman" w:hAnsi="Times New Roman" w:cs="Times New Roman"/>
+              <w:rFonts w:ascii="Times New Roman" w:hAnsi="Times New Roman" w:eastAsia="Times New Roman" w:cs="Times New Roman"/>
               <w:szCs w:val="21"/>
             </w:rPr>
             <w:fldChar w:fldCharType="begin"/>
           </w:r>
           <w:r>
             <w:rPr>
-              <w:rFonts w:ascii="Times New Roman" w:eastAsia="Times New Roman" w:hAnsi="Times New Roman" w:cs="Times New Roman"/>
+              <w:rFonts w:ascii="Times New Roman" w:hAnsi="Times New Roman" w:eastAsia="Times New Roman" w:cs="Times New Roman"/>
               <w:szCs w:val="21"/>
             </w:rPr>
-            <w:instrText xml:space="preserve"> HYPERLINK \l _Toc20473 </w:instrText>
-          </w:r>
-          <w:r>
-            <w:rPr>
-              <w:rFonts w:ascii="Times New Roman" w:eastAsia="Times New Roman" w:hAnsi="Times New Roman" w:cs="Times New Roman"/>
+            <w:instrText xml:space="preserve"> HYPERLINK \l _Toc5633 </w:instrText>
+          </w:r>
+          <w:r>
+            <w:rPr>
+              <w:rFonts w:ascii="Times New Roman" w:hAnsi="Times New Roman" w:eastAsia="Times New Roman" w:cs="Times New Roman"/>
               <w:szCs w:val="21"/>
             </w:rPr>
             <w:fldChar w:fldCharType="separate"/>
@@ -2434,7 +2485,7 @@
             <w:fldChar w:fldCharType="begin"/>
           </w:r>
           <w:r>
-            <w:instrText xml:space="preserve"> PAGEREF _Toc20473 \h </w:instrText>
+            <w:instrText xml:space="preserve"> PAGEREF _Toc5633 \h </w:instrText>
           </w:r>
           <w:r>
             <w:fldChar w:fldCharType="separate"/>
@@ -2447,7 +2498,7 @@
           </w:r>
           <w:r>
             <w:rPr>
-              <w:rFonts w:ascii="Times New Roman" w:eastAsia="Times New Roman" w:hAnsi="Times New Roman" w:cs="Times New Roman"/>
+              <w:rFonts w:ascii="Times New Roman" w:hAnsi="Times New Roman" w:eastAsia="Times New Roman" w:cs="Times New Roman"/>
               <w:szCs w:val="21"/>
             </w:rPr>
             <w:fldChar w:fldCharType="end"/>
@@ -2455,28 +2506,28 @@
         </w:p>
         <w:p>
           <w:pPr>
-            <w:pStyle w:val="TOC3"/>
+            <w:pStyle w:val="13"/>
             <w:tabs>
               <w:tab w:val="right" w:leader="dot" w:pos="8501"/>
             </w:tabs>
           </w:pPr>
           <w:r>
             <w:rPr>
-              <w:rFonts w:ascii="Times New Roman" w:eastAsia="Times New Roman" w:hAnsi="Times New Roman" w:cs="Times New Roman"/>
+              <w:rFonts w:ascii="Times New Roman" w:hAnsi="Times New Roman" w:eastAsia="Times New Roman" w:cs="Times New Roman"/>
               <w:szCs w:val="21"/>
             </w:rPr>
             <w:fldChar w:fldCharType="begin"/>
           </w:r>
           <w:r>
             <w:rPr>
-              <w:rFonts w:ascii="Times New Roman" w:eastAsia="Times New Roman" w:hAnsi="Times New Roman" w:cs="Times New Roman"/>
+              <w:rFonts w:ascii="Times New Roman" w:hAnsi="Times New Roman" w:eastAsia="Times New Roman" w:cs="Times New Roman"/>
               <w:szCs w:val="21"/>
             </w:rPr>
-            <w:instrText xml:space="preserve"> HYPERLINK \l _Toc4055 </w:instrText>
-          </w:r>
-          <w:r>
-            <w:rPr>
-              <w:rFonts w:ascii="Times New Roman" w:eastAsia="Times New Roman" w:hAnsi="Times New Roman" w:cs="Times New Roman"/>
+            <w:instrText xml:space="preserve"> HYPERLINK \l _Toc10193 </w:instrText>
+          </w:r>
+          <w:r>
+            <w:rPr>
+              <w:rFonts w:ascii="Times New Roman" w:hAnsi="Times New Roman" w:eastAsia="Times New Roman" w:cs="Times New Roman"/>
               <w:szCs w:val="21"/>
             </w:rPr>
             <w:fldChar w:fldCharType="separate"/>
@@ -2500,7 +2551,7 @@
             <w:fldChar w:fldCharType="begin"/>
           </w:r>
           <w:r>
-            <w:instrText xml:space="preserve"> PAGEREF _Toc4055 \h </w:instrText>
+            <w:instrText xml:space="preserve"> PAGEREF _Toc10193 \h </w:instrText>
           </w:r>
           <w:r>
             <w:fldChar w:fldCharType="separate"/>
@@ -2513,7 +2564,7 @@
           </w:r>
           <w:r>
             <w:rPr>
-              <w:rFonts w:ascii="Times New Roman" w:eastAsia="Times New Roman" w:hAnsi="Times New Roman" w:cs="Times New Roman"/>
+              <w:rFonts w:ascii="Times New Roman" w:hAnsi="Times New Roman" w:eastAsia="Times New Roman" w:cs="Times New Roman"/>
               <w:szCs w:val="21"/>
             </w:rPr>
             <w:fldChar w:fldCharType="end"/>
@@ -2521,28 +2572,28 @@
         </w:p>
         <w:p>
           <w:pPr>
-            <w:pStyle w:val="TOC3"/>
+            <w:pStyle w:val="13"/>
             <w:tabs>
               <w:tab w:val="right" w:leader="dot" w:pos="8501"/>
             </w:tabs>
           </w:pPr>
           <w:r>
             <w:rPr>
-              <w:rFonts w:ascii="Times New Roman" w:eastAsia="Times New Roman" w:hAnsi="Times New Roman" w:cs="Times New Roman"/>
+              <w:rFonts w:ascii="Times New Roman" w:hAnsi="Times New Roman" w:eastAsia="Times New Roman" w:cs="Times New Roman"/>
               <w:szCs w:val="21"/>
             </w:rPr>
             <w:fldChar w:fldCharType="begin"/>
           </w:r>
           <w:r>
             <w:rPr>
-              <w:rFonts w:ascii="Times New Roman" w:eastAsia="Times New Roman" w:hAnsi="Times New Roman" w:cs="Times New Roman"/>
+              <w:rFonts w:ascii="Times New Roman" w:hAnsi="Times New Roman" w:eastAsia="Times New Roman" w:cs="Times New Roman"/>
               <w:szCs w:val="21"/>
             </w:rPr>
-            <w:instrText xml:space="preserve"> HYPERLINK \l _Toc17322 </w:instrText>
-          </w:r>
-          <w:r>
-            <w:rPr>
-              <w:rFonts w:ascii="Times New Roman" w:eastAsia="Times New Roman" w:hAnsi="Times New Roman" w:cs="Times New Roman"/>
+            <w:instrText xml:space="preserve"> HYPERLINK \l _Toc26150 </w:instrText>
+          </w:r>
+          <w:r>
+            <w:rPr>
+              <w:rFonts w:ascii="Times New Roman" w:hAnsi="Times New Roman" w:eastAsia="Times New Roman" w:cs="Times New Roman"/>
               <w:szCs w:val="21"/>
             </w:rPr>
             <w:fldChar w:fldCharType="separate"/>
@@ -2566,7 +2617,7 @@
             <w:fldChar w:fldCharType="begin"/>
           </w:r>
           <w:r>
-            <w:instrText xml:space="preserve"> PAGEREF _Toc17322 \h </w:instrText>
+            <w:instrText xml:space="preserve"> PAGEREF _Toc26150 \h </w:instrText>
           </w:r>
           <w:r>
             <w:fldChar w:fldCharType="separate"/>
@@ -2579,7 +2630,7 @@
           </w:r>
           <w:r>
             <w:rPr>
-              <w:rFonts w:ascii="Times New Roman" w:eastAsia="Times New Roman" w:hAnsi="Times New Roman" w:cs="Times New Roman"/>
+              <w:rFonts w:ascii="Times New Roman" w:hAnsi="Times New Roman" w:eastAsia="Times New Roman" w:cs="Times New Roman"/>
               <w:szCs w:val="21"/>
             </w:rPr>
             <w:fldChar w:fldCharType="end"/>
@@ -2587,28 +2638,28 @@
         </w:p>
         <w:p>
           <w:pPr>
-            <w:pStyle w:val="TOC3"/>
+            <w:pStyle w:val="13"/>
             <w:tabs>
               <w:tab w:val="right" w:leader="dot" w:pos="8501"/>
             </w:tabs>
           </w:pPr>
           <w:r>
             <w:rPr>
-              <w:rFonts w:ascii="Times New Roman" w:eastAsia="Times New Roman" w:hAnsi="Times New Roman" w:cs="Times New Roman"/>
+              <w:rFonts w:ascii="Times New Roman" w:hAnsi="Times New Roman" w:eastAsia="Times New Roman" w:cs="Times New Roman"/>
               <w:szCs w:val="21"/>
             </w:rPr>
             <w:fldChar w:fldCharType="begin"/>
           </w:r>
           <w:r>
             <w:rPr>
-              <w:rFonts w:ascii="Times New Roman" w:eastAsia="Times New Roman" w:hAnsi="Times New Roman" w:cs="Times New Roman"/>
+              <w:rFonts w:ascii="Times New Roman" w:hAnsi="Times New Roman" w:eastAsia="Times New Roman" w:cs="Times New Roman"/>
               <w:szCs w:val="21"/>
             </w:rPr>
-            <w:instrText xml:space="preserve"> HYPERLINK \l _Toc10844 </w:instrText>
-          </w:r>
-          <w:r>
-            <w:rPr>
-              <w:rFonts w:ascii="Times New Roman" w:eastAsia="Times New Roman" w:hAnsi="Times New Roman" w:cs="Times New Roman"/>
+            <w:instrText xml:space="preserve"> HYPERLINK \l _Toc2503 </w:instrText>
+          </w:r>
+          <w:r>
+            <w:rPr>
+              <w:rFonts w:ascii="Times New Roman" w:hAnsi="Times New Roman" w:eastAsia="Times New Roman" w:cs="Times New Roman"/>
               <w:szCs w:val="21"/>
             </w:rPr>
             <w:fldChar w:fldCharType="separate"/>
@@ -2632,7 +2683,7 @@
             <w:fldChar w:fldCharType="begin"/>
           </w:r>
           <w:r>
-            <w:instrText xml:space="preserve"> PAGEREF _Toc10844 \h </w:instrText>
+            <w:instrText xml:space="preserve"> PAGEREF _Toc2503 \h </w:instrText>
           </w:r>
           <w:r>
             <w:fldChar w:fldCharType="separate"/>
@@ -2645,7 +2696,7 @@
           </w:r>
           <w:r>
             <w:rPr>
-              <w:rFonts w:ascii="Times New Roman" w:eastAsia="Times New Roman" w:hAnsi="Times New Roman" w:cs="Times New Roman"/>
+              <w:rFonts w:ascii="Times New Roman" w:hAnsi="Times New Roman" w:eastAsia="Times New Roman" w:cs="Times New Roman"/>
               <w:szCs w:val="21"/>
             </w:rPr>
             <w:fldChar w:fldCharType="end"/>
@@ -2653,28 +2704,28 @@
         </w:p>
         <w:p>
           <w:pPr>
-            <w:pStyle w:val="TOC3"/>
+            <w:pStyle w:val="13"/>
             <w:tabs>
               <w:tab w:val="right" w:leader="dot" w:pos="8501"/>
             </w:tabs>
           </w:pPr>
           <w:r>
             <w:rPr>
-              <w:rFonts w:ascii="Times New Roman" w:eastAsia="Times New Roman" w:hAnsi="Times New Roman" w:cs="Times New Roman"/>
+              <w:rFonts w:ascii="Times New Roman" w:hAnsi="Times New Roman" w:eastAsia="Times New Roman" w:cs="Times New Roman"/>
               <w:szCs w:val="21"/>
             </w:rPr>
             <w:fldChar w:fldCharType="begin"/>
           </w:r>
           <w:r>
             <w:rPr>
-              <w:rFonts w:ascii="Times New Roman" w:eastAsia="Times New Roman" w:hAnsi="Times New Roman" w:cs="Times New Roman"/>
+              <w:rFonts w:ascii="Times New Roman" w:hAnsi="Times New Roman" w:eastAsia="Times New Roman" w:cs="Times New Roman"/>
               <w:szCs w:val="21"/>
             </w:rPr>
-            <w:instrText xml:space="preserve"> HYPERLINK \l _Toc6772 </w:instrText>
-          </w:r>
-          <w:r>
-            <w:rPr>
-              <w:rFonts w:ascii="Times New Roman" w:eastAsia="Times New Roman" w:hAnsi="Times New Roman" w:cs="Times New Roman"/>
+            <w:instrText xml:space="preserve"> HYPERLINK \l _Toc5432 </w:instrText>
+          </w:r>
+          <w:r>
+            <w:rPr>
+              <w:rFonts w:ascii="Times New Roman" w:hAnsi="Times New Roman" w:eastAsia="Times New Roman" w:cs="Times New Roman"/>
               <w:szCs w:val="21"/>
             </w:rPr>
             <w:fldChar w:fldCharType="separate"/>
@@ -2698,7 +2749,7 @@
             <w:fldChar w:fldCharType="begin"/>
           </w:r>
           <w:r>
-            <w:instrText xml:space="preserve"> PAGEREF _Toc6772 \h </w:instrText>
+            <w:instrText xml:space="preserve"> PAGEREF _Toc5432 \h </w:instrText>
           </w:r>
           <w:r>
             <w:fldChar w:fldCharType="separate"/>
@@ -2711,7 +2762,7 @@
           </w:r>
           <w:r>
             <w:rPr>
-              <w:rFonts w:ascii="Times New Roman" w:eastAsia="Times New Roman" w:hAnsi="Times New Roman" w:cs="Times New Roman"/>
+              <w:rFonts w:ascii="Times New Roman" w:hAnsi="Times New Roman" w:eastAsia="Times New Roman" w:cs="Times New Roman"/>
               <w:szCs w:val="21"/>
             </w:rPr>
             <w:fldChar w:fldCharType="end"/>
@@ -2719,28 +2770,28 @@
         </w:p>
         <w:p>
           <w:pPr>
-            <w:pStyle w:val="TOC2"/>
+            <w:pStyle w:val="17"/>
             <w:tabs>
               <w:tab w:val="right" w:leader="dot" w:pos="8501"/>
             </w:tabs>
           </w:pPr>
           <w:r>
             <w:rPr>
-              <w:rFonts w:ascii="Times New Roman" w:eastAsia="Times New Roman" w:hAnsi="Times New Roman" w:cs="Times New Roman"/>
+              <w:rFonts w:ascii="Times New Roman" w:hAnsi="Times New Roman" w:eastAsia="Times New Roman" w:cs="Times New Roman"/>
               <w:szCs w:val="21"/>
             </w:rPr>
             <w:fldChar w:fldCharType="begin"/>
           </w:r>
           <w:r>
             <w:rPr>
-              <w:rFonts w:ascii="Times New Roman" w:eastAsia="Times New Roman" w:hAnsi="Times New Roman" w:cs="Times New Roman"/>
+              <w:rFonts w:ascii="Times New Roman" w:hAnsi="Times New Roman" w:eastAsia="Times New Roman" w:cs="Times New Roman"/>
               <w:szCs w:val="21"/>
             </w:rPr>
-            <w:instrText xml:space="preserve"> HYPERLINK \l _Toc7567 </w:instrText>
-          </w:r>
-          <w:r>
-            <w:rPr>
-              <w:rFonts w:ascii="Times New Roman" w:eastAsia="Times New Roman" w:hAnsi="Times New Roman" w:cs="Times New Roman"/>
+            <w:instrText xml:space="preserve"> HYPERLINK \l _Toc6490 </w:instrText>
+          </w:r>
+          <w:r>
+            <w:rPr>
+              <w:rFonts w:ascii="Times New Roman" w:hAnsi="Times New Roman" w:eastAsia="Times New Roman" w:cs="Times New Roman"/>
               <w:szCs w:val="21"/>
             </w:rPr>
             <w:fldChar w:fldCharType="separate"/>
@@ -2761,7 +2812,7 @@
             <w:fldChar w:fldCharType="begin"/>
           </w:r>
           <w:r>
-            <w:instrText xml:space="preserve"> PAGEREF _Toc7567 \h </w:instrText>
+            <w:instrText xml:space="preserve"> PAGEREF _Toc6490 \h </w:instrText>
           </w:r>
           <w:r>
             <w:fldChar w:fldCharType="separate"/>
@@ -2774,7 +2825,7 @@
           </w:r>
           <w:r>
             <w:rPr>
-              <w:rFonts w:ascii="Times New Roman" w:eastAsia="Times New Roman" w:hAnsi="Times New Roman" w:cs="Times New Roman"/>
+              <w:rFonts w:ascii="Times New Roman" w:hAnsi="Times New Roman" w:eastAsia="Times New Roman" w:cs="Times New Roman"/>
               <w:szCs w:val="21"/>
             </w:rPr>
             <w:fldChar w:fldCharType="end"/>
@@ -2782,28 +2833,28 @@
         </w:p>
         <w:p>
           <w:pPr>
-            <w:pStyle w:val="TOC1"/>
+            <w:pStyle w:val="16"/>
             <w:tabs>
               <w:tab w:val="right" w:leader="dot" w:pos="8501"/>
             </w:tabs>
           </w:pPr>
           <w:r>
             <w:rPr>
-              <w:rFonts w:ascii="Times New Roman" w:eastAsia="Times New Roman" w:hAnsi="Times New Roman" w:cs="Times New Roman"/>
+              <w:rFonts w:ascii="Times New Roman" w:hAnsi="Times New Roman" w:eastAsia="Times New Roman" w:cs="Times New Roman"/>
               <w:szCs w:val="21"/>
             </w:rPr>
             <w:fldChar w:fldCharType="begin"/>
           </w:r>
           <w:r>
             <w:rPr>
-              <w:rFonts w:ascii="Times New Roman" w:eastAsia="Times New Roman" w:hAnsi="Times New Roman" w:cs="Times New Roman"/>
+              <w:rFonts w:ascii="Times New Roman" w:hAnsi="Times New Roman" w:eastAsia="Times New Roman" w:cs="Times New Roman"/>
               <w:szCs w:val="21"/>
             </w:rPr>
-            <w:instrText xml:space="preserve"> HYPERLINK \l _Toc6729 </w:instrText>
-          </w:r>
-          <w:r>
-            <w:rPr>
-              <w:rFonts w:ascii="Times New Roman" w:eastAsia="Times New Roman" w:hAnsi="Times New Roman" w:cs="Times New Roman"/>
+            <w:instrText xml:space="preserve"> HYPERLINK \l _Toc15683 </w:instrText>
+          </w:r>
+          <w:r>
+            <w:rPr>
+              <w:rFonts w:ascii="Times New Roman" w:hAnsi="Times New Roman" w:eastAsia="Times New Roman" w:cs="Times New Roman"/>
               <w:szCs w:val="21"/>
             </w:rPr>
             <w:fldChar w:fldCharType="separate"/>
@@ -2822,7 +2873,7 @@
             <w:fldChar w:fldCharType="begin"/>
           </w:r>
           <w:r>
-            <w:instrText xml:space="preserve"> PAGEREF _Toc6729 \h </w:instrText>
+            <w:instrText xml:space="preserve"> PAGEREF _Toc15683 \h </w:instrText>
           </w:r>
           <w:r>
             <w:fldChar w:fldCharType="separate"/>
@@ -2835,7 +2886,7 @@
           </w:r>
           <w:r>
             <w:rPr>
-              <w:rFonts w:ascii="Times New Roman" w:eastAsia="Times New Roman" w:hAnsi="Times New Roman" w:cs="Times New Roman"/>
+              <w:rFonts w:ascii="Times New Roman" w:hAnsi="Times New Roman" w:eastAsia="Times New Roman" w:cs="Times New Roman"/>
               <w:szCs w:val="21"/>
             </w:rPr>
             <w:fldChar w:fldCharType="end"/>
@@ -2843,28 +2894,28 @@
         </w:p>
         <w:p>
           <w:pPr>
-            <w:pStyle w:val="TOC1"/>
+            <w:pStyle w:val="16"/>
             <w:tabs>
               <w:tab w:val="right" w:leader="dot" w:pos="8501"/>
             </w:tabs>
           </w:pPr>
           <w:r>
             <w:rPr>
-              <w:rFonts w:ascii="Times New Roman" w:eastAsia="Times New Roman" w:hAnsi="Times New Roman" w:cs="Times New Roman"/>
+              <w:rFonts w:ascii="Times New Roman" w:hAnsi="Times New Roman" w:eastAsia="Times New Roman" w:cs="Times New Roman"/>
               <w:szCs w:val="21"/>
             </w:rPr>
             <w:fldChar w:fldCharType="begin"/>
           </w:r>
           <w:r>
             <w:rPr>
-              <w:rFonts w:ascii="Times New Roman" w:eastAsia="Times New Roman" w:hAnsi="Times New Roman" w:cs="Times New Roman"/>
+              <w:rFonts w:ascii="Times New Roman" w:hAnsi="Times New Roman" w:eastAsia="Times New Roman" w:cs="Times New Roman"/>
               <w:szCs w:val="21"/>
             </w:rPr>
-            <w:instrText xml:space="preserve"> HYPERLINK \l _Toc20847 </w:instrText>
-          </w:r>
-          <w:r>
-            <w:rPr>
-              <w:rFonts w:ascii="Times New Roman" w:eastAsia="Times New Roman" w:hAnsi="Times New Roman" w:cs="Times New Roman"/>
+            <w:instrText xml:space="preserve"> HYPERLINK \l _Toc5511 </w:instrText>
+          </w:r>
+          <w:r>
+            <w:rPr>
+              <w:rFonts w:ascii="Times New Roman" w:hAnsi="Times New Roman" w:eastAsia="Times New Roman" w:cs="Times New Roman"/>
               <w:szCs w:val="21"/>
             </w:rPr>
             <w:fldChar w:fldCharType="separate"/>
@@ -2885,7 +2936,7 @@
             <w:fldChar w:fldCharType="begin"/>
           </w:r>
           <w:r>
-            <w:instrText xml:space="preserve"> PAGEREF _Toc20847 \h </w:instrText>
+            <w:instrText xml:space="preserve"> PAGEREF _Toc5511 \h </w:instrText>
           </w:r>
           <w:r>
             <w:fldChar w:fldCharType="separate"/>
@@ -2898,7 +2949,7 @@
           </w:r>
           <w:r>
             <w:rPr>
-              <w:rFonts w:ascii="Times New Roman" w:eastAsia="Times New Roman" w:hAnsi="Times New Roman" w:cs="Times New Roman"/>
+              <w:rFonts w:ascii="Times New Roman" w:hAnsi="Times New Roman" w:eastAsia="Times New Roman" w:cs="Times New Roman"/>
               <w:szCs w:val="21"/>
             </w:rPr>
             <w:fldChar w:fldCharType="end"/>
@@ -2921,7 +2972,7 @@
             <w:snapToGrid w:val="0"/>
             <w:spacing w:line="219" w:lineRule="auto"/>
             <w:rPr>
-              <w:rFonts w:ascii="Times New Roman" w:eastAsia="Times New Roman" w:hAnsi="Times New Roman" w:cs="Times New Roman"/>
+              <w:rFonts w:ascii="Times New Roman" w:hAnsi="Times New Roman" w:eastAsia="Times New Roman" w:cs="Times New Roman"/>
               <w:snapToGrid w:val="0"/>
               <w:color w:val="000000"/>
               <w:kern w:val="0"/>
@@ -2932,7 +2983,7 @@
           </w:pPr>
           <w:r>
             <w:rPr>
-              <w:rFonts w:ascii="Times New Roman" w:eastAsia="Times New Roman" w:hAnsi="Times New Roman" w:cs="Times New Roman"/>
+              <w:rFonts w:ascii="Times New Roman" w:hAnsi="Times New Roman" w:eastAsia="Times New Roman" w:cs="Times New Roman"/>
               <w:szCs w:val="21"/>
             </w:rPr>
             <w:fldChar w:fldCharType="end"/>
@@ -2957,7 +3008,7 @@
         <w:snapToGrid w:val="0"/>
         <w:spacing w:line="219" w:lineRule="auto"/>
         <w:rPr>
-          <w:rFonts w:ascii="Times New Roman" w:eastAsia="Times New Roman" w:hAnsi="Times New Roman" w:cs="Times New Roman"/>
+          <w:rFonts w:ascii="Times New Roman" w:hAnsi="Times New Roman" w:eastAsia="Times New Roman" w:cs="Times New Roman"/>
           <w:snapToGrid w:val="0"/>
           <w:color w:val="000000"/>
           <w:kern w:val="0"/>
@@ -2968,13 +3019,13 @@
         <w:sectPr>
           <w:pgSz w:w="11906" w:h="16839"/>
           <w:pgMar w:top="1431" w:right="1700" w:bottom="0" w:left="1705" w:header="0" w:footer="0" w:gutter="0"/>
-          <w:cols w:num="1" w:space="720"/>
+          <w:cols w:space="720" w:num="1"/>
         </w:sectPr>
       </w:pPr>
     </w:p>
     <w:p>
       <w:pPr>
-        <w:pStyle w:val="1"/>
+        <w:pStyle w:val="26"/>
         <w:keepNext w:val="0"/>
         <w:keepLines w:val="0"/>
         <w:pageBreakBefore w:val="0"/>
@@ -2989,7 +3040,7 @@
         <w:adjustRightInd w:val="0"/>
         <w:snapToGrid w:val="0"/>
       </w:pPr>
-      <w:bookmarkStart w:id="3" w:name="_Toc1700"/>
+      <w:bookmarkStart w:id="3" w:name="_Toc9272"/>
       <w:r>
         <w:t>概述</w:t>
       </w:r>
@@ -2997,7 +3048,7 @@
     </w:p>
     <w:p>
       <w:pPr>
-        <w:pStyle w:val="2"/>
+        <w:pStyle w:val="28"/>
         <w:keepNext w:val="0"/>
         <w:keepLines w:val="0"/>
         <w:pageBreakBefore w:val="0"/>
@@ -3014,7 +3065,7 @@
       </w:pPr>
       <w:bookmarkStart w:id="4" w:name="bookmark12"/>
       <w:bookmarkEnd w:id="4"/>
-      <w:bookmarkStart w:id="5" w:name="_Toc6022"/>
+      <w:bookmarkStart w:id="5" w:name="_Toc21610"/>
       <w:r>
         <w:t>目的</w:t>
       </w:r>
@@ -3022,7 +3073,7 @@
     </w:p>
     <w:p>
       <w:pPr>
-        <w:pStyle w:val="a"/>
+        <w:pStyle w:val="27"/>
         <w:bidi w:val="0"/>
       </w:pPr>
       <w:r>
@@ -3031,7 +3082,7 @@
     </w:p>
     <w:p>
       <w:pPr>
-        <w:pStyle w:val="2"/>
+        <w:pStyle w:val="28"/>
         <w:keepNext w:val="0"/>
         <w:keepLines w:val="0"/>
         <w:pageBreakBefore w:val="0"/>
@@ -3046,7 +3097,7 @@
         <w:adjustRightInd w:val="0"/>
         <w:snapToGrid w:val="0"/>
       </w:pPr>
-      <w:bookmarkStart w:id="6" w:name="_Toc29665"/>
+      <w:bookmarkStart w:id="6" w:name="_Toc17783"/>
       <w:r>
         <w:t>范围</w:t>
       </w:r>
@@ -3054,7 +3105,7 @@
     </w:p>
     <w:p>
       <w:pPr>
-        <w:pStyle w:val="a"/>
+        <w:pStyle w:val="27"/>
         <w:keepNext w:val="0"/>
         <w:keepLines w:val="0"/>
         <w:pageBreakBefore w:val="0"/>
@@ -3075,7 +3126,7 @@
     </w:p>
     <w:p>
       <w:pPr>
-        <w:pStyle w:val="1"/>
+        <w:pStyle w:val="26"/>
         <w:keepNext w:val="0"/>
         <w:keepLines w:val="0"/>
         <w:pageBreakBefore w:val="0"/>
@@ -3090,7 +3141,7 @@
         <w:adjustRightInd w:val="0"/>
         <w:snapToGrid w:val="0"/>
       </w:pPr>
-      <w:bookmarkStart w:id="7" w:name="_Toc9465"/>
+      <w:bookmarkStart w:id="7" w:name="_Toc15381"/>
       <w:r>
         <w:t>服务报告（总结）管理流程</w:t>
       </w:r>
@@ -3098,7 +3149,7 @@
     </w:p>
     <w:p>
       <w:pPr>
-        <w:pStyle w:val="2"/>
+        <w:pStyle w:val="28"/>
         <w:keepNext w:val="0"/>
         <w:keepLines w:val="0"/>
         <w:pageBreakBefore w:val="0"/>
@@ -3115,7 +3166,7 @@
       </w:pPr>
       <w:bookmarkStart w:id="8" w:name="bookmark13"/>
       <w:bookmarkEnd w:id="8"/>
-      <w:bookmarkStart w:id="9" w:name="_Toc9644"/>
+      <w:bookmarkStart w:id="9" w:name="_Toc20190"/>
       <w:r>
         <w:t>角色及职责</w:t>
       </w:r>
@@ -3141,16 +3192,16 @@
     </w:p>
     <w:tbl>
       <w:tblPr>
-        <w:tblStyle w:val="TableNormal0"/>
+        <w:tblStyle w:val="24"/>
         <w:tblW w:w="8706" w:type="dxa"/>
         <w:tblInd w:w="17" w:type="dxa"/>
         <w:tblBorders>
-          <w:top w:val="single" w:sz="4" w:space="0" w:color="000000"/>
-          <w:left w:val="single" w:sz="4" w:space="0" w:color="000000"/>
-          <w:bottom w:val="single" w:sz="4" w:space="0" w:color="000000"/>
-          <w:right w:val="single" w:sz="4" w:space="0" w:color="000000"/>
-          <w:insideH w:val="single" w:sz="4" w:space="0" w:color="000000"/>
-          <w:insideV w:val="single" w:sz="4" w:space="0" w:color="000000"/>
+          <w:top w:val="single" w:color="000000" w:sz="4" w:space="0"/>
+          <w:left w:val="single" w:color="000000" w:sz="4" w:space="0"/>
+          <w:bottom w:val="single" w:color="000000" w:sz="4" w:space="0"/>
+          <w:right w:val="single" w:color="000000" w:sz="4" w:space="0"/>
+          <w:insideH w:val="single" w:color="000000" w:sz="4" w:space="0"/>
+          <w:insideV w:val="single" w:color="000000" w:sz="4" w:space="0"/>
         </w:tblBorders>
         <w:tblLayout w:type="fixed"/>
         <w:tblCellMar>
@@ -3167,17 +3218,14 @@
       </w:tblGrid>
       <w:tr>
         <w:tblPrEx>
-          <w:tblW w:w="8706" w:type="dxa"/>
-          <w:tblInd w:w="17" w:type="dxa"/>
           <w:tblBorders>
-            <w:top w:val="single" w:sz="4" w:space="0" w:color="000000"/>
-            <w:left w:val="single" w:sz="4" w:space="0" w:color="000000"/>
-            <w:bottom w:val="single" w:sz="4" w:space="0" w:color="000000"/>
-            <w:right w:val="single" w:sz="4" w:space="0" w:color="000000"/>
-            <w:insideH w:val="single" w:sz="4" w:space="0" w:color="000000"/>
-            <w:insideV w:val="single" w:sz="4" w:space="0" w:color="000000"/>
+            <w:top w:val="single" w:color="000000" w:sz="4" w:space="0"/>
+            <w:left w:val="single" w:color="000000" w:sz="4" w:space="0"/>
+            <w:bottom w:val="single" w:color="000000" w:sz="4" w:space="0"/>
+            <w:right w:val="single" w:color="000000" w:sz="4" w:space="0"/>
+            <w:insideH w:val="single" w:color="000000" w:sz="4" w:space="0"/>
+            <w:insideV w:val="single" w:color="000000" w:sz="4" w:space="0"/>
           </w:tblBorders>
-          <w:tblLayout w:type="fixed"/>
           <w:tblCellMar>
             <w:top w:w="0" w:type="dxa"/>
             <w:left w:w="0" w:type="dxa"/>
@@ -3186,14 +3234,14 @@
           </w:tblCellMar>
         </w:tblPrEx>
         <w:trPr>
-          <w:trHeight w:val="798"/>
+          <w:trHeight w:val="798" w:hRule="atLeast"/>
         </w:trPr>
         <w:tc>
           <w:tcPr>
             <w:tcW w:w="833" w:type="dxa"/>
             <w:tcBorders>
-              <w:top w:val="single" w:sz="12" w:space="0" w:color="000000"/>
-              <w:left w:val="single" w:sz="12" w:space="0" w:color="000000"/>
+              <w:top w:val="single" w:color="000000" w:sz="12" w:space="0"/>
+              <w:left w:val="single" w:color="000000" w:sz="12" w:space="0"/>
             </w:tcBorders>
             <w:shd w:val="clear" w:color="auto" w:fill="D8D8D8"/>
           </w:tcPr>
@@ -3214,14 +3262,14 @@
               <w:snapToGrid w:val="0"/>
               <w:spacing w:before="286" w:line="219" w:lineRule="auto"/>
               <w:rPr>
-                <w:rFonts w:ascii="宋体" w:eastAsia="宋体" w:hAnsi="宋体" w:cs="宋体"/>
+                <w:rFonts w:ascii="宋体" w:hAnsi="宋体" w:eastAsia="宋体" w:cs="宋体"/>
                 <w:sz w:val="24"/>
                 <w:szCs w:val="24"/>
               </w:rPr>
             </w:pPr>
             <w:r>
               <w:rPr>
-                <w:rFonts w:ascii="宋体" w:eastAsia="宋体" w:hAnsi="宋体" w:cs="宋体"/>
+                <w:rFonts w:ascii="宋体" w:hAnsi="宋体" w:eastAsia="宋体" w:cs="宋体"/>
                 <w:b/>
                 <w:bCs/>
                 <w:spacing w:val="-6"/>
@@ -3236,7 +3284,7 @@
           <w:tcPr>
             <w:tcW w:w="7083" w:type="dxa"/>
             <w:tcBorders>
-              <w:top w:val="single" w:sz="12" w:space="0" w:color="000000"/>
+              <w:top w:val="single" w:color="000000" w:sz="12" w:space="0"/>
             </w:tcBorders>
             <w:shd w:val="clear" w:color="auto" w:fill="D8D8D8"/>
           </w:tcPr>
@@ -3258,14 +3306,14 @@
               <w:spacing w:before="286" w:line="221" w:lineRule="auto"/>
               <w:ind w:left="3294"/>
               <w:rPr>
-                <w:rFonts w:ascii="宋体" w:eastAsia="宋体" w:hAnsi="宋体" w:cs="宋体"/>
+                <w:rFonts w:ascii="宋体" w:hAnsi="宋体" w:eastAsia="宋体" w:cs="宋体"/>
                 <w:sz w:val="24"/>
                 <w:szCs w:val="24"/>
               </w:rPr>
             </w:pPr>
             <w:r>
               <w:rPr>
-                <w:rFonts w:ascii="宋体" w:eastAsia="宋体" w:hAnsi="宋体" w:cs="宋体"/>
+                <w:rFonts w:ascii="宋体" w:hAnsi="宋体" w:eastAsia="宋体" w:cs="宋体"/>
                 <w:b/>
                 <w:bCs/>
                 <w:spacing w:val="-6"/>
@@ -3280,7 +3328,7 @@
           <w:tcPr>
             <w:tcW w:w="790" w:type="dxa"/>
             <w:tcBorders>
-              <w:top w:val="single" w:sz="12" w:space="0" w:color="000000"/>
+              <w:top w:val="single" w:color="000000" w:sz="12" w:space="0"/>
             </w:tcBorders>
             <w:shd w:val="clear" w:color="auto" w:fill="D8D8D8"/>
           </w:tcPr>
@@ -3301,7 +3349,7 @@
               <w:snapToGrid w:val="0"/>
               <w:spacing w:before="286" w:line="221" w:lineRule="auto"/>
               <w:rPr>
-                <w:rFonts w:ascii="宋体" w:eastAsia="宋体" w:hAnsi="宋体" w:cs="宋体" w:hint="eastAsia"/>
+                <w:rFonts w:hint="eastAsia" w:ascii="宋体" w:hAnsi="宋体" w:eastAsia="宋体" w:cs="宋体"/>
                 <w:b/>
                 <w:bCs/>
                 <w:spacing w:val="-6"/>
@@ -3312,7 +3360,7 @@
             </w:pPr>
             <w:r>
               <w:rPr>
-                <w:rFonts w:ascii="宋体" w:hAnsi="宋体" w:cs="宋体" w:hint="eastAsia"/>
+                <w:rFonts w:hint="eastAsia" w:ascii="宋体" w:hAnsi="宋体" w:cs="宋体"/>
                 <w:b/>
                 <w:bCs/>
                 <w:spacing w:val="-6"/>
@@ -3327,9 +3375,14 @@
       </w:tr>
       <w:tr>
         <w:tblPrEx>
-          <w:tblW w:w="8706" w:type="dxa"/>
-          <w:tblInd w:w="17" w:type="dxa"/>
-          <w:tblLayout w:type="fixed"/>
+          <w:tblBorders>
+            <w:top w:val="single" w:color="000000" w:sz="4" w:space="0"/>
+            <w:left w:val="single" w:color="000000" w:sz="4" w:space="0"/>
+            <w:bottom w:val="single" w:color="000000" w:sz="4" w:space="0"/>
+            <w:right w:val="single" w:color="000000" w:sz="4" w:space="0"/>
+            <w:insideH w:val="single" w:color="000000" w:sz="4" w:space="0"/>
+            <w:insideV w:val="single" w:color="000000" w:sz="4" w:space="0"/>
+          </w:tblBorders>
           <w:tblCellMar>
             <w:top w:w="0" w:type="dxa"/>
             <w:left w:w="0" w:type="dxa"/>
@@ -3338,13 +3391,13 @@
           </w:tblCellMar>
         </w:tblPrEx>
         <w:trPr>
-          <w:trHeight w:val="1570"/>
+          <w:trHeight w:val="1570" w:hRule="atLeast"/>
         </w:trPr>
         <w:tc>
           <w:tcPr>
             <w:tcW w:w="833" w:type="dxa"/>
             <w:tcBorders>
-              <w:left w:val="single" w:sz="12" w:space="0" w:color="000000"/>
+              <w:left w:val="single" w:color="000000" w:sz="12" w:space="0"/>
             </w:tcBorders>
           </w:tcPr>
           <w:p>
@@ -3364,14 +3417,14 @@
               <w:snapToGrid w:val="0"/>
               <w:spacing w:before="78" w:line="218" w:lineRule="auto"/>
               <w:rPr>
-                <w:rFonts w:ascii="宋体" w:eastAsia="宋体" w:hAnsi="宋体" w:cs="宋体"/>
+                <w:rFonts w:ascii="宋体" w:hAnsi="宋体" w:eastAsia="宋体" w:cs="宋体"/>
                 <w:sz w:val="24"/>
                 <w:szCs w:val="24"/>
               </w:rPr>
             </w:pPr>
             <w:r>
               <w:rPr>
-                <w:rFonts w:ascii="宋体" w:eastAsia="宋体" w:hAnsi="宋体" w:cs="宋体"/>
+                <w:rFonts w:ascii="宋体" w:hAnsi="宋体" w:eastAsia="宋体" w:cs="宋体"/>
                 <w:spacing w:val="-2"/>
                 <w:sz w:val="24"/>
                 <w:szCs w:val="24"/>
@@ -3402,14 +3455,14 @@
               <w:spacing w:before="220" w:line="218" w:lineRule="auto"/>
               <w:ind w:left="15"/>
               <w:rPr>
-                <w:rFonts w:ascii="宋体" w:eastAsia="宋体" w:hAnsi="宋体" w:cs="宋体"/>
+                <w:rFonts w:ascii="宋体" w:hAnsi="宋体" w:eastAsia="宋体" w:cs="宋体"/>
                 <w:sz w:val="21"/>
                 <w:szCs w:val="21"/>
               </w:rPr>
             </w:pPr>
             <w:r>
               <w:rPr>
-                <w:rFonts w:ascii="宋体" w:eastAsia="宋体" w:hAnsi="宋体" w:cs="宋体"/>
+                <w:rFonts w:ascii="宋体" w:hAnsi="宋体" w:eastAsia="宋体" w:cs="宋体"/>
                 <w:spacing w:val="-1"/>
                 <w:sz w:val="21"/>
                 <w:szCs w:val="21"/>
@@ -3435,14 +3488,14 @@
               <w:spacing w:before="220" w:line="218" w:lineRule="auto"/>
               <w:ind w:left="15"/>
               <w:rPr>
-                <w:rFonts w:ascii="宋体" w:eastAsia="宋体" w:hAnsi="宋体" w:cs="宋体"/>
+                <w:rFonts w:ascii="宋体" w:hAnsi="宋体" w:eastAsia="宋体" w:cs="宋体"/>
                 <w:sz w:val="21"/>
                 <w:szCs w:val="21"/>
               </w:rPr>
             </w:pPr>
             <w:r>
               <w:rPr>
-                <w:rFonts w:ascii="宋体" w:eastAsia="宋体" w:hAnsi="宋体" w:cs="宋体"/>
+                <w:rFonts w:ascii="宋体" w:hAnsi="宋体" w:eastAsia="宋体" w:cs="宋体"/>
                 <w:spacing w:val="-1"/>
                 <w:sz w:val="21"/>
                 <w:szCs w:val="21"/>
@@ -3468,14 +3521,14 @@
               <w:spacing w:before="219" w:line="217" w:lineRule="auto"/>
               <w:ind w:left="15"/>
               <w:rPr>
-                <w:rFonts w:ascii="宋体" w:eastAsia="宋体" w:hAnsi="宋体" w:cs="宋体"/>
+                <w:rFonts w:ascii="宋体" w:hAnsi="宋体" w:eastAsia="宋体" w:cs="宋体"/>
                 <w:sz w:val="21"/>
                 <w:szCs w:val="21"/>
               </w:rPr>
             </w:pPr>
             <w:r>
               <w:rPr>
-                <w:rFonts w:ascii="宋体" w:eastAsia="宋体" w:hAnsi="宋体" w:cs="宋体"/>
+                <w:rFonts w:ascii="宋体" w:hAnsi="宋体" w:eastAsia="宋体" w:cs="宋体"/>
                 <w:spacing w:val="-1"/>
                 <w:sz w:val="21"/>
                 <w:szCs w:val="21"/>
@@ -3506,7 +3559,7 @@
               <w:spacing w:before="219" w:line="217" w:lineRule="auto"/>
               <w:ind w:left="15"/>
               <w:rPr>
-                <w:rFonts w:ascii="宋体" w:eastAsia="宋体" w:hAnsi="宋体" w:cs="宋体" w:hint="default"/>
+                <w:rFonts w:hint="default" w:ascii="宋体" w:hAnsi="宋体" w:eastAsia="宋体" w:cs="宋体"/>
                 <w:spacing w:val="-1"/>
                 <w:sz w:val="21"/>
                 <w:szCs w:val="21"/>
@@ -3515,7 +3568,7 @@
             </w:pPr>
             <w:r>
               <w:rPr>
-                <w:rFonts w:ascii="宋体" w:hAnsi="宋体" w:cs="宋体" w:hint="eastAsia"/>
+                <w:rFonts w:hint="eastAsia" w:ascii="宋体" w:hAnsi="宋体" w:cs="宋体"/>
                 <w:spacing w:val="-1"/>
                 <w:sz w:val="21"/>
                 <w:szCs w:val="21"/>
@@ -3528,9 +3581,14 @@
       </w:tr>
       <w:tr>
         <w:tblPrEx>
-          <w:tblW w:w="8706" w:type="dxa"/>
-          <w:tblInd w:w="17" w:type="dxa"/>
-          <w:tblLayout w:type="fixed"/>
+          <w:tblBorders>
+            <w:top w:val="single" w:color="000000" w:sz="4" w:space="0"/>
+            <w:left w:val="single" w:color="000000" w:sz="4" w:space="0"/>
+            <w:bottom w:val="single" w:color="000000" w:sz="4" w:space="0"/>
+            <w:right w:val="single" w:color="000000" w:sz="4" w:space="0"/>
+            <w:insideH w:val="single" w:color="000000" w:sz="4" w:space="0"/>
+            <w:insideV w:val="single" w:color="000000" w:sz="4" w:space="0"/>
+          </w:tblBorders>
           <w:tblCellMar>
             <w:top w:w="0" w:type="dxa"/>
             <w:left w:w="0" w:type="dxa"/>
@@ -3539,13 +3597,13 @@
           </w:tblCellMar>
         </w:tblPrEx>
         <w:trPr>
-          <w:trHeight w:val="1109"/>
+          <w:trHeight w:val="1109" w:hRule="atLeast"/>
         </w:trPr>
         <w:tc>
           <w:tcPr>
             <w:tcW w:w="833" w:type="dxa"/>
             <w:tcBorders>
-              <w:left w:val="single" w:sz="12" w:space="0" w:color="000000"/>
+              <w:left w:val="single" w:color="000000" w:sz="12" w:space="0"/>
             </w:tcBorders>
           </w:tcPr>
           <w:p>
@@ -3565,14 +3623,14 @@
               <w:snapToGrid w:val="0"/>
               <w:spacing w:before="78" w:line="220" w:lineRule="auto"/>
               <w:rPr>
-                <w:rFonts w:ascii="宋体" w:eastAsia="宋体" w:hAnsi="宋体" w:cs="宋体"/>
+                <w:rFonts w:ascii="宋体" w:hAnsi="宋体" w:eastAsia="宋体" w:cs="宋体"/>
                 <w:sz w:val="24"/>
                 <w:szCs w:val="24"/>
               </w:rPr>
             </w:pPr>
             <w:r>
               <w:rPr>
-                <w:rFonts w:ascii="宋体" w:eastAsia="宋体" w:hAnsi="宋体" w:cs="宋体"/>
+                <w:rFonts w:ascii="宋体" w:hAnsi="宋体" w:eastAsia="宋体" w:cs="宋体"/>
                 <w:spacing w:val="-5"/>
                 <w:sz w:val="24"/>
                 <w:szCs w:val="24"/>
@@ -3603,14 +3661,14 @@
               <w:spacing w:before="225" w:line="218" w:lineRule="auto"/>
               <w:ind w:left="15"/>
               <w:rPr>
-                <w:rFonts w:ascii="宋体" w:eastAsia="宋体" w:hAnsi="宋体" w:cs="宋体"/>
+                <w:rFonts w:ascii="宋体" w:hAnsi="宋体" w:eastAsia="宋体" w:cs="宋体"/>
                 <w:sz w:val="21"/>
                 <w:szCs w:val="21"/>
               </w:rPr>
             </w:pPr>
             <w:r>
               <w:rPr>
-                <w:rFonts w:ascii="宋体" w:eastAsia="宋体" w:hAnsi="宋体" w:cs="宋体"/>
+                <w:rFonts w:ascii="宋体" w:hAnsi="宋体" w:eastAsia="宋体" w:cs="宋体"/>
                 <w:spacing w:val="-2"/>
                 <w:sz w:val="21"/>
                 <w:szCs w:val="21"/>
@@ -3636,14 +3694,14 @@
               <w:spacing w:before="220" w:line="220" w:lineRule="auto"/>
               <w:ind w:left="15"/>
               <w:rPr>
-                <w:rFonts w:ascii="宋体" w:eastAsia="宋体" w:hAnsi="宋体" w:cs="宋体"/>
+                <w:rFonts w:ascii="宋体" w:hAnsi="宋体" w:eastAsia="宋体" w:cs="宋体"/>
                 <w:sz w:val="21"/>
                 <w:szCs w:val="21"/>
               </w:rPr>
             </w:pPr>
             <w:r>
               <w:rPr>
-                <w:rFonts w:ascii="宋体" w:eastAsia="宋体" w:hAnsi="宋体" w:cs="宋体"/>
+                <w:rFonts w:ascii="宋体" w:hAnsi="宋体" w:eastAsia="宋体" w:cs="宋体"/>
                 <w:spacing w:val="-4"/>
                 <w:sz w:val="21"/>
                 <w:szCs w:val="21"/>
@@ -3652,7 +3710,7 @@
             </w:r>
             <w:r>
               <w:rPr>
-                <w:rFonts w:ascii="宋体" w:eastAsia="宋体" w:hAnsi="宋体" w:cs="宋体"/>
+                <w:rFonts w:ascii="宋体" w:hAnsi="宋体" w:eastAsia="宋体" w:cs="宋体"/>
                 <w:spacing w:val="-44"/>
                 <w:sz w:val="21"/>
                 <w:szCs w:val="21"/>
@@ -3661,7 +3719,7 @@
             </w:r>
             <w:r>
               <w:rPr>
-                <w:rFonts w:ascii="宋体" w:eastAsia="宋体" w:hAnsi="宋体" w:cs="宋体"/>
+                <w:rFonts w:ascii="宋体" w:hAnsi="宋体" w:eastAsia="宋体" w:cs="宋体"/>
                 <w:spacing w:val="-4"/>
                 <w:sz w:val="21"/>
                 <w:szCs w:val="21"/>
@@ -3670,7 +3728,7 @@
             </w:r>
             <w:r>
               <w:rPr>
-                <w:rFonts w:ascii="宋体" w:eastAsia="宋体" w:hAnsi="宋体" w:cs="宋体"/>
+                <w:rFonts w:ascii="宋体" w:hAnsi="宋体" w:eastAsia="宋体" w:cs="宋体"/>
                 <w:spacing w:val="-28"/>
                 <w:sz w:val="21"/>
                 <w:szCs w:val="21"/>
@@ -3679,7 +3737,7 @@
             </w:r>
             <w:r>
               <w:rPr>
-                <w:rFonts w:ascii="宋体" w:eastAsia="宋体" w:hAnsi="宋体" w:cs="宋体"/>
+                <w:rFonts w:ascii="宋体" w:hAnsi="宋体" w:eastAsia="宋体" w:cs="宋体"/>
                 <w:spacing w:val="-4"/>
                 <w:sz w:val="21"/>
                 <w:szCs w:val="21"/>
@@ -3710,7 +3768,7 @@
               <w:spacing w:before="220" w:line="220" w:lineRule="auto"/>
               <w:ind w:left="15"/>
               <w:rPr>
-                <w:rFonts w:ascii="宋体" w:eastAsia="宋体" w:hAnsi="宋体" w:cs="宋体" w:hint="default"/>
+                <w:rFonts w:hint="default" w:ascii="宋体" w:hAnsi="宋体" w:eastAsia="宋体" w:cs="宋体"/>
                 <w:spacing w:val="-4"/>
                 <w:sz w:val="21"/>
                 <w:szCs w:val="21"/>
@@ -3719,7 +3777,7 @@
             </w:pPr>
             <w:r>
               <w:rPr>
-                <w:rFonts w:ascii="宋体" w:hAnsi="宋体" w:cs="宋体" w:hint="eastAsia"/>
+                <w:rFonts w:hint="eastAsia" w:ascii="宋体" w:hAnsi="宋体" w:cs="宋体"/>
                 <w:spacing w:val="-4"/>
                 <w:sz w:val="21"/>
                 <w:szCs w:val="21"/>
@@ -3733,7 +3791,7 @@
     </w:tbl>
     <w:p>
       <w:pPr>
-        <w:pStyle w:val="2"/>
+        <w:pStyle w:val="28"/>
         <w:keepNext w:val="0"/>
         <w:keepLines w:val="0"/>
         <w:pageBreakBefore w:val="0"/>
@@ -3748,7 +3806,7 @@
         <w:adjustRightInd w:val="0"/>
         <w:snapToGrid w:val="0"/>
       </w:pPr>
-      <w:bookmarkStart w:id="10" w:name="_Toc29776"/>
+      <w:bookmarkStart w:id="10" w:name="_Toc30407"/>
       <w:r>
         <w:rPr>
           <w:rFonts w:hint="eastAsia"/>
@@ -3763,7 +3821,7 @@
     </w:p>
     <w:p>
       <w:pPr>
-        <w:pStyle w:val="a"/>
+        <w:pStyle w:val="27"/>
         <w:keepNext w:val="0"/>
         <w:keepLines w:val="0"/>
         <w:pageBreakBefore w:val="0"/>
@@ -3791,7 +3849,7 @@
     </w:p>
     <w:p>
       <w:pPr>
-        <w:pStyle w:val="a"/>
+        <w:pStyle w:val="27"/>
         <w:keepNext w:val="0"/>
         <w:keepLines w:val="0"/>
         <w:pageBreakBefore w:val="0"/>
@@ -3819,7 +3877,7 @@
     </w:p>
     <w:p>
       <w:pPr>
-        <w:pStyle w:val="2"/>
+        <w:pStyle w:val="28"/>
         <w:keepNext w:val="0"/>
         <w:keepLines w:val="0"/>
         <w:pageBreakBefore w:val="0"/>
@@ -3834,7 +3892,7 @@
         <w:adjustRightInd w:val="0"/>
         <w:snapToGrid w:val="0"/>
       </w:pPr>
-      <w:bookmarkStart w:id="11" w:name="_Toc12315"/>
+      <w:bookmarkStart w:id="11" w:name="_Toc20906"/>
       <w:r>
         <w:t>服务报告</w:t>
       </w:r>
@@ -3859,7 +3917,7 @@
     </w:p>
     <w:p>
       <w:pPr>
-        <w:pStyle w:val="a3"/>
+        <w:pStyle w:val="41"/>
         <w:keepNext w:val="0"/>
         <w:keepLines w:val="0"/>
         <w:pageBreakBefore w:val="0"/>
@@ -3880,7 +3938,7 @@
     </w:p>
     <w:p>
       <w:pPr>
-        <w:pStyle w:val="a3"/>
+        <w:pStyle w:val="41"/>
         <w:keepNext w:val="0"/>
         <w:keepLines w:val="0"/>
         <w:pageBreakBefore w:val="0"/>
@@ -3905,7 +3963,7 @@
     </w:p>
     <w:p>
       <w:pPr>
-        <w:pStyle w:val="a3"/>
+        <w:pStyle w:val="41"/>
         <w:keepNext w:val="0"/>
         <w:keepLines w:val="0"/>
         <w:pageBreakBefore w:val="0"/>
@@ -3930,7 +3988,7 @@
     </w:p>
     <w:p>
       <w:pPr>
-        <w:pStyle w:val="a3"/>
+        <w:pStyle w:val="41"/>
         <w:keepNext w:val="0"/>
         <w:keepLines w:val="0"/>
         <w:pageBreakBefore w:val="0"/>
@@ -3955,7 +4013,7 @@
     </w:p>
     <w:p>
       <w:pPr>
-        <w:pStyle w:val="a3"/>
+        <w:pStyle w:val="41"/>
         <w:keepNext w:val="0"/>
         <w:keepLines w:val="0"/>
         <w:pageBreakBefore w:val="0"/>
@@ -3980,7 +4038,7 @@
     </w:p>
     <w:p>
       <w:pPr>
-        <w:pStyle w:val="2"/>
+        <w:pStyle w:val="28"/>
         <w:keepNext w:val="0"/>
         <w:keepLines w:val="0"/>
         <w:pageBreakBefore w:val="0"/>
@@ -3995,7 +4053,7 @@
         <w:adjustRightInd w:val="0"/>
         <w:snapToGrid w:val="0"/>
       </w:pPr>
-      <w:bookmarkStart w:id="12" w:name="_Toc30662"/>
+      <w:bookmarkStart w:id="12" w:name="_Toc11992"/>
       <w:r>
         <w:t>服务报告管理</w:t>
       </w:r>
@@ -4003,17 +4061,18 @@
     </w:p>
     <w:tbl>
       <w:tblPr>
-        <w:tblStyle w:val="TableGrid"/>
+        <w:tblStyle w:val="21"/>
         <w:tblW w:w="0" w:type="auto"/>
         <w:tblInd w:w="0" w:type="dxa"/>
         <w:tblBorders>
-          <w:top w:val="single" w:sz="4" w:space="0" w:color="auto"/>
-          <w:left w:val="single" w:sz="4" w:space="0" w:color="auto"/>
-          <w:bottom w:val="single" w:sz="4" w:space="0" w:color="auto"/>
-          <w:right w:val="single" w:sz="4" w:space="0" w:color="auto"/>
-          <w:insideH w:val="single" w:sz="4" w:space="0" w:color="auto"/>
-          <w:insideV w:val="single" w:sz="4" w:space="0" w:color="auto"/>
+          <w:top w:val="single" w:color="auto" w:sz="4" w:space="0"/>
+          <w:left w:val="single" w:color="auto" w:sz="4" w:space="0"/>
+          <w:bottom w:val="single" w:color="auto" w:sz="4" w:space="0"/>
+          <w:right w:val="single" w:color="auto" w:sz="4" w:space="0"/>
+          <w:insideH w:val="single" w:color="auto" w:sz="4" w:space="0"/>
+          <w:insideV w:val="single" w:color="auto" w:sz="4" w:space="0"/>
         </w:tblBorders>
+        <w:tblLayout w:type="autofit"/>
         <w:tblCellMar>
           <w:top w:w="0" w:type="dxa"/>
           <w:left w:w="108" w:type="dxa"/>
@@ -4033,15 +4092,13 @@
       </w:tblGrid>
       <w:tr>
         <w:tblPrEx>
-          <w:tblW w:w="0" w:type="auto"/>
-          <w:tblInd w:w="0" w:type="dxa"/>
           <w:tblBorders>
-            <w:top w:val="single" w:sz="4" w:space="0" w:color="auto"/>
-            <w:left w:val="single" w:sz="4" w:space="0" w:color="auto"/>
-            <w:bottom w:val="single" w:sz="4" w:space="0" w:color="auto"/>
-            <w:right w:val="single" w:sz="4" w:space="0" w:color="auto"/>
-            <w:insideH w:val="single" w:sz="4" w:space="0" w:color="auto"/>
-            <w:insideV w:val="single" w:sz="4" w:space="0" w:color="auto"/>
+            <w:top w:val="single" w:color="auto" w:sz="4" w:space="0"/>
+            <w:left w:val="single" w:color="auto" w:sz="4" w:space="0"/>
+            <w:bottom w:val="single" w:color="auto" w:sz="4" w:space="0"/>
+            <w:right w:val="single" w:color="auto" w:sz="4" w:space="0"/>
+            <w:insideH w:val="single" w:color="auto" w:sz="4" w:space="0"/>
+            <w:insideV w:val="single" w:color="auto" w:sz="4" w:space="0"/>
           </w:tblBorders>
           <w:tblCellMar>
             <w:top w:w="0" w:type="dxa"/>
@@ -4080,7 +4137,7 @@
             </w:pPr>
             <w:r>
               <w:rPr>
-                <w:rFonts w:ascii="宋体" w:eastAsia="宋体" w:hAnsi="宋体" w:cs="宋体" w:hint="eastAsia"/>
+                <w:rFonts w:hint="eastAsia" w:ascii="宋体" w:hAnsi="宋体" w:eastAsia="宋体" w:cs="宋体"/>
                 <w:b/>
                 <w:bCs/>
                 <w:i w:val="0"/>
@@ -4097,7 +4154,7 @@
             </w:r>
             <w:r>
               <w:rPr>
-                <w:rStyle w:val="font21"/>
+                <w:rStyle w:val="31"/>
                 <w:snapToGrid w:val="0"/>
                 <w:color w:val="000000"/>
                 <w:sz w:val="15"/>
@@ -4108,7 +4165,7 @@
             </w:r>
             <w:r>
               <w:rPr>
-                <w:rStyle w:val="font11"/>
+                <w:rStyle w:val="32"/>
                 <w:snapToGrid w:val="0"/>
                 <w:color w:val="000000"/>
                 <w:sz w:val="15"/>
@@ -4149,7 +4206,7 @@
             </w:pPr>
             <w:r>
               <w:rPr>
-                <w:rFonts w:ascii="宋体" w:eastAsia="宋体" w:hAnsi="宋体" w:cs="宋体" w:hint="eastAsia"/>
+                <w:rFonts w:hint="eastAsia" w:ascii="宋体" w:hAnsi="宋体" w:eastAsia="宋体" w:cs="宋体"/>
                 <w:b/>
                 <w:bCs/>
                 <w:i w:val="0"/>
@@ -4196,7 +4253,7 @@
             </w:pPr>
             <w:r>
               <w:rPr>
-                <w:rFonts w:ascii="宋体" w:eastAsia="宋体" w:hAnsi="宋体" w:cs="宋体" w:hint="eastAsia"/>
+                <w:rFonts w:hint="eastAsia" w:ascii="宋体" w:hAnsi="宋体" w:eastAsia="宋体" w:cs="宋体"/>
                 <w:b/>
                 <w:bCs/>
                 <w:i w:val="0"/>
@@ -4213,7 +4270,7 @@
             </w:r>
             <w:r>
               <w:rPr>
-                <w:rStyle w:val="font21"/>
+                <w:rStyle w:val="31"/>
                 <w:snapToGrid w:val="0"/>
                 <w:color w:val="000000"/>
                 <w:sz w:val="15"/>
@@ -4224,7 +4281,7 @@
             </w:r>
             <w:r>
               <w:rPr>
-                <w:rStyle w:val="font11"/>
+                <w:rStyle w:val="32"/>
                 <w:snapToGrid w:val="0"/>
                 <w:color w:val="000000"/>
                 <w:sz w:val="15"/>
@@ -4235,7 +4292,7 @@
             </w:r>
             <w:r>
               <w:rPr>
-                <w:rStyle w:val="font21"/>
+                <w:rStyle w:val="31"/>
                 <w:snapToGrid w:val="0"/>
                 <w:color w:val="000000"/>
                 <w:sz w:val="15"/>
@@ -4246,7 +4303,7 @@
             </w:r>
             <w:r>
               <w:rPr>
-                <w:rStyle w:val="font11"/>
+                <w:rStyle w:val="32"/>
                 <w:snapToGrid w:val="0"/>
                 <w:color w:val="000000"/>
                 <w:sz w:val="15"/>
@@ -4287,7 +4344,7 @@
             </w:pPr>
             <w:r>
               <w:rPr>
-                <w:rFonts w:ascii="宋体" w:eastAsia="宋体" w:hAnsi="宋体" w:cs="宋体" w:hint="eastAsia"/>
+                <w:rFonts w:hint="eastAsia" w:ascii="宋体" w:hAnsi="宋体" w:eastAsia="宋体" w:cs="宋体"/>
                 <w:b/>
                 <w:bCs/>
                 <w:i w:val="0"/>
@@ -4304,7 +4361,7 @@
             </w:r>
             <w:r>
               <w:rPr>
-                <w:rStyle w:val="font21"/>
+                <w:rStyle w:val="31"/>
                 <w:snapToGrid w:val="0"/>
                 <w:color w:val="000000"/>
                 <w:sz w:val="15"/>
@@ -4315,7 +4372,7 @@
             </w:r>
             <w:r>
               <w:rPr>
-                <w:rStyle w:val="font11"/>
+                <w:rStyle w:val="32"/>
                 <w:snapToGrid w:val="0"/>
                 <w:color w:val="000000"/>
                 <w:sz w:val="15"/>
@@ -4326,7 +4383,7 @@
             </w:r>
             <w:r>
               <w:rPr>
-                <w:rStyle w:val="font21"/>
+                <w:rStyle w:val="31"/>
                 <w:snapToGrid w:val="0"/>
                 <w:color w:val="000000"/>
                 <w:sz w:val="15"/>
@@ -4337,7 +4394,7 @@
             </w:r>
             <w:r>
               <w:rPr>
-                <w:rStyle w:val="font11"/>
+                <w:rStyle w:val="32"/>
                 <w:snapToGrid w:val="0"/>
                 <w:color w:val="000000"/>
                 <w:sz w:val="15"/>
@@ -4378,7 +4435,7 @@
             </w:pPr>
             <w:r>
               <w:rPr>
-                <w:rFonts w:ascii="宋体" w:eastAsia="宋体" w:hAnsi="宋体" w:cs="宋体" w:hint="eastAsia"/>
+                <w:rFonts w:hint="eastAsia" w:ascii="宋体" w:hAnsi="宋体" w:eastAsia="宋体" w:cs="宋体"/>
                 <w:b/>
                 <w:bCs/>
                 <w:i w:val="0"/>
@@ -4395,7 +4452,7 @@
             </w:r>
             <w:r>
               <w:rPr>
-                <w:rStyle w:val="font21"/>
+                <w:rStyle w:val="31"/>
                 <w:snapToGrid w:val="0"/>
                 <w:color w:val="000000"/>
                 <w:sz w:val="15"/>
@@ -4406,7 +4463,7 @@
             </w:r>
             <w:r>
               <w:rPr>
-                <w:rStyle w:val="font11"/>
+                <w:rStyle w:val="32"/>
                 <w:snapToGrid w:val="0"/>
                 <w:color w:val="000000"/>
                 <w:sz w:val="15"/>
@@ -4417,7 +4474,7 @@
             </w:r>
             <w:r>
               <w:rPr>
-                <w:rStyle w:val="font21"/>
+                <w:rStyle w:val="31"/>
                 <w:snapToGrid w:val="0"/>
                 <w:color w:val="000000"/>
                 <w:sz w:val="15"/>
@@ -4428,7 +4485,7 @@
             </w:r>
             <w:r>
               <w:rPr>
-                <w:rStyle w:val="font11"/>
+                <w:rStyle w:val="32"/>
                 <w:snapToGrid w:val="0"/>
                 <w:color w:val="000000"/>
                 <w:sz w:val="15"/>
@@ -4439,7 +4496,7 @@
             </w:r>
             <w:r>
               <w:rPr>
-                <w:rStyle w:val="font21"/>
+                <w:rStyle w:val="31"/>
                 <w:snapToGrid w:val="0"/>
                 <w:color w:val="000000"/>
                 <w:sz w:val="15"/>
@@ -4450,7 +4507,7 @@
             </w:r>
             <w:r>
               <w:rPr>
-                <w:rStyle w:val="font11"/>
+                <w:rStyle w:val="32"/>
                 <w:snapToGrid w:val="0"/>
                 <w:color w:val="000000"/>
                 <w:sz w:val="15"/>
@@ -4491,7 +4548,7 @@
             </w:pPr>
             <w:r>
               <w:rPr>
-                <w:rFonts w:ascii="宋体" w:eastAsia="宋体" w:hAnsi="宋体" w:cs="宋体" w:hint="eastAsia"/>
+                <w:rFonts w:hint="eastAsia" w:ascii="宋体" w:hAnsi="宋体" w:eastAsia="宋体" w:cs="宋体"/>
                 <w:b/>
                 <w:bCs/>
                 <w:i w:val="0"/>
@@ -4508,7 +4565,7 @@
             </w:r>
             <w:r>
               <w:rPr>
-                <w:rStyle w:val="font21"/>
+                <w:rStyle w:val="31"/>
                 <w:snapToGrid w:val="0"/>
                 <w:color w:val="000000"/>
                 <w:sz w:val="15"/>
@@ -4519,7 +4576,7 @@
             </w:r>
             <w:r>
               <w:rPr>
-                <w:rStyle w:val="font11"/>
+                <w:rStyle w:val="32"/>
                 <w:snapToGrid w:val="0"/>
                 <w:color w:val="000000"/>
                 <w:sz w:val="15"/>
@@ -4530,7 +4587,7 @@
             </w:r>
             <w:r>
               <w:rPr>
-                <w:rStyle w:val="font21"/>
+                <w:rStyle w:val="31"/>
                 <w:snapToGrid w:val="0"/>
                 <w:color w:val="000000"/>
                 <w:sz w:val="15"/>
@@ -4541,7 +4598,7 @@
             </w:r>
             <w:r>
               <w:rPr>
-                <w:rStyle w:val="font11"/>
+                <w:rStyle w:val="32"/>
                 <w:snapToGrid w:val="0"/>
                 <w:color w:val="000000"/>
                 <w:sz w:val="15"/>
@@ -4552,7 +4609,7 @@
             </w:r>
             <w:r>
               <w:rPr>
-                <w:rStyle w:val="font21"/>
+                <w:rStyle w:val="31"/>
                 <w:snapToGrid w:val="0"/>
                 <w:color w:val="000000"/>
                 <w:sz w:val="15"/>
@@ -4563,7 +4620,7 @@
             </w:r>
             <w:r>
               <w:rPr>
-                <w:rStyle w:val="font11"/>
+                <w:rStyle w:val="32"/>
                 <w:snapToGrid w:val="0"/>
                 <w:color w:val="000000"/>
                 <w:sz w:val="15"/>
@@ -4604,7 +4661,7 @@
             </w:pPr>
             <w:r>
               <w:rPr>
-                <w:rFonts w:ascii="宋体" w:eastAsia="宋体" w:hAnsi="宋体" w:cs="宋体" w:hint="eastAsia"/>
+                <w:rFonts w:hint="eastAsia" w:ascii="宋体" w:hAnsi="宋体" w:eastAsia="宋体" w:cs="宋体"/>
                 <w:b/>
                 <w:bCs/>
                 <w:i w:val="0"/>
@@ -4651,7 +4708,7 @@
             </w:pPr>
             <w:r>
               <w:rPr>
-                <w:rFonts w:ascii="宋体" w:eastAsia="宋体" w:hAnsi="宋体" w:cs="宋体" w:hint="eastAsia"/>
+                <w:rFonts w:hint="eastAsia" w:ascii="宋体" w:hAnsi="宋体" w:eastAsia="宋体" w:cs="宋体"/>
                 <w:b/>
                 <w:bCs/>
                 <w:i w:val="0"/>
@@ -4671,8 +4728,14 @@
       </w:tr>
       <w:tr>
         <w:tblPrEx>
-          <w:tblW w:w="0" w:type="auto"/>
-          <w:tblInd w:w="0" w:type="dxa"/>
+          <w:tblBorders>
+            <w:top w:val="single" w:color="auto" w:sz="4" w:space="0"/>
+            <w:left w:val="single" w:color="auto" w:sz="4" w:space="0"/>
+            <w:bottom w:val="single" w:color="auto" w:sz="4" w:space="0"/>
+            <w:right w:val="single" w:color="auto" w:sz="4" w:space="0"/>
+            <w:insideH w:val="single" w:color="auto" w:sz="4" w:space="0"/>
+            <w:insideV w:val="single" w:color="auto" w:sz="4" w:space="0"/>
+          </w:tblBorders>
           <w:tblCellMar>
             <w:top w:w="0" w:type="dxa"/>
             <w:left w:w="108" w:type="dxa"/>
@@ -4704,7 +4767,7 @@
               <w:jc w:val="left"/>
               <w:textAlignment w:val="center"/>
               <w:rPr>
-                <w:rFonts w:ascii="宋体" w:eastAsia="宋体" w:hAnsi="宋体" w:cs="宋体" w:hint="eastAsia"/>
+                <w:rFonts w:hint="eastAsia" w:ascii="宋体" w:hAnsi="宋体" w:eastAsia="宋体" w:cs="宋体"/>
                 <w:i w:val="0"/>
                 <w:iCs w:val="0"/>
                 <w:snapToGrid w:val="0"/>
@@ -4718,7 +4781,7 @@
             </w:pPr>
             <w:r>
               <w:rPr>
-                <w:rFonts w:ascii="宋体" w:eastAsia="宋体" w:hAnsi="宋体" w:cs="宋体" w:hint="eastAsia"/>
+                <w:rFonts w:hint="eastAsia" w:ascii="宋体" w:hAnsi="宋体" w:eastAsia="宋体" w:cs="宋体"/>
                 <w:i w:val="0"/>
                 <w:iCs w:val="0"/>
                 <w:snapToGrid w:val="0"/>
@@ -4757,7 +4820,7 @@
               <w:jc w:val="left"/>
               <w:textAlignment w:val="center"/>
               <w:rPr>
-                <w:rFonts w:ascii="宋体" w:eastAsia="宋体" w:hAnsi="宋体" w:cs="宋体" w:hint="eastAsia"/>
+                <w:rFonts w:hint="eastAsia" w:ascii="宋体" w:hAnsi="宋体" w:eastAsia="宋体" w:cs="宋体"/>
                 <w:i w:val="0"/>
                 <w:iCs w:val="0"/>
                 <w:snapToGrid w:val="0"/>
@@ -4771,7 +4834,7 @@
             </w:pPr>
             <w:r>
               <w:rPr>
-                <w:rFonts w:ascii="宋体" w:eastAsia="宋体" w:hAnsi="宋体" w:cs="宋体" w:hint="eastAsia"/>
+                <w:rFonts w:hint="eastAsia" w:ascii="宋体" w:hAnsi="宋体" w:eastAsia="宋体" w:cs="宋体"/>
                 <w:i w:val="0"/>
                 <w:iCs w:val="0"/>
                 <w:snapToGrid w:val="0"/>
@@ -4810,7 +4873,7 @@
               <w:jc w:val="left"/>
               <w:textAlignment w:val="center"/>
               <w:rPr>
-                <w:rFonts w:ascii="宋体" w:eastAsia="宋体" w:hAnsi="宋体" w:cs="宋体" w:hint="eastAsia"/>
+                <w:rFonts w:hint="eastAsia" w:ascii="宋体" w:hAnsi="宋体" w:eastAsia="宋体" w:cs="宋体"/>
                 <w:i w:val="0"/>
                 <w:iCs w:val="0"/>
                 <w:snapToGrid w:val="0"/>
@@ -4824,7 +4887,7 @@
             </w:pPr>
             <w:r>
               <w:rPr>
-                <w:rFonts w:ascii="宋体" w:eastAsia="宋体" w:hAnsi="宋体" w:cs="宋体" w:hint="eastAsia"/>
+                <w:rFonts w:hint="eastAsia" w:ascii="宋体" w:hAnsi="宋体" w:eastAsia="宋体" w:cs="宋体"/>
                 <w:i w:val="0"/>
                 <w:iCs w:val="0"/>
                 <w:snapToGrid w:val="0"/>
@@ -4863,7 +4926,7 @@
               <w:jc w:val="left"/>
               <w:textAlignment w:val="center"/>
               <w:rPr>
-                <w:rFonts w:ascii="宋体" w:eastAsia="宋体" w:hAnsi="宋体" w:cs="宋体" w:hint="eastAsia"/>
+                <w:rFonts w:hint="eastAsia" w:ascii="宋体" w:hAnsi="宋体" w:eastAsia="宋体" w:cs="宋体"/>
                 <w:i w:val="0"/>
                 <w:iCs w:val="0"/>
                 <w:snapToGrid w:val="0"/>
@@ -4877,7 +4940,7 @@
             </w:pPr>
             <w:r>
               <w:rPr>
-                <w:rFonts w:ascii="宋体" w:eastAsia="宋体" w:hAnsi="宋体" w:cs="宋体" w:hint="eastAsia"/>
+                <w:rFonts w:hint="eastAsia" w:ascii="宋体" w:hAnsi="宋体" w:eastAsia="宋体" w:cs="宋体"/>
                 <w:i w:val="0"/>
                 <w:iCs w:val="0"/>
                 <w:snapToGrid w:val="0"/>
@@ -4916,7 +4979,7 @@
               <w:jc w:val="left"/>
               <w:textAlignment w:val="center"/>
               <w:rPr>
-                <w:rFonts w:ascii="宋体" w:eastAsia="宋体" w:hAnsi="宋体" w:cs="宋体" w:hint="eastAsia"/>
+                <w:rFonts w:hint="eastAsia" w:ascii="宋体" w:hAnsi="宋体" w:eastAsia="宋体" w:cs="宋体"/>
                 <w:i w:val="0"/>
                 <w:iCs w:val="0"/>
                 <w:snapToGrid w:val="0"/>
@@ -4930,7 +4993,7 @@
             </w:pPr>
             <w:r>
               <w:rPr>
-                <w:rFonts w:ascii="宋体" w:eastAsia="宋体" w:hAnsi="宋体" w:cs="宋体" w:hint="eastAsia"/>
+                <w:rFonts w:hint="eastAsia" w:ascii="宋体" w:hAnsi="宋体" w:eastAsia="宋体" w:cs="宋体"/>
                 <w:i w:val="0"/>
                 <w:iCs w:val="0"/>
                 <w:snapToGrid w:val="0"/>
@@ -4969,7 +5032,7 @@
               <w:jc w:val="left"/>
               <w:textAlignment w:val="center"/>
               <w:rPr>
-                <w:rFonts w:ascii="宋体" w:eastAsia="宋体" w:hAnsi="宋体" w:cs="宋体" w:hint="eastAsia"/>
+                <w:rFonts w:hint="eastAsia" w:ascii="宋体" w:hAnsi="宋体" w:eastAsia="宋体" w:cs="宋体"/>
                 <w:i w:val="0"/>
                 <w:iCs w:val="0"/>
                 <w:snapToGrid w:val="0"/>
@@ -4983,7 +5046,7 @@
             </w:pPr>
             <w:r>
               <w:rPr>
-                <w:rFonts w:ascii="宋体" w:eastAsia="宋体" w:hAnsi="宋体" w:cs="宋体" w:hint="eastAsia"/>
+                <w:rFonts w:hint="eastAsia" w:ascii="宋体" w:hAnsi="宋体" w:eastAsia="宋体" w:cs="宋体"/>
                 <w:i w:val="0"/>
                 <w:iCs w:val="0"/>
                 <w:snapToGrid w:val="0"/>
@@ -5022,7 +5085,7 @@
               <w:jc w:val="left"/>
               <w:textAlignment w:val="center"/>
               <w:rPr>
-                <w:rFonts w:ascii="宋体" w:eastAsia="宋体" w:hAnsi="宋体" w:cs="宋体" w:hint="eastAsia"/>
+                <w:rFonts w:hint="eastAsia" w:ascii="宋体" w:hAnsi="宋体" w:eastAsia="宋体" w:cs="宋体"/>
                 <w:i w:val="0"/>
                 <w:iCs w:val="0"/>
                 <w:snapToGrid w:val="0"/>
@@ -5036,7 +5099,7 @@
             </w:pPr>
             <w:r>
               <w:rPr>
-                <w:rFonts w:ascii="宋体" w:eastAsia="宋体" w:hAnsi="宋体" w:cs="宋体" w:hint="eastAsia"/>
+                <w:rFonts w:hint="eastAsia" w:ascii="宋体" w:hAnsi="宋体" w:eastAsia="宋体" w:cs="宋体"/>
                 <w:i w:val="0"/>
                 <w:iCs w:val="0"/>
                 <w:snapToGrid w:val="0"/>
@@ -5051,7 +5114,7 @@
             </w:r>
             <w:r>
               <w:rPr>
-                <w:rFonts w:ascii="宋体" w:eastAsia="宋体" w:hAnsi="宋体" w:cs="宋体" w:hint="eastAsia"/>
+                <w:rFonts w:hint="eastAsia" w:ascii="宋体" w:hAnsi="宋体" w:eastAsia="宋体" w:cs="宋体"/>
                 <w:i w:val="0"/>
                 <w:iCs w:val="0"/>
                 <w:snapToGrid w:val="0"/>
@@ -5062,11 +5125,11 @@
                 <w:u w:val="none"/>
                 <w:lang w:val="en-US" w:eastAsia="zh-CN"/>
               </w:rPr>
-              <w:br/>
-            </w:r>
-            <w:r>
-              <w:rPr>
-                <w:rFonts w:ascii="宋体" w:eastAsia="宋体" w:hAnsi="宋体" w:cs="宋体" w:hint="eastAsia"/>
+              <w:br w:type="textWrapping"/>
+            </w:r>
+            <w:r>
+              <w:rPr>
+                <w:rFonts w:hint="eastAsia" w:ascii="宋体" w:hAnsi="宋体" w:eastAsia="宋体" w:cs="宋体"/>
                 <w:i w:val="0"/>
                 <w:iCs w:val="0"/>
                 <w:snapToGrid w:val="0"/>
@@ -5081,7 +5144,7 @@
             </w:r>
             <w:r>
               <w:rPr>
-                <w:rFonts w:ascii="宋体" w:eastAsia="宋体" w:hAnsi="宋体" w:cs="宋体" w:hint="eastAsia"/>
+                <w:rFonts w:hint="eastAsia" w:ascii="宋体" w:hAnsi="宋体" w:eastAsia="宋体" w:cs="宋体"/>
                 <w:i w:val="0"/>
                 <w:iCs w:val="0"/>
                 <w:snapToGrid w:val="0"/>
@@ -5092,11 +5155,11 @@
                 <w:u w:val="none"/>
                 <w:lang w:val="en-US" w:eastAsia="zh-CN"/>
               </w:rPr>
-              <w:br/>
-            </w:r>
-            <w:r>
-              <w:rPr>
-                <w:rFonts w:ascii="宋体" w:eastAsia="宋体" w:hAnsi="宋体" w:cs="宋体" w:hint="eastAsia"/>
+              <w:br w:type="textWrapping"/>
+            </w:r>
+            <w:r>
+              <w:rPr>
+                <w:rFonts w:hint="eastAsia" w:ascii="宋体" w:hAnsi="宋体" w:eastAsia="宋体" w:cs="宋体"/>
                 <w:i w:val="0"/>
                 <w:iCs w:val="0"/>
                 <w:snapToGrid w:val="0"/>
@@ -5135,7 +5198,7 @@
               <w:jc w:val="left"/>
               <w:textAlignment w:val="center"/>
               <w:rPr>
-                <w:rFonts w:ascii="宋体" w:eastAsia="宋体" w:hAnsi="宋体" w:cs="宋体" w:hint="eastAsia"/>
+                <w:rFonts w:hint="eastAsia" w:ascii="宋体" w:hAnsi="宋体" w:eastAsia="宋体" w:cs="宋体"/>
                 <w:i w:val="0"/>
                 <w:iCs w:val="0"/>
                 <w:snapToGrid w:val="0"/>
@@ -5149,7 +5212,7 @@
             </w:pPr>
             <w:r>
               <w:rPr>
-                <w:rFonts w:ascii="宋体" w:eastAsia="宋体" w:hAnsi="宋体" w:cs="宋体" w:hint="eastAsia"/>
+                <w:rFonts w:hint="eastAsia" w:ascii="宋体" w:hAnsi="宋体" w:eastAsia="宋体" w:cs="宋体"/>
                 <w:i w:val="0"/>
                 <w:iCs w:val="0"/>
                 <w:snapToGrid w:val="0"/>
@@ -5182,7 +5245,7 @@
               <w:jc w:val="left"/>
               <w:textAlignment w:val="center"/>
               <w:rPr>
-                <w:rFonts w:ascii="宋体" w:eastAsia="宋体" w:hAnsi="宋体" w:cs="宋体" w:hint="eastAsia"/>
+                <w:rFonts w:hint="eastAsia" w:ascii="宋体" w:hAnsi="宋体" w:eastAsia="宋体" w:cs="宋体"/>
                 <w:i w:val="0"/>
                 <w:iCs w:val="0"/>
                 <w:snapToGrid w:val="0"/>
@@ -5196,7 +5259,7 @@
             </w:pPr>
             <w:r>
               <w:rPr>
-                <w:rFonts w:ascii="宋体" w:eastAsia="宋体" w:hAnsi="宋体" w:cs="宋体" w:hint="eastAsia"/>
+                <w:rFonts w:hint="eastAsia" w:ascii="宋体" w:hAnsi="宋体" w:eastAsia="宋体" w:cs="宋体"/>
                 <w:i w:val="0"/>
                 <w:iCs w:val="0"/>
                 <w:snapToGrid w:val="0"/>
@@ -5211,7 +5274,7 @@
             </w:r>
             <w:r>
               <w:rPr>
-                <w:rFonts w:ascii="宋体" w:eastAsia="宋体" w:hAnsi="宋体" w:cs="宋体" w:hint="eastAsia"/>
+                <w:rFonts w:hint="eastAsia" w:ascii="宋体" w:hAnsi="宋体" w:eastAsia="宋体" w:cs="宋体"/>
                 <w:i w:val="0"/>
                 <w:iCs w:val="0"/>
                 <w:snapToGrid w:val="0"/>
@@ -5222,11 +5285,11 @@
                 <w:u w:val="none"/>
                 <w:lang w:val="en-US" w:eastAsia="zh-CN"/>
               </w:rPr>
-              <w:br/>
-            </w:r>
-            <w:r>
-              <w:rPr>
-                <w:rFonts w:ascii="宋体" w:eastAsia="宋体" w:hAnsi="宋体" w:cs="宋体" w:hint="eastAsia"/>
+              <w:br w:type="textWrapping"/>
+            </w:r>
+            <w:r>
+              <w:rPr>
+                <w:rFonts w:hint="eastAsia" w:ascii="宋体" w:hAnsi="宋体" w:eastAsia="宋体" w:cs="宋体"/>
                 <w:i w:val="0"/>
                 <w:iCs w:val="0"/>
                 <w:snapToGrid w:val="0"/>
@@ -5241,7 +5304,7 @@
             </w:r>
             <w:r>
               <w:rPr>
-                <w:rFonts w:ascii="宋体" w:eastAsia="宋体" w:hAnsi="宋体" w:cs="宋体" w:hint="eastAsia"/>
+                <w:rFonts w:hint="eastAsia" w:ascii="宋体" w:hAnsi="宋体" w:eastAsia="宋体" w:cs="宋体"/>
                 <w:i w:val="0"/>
                 <w:iCs w:val="0"/>
                 <w:snapToGrid w:val="0"/>
@@ -5252,11 +5315,11 @@
                 <w:u w:val="none"/>
                 <w:lang w:val="en-US" w:eastAsia="zh-CN"/>
               </w:rPr>
-              <w:br/>
-            </w:r>
-            <w:r>
-              <w:rPr>
-                <w:rFonts w:ascii="宋体" w:eastAsia="宋体" w:hAnsi="宋体" w:cs="宋体" w:hint="eastAsia"/>
+              <w:br w:type="textWrapping"/>
+            </w:r>
+            <w:r>
+              <w:rPr>
+                <w:rFonts w:hint="eastAsia" w:ascii="宋体" w:hAnsi="宋体" w:eastAsia="宋体" w:cs="宋体"/>
                 <w:i w:val="0"/>
                 <w:iCs w:val="0"/>
                 <w:snapToGrid w:val="0"/>
@@ -5274,8 +5337,14 @@
       </w:tr>
       <w:tr>
         <w:tblPrEx>
-          <w:tblW w:w="0" w:type="auto"/>
-          <w:tblInd w:w="0" w:type="dxa"/>
+          <w:tblBorders>
+            <w:top w:val="single" w:color="auto" w:sz="4" w:space="0"/>
+            <w:left w:val="single" w:color="auto" w:sz="4" w:space="0"/>
+            <w:bottom w:val="single" w:color="auto" w:sz="4" w:space="0"/>
+            <w:right w:val="single" w:color="auto" w:sz="4" w:space="0"/>
+            <w:insideH w:val="single" w:color="auto" w:sz="4" w:space="0"/>
+            <w:insideV w:val="single" w:color="auto" w:sz="4" w:space="0"/>
+          </w:tblBorders>
           <w:tblCellMar>
             <w:top w:w="0" w:type="dxa"/>
             <w:left w:w="108" w:type="dxa"/>
@@ -5313,7 +5382,7 @@
             </w:pPr>
             <w:r>
               <w:rPr>
-                <w:rFonts w:ascii="宋体" w:eastAsia="宋体" w:hAnsi="宋体" w:cs="宋体" w:hint="eastAsia"/>
+                <w:rFonts w:hint="eastAsia" w:ascii="宋体" w:hAnsi="宋体" w:eastAsia="宋体" w:cs="宋体"/>
                 <w:i w:val="0"/>
                 <w:iCs w:val="0"/>
                 <w:snapToGrid w:val="0"/>
@@ -5358,7 +5427,7 @@
             </w:pPr>
             <w:r>
               <w:rPr>
-                <w:rFonts w:ascii="宋体" w:eastAsia="宋体" w:hAnsi="宋体" w:cs="宋体" w:hint="eastAsia"/>
+                <w:rFonts w:hint="eastAsia" w:ascii="宋体" w:hAnsi="宋体" w:eastAsia="宋体" w:cs="宋体"/>
                 <w:i w:val="0"/>
                 <w:iCs w:val="0"/>
                 <w:snapToGrid w:val="0"/>
@@ -5403,7 +5472,7 @@
             </w:pPr>
             <w:r>
               <w:rPr>
-                <w:rFonts w:ascii="宋体" w:eastAsia="宋体" w:hAnsi="宋体" w:cs="宋体" w:hint="eastAsia"/>
+                <w:rFonts w:hint="eastAsia" w:ascii="宋体" w:hAnsi="宋体" w:eastAsia="宋体" w:cs="宋体"/>
                 <w:i w:val="0"/>
                 <w:iCs w:val="0"/>
                 <w:snapToGrid w:val="0"/>
@@ -5448,7 +5517,7 @@
             </w:pPr>
             <w:r>
               <w:rPr>
-                <w:rFonts w:ascii="宋体" w:eastAsia="宋体" w:hAnsi="宋体" w:cs="宋体" w:hint="eastAsia"/>
+                <w:rFonts w:hint="eastAsia" w:ascii="宋体" w:hAnsi="宋体" w:eastAsia="宋体" w:cs="宋体"/>
                 <w:i w:val="0"/>
                 <w:iCs w:val="0"/>
                 <w:snapToGrid w:val="0"/>
@@ -5493,7 +5562,7 @@
             </w:pPr>
             <w:r>
               <w:rPr>
-                <w:rFonts w:ascii="宋体" w:eastAsia="宋体" w:hAnsi="宋体" w:cs="宋体" w:hint="eastAsia"/>
+                <w:rFonts w:hint="eastAsia" w:ascii="宋体" w:hAnsi="宋体" w:eastAsia="宋体" w:cs="宋体"/>
                 <w:i w:val="0"/>
                 <w:iCs w:val="0"/>
                 <w:snapToGrid w:val="0"/>
@@ -5538,7 +5607,7 @@
             </w:pPr>
             <w:r>
               <w:rPr>
-                <w:rFonts w:ascii="宋体" w:eastAsia="宋体" w:hAnsi="宋体" w:cs="宋体" w:hint="eastAsia"/>
+                <w:rFonts w:hint="eastAsia" w:ascii="宋体" w:hAnsi="宋体" w:eastAsia="宋体" w:cs="宋体"/>
                 <w:i w:val="0"/>
                 <w:iCs w:val="0"/>
                 <w:snapToGrid w:val="0"/>
@@ -5583,7 +5652,7 @@
             </w:pPr>
             <w:r>
               <w:rPr>
-                <w:rFonts w:ascii="宋体" w:eastAsia="宋体" w:hAnsi="宋体" w:cs="宋体" w:hint="eastAsia"/>
+                <w:rFonts w:hint="eastAsia" w:ascii="宋体" w:hAnsi="宋体" w:eastAsia="宋体" w:cs="宋体"/>
                 <w:i w:val="0"/>
                 <w:iCs w:val="0"/>
                 <w:snapToGrid w:val="0"/>
@@ -5598,7 +5667,7 @@
             </w:r>
             <w:r>
               <w:rPr>
-                <w:rFonts w:ascii="宋体" w:eastAsia="宋体" w:hAnsi="宋体" w:cs="宋体" w:hint="eastAsia"/>
+                <w:rFonts w:hint="eastAsia" w:ascii="宋体" w:hAnsi="宋体" w:eastAsia="宋体" w:cs="宋体"/>
                 <w:i w:val="0"/>
                 <w:iCs w:val="0"/>
                 <w:snapToGrid w:val="0"/>
@@ -5609,11 +5678,11 @@
                 <w:u w:val="none"/>
                 <w:lang w:val="en-US" w:eastAsia="zh-CN"/>
               </w:rPr>
-              <w:br/>
-            </w:r>
-            <w:r>
-              <w:rPr>
-                <w:rFonts w:ascii="宋体" w:eastAsia="宋体" w:hAnsi="宋体" w:cs="宋体" w:hint="eastAsia"/>
+              <w:br w:type="textWrapping"/>
+            </w:r>
+            <w:r>
+              <w:rPr>
+                <w:rFonts w:hint="eastAsia" w:ascii="宋体" w:hAnsi="宋体" w:eastAsia="宋体" w:cs="宋体"/>
                 <w:i w:val="0"/>
                 <w:iCs w:val="0"/>
                 <w:snapToGrid w:val="0"/>
@@ -5628,7 +5697,7 @@
             </w:r>
             <w:r>
               <w:rPr>
-                <w:rFonts w:ascii="宋体" w:eastAsia="宋体" w:hAnsi="宋体" w:cs="宋体" w:hint="eastAsia"/>
+                <w:rFonts w:hint="eastAsia" w:ascii="宋体" w:hAnsi="宋体" w:eastAsia="宋体" w:cs="宋体"/>
                 <w:i w:val="0"/>
                 <w:iCs w:val="0"/>
                 <w:snapToGrid w:val="0"/>
@@ -5639,11 +5708,11 @@
                 <w:u w:val="none"/>
                 <w:lang w:val="en-US" w:eastAsia="zh-CN"/>
               </w:rPr>
-              <w:br/>
-            </w:r>
-            <w:r>
-              <w:rPr>
-                <w:rFonts w:ascii="宋体" w:eastAsia="宋体" w:hAnsi="宋体" w:cs="宋体" w:hint="eastAsia"/>
+              <w:br w:type="textWrapping"/>
+            </w:r>
+            <w:r>
+              <w:rPr>
+                <w:rFonts w:hint="eastAsia" w:ascii="宋体" w:hAnsi="宋体" w:eastAsia="宋体" w:cs="宋体"/>
                 <w:i w:val="0"/>
                 <w:iCs w:val="0"/>
                 <w:snapToGrid w:val="0"/>
@@ -5658,7 +5727,7 @@
             </w:r>
             <w:r>
               <w:rPr>
-                <w:rFonts w:ascii="宋体" w:eastAsia="宋体" w:hAnsi="宋体" w:cs="宋体" w:hint="eastAsia"/>
+                <w:rFonts w:hint="eastAsia" w:ascii="宋体" w:hAnsi="宋体" w:eastAsia="宋体" w:cs="宋体"/>
                 <w:i w:val="0"/>
                 <w:iCs w:val="0"/>
                 <w:snapToGrid w:val="0"/>
@@ -5669,11 +5738,11 @@
                 <w:u w:val="none"/>
                 <w:lang w:val="en-US" w:eastAsia="zh-CN"/>
               </w:rPr>
-              <w:br/>
-            </w:r>
-            <w:r>
-              <w:rPr>
-                <w:rFonts w:ascii="宋体" w:eastAsia="宋体" w:hAnsi="宋体" w:cs="宋体" w:hint="eastAsia"/>
+              <w:br w:type="textWrapping"/>
+            </w:r>
+            <w:r>
+              <w:rPr>
+                <w:rFonts w:hint="eastAsia" w:ascii="宋体" w:hAnsi="宋体" w:eastAsia="宋体" w:cs="宋体"/>
                 <w:i w:val="0"/>
                 <w:iCs w:val="0"/>
                 <w:snapToGrid w:val="0"/>
@@ -5718,7 +5787,7 @@
             </w:pPr>
             <w:r>
               <w:rPr>
-                <w:rFonts w:ascii="宋体" w:eastAsia="宋体" w:hAnsi="宋体" w:cs="宋体" w:hint="eastAsia"/>
+                <w:rFonts w:hint="eastAsia" w:ascii="宋体" w:hAnsi="宋体" w:eastAsia="宋体" w:cs="宋体"/>
                 <w:i w:val="0"/>
                 <w:iCs w:val="0"/>
                 <w:snapToGrid w:val="0"/>
@@ -5737,7 +5806,7 @@
     </w:tbl>
     <w:p>
       <w:pPr>
-        <w:pStyle w:val="a3"/>
+        <w:pStyle w:val="41"/>
         <w:keepNext w:val="0"/>
         <w:keepLines w:val="0"/>
         <w:pageBreakBefore w:val="0"/>
@@ -5762,7 +5831,7 @@
     </w:p>
     <w:p>
       <w:pPr>
-        <w:pStyle w:val="a3"/>
+        <w:pStyle w:val="41"/>
         <w:keepNext w:val="0"/>
         <w:keepLines w:val="0"/>
         <w:pageBreakBefore w:val="0"/>
@@ -5787,7 +5856,7 @@
     </w:p>
     <w:p>
       <w:pPr>
-        <w:pStyle w:val="a3"/>
+        <w:pStyle w:val="41"/>
         <w:keepNext w:val="0"/>
         <w:keepLines w:val="0"/>
         <w:pageBreakBefore w:val="0"/>
@@ -5812,7 +5881,7 @@
     </w:p>
     <w:p>
       <w:pPr>
-        <w:pStyle w:val="a3"/>
+        <w:pStyle w:val="41"/>
         <w:keepNext w:val="0"/>
         <w:keepLines w:val="0"/>
         <w:pageBreakBefore w:val="0"/>
@@ -5837,7 +5906,7 @@
     </w:p>
     <w:p>
       <w:pPr>
-        <w:pStyle w:val="2"/>
+        <w:pStyle w:val="28"/>
         <w:keepNext w:val="0"/>
         <w:keepLines w:val="0"/>
         <w:pageBreakBefore w:val="0"/>
@@ -5854,7 +5923,7 @@
       </w:pPr>
       <w:bookmarkStart w:id="13" w:name="bookmark1"/>
       <w:bookmarkEnd w:id="13"/>
-      <w:bookmarkStart w:id="14" w:name="_Toc6417"/>
+      <w:bookmarkStart w:id="14" w:name="_Toc23739"/>
       <w:r>
         <w:rPr>
           <w:rFonts w:hint="eastAsia"/>
@@ -5866,7 +5935,7 @@
     </w:p>
     <w:p>
       <w:pPr>
-        <w:pStyle w:val="a"/>
+        <w:pStyle w:val="27"/>
         <w:bidi w:val="0"/>
         <w:rPr>
           <w:rFonts w:hint="eastAsia"/>
@@ -5881,13 +5950,13 @@
     </w:p>
     <w:p>
       <w:pPr>
-        <w:pStyle w:val="3"/>
+        <w:pStyle w:val="29"/>
         <w:bidi w:val="0"/>
         <w:rPr>
           <w:rFonts w:hint="eastAsia"/>
         </w:rPr>
       </w:pPr>
-      <w:bookmarkStart w:id="15" w:name="_Toc20473"/>
+      <w:bookmarkStart w:id="15" w:name="_Toc5633"/>
       <w:r>
         <w:rPr>
           <w:rFonts w:hint="eastAsia"/>
@@ -5898,7 +5967,7 @@
     </w:p>
     <w:p>
       <w:pPr>
-        <w:pStyle w:val="a"/>
+        <w:pStyle w:val="27"/>
         <w:bidi w:val="0"/>
         <w:rPr>
           <w:rFonts w:hint="eastAsia"/>
@@ -5921,7 +5990,7 @@
     </w:p>
     <w:p>
       <w:pPr>
-        <w:pStyle w:val="a"/>
+        <w:pStyle w:val="27"/>
         <w:bidi w:val="0"/>
         <w:rPr>
           <w:rFonts w:hint="eastAsia"/>
@@ -5944,13 +6013,13 @@
     </w:p>
     <w:p>
       <w:pPr>
-        <w:pStyle w:val="3"/>
+        <w:pStyle w:val="29"/>
         <w:bidi w:val="0"/>
         <w:rPr>
           <w:rFonts w:hint="eastAsia"/>
         </w:rPr>
       </w:pPr>
-      <w:bookmarkStart w:id="16" w:name="_Toc4055"/>
+      <w:bookmarkStart w:id="16" w:name="_Toc10193"/>
       <w:r>
         <w:rPr>
           <w:rFonts w:hint="eastAsia"/>
@@ -5961,7 +6030,7 @@
     </w:p>
     <w:p>
       <w:pPr>
-        <w:pStyle w:val="a"/>
+        <w:pStyle w:val="27"/>
         <w:bidi w:val="0"/>
         <w:rPr>
           <w:rFonts w:hint="eastAsia"/>
@@ -5976,7 +6045,7 @@
     </w:p>
     <w:p>
       <w:pPr>
-        <w:pStyle w:val="a"/>
+        <w:pStyle w:val="27"/>
         <w:bidi w:val="0"/>
         <w:rPr>
           <w:rFonts w:hint="eastAsia"/>
@@ -5991,7 +6060,7 @@
     </w:p>
     <w:p>
       <w:pPr>
-        <w:pStyle w:val="a"/>
+        <w:pStyle w:val="27"/>
         <w:bidi w:val="0"/>
         <w:rPr>
           <w:rFonts w:hint="eastAsia"/>
@@ -6006,13 +6075,13 @@
     </w:p>
     <w:p>
       <w:pPr>
-        <w:pStyle w:val="3"/>
+        <w:pStyle w:val="29"/>
         <w:bidi w:val="0"/>
         <w:rPr>
           <w:rFonts w:hint="eastAsia"/>
         </w:rPr>
       </w:pPr>
-      <w:bookmarkStart w:id="17" w:name="_Toc17322"/>
+      <w:bookmarkStart w:id="17" w:name="_Toc26150"/>
       <w:r>
         <w:rPr>
           <w:rFonts w:hint="eastAsia"/>
@@ -6023,7 +6092,7 @@
     </w:p>
     <w:p>
       <w:pPr>
-        <w:pStyle w:val="a"/>
+        <w:pStyle w:val="27"/>
         <w:bidi w:val="0"/>
         <w:rPr>
           <w:rFonts w:hint="eastAsia"/>
@@ -6038,7 +6107,7 @@
     </w:p>
     <w:p>
       <w:pPr>
-        <w:pStyle w:val="a"/>
+        <w:pStyle w:val="27"/>
         <w:bidi w:val="0"/>
         <w:rPr>
           <w:rFonts w:hint="eastAsia"/>
@@ -6053,13 +6122,13 @@
     </w:p>
     <w:p>
       <w:pPr>
-        <w:pStyle w:val="3"/>
+        <w:pStyle w:val="29"/>
         <w:bidi w:val="0"/>
         <w:rPr>
           <w:rFonts w:hint="eastAsia"/>
         </w:rPr>
       </w:pPr>
-      <w:bookmarkStart w:id="18" w:name="_Toc10844"/>
+      <w:bookmarkStart w:id="18" w:name="_Toc2503"/>
       <w:r>
         <w:rPr>
           <w:rFonts w:hint="eastAsia"/>
@@ -6070,7 +6139,7 @@
     </w:p>
     <w:p>
       <w:pPr>
-        <w:pStyle w:val="a"/>
+        <w:pStyle w:val="27"/>
         <w:bidi w:val="0"/>
         <w:rPr>
           <w:rFonts w:hint="eastAsia"/>
@@ -6085,7 +6154,7 @@
     </w:p>
     <w:p>
       <w:pPr>
-        <w:pStyle w:val="a"/>
+        <w:pStyle w:val="27"/>
         <w:bidi w:val="0"/>
         <w:rPr>
           <w:rFonts w:hint="eastAsia"/>
@@ -6100,13 +6169,13 @@
     </w:p>
     <w:p>
       <w:pPr>
-        <w:pStyle w:val="3"/>
+        <w:pStyle w:val="29"/>
         <w:bidi w:val="0"/>
         <w:rPr>
           <w:rFonts w:hint="eastAsia"/>
         </w:rPr>
       </w:pPr>
-      <w:bookmarkStart w:id="19" w:name="_Toc6772"/>
+      <w:bookmarkStart w:id="19" w:name="_Toc5432"/>
       <w:r>
         <w:rPr>
           <w:rFonts w:hint="eastAsia"/>
@@ -6117,7 +6186,7 @@
     </w:p>
     <w:p>
       <w:pPr>
-        <w:pStyle w:val="a"/>
+        <w:pStyle w:val="27"/>
         <w:bidi w:val="0"/>
         <w:rPr>
           <w:rFonts w:hint="eastAsia"/>
@@ -6132,7 +6201,7 @@
     </w:p>
     <w:p>
       <w:pPr>
-        <w:pStyle w:val="a"/>
+        <w:pStyle w:val="27"/>
         <w:bidi w:val="0"/>
       </w:pPr>
       <w:r>
@@ -6144,7 +6213,7 @@
     </w:p>
     <w:p>
       <w:pPr>
-        <w:pStyle w:val="2"/>
+        <w:pStyle w:val="28"/>
         <w:keepNext w:val="0"/>
         <w:keepLines w:val="0"/>
         <w:pageBreakBefore w:val="0"/>
@@ -6159,7 +6228,7 @@
         <w:adjustRightInd w:val="0"/>
         <w:snapToGrid w:val="0"/>
       </w:pPr>
-      <w:bookmarkStart w:id="20" w:name="_Toc7567"/>
+      <w:bookmarkStart w:id="20" w:name="_Toc6490"/>
       <w:r>
         <w:t>服务报告内容</w:t>
       </w:r>
@@ -6167,7 +6236,7 @@
     </w:p>
     <w:p>
       <w:pPr>
-        <w:pStyle w:val="a"/>
+        <w:pStyle w:val="27"/>
         <w:keepNext w:val="0"/>
         <w:keepLines w:val="0"/>
         <w:pageBreakBefore w:val="0"/>
@@ -6188,7 +6257,7 @@
     </w:p>
     <w:p>
       <w:pPr>
-        <w:pStyle w:val="a"/>
+        <w:pStyle w:val="27"/>
         <w:keepNext w:val="0"/>
         <w:keepLines w:val="0"/>
         <w:pageBreakBefore w:val="0"/>
@@ -6226,7 +6295,7 @@
     </w:p>
     <w:p>
       <w:pPr>
-        <w:pStyle w:val="a3"/>
+        <w:pStyle w:val="41"/>
         <w:keepNext w:val="0"/>
         <w:keepLines w:val="0"/>
         <w:pageBreakBefore w:val="0"/>
@@ -6251,7 +6320,7 @@
     </w:p>
     <w:p>
       <w:pPr>
-        <w:pStyle w:val="a3"/>
+        <w:pStyle w:val="41"/>
         <w:keepNext w:val="0"/>
         <w:keepLines w:val="0"/>
         <w:pageBreakBefore w:val="0"/>
@@ -6276,7 +6345,7 @@
     </w:p>
     <w:p>
       <w:pPr>
-        <w:pStyle w:val="a3"/>
+        <w:pStyle w:val="41"/>
         <w:keepNext w:val="0"/>
         <w:keepLines w:val="0"/>
         <w:pageBreakBefore w:val="0"/>
@@ -6311,7 +6380,7 @@
     </w:p>
     <w:p>
       <w:pPr>
-        <w:pStyle w:val="a3"/>
+        <w:pStyle w:val="41"/>
         <w:keepNext w:val="0"/>
         <w:keepLines w:val="0"/>
         <w:pageBreakBefore w:val="0"/>
@@ -6336,7 +6405,7 @@
     </w:p>
     <w:p>
       <w:pPr>
-        <w:pStyle w:val="a3"/>
+        <w:pStyle w:val="41"/>
         <w:keepNext w:val="0"/>
         <w:keepLines w:val="0"/>
         <w:pageBreakBefore w:val="0"/>
@@ -6361,7 +6430,7 @@
     </w:p>
     <w:p>
       <w:pPr>
-        <w:pStyle w:val="a3"/>
+        <w:pStyle w:val="41"/>
         <w:keepNext w:val="0"/>
         <w:keepLines w:val="0"/>
         <w:pageBreakBefore w:val="0"/>
@@ -6386,7 +6455,7 @@
     </w:p>
     <w:p>
       <w:pPr>
-        <w:pStyle w:val="a3"/>
+        <w:pStyle w:val="41"/>
         <w:keepNext w:val="0"/>
         <w:keepLines w:val="0"/>
         <w:pageBreakBefore w:val="0"/>
@@ -6411,7 +6480,7 @@
     </w:p>
     <w:p>
       <w:pPr>
-        <w:pStyle w:val="a"/>
+        <w:pStyle w:val="27"/>
         <w:keepNext w:val="0"/>
         <w:keepLines w:val="0"/>
         <w:pageBreakBefore w:val="0"/>
@@ -6464,17 +6533,12 @@
         <w:t>运维部</w:t>
       </w:r>
       <w:r>
-        <w:t>经理负责审批。服务总结针对该运维项目的各项指标达成情况进行分析总结，提出改进建议，旨在提升</w:t>
-      </w:r>
-      <w:bookmarkStart w:id="21" w:name="_GoBack"/>
-      <w:bookmarkEnd w:id="21"/>
-      <w:r>
-        <w:t>运维服务质量，向公司运维部经理汇报项目组的维护工作量及下一步工作改进情况，应包括如下信息：</w:t>
+        <w:t>经理负责审批。服务总结针对该运维项目的各项指标达成情况进行分析总结，提出改进建议，旨在提升运维服务质量，向公司运维部经理汇报项目组的维护工作量及下一步工作改进情况，应包括如下信息：</w:t>
       </w:r>
     </w:p>
     <w:p>
       <w:pPr>
-        <w:pStyle w:val="a3"/>
+        <w:pStyle w:val="41"/>
         <w:keepNext w:val="0"/>
         <w:keepLines w:val="0"/>
         <w:pageBreakBefore w:val="0"/>
@@ -6492,7 +6556,7 @@
         <w:bidi w:val="0"/>
         <w:adjustRightInd w:val="0"/>
         <w:snapToGrid w:val="0"/>
-        <w:ind w:left="425" w:hanging="425" w:leftChars="0" w:firstLineChars="0"/>
+        <w:ind w:left="425" w:leftChars="0" w:hanging="425" w:firstLineChars="0"/>
       </w:pPr>
       <w:r>
         <w:t>针对服务级别目标（SLA）的绩效达成情况。</w:t>
@@ -6500,7 +6564,7 @@
     </w:p>
     <w:p>
       <w:pPr>
-        <w:pStyle w:val="a3"/>
+        <w:pStyle w:val="41"/>
         <w:keepNext w:val="0"/>
         <w:keepLines w:val="0"/>
         <w:pageBreakBefore w:val="0"/>
@@ -6518,7 +6582,7 @@
         <w:bidi w:val="0"/>
         <w:adjustRightInd w:val="0"/>
         <w:snapToGrid w:val="0"/>
-        <w:ind w:left="425" w:hanging="425" w:leftChars="0" w:firstLineChars="0"/>
+        <w:ind w:left="425" w:leftChars="0" w:hanging="425" w:firstLineChars="0"/>
       </w:pPr>
       <w:r>
         <w:t>阶段（月）服务进展，如：处理事件、问题的数量。</w:t>
@@ -6526,7 +6590,7 @@
     </w:p>
     <w:p>
       <w:pPr>
-        <w:pStyle w:val="a3"/>
+        <w:pStyle w:val="41"/>
         <w:keepNext w:val="0"/>
         <w:keepLines w:val="0"/>
         <w:pageBreakBefore w:val="0"/>
@@ -6544,7 +6608,7 @@
         <w:bidi w:val="0"/>
         <w:adjustRightInd w:val="0"/>
         <w:snapToGrid w:val="0"/>
-        <w:ind w:left="425" w:hanging="425" w:leftChars="0" w:firstLineChars="0"/>
+        <w:ind w:left="425" w:leftChars="0" w:hanging="425" w:firstLineChars="0"/>
       </w:pPr>
       <w:r>
         <w:t>阶段（月）重大事件处理过程与结果，如：重大事件变更与发布。</w:t>
@@ -6552,7 +6616,7 @@
     </w:p>
     <w:p>
       <w:pPr>
-        <w:pStyle w:val="a3"/>
+        <w:pStyle w:val="41"/>
         <w:keepNext w:val="0"/>
         <w:keepLines w:val="0"/>
         <w:pageBreakBefore w:val="0"/>
@@ -6570,7 +6634,7 @@
         <w:bidi w:val="0"/>
         <w:adjustRightInd w:val="0"/>
         <w:snapToGrid w:val="0"/>
-        <w:ind w:left="425" w:hanging="425" w:leftChars="0" w:firstLineChars="0"/>
+        <w:ind w:left="425" w:leftChars="0" w:hanging="425" w:firstLineChars="0"/>
       </w:pPr>
       <w:r>
         <w:t>阶段（月）工作量特性，如：设备或人员的资源使用率情况。</w:t>
@@ -6578,7 +6642,7 @@
     </w:p>
     <w:p>
       <w:pPr>
-        <w:pStyle w:val="a3"/>
+        <w:pStyle w:val="41"/>
         <w:keepNext w:val="0"/>
         <w:keepLines w:val="0"/>
         <w:pageBreakBefore w:val="0"/>
@@ -6596,7 +6660,7 @@
         <w:bidi w:val="0"/>
         <w:adjustRightInd w:val="0"/>
         <w:snapToGrid w:val="0"/>
-        <w:ind w:left="425" w:hanging="425" w:leftChars="0" w:firstLineChars="0"/>
+        <w:ind w:left="425" w:leftChars="0" w:hanging="425" w:firstLineChars="0"/>
       </w:pPr>
       <w:r>
         <w:t>客户满意度情况。</w:t>
@@ -6604,7 +6668,7 @@
     </w:p>
     <w:p>
       <w:pPr>
-        <w:pStyle w:val="1"/>
+        <w:pStyle w:val="26"/>
         <w:keepNext w:val="0"/>
         <w:keepLines w:val="0"/>
         <w:pageBreakBefore w:val="0"/>
@@ -6623,8 +6687,8 @@
           <w:lang w:val="en-US" w:eastAsia="zh-CN"/>
         </w:rPr>
       </w:pPr>
-      <w:bookmarkStart w:id="22" w:name="_Toc21434"/>
-      <w:bookmarkStart w:id="23" w:name="_Toc6729"/>
+      <w:bookmarkStart w:id="21" w:name="_Toc21434"/>
+      <w:bookmarkStart w:id="22" w:name="_Toc15683"/>
       <w:r>
         <w:rPr>
           <w:rFonts w:hint="default"/>
@@ -6632,21 +6696,21 @@
         </w:rPr>
         <w:t>关键指标</w:t>
       </w:r>
+      <w:bookmarkEnd w:id="21"/>
       <w:bookmarkEnd w:id="22"/>
-      <w:bookmarkEnd w:id="23"/>
     </w:p>
     <w:tbl>
       <w:tblPr>
-        <w:tblStyle w:val="TableNormal0"/>
+        <w:tblStyle w:val="24"/>
         <w:tblW w:w="8197" w:type="dxa"/>
         <w:tblInd w:w="130" w:type="dxa"/>
         <w:tblBorders>
-          <w:top w:val="single" w:sz="2" w:space="0" w:color="000000"/>
-          <w:left w:val="single" w:sz="2" w:space="0" w:color="000000"/>
-          <w:bottom w:val="single" w:sz="2" w:space="0" w:color="000000"/>
-          <w:right w:val="single" w:sz="2" w:space="0" w:color="000000"/>
-          <w:insideH w:val="single" w:sz="2" w:space="0" w:color="000000"/>
-          <w:insideV w:val="single" w:sz="2" w:space="0" w:color="000000"/>
+          <w:top w:val="single" w:color="000000" w:sz="2" w:space="0"/>
+          <w:left w:val="single" w:color="000000" w:sz="2" w:space="0"/>
+          <w:bottom w:val="single" w:color="000000" w:sz="2" w:space="0"/>
+          <w:right w:val="single" w:color="000000" w:sz="2" w:space="0"/>
+          <w:insideH w:val="single" w:color="000000" w:sz="2" w:space="0"/>
+          <w:insideV w:val="single" w:color="000000" w:sz="2" w:space="0"/>
         </w:tblBorders>
         <w:tblLayout w:type="fixed"/>
         <w:tblCellMar>
@@ -6665,17 +6729,14 @@
       </w:tblGrid>
       <w:tr>
         <w:tblPrEx>
-          <w:tblW w:w="8197" w:type="dxa"/>
-          <w:tblInd w:w="130" w:type="dxa"/>
           <w:tblBorders>
-            <w:top w:val="single" w:sz="2" w:space="0" w:color="000000"/>
-            <w:left w:val="single" w:sz="2" w:space="0" w:color="000000"/>
-            <w:bottom w:val="single" w:sz="2" w:space="0" w:color="000000"/>
-            <w:right w:val="single" w:sz="2" w:space="0" w:color="000000"/>
-            <w:insideH w:val="single" w:sz="2" w:space="0" w:color="000000"/>
-            <w:insideV w:val="single" w:sz="2" w:space="0" w:color="000000"/>
+            <w:top w:val="single" w:color="000000" w:sz="2" w:space="0"/>
+            <w:left w:val="single" w:color="000000" w:sz="2" w:space="0"/>
+            <w:bottom w:val="single" w:color="000000" w:sz="2" w:space="0"/>
+            <w:right w:val="single" w:color="000000" w:sz="2" w:space="0"/>
+            <w:insideH w:val="single" w:color="000000" w:sz="2" w:space="0"/>
+            <w:insideV w:val="single" w:color="000000" w:sz="2" w:space="0"/>
           </w:tblBorders>
-          <w:tblLayout w:type="fixed"/>
           <w:tblCellMar>
             <w:top w:w="0" w:type="dxa"/>
             <w:left w:w="0" w:type="dxa"/>
@@ -6684,15 +6745,15 @@
           </w:tblCellMar>
         </w:tblPrEx>
         <w:trPr>
-          <w:trHeight w:val="296"/>
+          <w:trHeight w:val="296" w:hRule="atLeast"/>
         </w:trPr>
         <w:tc>
           <w:tcPr>
             <w:tcW w:w="727" w:type="dxa"/>
             <w:tcBorders>
-              <w:top w:val="single" w:sz="6" w:space="0" w:color="000000"/>
-              <w:left w:val="single" w:sz="6" w:space="0" w:color="000000"/>
-              <w:bottom w:val="single" w:sz="6" w:space="0" w:color="000000"/>
+              <w:top w:val="single" w:color="000000" w:sz="6" w:space="0"/>
+              <w:left w:val="single" w:color="000000" w:sz="6" w:space="0"/>
+              <w:bottom w:val="single" w:color="000000" w:sz="6" w:space="0"/>
             </w:tcBorders>
             <w:shd w:val="clear" w:color="auto" w:fill="C0C0C0"/>
           </w:tcPr>
@@ -6714,7 +6775,7 @@
               <w:spacing w:before="205" w:line="221" w:lineRule="auto"/>
               <w:ind w:left="195"/>
               <w:rPr>
-                <w:rFonts w:ascii="宋体" w:eastAsia="宋体" w:hAnsi="宋体" w:cs="宋体"/>
+                <w:rFonts w:ascii="宋体" w:hAnsi="宋体" w:eastAsia="宋体" w:cs="宋体"/>
                 <w:b/>
                 <w:bCs/>
                 <w:spacing w:val="-7"/>
@@ -6724,7 +6785,7 @@
             </w:pPr>
             <w:r>
               <w:rPr>
-                <w:rFonts w:ascii="宋体" w:eastAsia="宋体" w:hAnsi="宋体" w:cs="宋体"/>
+                <w:rFonts w:ascii="宋体" w:hAnsi="宋体" w:eastAsia="宋体" w:cs="宋体"/>
                 <w:b/>
                 <w:bCs/>
                 <w:spacing w:val="-7"/>
@@ -6739,8 +6800,8 @@
           <w:tcPr>
             <w:tcW w:w="1337" w:type="dxa"/>
             <w:tcBorders>
-              <w:top w:val="single" w:sz="6" w:space="0" w:color="000000"/>
-              <w:bottom w:val="single" w:sz="6" w:space="0" w:color="000000"/>
+              <w:top w:val="single" w:color="000000" w:sz="6" w:space="0"/>
+              <w:bottom w:val="single" w:color="000000" w:sz="6" w:space="0"/>
             </w:tcBorders>
             <w:shd w:val="clear" w:color="auto" w:fill="C0C0C0"/>
           </w:tcPr>
@@ -6762,7 +6823,7 @@
               <w:spacing w:before="205" w:line="221" w:lineRule="auto"/>
               <w:ind w:left="195"/>
               <w:rPr>
-                <w:rFonts w:ascii="宋体" w:eastAsia="宋体" w:hAnsi="宋体" w:cs="宋体"/>
+                <w:rFonts w:ascii="宋体" w:hAnsi="宋体" w:eastAsia="宋体" w:cs="宋体"/>
                 <w:b/>
                 <w:bCs/>
                 <w:spacing w:val="-7"/>
@@ -6772,7 +6833,7 @@
             </w:pPr>
             <w:r>
               <w:rPr>
-                <w:rFonts w:ascii="宋体" w:eastAsia="宋体" w:hAnsi="宋体" w:cs="宋体"/>
+                <w:rFonts w:ascii="宋体" w:hAnsi="宋体" w:eastAsia="宋体" w:cs="宋体"/>
                 <w:b/>
                 <w:bCs/>
                 <w:spacing w:val="-7"/>
@@ -6787,9 +6848,9 @@
           <w:tcPr>
             <w:tcW w:w="3545" w:type="dxa"/>
             <w:tcBorders>
-              <w:top w:val="single" w:sz="6" w:space="0" w:color="000000"/>
-              <w:bottom w:val="single" w:sz="6" w:space="0" w:color="000000"/>
-              <w:right w:val="single" w:sz="6" w:space="0" w:color="000000"/>
+              <w:top w:val="single" w:color="000000" w:sz="6" w:space="0"/>
+              <w:bottom w:val="single" w:color="000000" w:sz="6" w:space="0"/>
+              <w:right w:val="single" w:color="000000" w:sz="6" w:space="0"/>
             </w:tcBorders>
             <w:shd w:val="clear" w:color="auto" w:fill="C0C0C0"/>
           </w:tcPr>
@@ -6811,7 +6872,7 @@
               <w:spacing w:before="205" w:line="221" w:lineRule="auto"/>
               <w:ind w:left="195"/>
               <w:rPr>
-                <w:rFonts w:ascii="宋体" w:eastAsia="宋体" w:hAnsi="宋体" w:cs="宋体"/>
+                <w:rFonts w:ascii="宋体" w:hAnsi="宋体" w:eastAsia="宋体" w:cs="宋体"/>
                 <w:b/>
                 <w:bCs/>
                 <w:spacing w:val="-7"/>
@@ -6821,7 +6882,7 @@
             </w:pPr>
             <w:r>
               <w:rPr>
-                <w:rFonts w:ascii="宋体" w:eastAsia="宋体" w:hAnsi="宋体" w:cs="宋体"/>
+                <w:rFonts w:ascii="宋体" w:hAnsi="宋体" w:eastAsia="宋体" w:cs="宋体"/>
                 <w:b/>
                 <w:bCs/>
                 <w:spacing w:val="-7"/>
@@ -6836,9 +6897,9 @@
           <w:tcPr>
             <w:tcW w:w="1294" w:type="dxa"/>
             <w:tcBorders>
-              <w:top w:val="single" w:sz="6" w:space="0" w:color="000000"/>
-              <w:bottom w:val="single" w:sz="6" w:space="0" w:color="000000"/>
-              <w:right w:val="single" w:sz="6" w:space="0" w:color="000000"/>
+              <w:top w:val="single" w:color="000000" w:sz="6" w:space="0"/>
+              <w:bottom w:val="single" w:color="000000" w:sz="6" w:space="0"/>
+              <w:right w:val="single" w:color="000000" w:sz="6" w:space="0"/>
             </w:tcBorders>
             <w:shd w:val="clear" w:color="auto" w:fill="C0C0C0"/>
           </w:tcPr>
@@ -6860,7 +6921,7 @@
               <w:spacing w:before="205" w:line="221" w:lineRule="auto"/>
               <w:ind w:left="195"/>
               <w:rPr>
-                <w:rFonts w:ascii="宋体" w:eastAsia="宋体" w:hAnsi="宋体" w:cs="宋体" w:hint="default"/>
+                <w:rFonts w:hint="default" w:ascii="宋体" w:hAnsi="宋体" w:eastAsia="宋体" w:cs="宋体"/>
                 <w:b/>
                 <w:bCs/>
                 <w:spacing w:val="-7"/>
@@ -6871,7 +6932,7 @@
             </w:pPr>
             <w:r>
               <w:rPr>
-                <w:rFonts w:ascii="宋体" w:eastAsia="宋体" w:hAnsi="宋体" w:cs="宋体" w:hint="eastAsia"/>
+                <w:rFonts w:hint="eastAsia" w:ascii="宋体" w:hAnsi="宋体" w:eastAsia="宋体" w:cs="宋体"/>
                 <w:b/>
                 <w:bCs/>
                 <w:spacing w:val="-7"/>
@@ -6887,9 +6948,9 @@
           <w:tcPr>
             <w:tcW w:w="1294" w:type="dxa"/>
             <w:tcBorders>
-              <w:top w:val="single" w:sz="6" w:space="0" w:color="000000"/>
-              <w:bottom w:val="single" w:sz="6" w:space="0" w:color="000000"/>
-              <w:right w:val="single" w:sz="6" w:space="0" w:color="000000"/>
+              <w:top w:val="single" w:color="000000" w:sz="6" w:space="0"/>
+              <w:bottom w:val="single" w:color="000000" w:sz="6" w:space="0"/>
+              <w:right w:val="single" w:color="000000" w:sz="6" w:space="0"/>
             </w:tcBorders>
             <w:shd w:val="clear" w:color="auto" w:fill="C0C0C0"/>
           </w:tcPr>
@@ -6911,7 +6972,7 @@
               <w:spacing w:before="205" w:line="221" w:lineRule="auto"/>
               <w:ind w:left="195"/>
               <w:rPr>
-                <w:rFonts w:ascii="宋体" w:eastAsia="宋体" w:hAnsi="宋体" w:cs="宋体" w:hint="default"/>
+                <w:rFonts w:hint="default" w:ascii="宋体" w:hAnsi="宋体" w:eastAsia="宋体" w:cs="宋体"/>
                 <w:b/>
                 <w:bCs/>
                 <w:spacing w:val="-7"/>
@@ -6922,7 +6983,7 @@
             </w:pPr>
             <w:r>
               <w:rPr>
-                <w:rFonts w:ascii="宋体" w:hAnsi="宋体" w:cs="宋体" w:hint="eastAsia"/>
+                <w:rFonts w:hint="eastAsia" w:ascii="宋体" w:hAnsi="宋体" w:cs="宋体"/>
                 <w:b/>
                 <w:bCs/>
                 <w:spacing w:val="-7"/>
@@ -6937,9 +6998,14 @@
       </w:tr>
       <w:tr>
         <w:tblPrEx>
-          <w:tblW w:w="8197" w:type="dxa"/>
-          <w:tblInd w:w="130" w:type="dxa"/>
-          <w:tblLayout w:type="fixed"/>
+          <w:tblBorders>
+            <w:top w:val="single" w:color="000000" w:sz="2" w:space="0"/>
+            <w:left w:val="single" w:color="000000" w:sz="2" w:space="0"/>
+            <w:bottom w:val="single" w:color="000000" w:sz="2" w:space="0"/>
+            <w:right w:val="single" w:color="000000" w:sz="2" w:space="0"/>
+            <w:insideH w:val="single" w:color="000000" w:sz="2" w:space="0"/>
+            <w:insideV w:val="single" w:color="000000" w:sz="2" w:space="0"/>
+          </w:tblBorders>
           <w:tblCellMar>
             <w:top w:w="0" w:type="dxa"/>
             <w:left w:w="0" w:type="dxa"/>
@@ -6948,14 +7014,14 @@
           </w:tblCellMar>
         </w:tblPrEx>
         <w:trPr>
-          <w:trHeight w:val="652"/>
+          <w:trHeight w:val="652" w:hRule="atLeast"/>
         </w:trPr>
         <w:tc>
           <w:tcPr>
             <w:tcW w:w="727" w:type="dxa"/>
             <w:tcBorders>
-              <w:top w:val="single" w:sz="6" w:space="0" w:color="000000"/>
-              <w:left w:val="single" w:sz="6" w:space="0" w:color="000000"/>
+              <w:top w:val="single" w:color="000000" w:sz="6" w:space="0"/>
+              <w:left w:val="single" w:color="000000" w:sz="6" w:space="0"/>
             </w:tcBorders>
           </w:tcPr>
           <w:p>
@@ -6976,7 +7042,7 @@
               <w:spacing w:before="194" w:line="219" w:lineRule="auto"/>
               <w:ind w:left="123"/>
               <w:rPr>
-                <w:rFonts w:ascii="宋体" w:eastAsia="宋体" w:hAnsi="宋体" w:cs="宋体" w:hint="eastAsia"/>
+                <w:rFonts w:hint="eastAsia" w:ascii="宋体" w:hAnsi="宋体" w:eastAsia="宋体" w:cs="宋体"/>
                 <w:spacing w:val="-2"/>
                 <w:sz w:val="24"/>
                 <w:szCs w:val="24"/>
@@ -6985,7 +7051,7 @@
             </w:pPr>
             <w:r>
               <w:rPr>
-                <w:rFonts w:ascii="宋体" w:eastAsia="宋体" w:hAnsi="宋体" w:cs="宋体" w:hint="eastAsia"/>
+                <w:rFonts w:hint="eastAsia" w:ascii="宋体" w:hAnsi="宋体" w:eastAsia="宋体" w:cs="宋体"/>
                 <w:spacing w:val="-2"/>
                 <w:sz w:val="24"/>
                 <w:szCs w:val="24"/>
@@ -6999,7 +7065,7 @@
           <w:tcPr>
             <w:tcW w:w="1337" w:type="dxa"/>
             <w:tcBorders>
-              <w:top w:val="single" w:sz="6" w:space="0" w:color="000000"/>
+              <w:top w:val="single" w:color="000000" w:sz="6" w:space="0"/>
             </w:tcBorders>
           </w:tcPr>
           <w:p>
@@ -7020,7 +7086,7 @@
               <w:spacing w:before="194" w:line="219" w:lineRule="auto"/>
               <w:ind w:left="123"/>
               <w:rPr>
-                <w:rFonts w:ascii="宋体" w:eastAsia="宋体" w:hAnsi="宋体" w:cs="宋体" w:hint="default"/>
+                <w:rFonts w:hint="default" w:ascii="宋体" w:hAnsi="宋体" w:eastAsia="宋体" w:cs="宋体"/>
                 <w:spacing w:val="-2"/>
                 <w:sz w:val="24"/>
                 <w:szCs w:val="24"/>
@@ -7029,7 +7095,7 @@
             </w:pPr>
             <w:r>
               <w:rPr>
-                <w:rFonts w:ascii="宋体" w:eastAsia="宋体" w:hAnsi="宋体" w:cs="宋体" w:hint="eastAsia"/>
+                <w:rFonts w:hint="eastAsia" w:ascii="宋体" w:hAnsi="宋体" w:eastAsia="宋体" w:cs="宋体"/>
                 <w:spacing w:val="-2"/>
                 <w:sz w:val="24"/>
                 <w:szCs w:val="24"/>
@@ -7043,8 +7109,8 @@
           <w:tcPr>
             <w:tcW w:w="3545" w:type="dxa"/>
             <w:tcBorders>
-              <w:top w:val="single" w:sz="6" w:space="0" w:color="000000"/>
-              <w:right w:val="single" w:sz="6" w:space="0" w:color="000000"/>
+              <w:top w:val="single" w:color="000000" w:sz="6" w:space="0"/>
+              <w:right w:val="single" w:color="000000" w:sz="6" w:space="0"/>
             </w:tcBorders>
           </w:tcPr>
           <w:p>
@@ -7065,7 +7131,7 @@
               <w:spacing w:before="194" w:line="219" w:lineRule="auto"/>
               <w:ind w:left="123"/>
               <w:rPr>
-                <w:rFonts w:ascii="宋体" w:eastAsia="宋体" w:hAnsi="宋体" w:cs="宋体" w:hint="default"/>
+                <w:rFonts w:hint="default" w:ascii="宋体" w:hAnsi="宋体" w:eastAsia="宋体" w:cs="宋体"/>
                 <w:spacing w:val="-2"/>
                 <w:sz w:val="24"/>
                 <w:szCs w:val="24"/>
@@ -7074,7 +7140,7 @@
             </w:pPr>
             <w:r>
               <w:rPr>
-                <w:rFonts w:ascii="宋体" w:eastAsia="宋体" w:hAnsi="宋体" w:cs="宋体" w:hint="eastAsia"/>
+                <w:rFonts w:hint="eastAsia" w:ascii="宋体" w:hAnsi="宋体" w:eastAsia="宋体" w:cs="宋体"/>
                 <w:spacing w:val="-2"/>
                 <w:sz w:val="24"/>
                 <w:szCs w:val="24"/>
@@ -7088,8 +7154,8 @@
           <w:tcPr>
             <w:tcW w:w="1294" w:type="dxa"/>
             <w:tcBorders>
-              <w:top w:val="single" w:sz="6" w:space="0" w:color="000000"/>
-              <w:right w:val="single" w:sz="6" w:space="0" w:color="000000"/>
+              <w:top w:val="single" w:color="000000" w:sz="6" w:space="0"/>
+              <w:right w:val="single" w:color="000000" w:sz="6" w:space="0"/>
             </w:tcBorders>
           </w:tcPr>
           <w:p>
@@ -7110,7 +7176,7 @@
               <w:spacing w:before="194" w:line="219" w:lineRule="auto"/>
               <w:ind w:left="123"/>
               <w:rPr>
-                <w:rFonts w:ascii="宋体" w:eastAsia="宋体" w:hAnsi="宋体" w:cs="宋体" w:hint="eastAsia"/>
+                <w:rFonts w:hint="eastAsia" w:ascii="宋体" w:hAnsi="宋体" w:eastAsia="宋体" w:cs="宋体"/>
                 <w:spacing w:val="-2"/>
                 <w:sz w:val="24"/>
                 <w:szCs w:val="24"/>
@@ -7119,7 +7185,7 @@
             </w:pPr>
             <w:r>
               <w:rPr>
-                <w:rFonts w:ascii="宋体" w:eastAsia="宋体" w:hAnsi="宋体" w:cs="宋体" w:hint="eastAsia"/>
+                <w:rFonts w:hint="eastAsia" w:ascii="宋体" w:hAnsi="宋体" w:eastAsia="宋体" w:cs="宋体"/>
                 <w:spacing w:val="-2"/>
                 <w:sz w:val="24"/>
                 <w:szCs w:val="24"/>
@@ -7133,8 +7199,8 @@
           <w:tcPr>
             <w:tcW w:w="1294" w:type="dxa"/>
             <w:tcBorders>
-              <w:top w:val="single" w:sz="6" w:space="0" w:color="000000"/>
-              <w:right w:val="single" w:sz="6" w:space="0" w:color="000000"/>
+              <w:top w:val="single" w:color="000000" w:sz="6" w:space="0"/>
+              <w:right w:val="single" w:color="000000" w:sz="6" w:space="0"/>
             </w:tcBorders>
           </w:tcPr>
           <w:p>
@@ -7155,7 +7221,7 @@
               <w:spacing w:before="194" w:line="219" w:lineRule="auto"/>
               <w:ind w:left="123"/>
               <w:rPr>
-                <w:rFonts w:ascii="宋体" w:eastAsia="宋体" w:hAnsi="宋体" w:cs="宋体" w:hint="default"/>
+                <w:rFonts w:hint="default" w:ascii="宋体" w:hAnsi="宋体" w:eastAsia="宋体" w:cs="宋体"/>
                 <w:spacing w:val="-2"/>
                 <w:sz w:val="24"/>
                 <w:szCs w:val="24"/>
@@ -7164,7 +7230,7 @@
             </w:pPr>
             <w:r>
               <w:rPr>
-                <w:rFonts w:ascii="宋体" w:hAnsi="宋体" w:cs="宋体" w:hint="eastAsia"/>
+                <w:rFonts w:hint="eastAsia" w:ascii="宋体" w:hAnsi="宋体" w:cs="宋体"/>
                 <w:spacing w:val="-2"/>
                 <w:sz w:val="24"/>
                 <w:szCs w:val="24"/>
@@ -7178,7 +7244,7 @@
     </w:tbl>
     <w:p>
       <w:pPr>
-        <w:pStyle w:val="1"/>
+        <w:pStyle w:val="26"/>
         <w:keepNext w:val="0"/>
         <w:keepLines w:val="0"/>
         <w:pageBreakBefore w:val="0"/>
@@ -7193,15 +7259,15 @@
         <w:adjustRightInd w:val="0"/>
         <w:snapToGrid w:val="0"/>
       </w:pPr>
-      <w:bookmarkStart w:id="24" w:name="_Toc20847"/>
+      <w:bookmarkStart w:id="23" w:name="_Toc5511"/>
       <w:r>
         <w:t>相关文件模板</w:t>
       </w:r>
-      <w:bookmarkEnd w:id="24"/>
+      <w:bookmarkEnd w:id="23"/>
     </w:p>
     <w:p>
       <w:pPr>
-        <w:pStyle w:val="a3"/>
+        <w:pStyle w:val="41"/>
         <w:keepNext w:val="0"/>
         <w:keepLines w:val="0"/>
         <w:pageBreakBefore w:val="0"/>
@@ -7219,7 +7285,7 @@
         <w:bidi w:val="0"/>
         <w:adjustRightInd w:val="0"/>
         <w:snapToGrid w:val="0"/>
-        <w:ind w:left="425" w:hanging="425" w:leftChars="0" w:firstLineChars="0"/>
+        <w:ind w:left="425" w:leftChars="0" w:hanging="425" w:firstLineChars="0"/>
       </w:pPr>
       <w:r>
         <w:t>《服务报告模板》</w:t>
@@ -7227,7 +7293,7 @@
     </w:p>
     <w:p>
       <w:pPr>
-        <w:pStyle w:val="a3"/>
+        <w:pStyle w:val="41"/>
         <w:keepNext w:val="0"/>
         <w:keepLines w:val="0"/>
         <w:pageBreakBefore w:val="0"/>
@@ -7245,37 +7311,62 @@
         <w:bidi w:val="0"/>
         <w:adjustRightInd w:val="0"/>
         <w:snapToGrid w:val="0"/>
-        <w:ind w:left="425" w:hanging="425" w:leftChars="0" w:firstLineChars="0"/>
+        <w:ind w:left="425" w:leftChars="0" w:hanging="425" w:firstLineChars="0"/>
       </w:pPr>
       <w:r>
         <w:t>《服务总结模板》</w:t>
       </w:r>
     </w:p>
     <w:sectPr>
-      <w:footerReference w:type="default" r:id="rId4"/>
+      <w:footerReference r:id="rId5" w:type="default"/>
       <w:pgSz w:w="11906" w:h="16839"/>
       <w:pgMar w:top="1431" w:right="1785" w:bottom="1374" w:left="1785" w:header="0" w:footer="1211" w:gutter="0"/>
-      <w:cols w:num="1" w:space="720"/>
+      <w:cols w:space="720" w:num="1"/>
     </w:sectPr>
   </w:body>
 </w:document>
 </file>
 
+<file path=word/endnotes.xml><?xml version="1.0" encoding="utf-8"?>
+<w:endnotes xmlns:wpc="http://schemas.microsoft.com/office/word/2010/wordprocessingCanvas" xmlns:mc="http://schemas.openxmlformats.org/markup-compatibility/2006" xmlns:o="urn:schemas-microsoft-com:office:office" xmlns:r="http://schemas.openxmlformats.org/officeDocument/2006/relationships" xmlns:m="http://schemas.openxmlformats.org/officeDocument/2006/math" xmlns:v="urn:schemas-microsoft-com:vml" xmlns:wp14="http://schemas.microsoft.com/office/word/2010/wordprocessingDrawing" xmlns:wp="http://schemas.openxmlformats.org/drawingml/2006/wordprocessingDrawing" xmlns:w="http://schemas.openxmlformats.org/wordprocessingml/2006/main" xmlns:w14="http://schemas.microsoft.com/office/word/2010/wordml" xmlns:w15="http://schemas.microsoft.com/office/word/2012/wordml" xmlns:w10="urn:schemas-microsoft-com:office:word" xmlns:wpg="http://schemas.microsoft.com/office/word/2010/wordprocessingGroup" xmlns:wpi="http://schemas.microsoft.com/office/word/2010/wordprocessingInk" xmlns:wne="http://schemas.microsoft.com/office/word/2006/wordml" xmlns:wps="http://schemas.microsoft.com/office/word/2010/wordprocessingShape" xmlns:wpsCustomData="http://www.wps.cn/officeDocument/2013/wpsCustomData" mc:Ignorable="w14 w15 wp14">
+  <w:endnote w:type="separator" w:id="0">
+    <w:p>
+      <w:pPr>
+        <w:spacing w:line="240" w:lineRule="auto"/>
+      </w:pPr>
+      <w:r>
+        <w:separator/>
+      </w:r>
+    </w:p>
+  </w:endnote>
+  <w:endnote w:type="continuationSeparator" w:id="1">
+    <w:p>
+      <w:pPr>
+        <w:spacing w:line="240" w:lineRule="auto"/>
+      </w:pPr>
+      <w:r>
+        <w:continuationSeparator/>
+      </w:r>
+    </w:p>
+  </w:endnote>
+</w:endnotes>
+</file>
+
 <file path=word/footer1.xml><?xml version="1.0" encoding="utf-8"?>
-<w:ftr xmlns:wpc="http://schemas.microsoft.com/office/word/2010/wordprocessingCanvas" xmlns:mc="http://schemas.openxmlformats.org/markup-compatibility/2006" xmlns:o="urn:schemas-microsoft-com:office:office" xmlns:r="http://schemas.openxmlformats.org/officeDocument/2006/relationships" xmlns:m="http://schemas.openxmlformats.org/officeDocument/2006/math" xmlns:v="urn:schemas-microsoft-com:vml" xmlns:wp14="http://schemas.microsoft.com/office/word/2010/wordprocessingDrawing" xmlns:wp="http://schemas.openxmlformats.org/drawingml/2006/wordprocessingDrawing" xmlns:w10="urn:schemas-microsoft-com:office:word" xmlns:w="http://schemas.openxmlformats.org/wordprocessingml/2006/main" xmlns:w14="http://schemas.microsoft.com/office/word/2010/wordml" xmlns:w15="http://schemas.microsoft.com/office/word/2012/wordml" xmlns:wne="http://schemas.microsoft.com/office/word/2006/wordml" xmlns:wpg="http://schemas.microsoft.com/office/word/2010/wordprocessingGroup" xmlns:wpi="http://schemas.microsoft.com/office/word/2010/wordprocessingInk" xmlns:wps="http://schemas.microsoft.com/office/word/2010/wordprocessingShape" mc:Ignorable="w14 w15 wp14">
+<w:ftr xmlns:wpc="http://schemas.microsoft.com/office/word/2010/wordprocessingCanvas" xmlns:mc="http://schemas.openxmlformats.org/markup-compatibility/2006" xmlns:o="urn:schemas-microsoft-com:office:office" xmlns:r="http://schemas.openxmlformats.org/officeDocument/2006/relationships" xmlns:m="http://schemas.openxmlformats.org/officeDocument/2006/math" xmlns:v="urn:schemas-microsoft-com:vml" xmlns:wp14="http://schemas.microsoft.com/office/word/2010/wordprocessingDrawing" xmlns:wp="http://schemas.openxmlformats.org/drawingml/2006/wordprocessingDrawing" xmlns:w10="urn:schemas-microsoft-com:office:word" xmlns:w="http://schemas.openxmlformats.org/wordprocessingml/2006/main" xmlns:w14="http://schemas.microsoft.com/office/word/2010/wordml" xmlns:w15="http://schemas.microsoft.com/office/word/2012/wordml" xmlns:wpg="http://schemas.microsoft.com/office/word/2010/wordprocessingGroup" xmlns:wpi="http://schemas.microsoft.com/office/word/2010/wordprocessingInk" xmlns:wne="http://schemas.microsoft.com/office/word/2006/wordml" xmlns:wps="http://schemas.microsoft.com/office/word/2010/wordprocessingShape" xmlns:wpsCustomData="http://www.wps.cn/officeDocument/2013/wpsCustomData" mc:Ignorable="w14 w15 wp14">
   <w:p>
     <w:pPr>
       <w:spacing w:line="166" w:lineRule="auto"/>
       <w:ind w:left="4125"/>
       <w:rPr>
-        <w:rFonts w:ascii="Calibri" w:eastAsia="Calibri" w:hAnsi="Calibri" w:cs="Calibri"/>
+        <w:rFonts w:ascii="Calibri" w:hAnsi="Calibri" w:eastAsia="Calibri" w:cs="Calibri"/>
         <w:sz w:val="18"/>
         <w:szCs w:val="18"/>
       </w:rPr>
     </w:pPr>
     <w:r>
       <w:rPr>
-        <w:rFonts w:ascii="Calibri" w:eastAsia="Calibri" w:hAnsi="Calibri" w:cs="Calibri"/>
+        <w:rFonts w:ascii="Calibri" w:hAnsi="Calibri" w:eastAsia="Calibri" w:cs="Calibri"/>
         <w:sz w:val="18"/>
         <w:szCs w:val="18"/>
       </w:rPr>
@@ -7285,13 +7376,38 @@
 </w:ftr>
 </file>
 
+<file path=word/footnotes.xml><?xml version="1.0" encoding="utf-8"?>
+<w:footnotes xmlns:wpc="http://schemas.microsoft.com/office/word/2010/wordprocessingCanvas" xmlns:mc="http://schemas.openxmlformats.org/markup-compatibility/2006" xmlns:o="urn:schemas-microsoft-com:office:office" xmlns:r="http://schemas.openxmlformats.org/officeDocument/2006/relationships" xmlns:m="http://schemas.openxmlformats.org/officeDocument/2006/math" xmlns:v="urn:schemas-microsoft-com:vml" xmlns:wp14="http://schemas.microsoft.com/office/word/2010/wordprocessingDrawing" xmlns:wp="http://schemas.openxmlformats.org/drawingml/2006/wordprocessingDrawing" xmlns:w="http://schemas.openxmlformats.org/wordprocessingml/2006/main" xmlns:w14="http://schemas.microsoft.com/office/word/2010/wordml" xmlns:w15="http://schemas.microsoft.com/office/word/2012/wordml" xmlns:w10="urn:schemas-microsoft-com:office:word" xmlns:wpg="http://schemas.microsoft.com/office/word/2010/wordprocessingGroup" xmlns:wpi="http://schemas.microsoft.com/office/word/2010/wordprocessingInk" xmlns:wne="http://schemas.microsoft.com/office/word/2006/wordml" xmlns:wps="http://schemas.microsoft.com/office/word/2010/wordprocessingShape" xmlns:wpsCustomData="http://www.wps.cn/officeDocument/2013/wpsCustomData" mc:Ignorable="w14 w15 wp14">
+  <w:footnote w:type="separator" w:id="0">
+    <w:p>
+      <w:pPr>
+        <w:spacing w:line="360" w:lineRule="auto"/>
+      </w:pPr>
+      <w:r>
+        <w:separator/>
+      </w:r>
+    </w:p>
+  </w:footnote>
+  <w:footnote w:type="continuationSeparator" w:id="1">
+    <w:p>
+      <w:pPr>
+        <w:spacing w:line="360" w:lineRule="auto"/>
+      </w:pPr>
+      <w:r>
+        <w:continuationSeparator/>
+      </w:r>
+    </w:p>
+  </w:footnote>
+</w:footnotes>
+</file>
+
 <file path=word/numbering.xml><?xml version="1.0" encoding="utf-8"?>
-<w:numbering xmlns:wpc="http://schemas.microsoft.com/office/word/2010/wordprocessingCanvas" xmlns:mc="http://schemas.openxmlformats.org/markup-compatibility/2006" xmlns:o="urn:schemas-microsoft-com:office:office" xmlns:r="http://schemas.openxmlformats.org/officeDocument/2006/relationships" xmlns:m="http://schemas.openxmlformats.org/officeDocument/2006/math" xmlns:v="urn:schemas-microsoft-com:vml" xmlns:wp14="http://schemas.microsoft.com/office/word/2010/wordprocessingDrawing" xmlns:wp="http://schemas.openxmlformats.org/drawingml/2006/wordprocessingDrawing" xmlns:w10="urn:schemas-microsoft-com:office:word" xmlns:w="http://schemas.openxmlformats.org/wordprocessingml/2006/main" xmlns:w14="http://schemas.microsoft.com/office/word/2010/wordml" xmlns:w15="http://schemas.microsoft.com/office/word/2012/wordml" xmlns:wne="http://schemas.microsoft.com/office/word/2006/wordml" xmlns:wpg="http://schemas.microsoft.com/office/word/2010/wordprocessingGroup" xmlns:wpi="http://schemas.microsoft.com/office/word/2010/wordprocessingInk" xmlns:wps="http://schemas.microsoft.com/office/word/2010/wordprocessingShape" mc:Ignorable="w14 w15 wp14">
+<w:numbering xmlns:wpc="http://schemas.microsoft.com/office/word/2010/wordprocessingCanvas" xmlns:mc="http://schemas.openxmlformats.org/markup-compatibility/2006" xmlns:o="urn:schemas-microsoft-com:office:office" xmlns:r="http://schemas.openxmlformats.org/officeDocument/2006/relationships" xmlns:m="http://schemas.openxmlformats.org/officeDocument/2006/math" xmlns:v="urn:schemas-microsoft-com:vml" xmlns:wp14="http://schemas.microsoft.com/office/word/2010/wordprocessingDrawing" xmlns:wp="http://schemas.openxmlformats.org/drawingml/2006/wordprocessingDrawing" xmlns:w10="urn:schemas-microsoft-com:office:word" xmlns:w="http://schemas.openxmlformats.org/wordprocessingml/2006/main" xmlns:w14="http://schemas.microsoft.com/office/word/2010/wordml" xmlns:wpg="http://schemas.microsoft.com/office/word/2010/wordprocessingGroup" xmlns:wpi="http://schemas.microsoft.com/office/word/2010/wordprocessingInk" xmlns:wne="http://schemas.microsoft.com/office/word/2006/wordml" xmlns:wps="http://schemas.microsoft.com/office/word/2010/wordprocessingShape" xmlns:wpsCustomData="http://www.wps.cn/officeDocument/2013/wpsCustomData" mc:Ignorable="w14 wp14">
   <w:abstractNum w:abstractNumId="0">
     <w:nsid w:val="81D3AEB3"/>
     <w:multiLevelType w:val="singleLevel"/>
     <w:tmpl w:val="81D3AEB3"/>
-    <w:lvl w:ilvl="0">
+    <w:lvl w:ilvl="0" w:tentative="0">
       <w:start w:val="1"/>
       <w:numFmt w:val="decimal"/>
       <w:lvlText w:val="%1."/>
@@ -7308,7 +7424,7 @@
     <w:nsid w:val="85FC4EDA"/>
     <w:multiLevelType w:val="singleLevel"/>
     <w:tmpl w:val="85FC4EDA"/>
-    <w:lvl w:ilvl="0">
+    <w:lvl w:ilvl="0" w:tentative="0">
       <w:start w:val="1"/>
       <w:numFmt w:val="decimal"/>
       <w:lvlText w:val="%1."/>
@@ -7325,7 +7441,7 @@
     <w:nsid w:val="8B62F2A1"/>
     <w:multiLevelType w:val="singleLevel"/>
     <w:tmpl w:val="8B62F2A1"/>
-    <w:lvl w:ilvl="0">
+    <w:lvl w:ilvl="0" w:tentative="0">
       <w:start w:val="1"/>
       <w:numFmt w:val="decimal"/>
       <w:lvlText w:val="%1."/>
@@ -7342,10 +7458,10 @@
     <w:nsid w:val="8E964DCE"/>
     <w:multiLevelType w:val="multilevel"/>
     <w:tmpl w:val="8E964DCE"/>
-    <w:lvl w:ilvl="0">
+    <w:lvl w:ilvl="0" w:tentative="0">
       <w:start w:val="1"/>
       <w:numFmt w:val="decimal"/>
-      <w:pStyle w:val="Heading1"/>
+      <w:pStyle w:val="2"/>
       <w:lvlText w:val="%1."/>
       <w:lvlJc w:val="left"/>
       <w:pPr>
@@ -7355,10 +7471,10 @@
         <w:rFonts w:hint="default"/>
       </w:rPr>
     </w:lvl>
-    <w:lvl w:ilvl="1">
+    <w:lvl w:ilvl="1" w:tentative="0">
       <w:start w:val="1"/>
       <w:numFmt w:val="decimal"/>
-      <w:pStyle w:val="Heading2"/>
+      <w:pStyle w:val="3"/>
       <w:lvlText w:val="%1.%2."/>
       <w:lvlJc w:val="left"/>
       <w:pPr>
@@ -7368,10 +7484,10 @@
         <w:rFonts w:hint="default"/>
       </w:rPr>
     </w:lvl>
-    <w:lvl w:ilvl="2">
+    <w:lvl w:ilvl="2" w:tentative="0">
       <w:start w:val="1"/>
       <w:numFmt w:val="decimal"/>
-      <w:pStyle w:val="Heading3"/>
+      <w:pStyle w:val="4"/>
       <w:lvlText w:val="%1.%2.%3."/>
       <w:lvlJc w:val="left"/>
       <w:pPr>
@@ -7381,10 +7497,10 @@
         <w:rFonts w:hint="default"/>
       </w:rPr>
     </w:lvl>
-    <w:lvl w:ilvl="3">
+    <w:lvl w:ilvl="3" w:tentative="0">
       <w:start w:val="1"/>
       <w:numFmt w:val="decimal"/>
-      <w:pStyle w:val="Heading4"/>
+      <w:pStyle w:val="5"/>
       <w:lvlText w:val="%1.%2.%3.%4."/>
       <w:lvlJc w:val="left"/>
       <w:pPr>
@@ -7394,10 +7510,10 @@
         <w:rFonts w:hint="default"/>
       </w:rPr>
     </w:lvl>
-    <w:lvl w:ilvl="4">
+    <w:lvl w:ilvl="4" w:tentative="0">
       <w:start w:val="1"/>
       <w:numFmt w:val="decimal"/>
-      <w:pStyle w:val="Heading5"/>
+      <w:pStyle w:val="6"/>
       <w:lvlText w:val="%1.%2.%3.%4.%5."/>
       <w:lvlJc w:val="left"/>
       <w:pPr>
@@ -7407,10 +7523,10 @@
         <w:rFonts w:hint="default"/>
       </w:rPr>
     </w:lvl>
-    <w:lvl w:ilvl="5">
+    <w:lvl w:ilvl="5" w:tentative="0">
       <w:start w:val="1"/>
       <w:numFmt w:val="decimal"/>
-      <w:pStyle w:val="Heading6"/>
+      <w:pStyle w:val="7"/>
       <w:lvlText w:val="%1.%2.%3.%4.%5.%6."/>
       <w:lvlJc w:val="left"/>
       <w:pPr>
@@ -7420,10 +7536,10 @@
         <w:rFonts w:hint="default"/>
       </w:rPr>
     </w:lvl>
-    <w:lvl w:ilvl="6">
+    <w:lvl w:ilvl="6" w:tentative="0">
       <w:start w:val="1"/>
       <w:numFmt w:val="decimal"/>
-      <w:pStyle w:val="Heading7"/>
+      <w:pStyle w:val="8"/>
       <w:lvlText w:val="%1.%2.%3.%4.%5.%6.%7."/>
       <w:lvlJc w:val="left"/>
       <w:pPr>
@@ -7433,10 +7549,10 @@
         <w:rFonts w:hint="default"/>
       </w:rPr>
     </w:lvl>
-    <w:lvl w:ilvl="7">
+    <w:lvl w:ilvl="7" w:tentative="0">
       <w:start w:val="1"/>
       <w:numFmt w:val="decimal"/>
-      <w:pStyle w:val="Heading8"/>
+      <w:pStyle w:val="9"/>
       <w:lvlText w:val="%1.%2.%3.%4.%5.%6.%7.%8."/>
       <w:lvlJc w:val="left"/>
       <w:pPr>
@@ -7446,10 +7562,10 @@
         <w:rFonts w:hint="default"/>
       </w:rPr>
     </w:lvl>
-    <w:lvl w:ilvl="8">
+    <w:lvl w:ilvl="8" w:tentative="0">
       <w:start w:val="1"/>
       <w:numFmt w:val="decimal"/>
-      <w:pStyle w:val="Heading9"/>
+      <w:pStyle w:val="10"/>
       <w:lvlText w:val="%1.%2.%3.%4.%5.%6.%7.%8.%9."/>
       <w:lvlJc w:val="left"/>
       <w:pPr>
@@ -7464,7 +7580,7 @@
     <w:nsid w:val="07E8E1D8"/>
     <w:multiLevelType w:val="singleLevel"/>
     <w:tmpl w:val="07E8E1D8"/>
-    <w:lvl w:ilvl="0">
+    <w:lvl w:ilvl="0" w:tentative="0">
       <w:start w:val="1"/>
       <w:numFmt w:val="decimal"/>
       <w:lvlText w:val="%1."/>
@@ -7481,7 +7597,7 @@
     <w:nsid w:val="5FD2F046"/>
     <w:multiLevelType w:val="singleLevel"/>
     <w:tmpl w:val="5FD2F046"/>
-    <w:lvl w:ilvl="0">
+    <w:lvl w:ilvl="0" w:tentative="0">
       <w:start w:val="1"/>
       <w:numFmt w:val="decimal"/>
       <w:lvlText w:val="%1."/>
@@ -7516,267 +7632,269 @@
 </file>
 
 <file path=word/styles.xml><?xml version="1.0" encoding="utf-8"?>
-<w:styles xmlns:mc="http://schemas.openxmlformats.org/markup-compatibility/2006" xmlns:r="http://schemas.openxmlformats.org/officeDocument/2006/relationships" xmlns:w="http://schemas.openxmlformats.org/wordprocessingml/2006/main" xmlns:w14="http://schemas.microsoft.com/office/word/2010/wordml" xmlns:w15="http://schemas.microsoft.com/office/word/2012/wordml" mc:Ignorable="w14 w15">
+<w:styles xmlns:mc="http://schemas.openxmlformats.org/markup-compatibility/2006" xmlns:o="urn:schemas-microsoft-com:office:office" xmlns:r="http://schemas.openxmlformats.org/officeDocument/2006/relationships" xmlns:m="http://schemas.openxmlformats.org/officeDocument/2006/math" xmlns:v="urn:schemas-microsoft-com:vml" xmlns:w="http://schemas.openxmlformats.org/wordprocessingml/2006/main" xmlns:w14="http://schemas.microsoft.com/office/word/2010/wordml" xmlns:w10="urn:schemas-microsoft-com:office:word" xmlns:sl="http://schemas.openxmlformats.org/schemaLibrary/2006/main" xmlns:wpsCustomData="http://www.wps.cn/officeDocument/2013/wpsCustomData" mc:Ignorable="w14">
   <w:docDefaults>
     <w:rPrDefault>
       <w:rPr>
-        <w:rFonts w:ascii="Times New Roman" w:eastAsia="宋体" w:hAnsi="Times New Roman" w:cs="Times New Roman"/>
+        <w:rFonts w:ascii="Times New Roman" w:hAnsi="Times New Roman" w:eastAsia="宋体" w:cs="Times New Roman"/>
       </w:rPr>
     </w:rPrDefault>
     <w:pPrDefault/>
   </w:docDefaults>
-  <w:latentStyles w:defLockedState="0" w:defUIPriority="99" w:defSemiHidden="1" w:defUnhideWhenUsed="1" w:defQFormat="0" w:count="260">
-    <w:lsdException w:name="Normal" w:semiHidden="0" w:uiPriority="0" w:unhideWhenUsed="0" w:qFormat="1"/>
-    <w:lsdException w:name="heading 1" w:semiHidden="0" w:uiPriority="0" w:unhideWhenUsed="0" w:qFormat="1"/>
-    <w:lsdException w:name="heading 2" w:semiHidden="0" w:uiPriority="0" w:qFormat="1"/>
-    <w:lsdException w:name="heading 3" w:uiPriority="0" w:qFormat="1"/>
-    <w:lsdException w:name="heading 4" w:semiHidden="0" w:uiPriority="0" w:qFormat="1"/>
-    <w:lsdException w:name="heading 5" w:uiPriority="0" w:qFormat="1"/>
-    <w:lsdException w:name="heading 6" w:uiPriority="0" w:qFormat="1"/>
-    <w:lsdException w:name="heading 7" w:uiPriority="0" w:qFormat="1"/>
-    <w:lsdException w:name="heading 8" w:uiPriority="0" w:qFormat="1"/>
-    <w:lsdException w:name="heading 9" w:uiPriority="0" w:qFormat="1"/>
-    <w:lsdException w:name="index 1" w:semiHidden="0" w:uiPriority="0" w:unhideWhenUsed="0"/>
-    <w:lsdException w:name="index 2" w:semiHidden="0" w:uiPriority="0" w:unhideWhenUsed="0"/>
-    <w:lsdException w:name="index 3" w:semiHidden="0" w:uiPriority="0" w:unhideWhenUsed="0"/>
-    <w:lsdException w:name="index 4" w:semiHidden="0" w:uiPriority="0" w:unhideWhenUsed="0"/>
-    <w:lsdException w:name="index 5" w:semiHidden="0" w:uiPriority="0" w:unhideWhenUsed="0"/>
-    <w:lsdException w:name="index 6" w:semiHidden="0" w:uiPriority="0" w:unhideWhenUsed="0"/>
-    <w:lsdException w:name="index 7" w:semiHidden="0" w:uiPriority="0" w:unhideWhenUsed="0"/>
-    <w:lsdException w:name="index 8" w:semiHidden="0" w:uiPriority="0" w:unhideWhenUsed="0"/>
-    <w:lsdException w:name="index 9" w:semiHidden="0" w:uiPriority="0" w:unhideWhenUsed="0"/>
-    <w:lsdException w:name="toc 1" w:semiHidden="0" w:uiPriority="0" w:unhideWhenUsed="0" w:qFormat="1"/>
-    <w:lsdException w:name="toc 2" w:semiHidden="0" w:uiPriority="0" w:unhideWhenUsed="0" w:qFormat="1"/>
-    <w:lsdException w:name="toc 3" w:semiHidden="0" w:uiPriority="0" w:unhideWhenUsed="0" w:qFormat="1"/>
-    <w:lsdException w:name="toc 4" w:semiHidden="0" w:uiPriority="0" w:unhideWhenUsed="0"/>
-    <w:lsdException w:name="toc 5" w:semiHidden="0" w:uiPriority="0" w:unhideWhenUsed="0"/>
-    <w:lsdException w:name="toc 6" w:semiHidden="0" w:uiPriority="0" w:unhideWhenUsed="0"/>
-    <w:lsdException w:name="toc 7" w:semiHidden="0" w:uiPriority="0" w:unhideWhenUsed="0"/>
-    <w:lsdException w:name="toc 8" w:semiHidden="0" w:uiPriority="0" w:unhideWhenUsed="0"/>
-    <w:lsdException w:name="toc 9" w:semiHidden="0" w:uiPriority="0" w:unhideWhenUsed="0"/>
-    <w:lsdException w:name="Normal Indent" w:semiHidden="0" w:uiPriority="0" w:unhideWhenUsed="0"/>
-    <w:lsdException w:name="footnote text" w:semiHidden="0" w:uiPriority="0" w:unhideWhenUsed="0"/>
-    <w:lsdException w:name="annotation text" w:semiHidden="0" w:uiPriority="0" w:unhideWhenUsed="0" w:qFormat="1"/>
-    <w:lsdException w:name="header" w:semiHidden="0" w:uiPriority="0" w:unhideWhenUsed="0" w:qFormat="1"/>
-    <w:lsdException w:name="footer" w:semiHidden="0" w:uiPriority="0" w:unhideWhenUsed="0" w:qFormat="1"/>
-    <w:lsdException w:name="index heading" w:semiHidden="0" w:uiPriority="0" w:unhideWhenUsed="0"/>
-    <w:lsdException w:name="caption" w:uiPriority="0" w:qFormat="1"/>
-    <w:lsdException w:name="table of figures" w:semiHidden="0" w:uiPriority="0" w:unhideWhenUsed="0"/>
-    <w:lsdException w:name="envelope address" w:semiHidden="0" w:uiPriority="0" w:unhideWhenUsed="0"/>
-    <w:lsdException w:name="envelope return" w:semiHidden="0" w:uiPriority="0" w:unhideWhenUsed="0"/>
-    <w:lsdException w:name="footnote reference" w:semiHidden="0" w:uiPriority="0" w:unhideWhenUsed="0"/>
-    <w:lsdException w:name="annotation reference" w:semiHidden="0" w:uiPriority="0" w:unhideWhenUsed="0"/>
-    <w:lsdException w:name="line number" w:semiHidden="0" w:uiPriority="0" w:unhideWhenUsed="0"/>
-    <w:lsdException w:name="page number" w:semiHidden="0" w:uiPriority="0" w:unhideWhenUsed="0"/>
-    <w:lsdException w:name="endnote reference" w:semiHidden="0" w:uiPriority="0" w:unhideWhenUsed="0"/>
-    <w:lsdException w:name="endnote text" w:semiHidden="0" w:uiPriority="0" w:unhideWhenUsed="0"/>
-    <w:lsdException w:name="table of authorities" w:semiHidden="0" w:uiPriority="0" w:unhideWhenUsed="0"/>
-    <w:lsdException w:name="macro" w:semiHidden="0" w:uiPriority="0" w:unhideWhenUsed="0"/>
-    <w:lsdException w:name="toa heading" w:semiHidden="0" w:uiPriority="0" w:unhideWhenUsed="0"/>
-    <w:lsdException w:name="List" w:semiHidden="0" w:uiPriority="0" w:unhideWhenUsed="0"/>
-    <w:lsdException w:name="List Bullet" w:semiHidden="0" w:uiPriority="0" w:unhideWhenUsed="0"/>
-    <w:lsdException w:name="List Number" w:semiHidden="0" w:uiPriority="0" w:unhideWhenUsed="0"/>
-    <w:lsdException w:name="List 2" w:semiHidden="0" w:uiPriority="0" w:unhideWhenUsed="0"/>
-    <w:lsdException w:name="List 3" w:semiHidden="0" w:uiPriority="0" w:unhideWhenUsed="0"/>
-    <w:lsdException w:name="List 4" w:semiHidden="0" w:uiPriority="0" w:unhideWhenUsed="0"/>
-    <w:lsdException w:name="List 5" w:semiHidden="0" w:uiPriority="0" w:unhideWhenUsed="0"/>
-    <w:lsdException w:name="List Bullet 2" w:semiHidden="0" w:uiPriority="0" w:unhideWhenUsed="0"/>
-    <w:lsdException w:name="List Bullet 3" w:semiHidden="0" w:uiPriority="0" w:unhideWhenUsed="0"/>
-    <w:lsdException w:name="List Bullet 4" w:semiHidden="0" w:uiPriority="0" w:unhideWhenUsed="0"/>
-    <w:lsdException w:name="List Bullet 5" w:semiHidden="0" w:uiPriority="0" w:unhideWhenUsed="0"/>
-    <w:lsdException w:name="List Number 2" w:semiHidden="0" w:uiPriority="0" w:unhideWhenUsed="0"/>
-    <w:lsdException w:name="List Number 3" w:semiHidden="0" w:uiPriority="0" w:unhideWhenUsed="0"/>
-    <w:lsdException w:name="List Number 4" w:semiHidden="0" w:uiPriority="0" w:unhideWhenUsed="0"/>
-    <w:lsdException w:name="List Number 5" w:semiHidden="0" w:uiPriority="0" w:unhideWhenUsed="0"/>
-    <w:lsdException w:name="Title" w:semiHidden="0" w:uiPriority="0" w:unhideWhenUsed="0" w:qFormat="1"/>
-    <w:lsdException w:name="Closing" w:semiHidden="0" w:uiPriority="0" w:unhideWhenUsed="0"/>
-    <w:lsdException w:name="Signature" w:semiHidden="0" w:uiPriority="0" w:unhideWhenUsed="0"/>
-    <w:lsdException w:name="Default Paragraph Font" w:uiPriority="0" w:unhideWhenUsed="0" w:qFormat="1"/>
-    <w:lsdException w:name="Body Text" w:uiPriority="0" w:unhideWhenUsed="0" w:qFormat="1"/>
-    <w:lsdException w:name="Body Text Indent" w:semiHidden="0" w:uiPriority="0" w:unhideWhenUsed="0"/>
-    <w:lsdException w:name="List Continue" w:semiHidden="0" w:uiPriority="0" w:unhideWhenUsed="0"/>
-    <w:lsdException w:name="List Continue 2" w:semiHidden="0" w:uiPriority="0" w:unhideWhenUsed="0"/>
-    <w:lsdException w:name="List Continue 3" w:semiHidden="0" w:uiPriority="0" w:unhideWhenUsed="0"/>
-    <w:lsdException w:name="List Continue 4" w:semiHidden="0" w:uiPriority="0" w:unhideWhenUsed="0"/>
-    <w:lsdException w:name="List Continue 5" w:semiHidden="0" w:uiPriority="0" w:unhideWhenUsed="0"/>
-    <w:lsdException w:name="Message Header" w:semiHidden="0" w:uiPriority="0" w:unhideWhenUsed="0"/>
-    <w:lsdException w:name="Subtitle" w:semiHidden="0" w:uiPriority="0" w:unhideWhenUsed="0" w:qFormat="1"/>
-    <w:lsdException w:name="Salutation" w:semiHidden="0" w:uiPriority="0" w:unhideWhenUsed="0"/>
-    <w:lsdException w:name="Date" w:semiHidden="0" w:uiPriority="0" w:unhideWhenUsed="0"/>
-    <w:lsdException w:name="Body Text First Indent" w:semiHidden="0" w:uiPriority="0" w:unhideWhenUsed="0"/>
-    <w:lsdException w:name="Body Text First Indent 2" w:semiHidden="0" w:uiPriority="0" w:unhideWhenUsed="0"/>
-    <w:lsdException w:name="Body Text 2" w:semiHidden="0" w:uiPriority="0" w:unhideWhenUsed="0"/>
-    <w:lsdException w:name="Body Text 3" w:semiHidden="0" w:uiPriority="0" w:unhideWhenUsed="0"/>
-    <w:lsdException w:name="Body Text Indent 2" w:semiHidden="0" w:uiPriority="0" w:unhideWhenUsed="0"/>
-    <w:lsdException w:name="Body Text Indent 3" w:semiHidden="0" w:uiPriority="0" w:unhideWhenUsed="0"/>
-    <w:lsdException w:name="Block Text" w:semiHidden="0" w:uiPriority="0" w:unhideWhenUsed="0"/>
-    <w:lsdException w:name="Hyperlink" w:semiHidden="0" w:uiPriority="0" w:unhideWhenUsed="0"/>
-    <w:lsdException w:name="FollowedHyperlink" w:semiHidden="0" w:uiPriority="0" w:unhideWhenUsed="0"/>
-    <w:lsdException w:name="Strong" w:semiHidden="0" w:uiPriority="0" w:unhideWhenUsed="0" w:qFormat="1"/>
-    <w:lsdException w:name="Emphasis" w:semiHidden="0" w:uiPriority="0" w:unhideWhenUsed="0" w:qFormat="1"/>
-    <w:lsdException w:name="Document Map" w:semiHidden="0" w:uiPriority="0" w:unhideWhenUsed="0"/>
-    <w:lsdException w:name="Plain Text" w:semiHidden="0" w:uiPriority="0" w:unhideWhenUsed="0"/>
-    <w:lsdException w:name="E-mail Signature" w:semiHidden="0" w:uiPriority="0" w:unhideWhenUsed="0"/>
-    <w:lsdException w:name="Normal (Web)" w:semiHidden="0" w:uiPriority="0" w:unhideWhenUsed="0" w:qFormat="1"/>
-    <w:lsdException w:name="HTML Acronym" w:semiHidden="0" w:uiPriority="0" w:unhideWhenUsed="0"/>
-    <w:lsdException w:name="HTML Address" w:semiHidden="0" w:uiPriority="0" w:unhideWhenUsed="0"/>
-    <w:lsdException w:name="HTML Cite" w:semiHidden="0" w:uiPriority="0" w:unhideWhenUsed="0"/>
-    <w:lsdException w:name="HTML Code" w:semiHidden="0" w:uiPriority="0" w:unhideWhenUsed="0"/>
-    <w:lsdException w:name="HTML Definition" w:semiHidden="0" w:uiPriority="0" w:unhideWhenUsed="0"/>
-    <w:lsdException w:name="HTML Keyboard" w:semiHidden="0" w:uiPriority="0" w:unhideWhenUsed="0"/>
-    <w:lsdException w:name="HTML Preformatted" w:semiHidden="0" w:uiPriority="0" w:unhideWhenUsed="0"/>
-    <w:lsdException w:name="HTML Sample" w:semiHidden="0" w:uiPriority="0" w:unhideWhenUsed="0"/>
-    <w:lsdException w:name="HTML Typewriter" w:semiHidden="0" w:uiPriority="0" w:unhideWhenUsed="0"/>
-    <w:lsdException w:name="HTML Variable" w:semiHidden="0" w:uiPriority="0" w:unhideWhenUsed="0"/>
-    <w:lsdException w:name="Normal Table" w:uiPriority="0" w:unhideWhenUsed="0" w:qFormat="1"/>
-    <w:lsdException w:name="annotation subject" w:semiHidden="0" w:uiPriority="0" w:unhideWhenUsed="0"/>
-    <w:lsdException w:name="Table Simple 1" w:semiHidden="0" w:uiPriority="0" w:unhideWhenUsed="0"/>
-    <w:lsdException w:name="Table Simple 2" w:semiHidden="0" w:uiPriority="0" w:unhideWhenUsed="0"/>
-    <w:lsdException w:name="Table Simple 3" w:semiHidden="0" w:uiPriority="0" w:unhideWhenUsed="0"/>
-    <w:lsdException w:name="Table Classic 1" w:semiHidden="0" w:uiPriority="0" w:unhideWhenUsed="0"/>
-    <w:lsdException w:name="Table Classic 2" w:semiHidden="0" w:uiPriority="0" w:unhideWhenUsed="0"/>
-    <w:lsdException w:name="Table Classic 3" w:semiHidden="0" w:uiPriority="0" w:unhideWhenUsed="0"/>
-    <w:lsdException w:name="Table Classic 4" w:semiHidden="0" w:uiPriority="0" w:unhideWhenUsed="0"/>
-    <w:lsdException w:name="Table Colorful 1" w:semiHidden="0" w:uiPriority="0" w:unhideWhenUsed="0"/>
-    <w:lsdException w:name="Table Colorful 2" w:semiHidden="0" w:uiPriority="0" w:unhideWhenUsed="0"/>
-    <w:lsdException w:name="Table Colorful 3" w:semiHidden="0" w:uiPriority="0" w:unhideWhenUsed="0"/>
-    <w:lsdException w:name="Table Columns 1" w:semiHidden="0" w:uiPriority="0" w:unhideWhenUsed="0"/>
-    <w:lsdException w:name="Table Columns 2" w:semiHidden="0" w:uiPriority="0" w:unhideWhenUsed="0"/>
-    <w:lsdException w:name="Table Columns 3" w:semiHidden="0" w:uiPriority="0" w:unhideWhenUsed="0"/>
-    <w:lsdException w:name="Table Columns 4" w:semiHidden="0" w:uiPriority="0" w:unhideWhenUsed="0"/>
-    <w:lsdException w:name="Table Columns 5" w:semiHidden="0" w:uiPriority="0" w:unhideWhenUsed="0"/>
-    <w:lsdException w:name="Table Grid 1" w:semiHidden="0" w:uiPriority="0" w:unhideWhenUsed="0"/>
-    <w:lsdException w:name="Table Grid 2" w:semiHidden="0" w:uiPriority="0" w:unhideWhenUsed="0"/>
-    <w:lsdException w:name="Table Grid 3" w:semiHidden="0" w:uiPriority="0" w:unhideWhenUsed="0"/>
-    <w:lsdException w:name="Table Grid 4" w:semiHidden="0" w:uiPriority="0" w:unhideWhenUsed="0"/>
-    <w:lsdException w:name="Table Grid 5" w:semiHidden="0" w:uiPriority="0" w:unhideWhenUsed="0"/>
-    <w:lsdException w:name="Table Grid 6" w:semiHidden="0" w:uiPriority="0" w:unhideWhenUsed="0"/>
-    <w:lsdException w:name="Table Grid 7" w:semiHidden="0" w:uiPriority="0" w:unhideWhenUsed="0"/>
-    <w:lsdException w:name="Table Grid 8" w:semiHidden="0" w:uiPriority="0" w:unhideWhenUsed="0"/>
-    <w:lsdException w:name="Table List 1" w:semiHidden="0" w:uiPriority="0" w:unhideWhenUsed="0"/>
-    <w:lsdException w:name="Table List 2" w:semiHidden="0" w:uiPriority="0" w:unhideWhenUsed="0"/>
-    <w:lsdException w:name="Table List 3" w:semiHidden="0" w:uiPriority="0" w:unhideWhenUsed="0"/>
-    <w:lsdException w:name="Table List 4" w:semiHidden="0" w:uiPriority="0" w:unhideWhenUsed="0"/>
-    <w:lsdException w:name="Table List 5" w:semiHidden="0" w:uiPriority="0" w:unhideWhenUsed="0"/>
-    <w:lsdException w:name="Table List 6" w:semiHidden="0" w:uiPriority="0" w:unhideWhenUsed="0"/>
-    <w:lsdException w:name="Table List 7" w:semiHidden="0" w:uiPriority="0" w:unhideWhenUsed="0"/>
-    <w:lsdException w:name="Table List 8" w:semiHidden="0" w:uiPriority="0" w:unhideWhenUsed="0"/>
-    <w:lsdException w:name="Table 3D effects 1" w:semiHidden="0" w:uiPriority="0" w:unhideWhenUsed="0"/>
-    <w:lsdException w:name="Table 3D effects 2" w:semiHidden="0" w:uiPriority="0" w:unhideWhenUsed="0"/>
-    <w:lsdException w:name="Table 3D effects 3" w:semiHidden="0" w:uiPriority="0" w:unhideWhenUsed="0"/>
-    <w:lsdException w:name="Table Contemporary" w:semiHidden="0" w:uiPriority="0" w:unhideWhenUsed="0"/>
-    <w:lsdException w:name="Table Elegant" w:semiHidden="0" w:uiPriority="0" w:unhideWhenUsed="0"/>
-    <w:lsdException w:name="Table Professional" w:semiHidden="0" w:uiPriority="0" w:unhideWhenUsed="0"/>
-    <w:lsdException w:name="Table Subtle 1" w:semiHidden="0" w:uiPriority="0" w:unhideWhenUsed="0"/>
-    <w:lsdException w:name="Table Subtle 2" w:semiHidden="0" w:uiPriority="0" w:unhideWhenUsed="0"/>
-    <w:lsdException w:name="Table Web 1" w:semiHidden="0" w:uiPriority="0" w:unhideWhenUsed="0"/>
-    <w:lsdException w:name="Table Web 2" w:semiHidden="0" w:uiPriority="0" w:unhideWhenUsed="0"/>
-    <w:lsdException w:name="Table Web 3" w:semiHidden="0" w:uiPriority="0" w:unhideWhenUsed="0"/>
-    <w:lsdException w:name="Balloon Text" w:semiHidden="0" w:uiPriority="0" w:unhideWhenUsed="0"/>
-    <w:lsdException w:name="Table Grid" w:semiHidden="0" w:uiPriority="0" w:unhideWhenUsed="0" w:qFormat="1"/>
-    <w:lsdException w:name="Table Theme" w:semiHidden="0" w:uiPriority="0" w:unhideWhenUsed="0"/>
-    <w:lsdException w:name="Light Shading" w:semiHidden="0" w:uiPriority="60" w:unhideWhenUsed="0"/>
-    <w:lsdException w:name="Light List" w:semiHidden="0" w:uiPriority="61" w:unhideWhenUsed="0"/>
-    <w:lsdException w:name="Light Grid" w:semiHidden="0" w:uiPriority="62" w:unhideWhenUsed="0"/>
-    <w:lsdException w:name="Medium Shading 1" w:semiHidden="0" w:uiPriority="63" w:unhideWhenUsed="0"/>
-    <w:lsdException w:name="Medium Shading 2" w:semiHidden="0" w:uiPriority="64" w:unhideWhenUsed="0"/>
-    <w:lsdException w:name="Medium List 1" w:semiHidden="0" w:uiPriority="65" w:unhideWhenUsed="0"/>
-    <w:lsdException w:name="Medium List 2" w:semiHidden="0" w:uiPriority="66" w:unhideWhenUsed="0"/>
-    <w:lsdException w:name="Medium Grid 1" w:semiHidden="0" w:uiPriority="67" w:unhideWhenUsed="0"/>
-    <w:lsdException w:name="Medium Grid 2" w:semiHidden="0" w:uiPriority="68" w:unhideWhenUsed="0"/>
-    <w:lsdException w:name="Medium Grid 3" w:semiHidden="0" w:uiPriority="69" w:unhideWhenUsed="0"/>
-    <w:lsdException w:name="Dark List" w:semiHidden="0" w:uiPriority="70" w:unhideWhenUsed="0"/>
-    <w:lsdException w:name="Colorful Shading" w:semiHidden="0" w:uiPriority="71" w:unhideWhenUsed="0"/>
-    <w:lsdException w:name="Colorful List" w:semiHidden="0" w:uiPriority="72" w:unhideWhenUsed="0"/>
-    <w:lsdException w:name="Colorful Grid" w:semiHidden="0" w:uiPriority="73" w:unhideWhenUsed="0"/>
-    <w:lsdException w:name="Light Shading Accent 1" w:semiHidden="0" w:uiPriority="60" w:unhideWhenUsed="0"/>
-    <w:lsdException w:name="Light List Accent 1" w:semiHidden="0" w:uiPriority="61" w:unhideWhenUsed="0"/>
-    <w:lsdException w:name="Light Grid Accent 1" w:semiHidden="0" w:uiPriority="62" w:unhideWhenUsed="0"/>
-    <w:lsdException w:name="Medium Shading 1 Accent 1" w:semiHidden="0" w:uiPriority="63" w:unhideWhenUsed="0"/>
-    <w:lsdException w:name="Medium Shading 2 Accent 1" w:semiHidden="0" w:uiPriority="64" w:unhideWhenUsed="0"/>
-    <w:lsdException w:name="Medium List 1 Accent 1" w:semiHidden="0" w:uiPriority="65" w:unhideWhenUsed="0"/>
-    <w:lsdException w:name="Medium List 2 Accent 1" w:semiHidden="0" w:uiPriority="66" w:unhideWhenUsed="0"/>
-    <w:lsdException w:name="Medium Grid 1 Accent 1" w:semiHidden="0" w:uiPriority="67" w:unhideWhenUsed="0"/>
-    <w:lsdException w:name="Medium Grid 2 Accent 1" w:semiHidden="0" w:uiPriority="68" w:unhideWhenUsed="0"/>
-    <w:lsdException w:name="Medium Grid 3 Accent 1" w:semiHidden="0" w:uiPriority="69" w:unhideWhenUsed="0"/>
-    <w:lsdException w:name="Dark List Accent 1" w:semiHidden="0" w:uiPriority="70" w:unhideWhenUsed="0"/>
-    <w:lsdException w:name="Colorful Shading Accent 1" w:semiHidden="0" w:uiPriority="71" w:unhideWhenUsed="0"/>
-    <w:lsdException w:name="Colorful List Accent 1" w:semiHidden="0" w:uiPriority="72" w:unhideWhenUsed="0"/>
-    <w:lsdException w:name="Colorful Grid Accent 1" w:semiHidden="0" w:uiPriority="73" w:unhideWhenUsed="0"/>
-    <w:lsdException w:name="Light Shading Accent 2" w:semiHidden="0" w:uiPriority="60" w:unhideWhenUsed="0"/>
-    <w:lsdException w:name="Light List Accent 2" w:semiHidden="0" w:uiPriority="61" w:unhideWhenUsed="0"/>
-    <w:lsdException w:name="Light Grid Accent 2" w:semiHidden="0" w:uiPriority="62" w:unhideWhenUsed="0"/>
-    <w:lsdException w:name="Medium Shading 1 Accent 2" w:semiHidden="0" w:uiPriority="63" w:unhideWhenUsed="0"/>
-    <w:lsdException w:name="Medium Shading 2 Accent 2" w:semiHidden="0" w:uiPriority="64" w:unhideWhenUsed="0"/>
-    <w:lsdException w:name="Medium List 1 Accent 2" w:semiHidden="0" w:uiPriority="65" w:unhideWhenUsed="0"/>
-    <w:lsdException w:name="Medium List 2 Accent 2" w:semiHidden="0" w:uiPriority="66" w:unhideWhenUsed="0"/>
-    <w:lsdException w:name="Medium Grid 1 Accent 2" w:semiHidden="0" w:uiPriority="67" w:unhideWhenUsed="0"/>
-    <w:lsdException w:name="Medium Grid 2 Accent 2" w:semiHidden="0" w:uiPriority="68" w:unhideWhenUsed="0"/>
-    <w:lsdException w:name="Medium Grid 3 Accent 2" w:semiHidden="0" w:uiPriority="69" w:unhideWhenUsed="0"/>
-    <w:lsdException w:name="Dark List Accent 2" w:semiHidden="0" w:uiPriority="70" w:unhideWhenUsed="0"/>
-    <w:lsdException w:name="Colorful Shading Accent 2" w:semiHidden="0" w:uiPriority="71" w:unhideWhenUsed="0"/>
-    <w:lsdException w:name="Colorful List Accent 2" w:semiHidden="0" w:uiPriority="72" w:unhideWhenUsed="0"/>
-    <w:lsdException w:name="Colorful Grid Accent 2" w:semiHidden="0" w:uiPriority="73" w:unhideWhenUsed="0"/>
-    <w:lsdException w:name="Light Shading Accent 3" w:semiHidden="0" w:uiPriority="60" w:unhideWhenUsed="0"/>
-    <w:lsdException w:name="Light List Accent 3" w:semiHidden="0" w:uiPriority="61" w:unhideWhenUsed="0"/>
-    <w:lsdException w:name="Light Grid Accent 3" w:semiHidden="0" w:uiPriority="62" w:unhideWhenUsed="0"/>
-    <w:lsdException w:name="Medium Shading 1 Accent 3" w:semiHidden="0" w:uiPriority="63" w:unhideWhenUsed="0"/>
-    <w:lsdException w:name="Medium Shading 2 Accent 3" w:semiHidden="0" w:uiPriority="64" w:unhideWhenUsed="0"/>
-    <w:lsdException w:name="Medium List 1 Accent 3" w:semiHidden="0" w:uiPriority="65" w:unhideWhenUsed="0"/>
-    <w:lsdException w:name="Medium List 2 Accent 3" w:semiHidden="0" w:uiPriority="66" w:unhideWhenUsed="0"/>
-    <w:lsdException w:name="Medium Grid 1 Accent 3" w:semiHidden="0" w:uiPriority="67" w:unhideWhenUsed="0"/>
-    <w:lsdException w:name="Medium Grid 2 Accent 3" w:semiHidden="0" w:uiPriority="68" w:unhideWhenUsed="0"/>
-    <w:lsdException w:name="Medium Grid 3 Accent 3" w:semiHidden="0" w:uiPriority="69" w:unhideWhenUsed="0"/>
-    <w:lsdException w:name="Dark List Accent 3" w:semiHidden="0" w:uiPriority="70" w:unhideWhenUsed="0"/>
-    <w:lsdException w:name="Colorful Shading Accent 3" w:semiHidden="0" w:uiPriority="71" w:unhideWhenUsed="0"/>
-    <w:lsdException w:name="Colorful List Accent 3" w:semiHidden="0" w:uiPriority="72" w:unhideWhenUsed="0"/>
-    <w:lsdException w:name="Colorful Grid Accent 3" w:semiHidden="0" w:uiPriority="73" w:unhideWhenUsed="0"/>
-    <w:lsdException w:name="Light Shading Accent 4" w:semiHidden="0" w:uiPriority="60" w:unhideWhenUsed="0"/>
-    <w:lsdException w:name="Light List Accent 4" w:semiHidden="0" w:uiPriority="61" w:unhideWhenUsed="0"/>
-    <w:lsdException w:name="Light Grid Accent 4" w:semiHidden="0" w:uiPriority="62" w:unhideWhenUsed="0"/>
-    <w:lsdException w:name="Medium Shading 1 Accent 4" w:semiHidden="0" w:uiPriority="63" w:unhideWhenUsed="0"/>
-    <w:lsdException w:name="Medium Shading 2 Accent 4" w:semiHidden="0" w:uiPriority="64" w:unhideWhenUsed="0"/>
-    <w:lsdException w:name="Medium List 1 Accent 4" w:semiHidden="0" w:uiPriority="65" w:unhideWhenUsed="0"/>
-    <w:lsdException w:name="Medium List 2 Accent 4" w:semiHidden="0" w:uiPriority="66" w:unhideWhenUsed="0"/>
-    <w:lsdException w:name="Medium Grid 1 Accent 4" w:semiHidden="0" w:uiPriority="67" w:unhideWhenUsed="0"/>
-    <w:lsdException w:name="Medium Grid 2 Accent 4" w:semiHidden="0" w:uiPriority="68" w:unhideWhenUsed="0"/>
-    <w:lsdException w:name="Medium Grid 3 Accent 4" w:semiHidden="0" w:uiPriority="69" w:unhideWhenUsed="0"/>
-    <w:lsdException w:name="Dark List Accent 4" w:semiHidden="0" w:uiPriority="70" w:unhideWhenUsed="0"/>
-    <w:lsdException w:name="Colorful Shading Accent 4" w:semiHidden="0" w:uiPriority="71" w:unhideWhenUsed="0"/>
-    <w:lsdException w:name="Colorful List Accent 4" w:semiHidden="0" w:uiPriority="72" w:unhideWhenUsed="0"/>
-    <w:lsdException w:name="Colorful Grid Accent 4" w:semiHidden="0" w:uiPriority="73" w:unhideWhenUsed="0"/>
-    <w:lsdException w:name="Light Shading Accent 5" w:semiHidden="0" w:uiPriority="60" w:unhideWhenUsed="0"/>
-    <w:lsdException w:name="Light List Accent 5" w:semiHidden="0" w:uiPriority="61" w:unhideWhenUsed="0"/>
-    <w:lsdException w:name="Light Grid Accent 5" w:semiHidden="0" w:uiPriority="62" w:unhideWhenUsed="0"/>
-    <w:lsdException w:name="Medium Shading 1 Accent 5" w:semiHidden="0" w:uiPriority="63" w:unhideWhenUsed="0"/>
-    <w:lsdException w:name="Medium Shading 2 Accent 5" w:semiHidden="0" w:uiPriority="64" w:unhideWhenUsed="0"/>
-    <w:lsdException w:name="Medium List 1 Accent 5" w:semiHidden="0" w:uiPriority="65" w:unhideWhenUsed="0"/>
-    <w:lsdException w:name="Medium List 2 Accent 5" w:semiHidden="0" w:uiPriority="66" w:unhideWhenUsed="0"/>
-    <w:lsdException w:name="Medium Grid 1 Accent 5" w:semiHidden="0" w:uiPriority="67" w:unhideWhenUsed="0"/>
-    <w:lsdException w:name="Medium Grid 2 Accent 5" w:semiHidden="0" w:uiPriority="68" w:unhideWhenUsed="0"/>
-    <w:lsdException w:name="Medium Grid 3 Accent 5" w:semiHidden="0" w:uiPriority="69" w:unhideWhenUsed="0"/>
-    <w:lsdException w:name="Dark List Accent 5" w:semiHidden="0" w:uiPriority="70" w:unhideWhenUsed="0"/>
-    <w:lsdException w:name="Colorful Shading Accent 5" w:semiHidden="0" w:uiPriority="71" w:unhideWhenUsed="0"/>
-    <w:lsdException w:name="Colorful List Accent 5" w:semiHidden="0" w:uiPriority="72" w:unhideWhenUsed="0"/>
-    <w:lsdException w:name="Colorful Grid Accent 5" w:semiHidden="0" w:uiPriority="73" w:unhideWhenUsed="0"/>
-    <w:lsdException w:name="Light Shading Accent 6" w:semiHidden="0" w:uiPriority="60" w:unhideWhenUsed="0"/>
-    <w:lsdException w:name="Light List Accent 6" w:semiHidden="0" w:uiPriority="61" w:unhideWhenUsed="0"/>
-    <w:lsdException w:name="Light Grid Accent 6" w:semiHidden="0" w:uiPriority="62" w:unhideWhenUsed="0"/>
-    <w:lsdException w:name="Medium Shading 1 Accent 6" w:semiHidden="0" w:uiPriority="63" w:unhideWhenUsed="0"/>
-    <w:lsdException w:name="Medium Shading 2 Accent 6" w:semiHidden="0" w:uiPriority="64" w:unhideWhenUsed="0"/>
-    <w:lsdException w:name="Medium List 1 Accent 6" w:semiHidden="0" w:uiPriority="65" w:unhideWhenUsed="0"/>
-    <w:lsdException w:name="Medium List 2 Accent 6" w:semiHidden="0" w:uiPriority="66" w:unhideWhenUsed="0"/>
-    <w:lsdException w:name="Medium Grid 1 Accent 6" w:semiHidden="0" w:uiPriority="67" w:unhideWhenUsed="0"/>
-    <w:lsdException w:name="Medium Grid 2 Accent 6" w:semiHidden="0" w:uiPriority="68" w:unhideWhenUsed="0"/>
-    <w:lsdException w:name="Medium Grid 3 Accent 6" w:semiHidden="0" w:uiPriority="69" w:unhideWhenUsed="0"/>
-    <w:lsdException w:name="Dark List Accent 6" w:semiHidden="0" w:uiPriority="70" w:unhideWhenUsed="0"/>
-    <w:lsdException w:name="Colorful Shading Accent 6" w:semiHidden="0" w:uiPriority="71" w:unhideWhenUsed="0"/>
-    <w:lsdException w:name="Colorful List Accent 6" w:semiHidden="0" w:uiPriority="72" w:unhideWhenUsed="0"/>
-    <w:lsdException w:name="Colorful Grid Accent 6" w:semiHidden="0" w:uiPriority="73" w:unhideWhenUsed="0"/>
+  <w:latentStyles w:count="260" w:defQFormat="0" w:defUnhideWhenUsed="1" w:defSemiHidden="1" w:defUIPriority="99" w:defLockedState="0">
+    <w:lsdException w:qFormat="1" w:unhideWhenUsed="0" w:uiPriority="0" w:semiHidden="0" w:name="Normal"/>
+    <w:lsdException w:qFormat="1" w:unhideWhenUsed="0" w:uiPriority="0" w:semiHidden="0" w:name="heading 1"/>
+    <w:lsdException w:qFormat="1" w:uiPriority="0" w:semiHidden="0" w:name="heading 2"/>
+    <w:lsdException w:qFormat="1" w:uiPriority="0" w:name="heading 3"/>
+    <w:lsdException w:qFormat="1" w:uiPriority="0" w:semiHidden="0" w:name="heading 4"/>
+    <w:lsdException w:qFormat="1" w:uiPriority="0" w:name="heading 5"/>
+    <w:lsdException w:qFormat="1" w:uiPriority="0" w:name="heading 6"/>
+    <w:lsdException w:qFormat="1" w:uiPriority="0" w:name="heading 7"/>
+    <w:lsdException w:qFormat="1" w:uiPriority="0" w:name="heading 8"/>
+    <w:lsdException w:qFormat="1" w:uiPriority="0" w:name="heading 9"/>
+    <w:lsdException w:unhideWhenUsed="0" w:uiPriority="0" w:semiHidden="0" w:name="index 1"/>
+    <w:lsdException w:unhideWhenUsed="0" w:uiPriority="0" w:semiHidden="0" w:name="index 2"/>
+    <w:lsdException w:unhideWhenUsed="0" w:uiPriority="0" w:semiHidden="0" w:name="index 3"/>
+    <w:lsdException w:unhideWhenUsed="0" w:uiPriority="0" w:semiHidden="0" w:name="index 4"/>
+    <w:lsdException w:unhideWhenUsed="0" w:uiPriority="0" w:semiHidden="0" w:name="index 5"/>
+    <w:lsdException w:unhideWhenUsed="0" w:uiPriority="0" w:semiHidden="0" w:name="index 6"/>
+    <w:lsdException w:unhideWhenUsed="0" w:uiPriority="0" w:semiHidden="0" w:name="index 7"/>
+    <w:lsdException w:unhideWhenUsed="0" w:uiPriority="0" w:semiHidden="0" w:name="index 8"/>
+    <w:lsdException w:unhideWhenUsed="0" w:uiPriority="0" w:semiHidden="0" w:name="index 9"/>
+    <w:lsdException w:qFormat="1" w:unhideWhenUsed="0" w:uiPriority="0" w:semiHidden="0" w:name="toc 1"/>
+    <w:lsdException w:qFormat="1" w:unhideWhenUsed="0" w:uiPriority="0" w:semiHidden="0" w:name="toc 2"/>
+    <w:lsdException w:qFormat="1" w:unhideWhenUsed="0" w:uiPriority="0" w:semiHidden="0" w:name="toc 3"/>
+    <w:lsdException w:unhideWhenUsed="0" w:uiPriority="0" w:semiHidden="0" w:name="toc 4"/>
+    <w:lsdException w:unhideWhenUsed="0" w:uiPriority="0" w:semiHidden="0" w:name="toc 5"/>
+    <w:lsdException w:unhideWhenUsed="0" w:uiPriority="0" w:semiHidden="0" w:name="toc 6"/>
+    <w:lsdException w:unhideWhenUsed="0" w:uiPriority="0" w:semiHidden="0" w:name="toc 7"/>
+    <w:lsdException w:unhideWhenUsed="0" w:uiPriority="0" w:semiHidden="0" w:name="toc 8"/>
+    <w:lsdException w:unhideWhenUsed="0" w:uiPriority="0" w:semiHidden="0" w:name="toc 9"/>
+    <w:lsdException w:unhideWhenUsed="0" w:uiPriority="0" w:semiHidden="0" w:name="Normal Indent"/>
+    <w:lsdException w:unhideWhenUsed="0" w:uiPriority="0" w:semiHidden="0" w:name="footnote text"/>
+    <w:lsdException w:qFormat="1" w:unhideWhenUsed="0" w:uiPriority="0" w:semiHidden="0" w:name="annotation text"/>
+    <w:lsdException w:qFormat="1" w:unhideWhenUsed="0" w:uiPriority="0" w:semiHidden="0" w:name="header"/>
+    <w:lsdException w:qFormat="1" w:unhideWhenUsed="0" w:uiPriority="0" w:semiHidden="0" w:name="footer"/>
+    <w:lsdException w:unhideWhenUsed="0" w:uiPriority="0" w:semiHidden="0" w:name="index heading"/>
+    <w:lsdException w:qFormat="1" w:uiPriority="0" w:name="caption"/>
+    <w:lsdException w:unhideWhenUsed="0" w:uiPriority="0" w:semiHidden="0" w:name="table of figures"/>
+    <w:lsdException w:unhideWhenUsed="0" w:uiPriority="0" w:semiHidden="0" w:name="envelope address"/>
+    <w:lsdException w:unhideWhenUsed="0" w:uiPriority="0" w:semiHidden="0" w:name="envelope return"/>
+    <w:lsdException w:unhideWhenUsed="0" w:uiPriority="0" w:semiHidden="0" w:name="footnote reference"/>
+    <w:lsdException w:unhideWhenUsed="0" w:uiPriority="0" w:semiHidden="0" w:name="annotation reference"/>
+    <w:lsdException w:unhideWhenUsed="0" w:uiPriority="0" w:semiHidden="0" w:name="line number"/>
+    <w:lsdException w:unhideWhenUsed="0" w:uiPriority="0" w:semiHidden="0" w:name="page number"/>
+    <w:lsdException w:unhideWhenUsed="0" w:uiPriority="0" w:semiHidden="0" w:name="endnote reference"/>
+    <w:lsdException w:unhideWhenUsed="0" w:uiPriority="0" w:semiHidden="0" w:name="endnote text"/>
+    <w:lsdException w:unhideWhenUsed="0" w:uiPriority="0" w:semiHidden="0" w:name="table of authorities"/>
+    <w:lsdException w:unhideWhenUsed="0" w:uiPriority="0" w:semiHidden="0" w:name="macro"/>
+    <w:lsdException w:unhideWhenUsed="0" w:uiPriority="0" w:semiHidden="0" w:name="toa heading"/>
+    <w:lsdException w:unhideWhenUsed="0" w:uiPriority="0" w:semiHidden="0" w:name="List"/>
+    <w:lsdException w:unhideWhenUsed="0" w:uiPriority="0" w:semiHidden="0" w:name="List Bullet"/>
+    <w:lsdException w:unhideWhenUsed="0" w:uiPriority="0" w:semiHidden="0" w:name="List Number"/>
+    <w:lsdException w:unhideWhenUsed="0" w:uiPriority="0" w:semiHidden="0" w:name="List 2"/>
+    <w:lsdException w:unhideWhenUsed="0" w:uiPriority="0" w:semiHidden="0" w:name="List 3"/>
+    <w:lsdException w:unhideWhenUsed="0" w:uiPriority="0" w:semiHidden="0" w:name="List 4"/>
+    <w:lsdException w:unhideWhenUsed="0" w:uiPriority="0" w:semiHidden="0" w:name="List 5"/>
+    <w:lsdException w:unhideWhenUsed="0" w:uiPriority="0" w:semiHidden="0" w:name="List Bullet 2"/>
+    <w:lsdException w:unhideWhenUsed="0" w:uiPriority="0" w:semiHidden="0" w:name="List Bullet 3"/>
+    <w:lsdException w:unhideWhenUsed="0" w:uiPriority="0" w:semiHidden="0" w:name="List Bullet 4"/>
+    <w:lsdException w:unhideWhenUsed="0" w:uiPriority="0" w:semiHidden="0" w:name="List Bullet 5"/>
+    <w:lsdException w:unhideWhenUsed="0" w:uiPriority="0" w:semiHidden="0" w:name="List Number 2"/>
+    <w:lsdException w:unhideWhenUsed="0" w:uiPriority="0" w:semiHidden="0" w:name="List Number 3"/>
+    <w:lsdException w:unhideWhenUsed="0" w:uiPriority="0" w:semiHidden="0" w:name="List Number 4"/>
+    <w:lsdException w:unhideWhenUsed="0" w:uiPriority="0" w:semiHidden="0" w:name="List Number 5"/>
+    <w:lsdException w:qFormat="1" w:unhideWhenUsed="0" w:uiPriority="0" w:semiHidden="0" w:name="Title"/>
+    <w:lsdException w:unhideWhenUsed="0" w:uiPriority="0" w:semiHidden="0" w:name="Closing"/>
+    <w:lsdException w:unhideWhenUsed="0" w:uiPriority="0" w:semiHidden="0" w:name="Signature"/>
+    <w:lsdException w:qFormat="1" w:unhideWhenUsed="0" w:uiPriority="0" w:name="Default Paragraph Font"/>
+    <w:lsdException w:qFormat="1" w:unhideWhenUsed="0" w:uiPriority="0" w:name="Body Text"/>
+    <w:lsdException w:unhideWhenUsed="0" w:uiPriority="0" w:semiHidden="0" w:name="Body Text Indent"/>
+    <w:lsdException w:unhideWhenUsed="0" w:uiPriority="0" w:semiHidden="0" w:name="List Continue"/>
+    <w:lsdException w:unhideWhenUsed="0" w:uiPriority="0" w:semiHidden="0" w:name="List Continue 2"/>
+    <w:lsdException w:unhideWhenUsed="0" w:uiPriority="0" w:semiHidden="0" w:name="List Continue 3"/>
+    <w:lsdException w:unhideWhenUsed="0" w:uiPriority="0" w:semiHidden="0" w:name="List Continue 4"/>
+    <w:lsdException w:unhideWhenUsed="0" w:uiPriority="0" w:semiHidden="0" w:name="List Continue 5"/>
+    <w:lsdException w:unhideWhenUsed="0" w:uiPriority="0" w:semiHidden="0" w:name="Message Header"/>
+    <w:lsdException w:qFormat="1" w:unhideWhenUsed="0" w:uiPriority="0" w:semiHidden="0" w:name="Subtitle"/>
+    <w:lsdException w:unhideWhenUsed="0" w:uiPriority="0" w:semiHidden="0" w:name="Salutation"/>
+    <w:lsdException w:unhideWhenUsed="0" w:uiPriority="0" w:semiHidden="0" w:name="Date"/>
+    <w:lsdException w:unhideWhenUsed="0" w:uiPriority="0" w:semiHidden="0" w:name="Body Text First Indent"/>
+    <w:lsdException w:unhideWhenUsed="0" w:uiPriority="0" w:semiHidden="0" w:name="Body Text First Indent 2"/>
+    <w:lsdException w:uiPriority="99" w:name="Note Heading"/>
+    <w:lsdException w:unhideWhenUsed="0" w:uiPriority="0" w:semiHidden="0" w:name="Body Text 2"/>
+    <w:lsdException w:unhideWhenUsed="0" w:uiPriority="0" w:semiHidden="0" w:name="Body Text 3"/>
+    <w:lsdException w:unhideWhenUsed="0" w:uiPriority="0" w:semiHidden="0" w:name="Body Text Indent 2"/>
+    <w:lsdException w:unhideWhenUsed="0" w:uiPriority="0" w:semiHidden="0" w:name="Body Text Indent 3"/>
+    <w:lsdException w:unhideWhenUsed="0" w:uiPriority="0" w:semiHidden="0" w:name="Block Text"/>
+    <w:lsdException w:unhideWhenUsed="0" w:uiPriority="0" w:semiHidden="0" w:name="Hyperlink"/>
+    <w:lsdException w:unhideWhenUsed="0" w:uiPriority="0" w:semiHidden="0" w:name="FollowedHyperlink"/>
+    <w:lsdException w:qFormat="1" w:unhideWhenUsed="0" w:uiPriority="0" w:semiHidden="0" w:name="Strong"/>
+    <w:lsdException w:qFormat="1" w:unhideWhenUsed="0" w:uiPriority="0" w:semiHidden="0" w:name="Emphasis"/>
+    <w:lsdException w:unhideWhenUsed="0" w:uiPriority="0" w:semiHidden="0" w:name="Document Map"/>
+    <w:lsdException w:unhideWhenUsed="0" w:uiPriority="0" w:semiHidden="0" w:name="Plain Text"/>
+    <w:lsdException w:unhideWhenUsed="0" w:uiPriority="0" w:semiHidden="0" w:name="E-mail Signature"/>
+    <w:lsdException w:qFormat="1" w:unhideWhenUsed="0" w:uiPriority="0" w:semiHidden="0" w:name="Normal (Web)"/>
+    <w:lsdException w:unhideWhenUsed="0" w:uiPriority="0" w:semiHidden="0" w:name="HTML Acronym"/>
+    <w:lsdException w:unhideWhenUsed="0" w:uiPriority="0" w:semiHidden="0" w:name="HTML Address"/>
+    <w:lsdException w:unhideWhenUsed="0" w:uiPriority="0" w:semiHidden="0" w:name="HTML Cite"/>
+    <w:lsdException w:unhideWhenUsed="0" w:uiPriority="0" w:semiHidden="0" w:name="HTML Code"/>
+    <w:lsdException w:unhideWhenUsed="0" w:uiPriority="0" w:semiHidden="0" w:name="HTML Definition"/>
+    <w:lsdException w:unhideWhenUsed="0" w:uiPriority="0" w:semiHidden="0" w:name="HTML Keyboard"/>
+    <w:lsdException w:unhideWhenUsed="0" w:uiPriority="0" w:semiHidden="0" w:name="HTML Preformatted"/>
+    <w:lsdException w:unhideWhenUsed="0" w:uiPriority="0" w:semiHidden="0" w:name="HTML Sample"/>
+    <w:lsdException w:unhideWhenUsed="0" w:uiPriority="0" w:semiHidden="0" w:name="HTML Typewriter"/>
+    <w:lsdException w:unhideWhenUsed="0" w:uiPriority="0" w:semiHidden="0" w:name="HTML Variable"/>
+    <w:lsdException w:qFormat="1" w:unhideWhenUsed="0" w:uiPriority="0" w:name="Normal Table"/>
+    <w:lsdException w:unhideWhenUsed="0" w:uiPriority="0" w:semiHidden="0" w:name="annotation subject"/>
+    <w:lsdException w:unhideWhenUsed="0" w:uiPriority="0" w:semiHidden="0" w:name="Table Simple 1"/>
+    <w:lsdException w:unhideWhenUsed="0" w:uiPriority="0" w:semiHidden="0" w:name="Table Simple 2"/>
+    <w:lsdException w:unhideWhenUsed="0" w:uiPriority="0" w:semiHidden="0" w:name="Table Simple 3"/>
+    <w:lsdException w:unhideWhenUsed="0" w:uiPriority="0" w:semiHidden="0" w:name="Table Classic 1"/>
+    <w:lsdException w:unhideWhenUsed="0" w:uiPriority="0" w:semiHidden="0" w:name="Table Classic 2"/>
+    <w:lsdException w:unhideWhenUsed="0" w:uiPriority="0" w:semiHidden="0" w:name="Table Classic 3"/>
+    <w:lsdException w:unhideWhenUsed="0" w:uiPriority="0" w:semiHidden="0" w:name="Table Classic 4"/>
+    <w:lsdException w:unhideWhenUsed="0" w:uiPriority="0" w:semiHidden="0" w:name="Table Colorful 1"/>
+    <w:lsdException w:unhideWhenUsed="0" w:uiPriority="0" w:semiHidden="0" w:name="Table Colorful 2"/>
+    <w:lsdException w:unhideWhenUsed="0" w:uiPriority="0" w:semiHidden="0" w:name="Table Colorful 3"/>
+    <w:lsdException w:unhideWhenUsed="0" w:uiPriority="0" w:semiHidden="0" w:name="Table Columns 1"/>
+    <w:lsdException w:unhideWhenUsed="0" w:uiPriority="0" w:semiHidden="0" w:name="Table Columns 2"/>
+    <w:lsdException w:unhideWhenUsed="0" w:uiPriority="0" w:semiHidden="0" w:name="Table Columns 3"/>
+    <w:lsdException w:unhideWhenUsed="0" w:uiPriority="0" w:semiHidden="0" w:name="Table Columns 4"/>
+    <w:lsdException w:unhideWhenUsed="0" w:uiPriority="0" w:semiHidden="0" w:name="Table Columns 5"/>
+    <w:lsdException w:unhideWhenUsed="0" w:uiPriority="0" w:semiHidden="0" w:name="Table Grid 1"/>
+    <w:lsdException w:unhideWhenUsed="0" w:uiPriority="0" w:semiHidden="0" w:name="Table Grid 2"/>
+    <w:lsdException w:unhideWhenUsed="0" w:uiPriority="0" w:semiHidden="0" w:name="Table Grid 3"/>
+    <w:lsdException w:unhideWhenUsed="0" w:uiPriority="0" w:semiHidden="0" w:name="Table Grid 4"/>
+    <w:lsdException w:unhideWhenUsed="0" w:uiPriority="0" w:semiHidden="0" w:name="Table Grid 5"/>
+    <w:lsdException w:unhideWhenUsed="0" w:uiPriority="0" w:semiHidden="0" w:name="Table Grid 6"/>
+    <w:lsdException w:unhideWhenUsed="0" w:uiPriority="0" w:semiHidden="0" w:name="Table Grid 7"/>
+    <w:lsdException w:unhideWhenUsed="0" w:uiPriority="0" w:semiHidden="0" w:name="Table Grid 8"/>
+    <w:lsdException w:unhideWhenUsed="0" w:uiPriority="0" w:semiHidden="0" w:name="Table List 1"/>
+    <w:lsdException w:unhideWhenUsed="0" w:uiPriority="0" w:semiHidden="0" w:name="Table List 2"/>
+    <w:lsdException w:unhideWhenUsed="0" w:uiPriority="0" w:semiHidden="0" w:name="Table List 3"/>
+    <w:lsdException w:unhideWhenUsed="0" w:uiPriority="0" w:semiHidden="0" w:name="Table List 4"/>
+    <w:lsdException w:unhideWhenUsed="0" w:uiPriority="0" w:semiHidden="0" w:name="Table List 5"/>
+    <w:lsdException w:unhideWhenUsed="0" w:uiPriority="0" w:semiHidden="0" w:name="Table List 6"/>
+    <w:lsdException w:unhideWhenUsed="0" w:uiPriority="0" w:semiHidden="0" w:name="Table List 7"/>
+    <w:lsdException w:unhideWhenUsed="0" w:uiPriority="0" w:semiHidden="0" w:name="Table List 8"/>
+    <w:lsdException w:unhideWhenUsed="0" w:uiPriority="0" w:semiHidden="0" w:name="Table 3D effects 1"/>
+    <w:lsdException w:unhideWhenUsed="0" w:uiPriority="0" w:semiHidden="0" w:name="Table 3D effects 2"/>
+    <w:lsdException w:unhideWhenUsed="0" w:uiPriority="0" w:semiHidden="0" w:name="Table 3D effects 3"/>
+    <w:lsdException w:unhideWhenUsed="0" w:uiPriority="0" w:semiHidden="0" w:name="Table Contemporary"/>
+    <w:lsdException w:unhideWhenUsed="0" w:uiPriority="0" w:semiHidden="0" w:name="Table Elegant"/>
+    <w:lsdException w:unhideWhenUsed="0" w:uiPriority="0" w:semiHidden="0" w:name="Table Professional"/>
+    <w:lsdException w:unhideWhenUsed="0" w:uiPriority="0" w:semiHidden="0" w:name="Table Subtle 1"/>
+    <w:lsdException w:unhideWhenUsed="0" w:uiPriority="0" w:semiHidden="0" w:name="Table Subtle 2"/>
+    <w:lsdException w:unhideWhenUsed="0" w:uiPriority="0" w:semiHidden="0" w:name="Table Web 1"/>
+    <w:lsdException w:unhideWhenUsed="0" w:uiPriority="0" w:semiHidden="0" w:name="Table Web 2"/>
+    <w:lsdException w:unhideWhenUsed="0" w:uiPriority="0" w:semiHidden="0" w:name="Table Web 3"/>
+    <w:lsdException w:unhideWhenUsed="0" w:uiPriority="0" w:semiHidden="0" w:name="Balloon Text"/>
+    <w:lsdException w:qFormat="1" w:unhideWhenUsed="0" w:uiPriority="0" w:semiHidden="0" w:name="Table Grid"/>
+    <w:lsdException w:unhideWhenUsed="0" w:uiPriority="0" w:semiHidden="0" w:name="Table Theme"/>
+    <w:lsdException w:unhideWhenUsed="0" w:uiPriority="60" w:semiHidden="0" w:name="Light Shading"/>
+    <w:lsdException w:unhideWhenUsed="0" w:uiPriority="61" w:semiHidden="0" w:name="Light List"/>
+    <w:lsdException w:unhideWhenUsed="0" w:uiPriority="62" w:semiHidden="0" w:name="Light Grid"/>
+    <w:lsdException w:unhideWhenUsed="0" w:uiPriority="63" w:semiHidden="0" w:name="Medium Shading 1"/>
+    <w:lsdException w:unhideWhenUsed="0" w:uiPriority="64" w:semiHidden="0" w:name="Medium Shading 2"/>
+    <w:lsdException w:unhideWhenUsed="0" w:uiPriority="65" w:semiHidden="0" w:name="Medium List 1"/>
+    <w:lsdException w:unhideWhenUsed="0" w:uiPriority="66" w:semiHidden="0" w:name="Medium List 2"/>
+    <w:lsdException w:unhideWhenUsed="0" w:uiPriority="67" w:semiHidden="0" w:name="Medium Grid 1"/>
+    <w:lsdException w:unhideWhenUsed="0" w:uiPriority="68" w:semiHidden="0" w:name="Medium Grid 2"/>
+    <w:lsdException w:unhideWhenUsed="0" w:uiPriority="69" w:semiHidden="0" w:name="Medium Grid 3"/>
+    <w:lsdException w:unhideWhenUsed="0" w:uiPriority="70" w:semiHidden="0" w:name="Dark List"/>
+    <w:lsdException w:unhideWhenUsed="0" w:uiPriority="71" w:semiHidden="0" w:name="Colorful Shading"/>
+    <w:lsdException w:unhideWhenUsed="0" w:uiPriority="72" w:semiHidden="0" w:name="Colorful List"/>
+    <w:lsdException w:unhideWhenUsed="0" w:uiPriority="73" w:semiHidden="0" w:name="Colorful Grid"/>
+    <w:lsdException w:unhideWhenUsed="0" w:uiPriority="60" w:semiHidden="0" w:name="Light Shading Accent 1"/>
+    <w:lsdException w:unhideWhenUsed="0" w:uiPriority="61" w:semiHidden="0" w:name="Light List Accent 1"/>
+    <w:lsdException w:unhideWhenUsed="0" w:uiPriority="62" w:semiHidden="0" w:name="Light Grid Accent 1"/>
+    <w:lsdException w:unhideWhenUsed="0" w:uiPriority="63" w:semiHidden="0" w:name="Medium Shading 1 Accent 1"/>
+    <w:lsdException w:unhideWhenUsed="0" w:uiPriority="64" w:semiHidden="0" w:name="Medium Shading 2 Accent 1"/>
+    <w:lsdException w:unhideWhenUsed="0" w:uiPriority="65" w:semiHidden="0" w:name="Medium List 1 Accent 1"/>
+    <w:lsdException w:unhideWhenUsed="0" w:uiPriority="66" w:semiHidden="0" w:name="Medium List 2 Accent 1"/>
+    <w:lsdException w:unhideWhenUsed="0" w:uiPriority="67" w:semiHidden="0" w:name="Medium Grid 1 Accent 1"/>
+    <w:lsdException w:unhideWhenUsed="0" w:uiPriority="68" w:semiHidden="0" w:name="Medium Grid 2 Accent 1"/>
+    <w:lsdException w:unhideWhenUsed="0" w:uiPriority="69" w:semiHidden="0" w:name="Medium Grid 3 Accent 1"/>
+    <w:lsdException w:unhideWhenUsed="0" w:uiPriority="70" w:semiHidden="0" w:name="Dark List Accent 1"/>
+    <w:lsdException w:unhideWhenUsed="0" w:uiPriority="71" w:semiHidden="0" w:name="Colorful Shading Accent 1"/>
+    <w:lsdException w:unhideWhenUsed="0" w:uiPriority="72" w:semiHidden="0" w:name="Colorful List Accent 1"/>
+    <w:lsdException w:unhideWhenUsed="0" w:uiPriority="73" w:semiHidden="0" w:name="Colorful Grid Accent 1"/>
+    <w:lsdException w:unhideWhenUsed="0" w:uiPriority="60" w:semiHidden="0" w:name="Light Shading Accent 2"/>
+    <w:lsdException w:unhideWhenUsed="0" w:uiPriority="61" w:semiHidden="0" w:name="Light List Accent 2"/>
+    <w:lsdException w:unhideWhenUsed="0" w:uiPriority="62" w:semiHidden="0" w:name="Light Grid Accent 2"/>
+    <w:lsdException w:unhideWhenUsed="0" w:uiPriority="63" w:semiHidden="0" w:name="Medium Shading 1 Accent 2"/>
+    <w:lsdException w:unhideWhenUsed="0" w:uiPriority="64" w:semiHidden="0" w:name="Medium Shading 2 Accent 2"/>
+    <w:lsdException w:unhideWhenUsed="0" w:uiPriority="65" w:semiHidden="0" w:name="Medium List 1 Accent 2"/>
+    <w:lsdException w:unhideWhenUsed="0" w:uiPriority="66" w:semiHidden="0" w:name="Medium List 2 Accent 2"/>
+    <w:lsdException w:unhideWhenUsed="0" w:uiPriority="67" w:semiHidden="0" w:name="Medium Grid 1 Accent 2"/>
+    <w:lsdException w:unhideWhenUsed="0" w:uiPriority="68" w:semiHidden="0" w:name="Medium Grid 2 Accent 2"/>
+    <w:lsdException w:unhideWhenUsed="0" w:uiPriority="69" w:semiHidden="0" w:name="Medium Grid 3 Accent 2"/>
+    <w:lsdException w:unhideWhenUsed="0" w:uiPriority="70" w:semiHidden="0" w:name="Dark List Accent 2"/>
+    <w:lsdException w:unhideWhenUsed="0" w:uiPriority="71" w:semiHidden="0" w:name="Colorful Shading Accent 2"/>
+    <w:lsdException w:unhideWhenUsed="0" w:uiPriority="72" w:semiHidden="0" w:name="Colorful List Accent 2"/>
+    <w:lsdException w:unhideWhenUsed="0" w:uiPriority="73" w:semiHidden="0" w:name="Colorful Grid Accent 2"/>
+    <w:lsdException w:unhideWhenUsed="0" w:uiPriority="60" w:semiHidden="0" w:name="Light Shading Accent 3"/>
+    <w:lsdException w:unhideWhenUsed="0" w:uiPriority="61" w:semiHidden="0" w:name="Light List Accent 3"/>
+    <w:lsdException w:unhideWhenUsed="0" w:uiPriority="62" w:semiHidden="0" w:name="Light Grid Accent 3"/>
+    <w:lsdException w:unhideWhenUsed="0" w:uiPriority="63" w:semiHidden="0" w:name="Medium Shading 1 Accent 3"/>
+    <w:lsdException w:unhideWhenUsed="0" w:uiPriority="64" w:semiHidden="0" w:name="Medium Shading 2 Accent 3"/>
+    <w:lsdException w:unhideWhenUsed="0" w:uiPriority="65" w:semiHidden="0" w:name="Medium List 1 Accent 3"/>
+    <w:lsdException w:unhideWhenUsed="0" w:uiPriority="66" w:semiHidden="0" w:name="Medium List 2 Accent 3"/>
+    <w:lsdException w:unhideWhenUsed="0" w:uiPriority="67" w:semiHidden="0" w:name="Medium Grid 1 Accent 3"/>
+    <w:lsdException w:unhideWhenUsed="0" w:uiPriority="68" w:semiHidden="0" w:name="Medium Grid 2 Accent 3"/>
+    <w:lsdException w:unhideWhenUsed="0" w:uiPriority="69" w:semiHidden="0" w:name="Medium Grid 3 Accent 3"/>
+    <w:lsdException w:unhideWhenUsed="0" w:uiPriority="70" w:semiHidden="0" w:name="Dark List Accent 3"/>
+    <w:lsdException w:unhideWhenUsed="0" w:uiPriority="71" w:semiHidden="0" w:name="Colorful Shading Accent 3"/>
+    <w:lsdException w:unhideWhenUsed="0" w:uiPriority="72" w:semiHidden="0" w:name="Colorful List Accent 3"/>
+    <w:lsdException w:unhideWhenUsed="0" w:uiPriority="73" w:semiHidden="0" w:name="Colorful Grid Accent 3"/>
+    <w:lsdException w:unhideWhenUsed="0" w:uiPriority="60" w:semiHidden="0" w:name="Light Shading Accent 4"/>
+    <w:lsdException w:unhideWhenUsed="0" w:uiPriority="61" w:semiHidden="0" w:name="Light List Accent 4"/>
+    <w:lsdException w:unhideWhenUsed="0" w:uiPriority="62" w:semiHidden="0" w:name="Light Grid Accent 4"/>
+    <w:lsdException w:unhideWhenUsed="0" w:uiPriority="63" w:semiHidden="0" w:name="Medium Shading 1 Accent 4"/>
+    <w:lsdException w:unhideWhenUsed="0" w:uiPriority="64" w:semiHidden="0" w:name="Medium Shading 2 Accent 4"/>
+    <w:lsdException w:unhideWhenUsed="0" w:uiPriority="65" w:semiHidden="0" w:name="Medium List 1 Accent 4"/>
+    <w:lsdException w:unhideWhenUsed="0" w:uiPriority="66" w:semiHidden="0" w:name="Medium List 2 Accent 4"/>
+    <w:lsdException w:unhideWhenUsed="0" w:uiPriority="67" w:semiHidden="0" w:name="Medium Grid 1 Accent 4"/>
+    <w:lsdException w:unhideWhenUsed="0" w:uiPriority="68" w:semiHidden="0" w:name="Medium Grid 2 Accent 4"/>
+    <w:lsdException w:unhideWhenUsed="0" w:uiPriority="69" w:semiHidden="0" w:name="Medium Grid 3 Accent 4"/>
+    <w:lsdException w:unhideWhenUsed="0" w:uiPriority="70" w:semiHidden="0" w:name="Dark List Accent 4"/>
+    <w:lsdException w:unhideWhenUsed="0" w:uiPriority="71" w:semiHidden="0" w:name="Colorful Shading Accent 4"/>
+    <w:lsdException w:unhideWhenUsed="0" w:uiPriority="72" w:semiHidden="0" w:name="Colorful List Accent 4"/>
+    <w:lsdException w:unhideWhenUsed="0" w:uiPriority="73" w:semiHidden="0" w:name="Colorful Grid Accent 4"/>
+    <w:lsdException w:unhideWhenUsed="0" w:uiPriority="60" w:semiHidden="0" w:name="Light Shading Accent 5"/>
+    <w:lsdException w:unhideWhenUsed="0" w:uiPriority="61" w:semiHidden="0" w:name="Light List Accent 5"/>
+    <w:lsdException w:unhideWhenUsed="0" w:uiPriority="62" w:semiHidden="0" w:name="Light Grid Accent 5"/>
+    <w:lsdException w:unhideWhenUsed="0" w:uiPriority="63" w:semiHidden="0" w:name="Medium Shading 1 Accent 5"/>
+    <w:lsdException w:unhideWhenUsed="0" w:uiPriority="64" w:semiHidden="0" w:name="Medium Shading 2 Accent 5"/>
+    <w:lsdException w:unhideWhenUsed="0" w:uiPriority="65" w:semiHidden="0" w:name="Medium List 1 Accent 5"/>
+    <w:lsdException w:unhideWhenUsed="0" w:uiPriority="66" w:semiHidden="0" w:name="Medium List 2 Accent 5"/>
+    <w:lsdException w:unhideWhenUsed="0" w:uiPriority="67" w:semiHidden="0" w:name="Medium Grid 1 Accent 5"/>
+    <w:lsdException w:unhideWhenUsed="0" w:uiPriority="68" w:semiHidden="0" w:name="Medium Grid 2 Accent 5"/>
+    <w:lsdException w:unhideWhenUsed="0" w:uiPriority="69" w:semiHidden="0" w:name="Medium Grid 3 Accent 5"/>
+    <w:lsdException w:unhideWhenUsed="0" w:uiPriority="70" w:semiHidden="0" w:name="Dark List Accent 5"/>
+    <w:lsdException w:unhideWhenUsed="0" w:uiPriority="71" w:semiHidden="0" w:name="Colorful Shading Accent 5"/>
+    <w:lsdException w:unhideWhenUsed="0" w:uiPriority="72" w:semiHidden="0" w:name="Colorful List Accent 5"/>
+    <w:lsdException w:unhideWhenUsed="0" w:uiPriority="73" w:semiHidden="0" w:name="Colorful Grid Accent 5"/>
+    <w:lsdException w:unhideWhenUsed="0" w:uiPriority="60" w:semiHidden="0" w:name="Light Shading Accent 6"/>
+    <w:lsdException w:unhideWhenUsed="0" w:uiPriority="61" w:semiHidden="0" w:name="Light List Accent 6"/>
+    <w:lsdException w:unhideWhenUsed="0" w:uiPriority="62" w:semiHidden="0" w:name="Light Grid Accent 6"/>
+    <w:lsdException w:unhideWhenUsed="0" w:uiPriority="63" w:semiHidden="0" w:name="Medium Shading 1 Accent 6"/>
+    <w:lsdException w:unhideWhenUsed="0" w:uiPriority="64" w:semiHidden="0" w:name="Medium Shading 2 Accent 6"/>
+    <w:lsdException w:unhideWhenUsed="0" w:uiPriority="65" w:semiHidden="0" w:name="Medium List 1 Accent 6"/>
+    <w:lsdException w:unhideWhenUsed="0" w:uiPriority="66" w:semiHidden="0" w:name="Medium List 2 Accent 6"/>
+    <w:lsdException w:unhideWhenUsed="0" w:uiPriority="67" w:semiHidden="0" w:name="Medium Grid 1 Accent 6"/>
+    <w:lsdException w:unhideWhenUsed="0" w:uiPriority="68" w:semiHidden="0" w:name="Medium Grid 2 Accent 6"/>
+    <w:lsdException w:unhideWhenUsed="0" w:uiPriority="69" w:semiHidden="0" w:name="Medium Grid 3 Accent 6"/>
+    <w:lsdException w:unhideWhenUsed="0" w:uiPriority="70" w:semiHidden="0" w:name="Dark List Accent 6"/>
+    <w:lsdException w:unhideWhenUsed="0" w:uiPriority="71" w:semiHidden="0" w:name="Colorful Shading Accent 6"/>
+    <w:lsdException w:unhideWhenUsed="0" w:uiPriority="72" w:semiHidden="0" w:name="Colorful List Accent 6"/>
+    <w:lsdException w:unhideWhenUsed="0" w:uiPriority="73" w:semiHidden="0" w:name="Colorful Grid Accent 6"/>
   </w:latentStyles>
-  <w:style w:type="paragraph" w:default="1" w:styleId="Normal">
+  <w:style w:type="paragraph" w:default="1" w:styleId="1">
     <w:name w:val="Normal"/>
     <w:qFormat/>
+    <w:uiPriority w:val="0"/>
     <w:pPr>
       <w:kinsoku w:val="0"/>
       <w:autoSpaceDE w:val="0"/>
@@ -7788,7 +7906,7 @@
       <w:textAlignment w:val="baseline"/>
     </w:pPr>
     <w:rPr>
-      <w:rFonts w:ascii="Arial" w:eastAsia="宋体" w:hAnsi="Arial" w:cs="Arial"/>
+      <w:rFonts w:ascii="Arial" w:hAnsi="Arial" w:eastAsia="宋体" w:cs="Arial"/>
       <w:snapToGrid w:val="0"/>
       <w:color w:val="000000"/>
       <w:kern w:val="0"/>
@@ -7797,11 +7915,12 @@
       <w:lang w:val="en-US" w:eastAsia="en-US" w:bidi="ar-SA"/>
     </w:rPr>
   </w:style>
-  <w:style w:type="paragraph" w:styleId="Heading1">
+  <w:style w:type="paragraph" w:styleId="2">
     <w:name w:val="heading 1"/>
-    <w:basedOn w:val="Normal"/>
-    <w:next w:val="Normal"/>
+    <w:basedOn w:val="1"/>
+    <w:next w:val="1"/>
     <w:qFormat/>
+    <w:uiPriority w:val="0"/>
     <w:pPr>
       <w:keepNext/>
       <w:keepLines/>
@@ -7819,12 +7938,13 @@
       <w:sz w:val="44"/>
     </w:rPr>
   </w:style>
-  <w:style w:type="paragraph" w:styleId="Heading2">
+  <w:style w:type="paragraph" w:styleId="3">
     <w:name w:val="heading 2"/>
-    <w:basedOn w:val="Normal"/>
-    <w:next w:val="Normal"/>
+    <w:basedOn w:val="1"/>
+    <w:next w:val="1"/>
     <w:unhideWhenUsed/>
     <w:qFormat/>
+    <w:uiPriority w:val="0"/>
     <w:pPr>
       <w:keepNext/>
       <w:keepLines/>
@@ -7837,18 +7957,19 @@
       <w:outlineLvl w:val="1"/>
     </w:pPr>
     <w:rPr>
-      <w:rFonts w:ascii="Arial" w:eastAsia="黑体" w:hAnsi="Arial"/>
+      <w:rFonts w:ascii="Arial" w:hAnsi="Arial" w:eastAsia="黑体"/>
       <w:b/>
       <w:sz w:val="32"/>
     </w:rPr>
   </w:style>
-  <w:style w:type="paragraph" w:styleId="Heading3">
+  <w:style w:type="paragraph" w:styleId="4">
     <w:name w:val="heading 3"/>
-    <w:basedOn w:val="Normal"/>
-    <w:next w:val="Normal"/>
+    <w:basedOn w:val="1"/>
+    <w:next w:val="1"/>
     <w:semiHidden/>
     <w:unhideWhenUsed/>
     <w:qFormat/>
+    <w:uiPriority w:val="0"/>
     <w:pPr>
       <w:keepNext/>
       <w:keepLines/>
@@ -7865,12 +7986,13 @@
       <w:sz w:val="32"/>
     </w:rPr>
   </w:style>
-  <w:style w:type="paragraph" w:styleId="Heading4">
+  <w:style w:type="paragraph" w:styleId="5">
     <w:name w:val="heading 4"/>
-    <w:basedOn w:val="Normal"/>
-    <w:next w:val="Normal"/>
+    <w:basedOn w:val="1"/>
+    <w:next w:val="1"/>
     <w:unhideWhenUsed/>
     <w:qFormat/>
+    <w:uiPriority w:val="0"/>
     <w:pPr>
       <w:keepNext/>
       <w:keepLines/>
@@ -7883,18 +8005,19 @@
       <w:outlineLvl w:val="3"/>
     </w:pPr>
     <w:rPr>
-      <w:rFonts w:ascii="Arial" w:eastAsia="黑体" w:hAnsi="Arial"/>
+      <w:rFonts w:ascii="Arial" w:hAnsi="Arial" w:eastAsia="黑体"/>
       <w:b/>
       <w:sz w:val="28"/>
     </w:rPr>
   </w:style>
-  <w:style w:type="paragraph" w:styleId="Heading5">
+  <w:style w:type="paragraph" w:styleId="6">
     <w:name w:val="heading 5"/>
-    <w:basedOn w:val="Normal"/>
-    <w:next w:val="Normal"/>
+    <w:basedOn w:val="1"/>
+    <w:next w:val="1"/>
     <w:semiHidden/>
     <w:unhideWhenUsed/>
     <w:qFormat/>
+    <w:uiPriority w:val="0"/>
     <w:pPr>
       <w:keepNext/>
       <w:keepLines/>
@@ -7911,13 +8034,14 @@
       <w:sz w:val="28"/>
     </w:rPr>
   </w:style>
-  <w:style w:type="paragraph" w:styleId="Heading6">
+  <w:style w:type="paragraph" w:styleId="7">
     <w:name w:val="heading 6"/>
-    <w:basedOn w:val="Normal"/>
-    <w:next w:val="Normal"/>
+    <w:basedOn w:val="1"/>
+    <w:next w:val="1"/>
     <w:semiHidden/>
     <w:unhideWhenUsed/>
     <w:qFormat/>
+    <w:uiPriority w:val="0"/>
     <w:pPr>
       <w:keepNext/>
       <w:keepLines/>
@@ -7930,18 +8054,19 @@
       <w:outlineLvl w:val="5"/>
     </w:pPr>
     <w:rPr>
-      <w:rFonts w:ascii="Arial" w:eastAsia="黑体" w:hAnsi="Arial"/>
+      <w:rFonts w:ascii="Arial" w:hAnsi="Arial" w:eastAsia="黑体"/>
       <w:b/>
       <w:sz w:val="24"/>
     </w:rPr>
   </w:style>
-  <w:style w:type="paragraph" w:styleId="Heading7">
+  <w:style w:type="paragraph" w:styleId="8">
     <w:name w:val="heading 7"/>
-    <w:basedOn w:val="Normal"/>
-    <w:next w:val="Normal"/>
+    <w:basedOn w:val="1"/>
+    <w:next w:val="1"/>
     <w:semiHidden/>
     <w:unhideWhenUsed/>
     <w:qFormat/>
+    <w:uiPriority w:val="0"/>
     <w:pPr>
       <w:keepNext/>
       <w:keepLines/>
@@ -7958,13 +8083,14 @@
       <w:sz w:val="24"/>
     </w:rPr>
   </w:style>
-  <w:style w:type="paragraph" w:styleId="Heading8">
+  <w:style w:type="paragraph" w:styleId="9">
     <w:name w:val="heading 8"/>
-    <w:basedOn w:val="Normal"/>
-    <w:next w:val="Normal"/>
+    <w:basedOn w:val="1"/>
+    <w:next w:val="1"/>
     <w:semiHidden/>
     <w:unhideWhenUsed/>
     <w:qFormat/>
+    <w:uiPriority w:val="0"/>
     <w:pPr>
       <w:keepNext/>
       <w:keepLines/>
@@ -7977,17 +8103,18 @@
       <w:outlineLvl w:val="7"/>
     </w:pPr>
     <w:rPr>
-      <w:rFonts w:ascii="Arial" w:eastAsia="黑体" w:hAnsi="Arial"/>
+      <w:rFonts w:ascii="Arial" w:hAnsi="Arial" w:eastAsia="黑体"/>
       <w:sz w:val="24"/>
     </w:rPr>
   </w:style>
-  <w:style w:type="paragraph" w:styleId="Heading9">
+  <w:style w:type="paragraph" w:styleId="10">
     <w:name w:val="heading 9"/>
-    <w:basedOn w:val="Normal"/>
-    <w:next w:val="Normal"/>
+    <w:basedOn w:val="1"/>
+    <w:next w:val="1"/>
     <w:semiHidden/>
     <w:unhideWhenUsed/>
     <w:qFormat/>
+    <w:uiPriority w:val="0"/>
     <w:pPr>
       <w:keepNext/>
       <w:keepLines/>
@@ -8000,19 +8127,21 @@
       <w:outlineLvl w:val="8"/>
     </w:pPr>
     <w:rPr>
-      <w:rFonts w:ascii="Arial" w:eastAsia="黑体" w:hAnsi="Arial"/>
+      <w:rFonts w:ascii="Arial" w:hAnsi="Arial" w:eastAsia="黑体"/>
       <w:sz w:val="21"/>
     </w:rPr>
   </w:style>
-  <w:style w:type="character" w:default="1" w:styleId="DefaultParagraphFont">
+  <w:style w:type="character" w:default="1" w:styleId="22">
     <w:name w:val="Default Paragraph Font"/>
     <w:semiHidden/>
     <w:qFormat/>
+    <w:uiPriority w:val="0"/>
   </w:style>
-  <w:style w:type="table" w:default="1" w:styleId="TableNormal">
+  <w:style w:type="table" w:default="1" w:styleId="20">
     <w:name w:val="Normal Table"/>
     <w:semiHidden/>
     <w:qFormat/>
+    <w:uiPriority w:val="0"/>
     <w:tblPr>
       <w:tblCellMar>
         <w:top w:w="0" w:type="dxa"/>
@@ -8022,39 +8151,43 @@
       </w:tblCellMar>
     </w:tblPr>
   </w:style>
-  <w:style w:type="paragraph" w:styleId="CommentText">
+  <w:style w:type="paragraph" w:styleId="11">
     <w:name w:val="annotation text"/>
-    <w:basedOn w:val="Normal"/>
+    <w:basedOn w:val="1"/>
     <w:qFormat/>
+    <w:uiPriority w:val="0"/>
     <w:pPr>
       <w:jc w:val="left"/>
     </w:pPr>
   </w:style>
-  <w:style w:type="paragraph" w:styleId="BodyText">
+  <w:style w:type="paragraph" w:styleId="12">
     <w:name w:val="Body Text"/>
-    <w:basedOn w:val="Normal"/>
+    <w:basedOn w:val="1"/>
     <w:semiHidden/>
     <w:qFormat/>
+    <w:uiPriority w:val="0"/>
     <w:rPr>
-      <w:rFonts w:ascii="Arial" w:eastAsia="Arial" w:hAnsi="Arial" w:cs="Arial"/>
+      <w:rFonts w:ascii="Arial" w:hAnsi="Arial" w:eastAsia="Arial" w:cs="Arial"/>
       <w:sz w:val="21"/>
       <w:szCs w:val="21"/>
       <w:lang w:val="en-US" w:eastAsia="en-US" w:bidi="ar-SA"/>
     </w:rPr>
   </w:style>
-  <w:style w:type="paragraph" w:styleId="TOC3">
+  <w:style w:type="paragraph" w:styleId="13">
     <w:name w:val="toc 3"/>
-    <w:basedOn w:val="Normal"/>
-    <w:next w:val="Normal"/>
+    <w:basedOn w:val="1"/>
+    <w:next w:val="1"/>
     <w:qFormat/>
+    <w:uiPriority w:val="0"/>
     <w:pPr>
       <w:ind w:left="840" w:leftChars="400"/>
     </w:pPr>
   </w:style>
-  <w:style w:type="paragraph" w:styleId="Footer">
+  <w:style w:type="paragraph" w:styleId="14">
     <w:name w:val="footer"/>
-    <w:basedOn w:val="Normal"/>
+    <w:basedOn w:val="1"/>
     <w:qFormat/>
+    <w:uiPriority w:val="0"/>
     <w:pPr>
       <w:tabs>
         <w:tab w:val="center" w:pos="4153"/>
@@ -8067,16 +8200,17 @@
       <w:sz w:val="18"/>
     </w:rPr>
   </w:style>
-  <w:style w:type="paragraph" w:styleId="Header">
+  <w:style w:type="paragraph" w:styleId="15">
     <w:name w:val="header"/>
-    <w:basedOn w:val="Normal"/>
+    <w:basedOn w:val="1"/>
     <w:qFormat/>
+    <w:uiPriority w:val="0"/>
     <w:pPr>
       <w:pBdr>
-        <w:top w:val="nil"/>
-        <w:left w:val="nil"/>
-        <w:bottom w:val="nil"/>
-        <w:right w:val="nil"/>
+        <w:top w:val="none" w:color="auto" w:sz="0" w:space="0"/>
+        <w:left w:val="none" w:color="auto" w:sz="0" w:space="0"/>
+        <w:bottom w:val="none" w:color="auto" w:sz="0" w:space="0"/>
+        <w:right w:val="none" w:color="auto" w:sz="0" w:space="0"/>
       </w:pBdr>
       <w:tabs>
         <w:tab w:val="center" w:pos="4153"/>
@@ -8091,37 +8225,41 @@
       <w:sz w:val="18"/>
     </w:rPr>
   </w:style>
-  <w:style w:type="paragraph" w:styleId="TOC1">
+  <w:style w:type="paragraph" w:styleId="16">
     <w:name w:val="toc 1"/>
-    <w:basedOn w:val="Normal"/>
-    <w:next w:val="Normal"/>
+    <w:basedOn w:val="1"/>
+    <w:next w:val="1"/>
     <w:qFormat/>
+    <w:uiPriority w:val="0"/>
     <w:rPr>
-      <w:rFonts w:ascii="Arial" w:eastAsia="Microsoft JhengHei" w:hAnsi="Arial"/>
+      <w:rFonts w:ascii="Arial" w:hAnsi="Arial" w:eastAsia="Microsoft JhengHei"/>
       <w:sz w:val="24"/>
     </w:rPr>
   </w:style>
-  <w:style w:type="paragraph" w:styleId="TOC2">
+  <w:style w:type="paragraph" w:styleId="17">
     <w:name w:val="toc 2"/>
-    <w:basedOn w:val="Normal"/>
-    <w:next w:val="Normal"/>
+    <w:basedOn w:val="1"/>
+    <w:next w:val="1"/>
     <w:qFormat/>
+    <w:uiPriority w:val="0"/>
     <w:pPr>
       <w:ind w:left="420" w:leftChars="200"/>
     </w:pPr>
   </w:style>
-  <w:style w:type="paragraph" w:styleId="NormalWeb">
+  <w:style w:type="paragraph" w:styleId="18">
     <w:name w:val="Normal (Web)"/>
-    <w:basedOn w:val="Normal"/>
+    <w:basedOn w:val="1"/>
     <w:qFormat/>
+    <w:uiPriority w:val="0"/>
     <w:rPr>
       <w:sz w:val="24"/>
     </w:rPr>
   </w:style>
-  <w:style w:type="paragraph" w:styleId="Title">
+  <w:style w:type="paragraph" w:styleId="19">
     <w:name w:val="Title"/>
-    <w:basedOn w:val="Normal"/>
+    <w:basedOn w:val="1"/>
     <w:qFormat/>
+    <w:uiPriority w:val="0"/>
     <w:pPr>
       <w:spacing w:before="240" w:beforeLines="0" w:beforeAutospacing="0" w:after="60" w:afterLines="0" w:afterAutospacing="0"/>
       <w:jc w:val="center"/>
@@ -8133,38 +8271,41 @@
       <w:sz w:val="32"/>
     </w:rPr>
   </w:style>
-  <w:style w:type="table" w:styleId="TableGrid">
+  <w:style w:type="table" w:styleId="21">
     <w:name w:val="Table Grid"/>
-    <w:basedOn w:val="TableNormal"/>
+    <w:basedOn w:val="20"/>
     <w:qFormat/>
+    <w:uiPriority w:val="0"/>
     <w:pPr>
       <w:widowControl w:val="0"/>
       <w:jc w:val="both"/>
     </w:pPr>
     <w:tblPr>
       <w:tblBorders>
-        <w:top w:val="single" w:sz="4" w:space="0" w:color="auto"/>
-        <w:left w:val="single" w:sz="4" w:space="0" w:color="auto"/>
-        <w:bottom w:val="single" w:sz="4" w:space="0" w:color="auto"/>
-        <w:right w:val="single" w:sz="4" w:space="0" w:color="auto"/>
-        <w:insideH w:val="single" w:sz="4" w:space="0" w:color="auto"/>
-        <w:insideV w:val="single" w:sz="4" w:space="0" w:color="auto"/>
+        <w:top w:val="single" w:color="auto" w:sz="4" w:space="0"/>
+        <w:left w:val="single" w:color="auto" w:sz="4" w:space="0"/>
+        <w:bottom w:val="single" w:color="auto" w:sz="4" w:space="0"/>
+        <w:right w:val="single" w:color="auto" w:sz="4" w:space="0"/>
+        <w:insideH w:val="single" w:color="auto" w:sz="4" w:space="0"/>
+        <w:insideV w:val="single" w:color="auto" w:sz="4" w:space="0"/>
       </w:tblBorders>
     </w:tblPr>
   </w:style>
-  <w:style w:type="character" w:styleId="Strong">
+  <w:style w:type="character" w:styleId="23">
     <w:name w:val="Strong"/>
-    <w:basedOn w:val="DefaultParagraphFont"/>
+    <w:basedOn w:val="22"/>
     <w:qFormat/>
+    <w:uiPriority w:val="0"/>
     <w:rPr>
       <w:b/>
     </w:rPr>
   </w:style>
-  <w:style w:type="table" w:customStyle="1" w:styleId="TableNormal0">
+  <w:style w:type="table" w:customStyle="1" w:styleId="24">
     <w:name w:val="Table Normal_0"/>
     <w:semiHidden/>
     <w:unhideWhenUsed/>
     <w:qFormat/>
+    <w:uiPriority w:val="0"/>
     <w:tblPr>
       <w:tblCellMar>
         <w:top w:w="0" w:type="dxa"/>
@@ -8174,81 +8315,87 @@
       </w:tblCellMar>
     </w:tblPr>
   </w:style>
-  <w:style w:type="paragraph" w:customStyle="1" w:styleId="TableText">
+  <w:style w:type="paragraph" w:customStyle="1" w:styleId="25">
     <w:name w:val="Table Text"/>
-    <w:basedOn w:val="Normal"/>
+    <w:basedOn w:val="1"/>
     <w:semiHidden/>
     <w:qFormat/>
+    <w:uiPriority w:val="0"/>
     <w:rPr>
-      <w:rFonts w:ascii="宋体" w:eastAsia="宋体" w:hAnsi="宋体" w:cs="宋体"/>
+      <w:rFonts w:ascii="宋体" w:hAnsi="宋体" w:eastAsia="宋体" w:cs="宋体"/>
       <w:sz w:val="21"/>
       <w:szCs w:val="21"/>
       <w:lang w:val="en-US" w:eastAsia="en-US" w:bidi="ar-SA"/>
     </w:rPr>
   </w:style>
-  <w:style w:type="paragraph" w:customStyle="1" w:styleId="1">
+  <w:style w:type="paragraph" w:customStyle="1" w:styleId="26">
     <w:name w:val="柴_标题1"/>
-    <w:basedOn w:val="Heading1"/>
-    <w:next w:val="a"/>
-    <w:link w:val="1Char"/>
+    <w:basedOn w:val="2"/>
+    <w:next w:val="27"/>
+    <w:link w:val="40"/>
     <w:qFormat/>
+    <w:uiPriority w:val="0"/>
     <w:pPr>
       <w:spacing w:before="100" w:after="90" w:line="360" w:lineRule="auto"/>
     </w:pPr>
     <w:rPr>
-      <w:rFonts w:ascii="Arial" w:eastAsia="宋体" w:hAnsi="Arial"/>
+      <w:rFonts w:ascii="Arial" w:hAnsi="Arial" w:eastAsia="宋体"/>
       <w:sz w:val="32"/>
     </w:rPr>
   </w:style>
-  <w:style w:type="paragraph" w:customStyle="1" w:styleId="a">
+  <w:style w:type="paragraph" w:customStyle="1" w:styleId="27">
     <w:name w:val="柴_正文"/>
-    <w:basedOn w:val="BodyText"/>
-    <w:link w:val="Char"/>
+    <w:basedOn w:val="12"/>
+    <w:link w:val="43"/>
     <w:qFormat/>
+    <w:uiPriority w:val="0"/>
     <w:pPr>
       <w:spacing w:line="360" w:lineRule="auto"/>
       <w:ind w:firstLine="470" w:firstLineChars="200"/>
     </w:pPr>
     <w:rPr>
-      <w:rFonts w:ascii="Arial" w:eastAsia="宋体" w:hAnsi="Arial"/>
+      <w:rFonts w:ascii="Arial" w:hAnsi="Arial" w:eastAsia="宋体"/>
       <w:sz w:val="24"/>
       <w:lang w:eastAsia="zh-CN"/>
     </w:rPr>
   </w:style>
-  <w:style w:type="paragraph" w:customStyle="1" w:styleId="2">
+  <w:style w:type="paragraph" w:customStyle="1" w:styleId="28">
     <w:name w:val="柴_标题2"/>
-    <w:basedOn w:val="Heading2"/>
-    <w:next w:val="a"/>
+    <w:basedOn w:val="3"/>
+    <w:next w:val="27"/>
     <w:qFormat/>
+    <w:uiPriority w:val="0"/>
     <w:pPr>
       <w:spacing w:line="360" w:lineRule="auto"/>
     </w:pPr>
     <w:rPr>
-      <w:rFonts w:ascii="Arial" w:eastAsia="宋体" w:hAnsi="Arial"/>
+      <w:rFonts w:ascii="Arial" w:hAnsi="Arial" w:eastAsia="宋体"/>
       <w:sz w:val="28"/>
     </w:rPr>
   </w:style>
-  <w:style w:type="paragraph" w:customStyle="1" w:styleId="3">
+  <w:style w:type="paragraph" w:customStyle="1" w:styleId="29">
     <w:name w:val="柴_标题3"/>
-    <w:basedOn w:val="Heading3"/>
-    <w:next w:val="a"/>
+    <w:basedOn w:val="4"/>
+    <w:next w:val="27"/>
     <w:qFormat/>
+    <w:uiPriority w:val="0"/>
     <w:pPr>
       <w:spacing w:line="360" w:lineRule="auto"/>
       <w:ind w:left="0" w:firstLine="472" w:firstLineChars="200"/>
     </w:pPr>
     <w:rPr>
-      <w:rFonts w:ascii="宋体" w:eastAsia="宋体" w:hAnsi="宋体" w:cs="宋体"/>
+      <w:rFonts w:ascii="宋体" w:hAnsi="宋体" w:eastAsia="宋体" w:cs="宋体"/>
       <w:spacing w:val="-2"/>
       <w:sz w:val="24"/>
       <w:szCs w:val="24"/>
     </w:rPr>
   </w:style>
-  <w:style w:type="paragraph" w:customStyle="1" w:styleId="a0">
+  <w:style w:type="paragraph" w:customStyle="1" w:styleId="30">
     <w:name w:val="柴_目录"/>
-    <w:basedOn w:val="Normal"/>
-    <w:next w:val="BodyText"/>
+    <w:basedOn w:val="1"/>
+    <w:next w:val="12"/>
     <w:qFormat/>
+    <w:uiPriority w:val="0"/>
     <w:pPr>
       <w:tabs>
         <w:tab w:val="right" w:leader="dot" w:pos="8442"/>
@@ -8256,28 +8403,30 @@
       <w:ind w:left="0" w:leftChars="0"/>
     </w:pPr>
     <w:rPr>
-      <w:rFonts w:ascii="Arial" w:eastAsia="Microsoft JhengHei" w:hAnsi="Arial"/>
+      <w:rFonts w:ascii="Arial" w:hAnsi="Arial" w:eastAsia="Microsoft JhengHei"/>
       <w:sz w:val="24"/>
     </w:rPr>
   </w:style>
-  <w:style w:type="character" w:customStyle="1" w:styleId="font21">
+  <w:style w:type="character" w:customStyle="1" w:styleId="31">
     <w:name w:val="font21"/>
-    <w:basedOn w:val="DefaultParagraphFont"/>
+    <w:basedOn w:val="22"/>
     <w:qFormat/>
+    <w:uiPriority w:val="0"/>
     <w:rPr>
-      <w:rFonts w:ascii="宋体" w:eastAsia="宋体" w:hAnsi="宋体" w:cs="宋体" w:hint="eastAsia"/>
+      <w:rFonts w:hint="eastAsia" w:ascii="宋体" w:hAnsi="宋体" w:eastAsia="宋体" w:cs="宋体"/>
       <w:color w:val="000000"/>
       <w:sz w:val="24"/>
       <w:szCs w:val="24"/>
       <w:u w:val="none"/>
     </w:rPr>
   </w:style>
-  <w:style w:type="character" w:customStyle="1" w:styleId="font11">
+  <w:style w:type="character" w:customStyle="1" w:styleId="32">
     <w:name w:val="font11"/>
-    <w:basedOn w:val="DefaultParagraphFont"/>
+    <w:basedOn w:val="22"/>
     <w:qFormat/>
+    <w:uiPriority w:val="0"/>
     <w:rPr>
-      <w:rFonts w:ascii="宋体" w:eastAsia="宋体" w:hAnsi="宋体" w:cs="宋体" w:hint="eastAsia"/>
+      <w:rFonts w:hint="eastAsia" w:ascii="宋体" w:hAnsi="宋体" w:eastAsia="宋体" w:cs="宋体"/>
       <w:b/>
       <w:bCs/>
       <w:color w:val="000000"/>
@@ -8286,85 +8435,92 @@
       <w:u w:val="none"/>
     </w:rPr>
   </w:style>
-  <w:style w:type="paragraph" w:customStyle="1" w:styleId="a1">
+  <w:style w:type="paragraph" w:customStyle="1" w:styleId="33">
     <w:name w:val="柴_公司名"/>
-    <w:basedOn w:val="Title"/>
+    <w:basedOn w:val="19"/>
     <w:qFormat/>
+    <w:uiPriority w:val="0"/>
     <w:pPr>
       <w:spacing w:after="600" w:afterLines="600"/>
     </w:pPr>
     <w:rPr>
-      <w:rFonts w:ascii="宋体" w:eastAsia="宋体" w:hAnsi="宋体" w:cs="宋体" w:hint="eastAsia"/>
+      <w:rFonts w:hint="eastAsia" w:ascii="宋体" w:hAnsi="宋体" w:eastAsia="宋体" w:cs="宋体"/>
       <w:bCs/>
       <w:spacing w:val="-6"/>
       <w:sz w:val="52"/>
       <w:szCs w:val="52"/>
     </w:rPr>
   </w:style>
-  <w:style w:type="paragraph" w:customStyle="1" w:styleId="a2">
+  <w:style w:type="paragraph" w:customStyle="1" w:styleId="34">
     <w:name w:val="柴_文档名"/>
-    <w:basedOn w:val="Title"/>
+    <w:basedOn w:val="19"/>
     <w:qFormat/>
+    <w:uiPriority w:val="0"/>
     <w:pPr>
       <w:spacing w:after="900" w:afterLines="900"/>
     </w:pPr>
     <w:rPr>
-      <w:rFonts w:ascii="黑体" w:eastAsia="黑体" w:hAnsi="黑体" w:cs="黑体"/>
+      <w:rFonts w:ascii="黑体" w:hAnsi="黑体" w:eastAsia="黑体" w:cs="黑体"/>
       <w:bCs/>
       <w:spacing w:val="-7"/>
       <w:sz w:val="52"/>
       <w:szCs w:val="52"/>
     </w:rPr>
   </w:style>
-  <w:style w:type="paragraph" w:customStyle="1" w:styleId="WPSOffice1">
+  <w:style w:type="paragraph" w:customStyle="1" w:styleId="35">
     <w:name w:val="WPSOffice手动目录 1"/>
     <w:qFormat/>
+    <w:uiPriority w:val="0"/>
     <w:pPr>
       <w:ind w:leftChars="0"/>
     </w:pPr>
     <w:rPr>
-      <w:rFonts w:ascii="Times New Roman" w:eastAsia="宋体" w:hAnsi="Times New Roman" w:cs="Times New Roman"/>
+      <w:rFonts w:ascii="Times New Roman" w:hAnsi="Times New Roman" w:eastAsia="宋体" w:cs="Times New Roman"/>
       <w:sz w:val="20"/>
       <w:szCs w:val="20"/>
     </w:rPr>
   </w:style>
-  <w:style w:type="paragraph" w:customStyle="1" w:styleId="WPSOffice2">
+  <w:style w:type="paragraph" w:customStyle="1" w:styleId="36">
     <w:name w:val="WPSOffice手动目录 2"/>
     <w:qFormat/>
+    <w:uiPriority w:val="0"/>
     <w:pPr>
       <w:ind w:leftChars="200"/>
     </w:pPr>
     <w:rPr>
-      <w:rFonts w:ascii="Times New Roman" w:eastAsia="宋体" w:hAnsi="Times New Roman" w:cs="Times New Roman"/>
+      <w:rFonts w:ascii="Times New Roman" w:hAnsi="Times New Roman" w:eastAsia="宋体" w:cs="Times New Roman"/>
       <w:sz w:val="20"/>
       <w:szCs w:val="20"/>
     </w:rPr>
   </w:style>
-  <w:style w:type="paragraph" w:customStyle="1" w:styleId="WPSOffice3">
+  <w:style w:type="paragraph" w:customStyle="1" w:styleId="37">
     <w:name w:val="WPSOffice手动目录 3"/>
     <w:qFormat/>
+    <w:uiPriority w:val="0"/>
     <w:pPr>
       <w:ind w:leftChars="400"/>
     </w:pPr>
     <w:rPr>
-      <w:rFonts w:ascii="Times New Roman" w:eastAsia="宋体" w:hAnsi="Times New Roman" w:cs="Times New Roman"/>
+      <w:rFonts w:ascii="Times New Roman" w:hAnsi="Times New Roman" w:eastAsia="宋体" w:cs="Times New Roman"/>
       <w:sz w:val="20"/>
       <w:szCs w:val="20"/>
     </w:rPr>
   </w:style>
-  <w:style w:type="paragraph" w:customStyle="1" w:styleId="Compact">
+  <w:style w:type="paragraph" w:customStyle="1" w:styleId="38">
     <w:name w:val="Compact"/>
-    <w:basedOn w:val="BodyText"/>
+    <w:basedOn w:val="12"/>
     <w:qFormat/>
+    <w:uiPriority w:val="0"/>
     <w:pPr>
       <w:spacing w:before="36" w:after="36"/>
     </w:pPr>
   </w:style>
-  <w:style w:type="table" w:customStyle="1" w:styleId="Table">
+  <w:style w:type="table" w:customStyle="1" w:styleId="39">
     <w:name w:val="Table"/>
     <w:semiHidden/>
     <w:unhideWhenUsed/>
     <w:qFormat/>
+    <w:uiPriority w:val="0"/>
     <w:tblPr>
       <w:tblCellMar>
         <w:top w:w="0" w:type="dxa"/>
@@ -8376,25 +8532,27 @@
     <w:tblStylePr w:type="firstRow">
       <w:tcPr>
         <w:tcBorders>
-          <w:bottom w:val="single" w:sz="0" w:space="0" w:color="auto"/>
+          <w:bottom w:val="single" w:color="auto" w:sz="0" w:space="0"/>
         </w:tcBorders>
         <w:vAlign w:val="bottom"/>
       </w:tcPr>
     </w:tblStylePr>
   </w:style>
-  <w:style w:type="character" w:customStyle="1" w:styleId="1Char">
+  <w:style w:type="character" w:customStyle="1" w:styleId="40">
     <w:name w:val="柴_标题1 Char"/>
-    <w:link w:val="1"/>
+    <w:link w:val="26"/>
     <w:qFormat/>
+    <w:uiPriority w:val="0"/>
     <w:rPr>
-      <w:rFonts w:ascii="Arial" w:eastAsia="宋体" w:hAnsi="Arial"/>
+      <w:rFonts w:ascii="Arial" w:hAnsi="Arial" w:eastAsia="宋体"/>
       <w:sz w:val="32"/>
     </w:rPr>
   </w:style>
-  <w:style w:type="paragraph" w:customStyle="1" w:styleId="a3">
+  <w:style w:type="paragraph" w:customStyle="1" w:styleId="41">
     <w:name w:val="柴_正文_无缩进"/>
-    <w:basedOn w:val="Normal"/>
+    <w:basedOn w:val="1"/>
     <w:qFormat/>
+    <w:uiPriority w:val="0"/>
     <w:pPr>
       <w:ind w:firstLine="0" w:firstLineChars="0"/>
     </w:pPr>
@@ -8404,29 +8562,31 @@
       <w:lang w:eastAsia="zh-CN"/>
     </w:rPr>
   </w:style>
-  <w:style w:type="paragraph" w:customStyle="1" w:styleId="4">
+  <w:style w:type="paragraph" w:customStyle="1" w:styleId="42">
     <w:name w:val="柴_标题4"/>
-    <w:basedOn w:val="Heading4"/>
-    <w:next w:val="Normal"/>
+    <w:basedOn w:val="5"/>
+    <w:next w:val="1"/>
     <w:qFormat/>
+    <w:uiPriority w:val="0"/>
     <w:pPr>
       <w:widowControl w:val="0"/>
       <w:spacing w:before="160" w:line="360" w:lineRule="auto"/>
-      <w:ind w:left="981" w:hanging="862" w:leftChars="300"/>
+      <w:ind w:left="981" w:leftChars="300" w:hanging="862"/>
     </w:pPr>
     <w:rPr>
-      <w:rFonts w:ascii="Calibri" w:eastAsia="宋体" w:hAnsi="Calibri" w:cs="宋体" w:hint="eastAsia"/>
+      <w:rFonts w:hint="eastAsia" w:ascii="Calibri" w:hAnsi="Calibri" w:eastAsia="宋体" w:cs="宋体"/>
       <w:sz w:val="24"/>
       <w:szCs w:val="24"/>
       <w:lang w:eastAsia="zh-CN" w:bidi="zh-CN"/>
     </w:rPr>
   </w:style>
-  <w:style w:type="character" w:customStyle="1" w:styleId="Char">
+  <w:style w:type="character" w:customStyle="1" w:styleId="43">
     <w:name w:val="柴_正文 Char"/>
-    <w:link w:val="a"/>
+    <w:link w:val="27"/>
     <w:qFormat/>
+    <w:uiPriority w:val="0"/>
     <w:rPr>
-      <w:rFonts w:ascii="Arial" w:eastAsia="宋体" w:hAnsi="Arial"/>
+      <w:rFonts w:ascii="Arial" w:hAnsi="Arial" w:eastAsia="宋体"/>
       <w:sz w:val="24"/>
       <w:lang w:eastAsia="zh-CN"/>
     </w:rPr>

--- a/6-过程管理/流程制度规范类文件/060103-服务报告管理程序.docx
+++ b/6-过程管理/流程制度规范类文件/060103-服务报告管理程序.docx
@@ -37,7 +37,7 @@
         <w:adjustRightInd w:val="0"/>
         <w:snapToGrid w:val="0"/>
       </w:pPr>
-      <w:bookmarkStart w:id="0" w:name="_Toc31001"/>
+      <w:bookmarkStart w:id="0" w:name="_Toc27737"/>
       <w:r>
         <w:t>服务报告管理程序</w:t>
       </w:r>
@@ -60,7 +60,7 @@
         <w:adjustRightInd w:val="0"/>
         <w:snapToGrid w:val="0"/>
       </w:pPr>
-      <w:bookmarkStart w:id="1" w:name="_Toc15063"/>
+      <w:bookmarkStart w:id="1" w:name="_Toc25989"/>
       <w:r>
         <w:t>中达丰集团有限公司</w:t>
       </w:r>
@@ -194,7 +194,7 @@
           <w:szCs w:val="28"/>
         </w:rPr>
       </w:pPr>
-      <w:bookmarkStart w:id="2" w:name="_Toc25707"/>
+      <w:bookmarkStart w:id="2" w:name="_Toc13222"/>
       <w:r>
         <w:rPr>
           <w:rFonts w:ascii="宋体" w:hAnsi="宋体" w:eastAsia="宋体" w:cs="宋体"/>
@@ -1016,6 +1016,12 @@
             <w:insideH w:val="single" w:color="000000" w:sz="4" w:space="0"/>
             <w:insideV w:val="single" w:color="000000" w:sz="4" w:space="0"/>
           </w:tblBorders>
+          <w:tblCellMar>
+            <w:top w:w="0" w:type="dxa"/>
+            <w:left w:w="0" w:type="dxa"/>
+            <w:bottom w:w="0" w:type="dxa"/>
+            <w:right w:w="0" w:type="dxa"/>
+          </w:tblCellMar>
         </w:tblPrEx>
         <w:trPr>
           <w:trHeight w:val="528" w:hRule="atLeast"/>
@@ -1686,7 +1692,7 @@
               <w:rFonts w:ascii="Times New Roman" w:hAnsi="Times New Roman" w:eastAsia="Times New Roman" w:cs="Times New Roman"/>
               <w:szCs w:val="21"/>
             </w:rPr>
-            <w:instrText xml:space="preserve"> HYPERLINK \l _Toc31001 </w:instrText>
+            <w:instrText xml:space="preserve"> HYPERLINK \l _Toc27737 </w:instrText>
           </w:r>
           <w:r>
             <w:rPr>
@@ -1705,7 +1711,7 @@
             <w:fldChar w:fldCharType="begin"/>
           </w:r>
           <w:r>
-            <w:instrText xml:space="preserve"> PAGEREF _Toc31001 \h </w:instrText>
+            <w:instrText xml:space="preserve"> PAGEREF _Toc27737 \h </w:instrText>
           </w:r>
           <w:r>
             <w:fldChar w:fldCharType="separate"/>
@@ -1743,7 +1749,7 @@
               <w:rFonts w:ascii="Times New Roman" w:hAnsi="Times New Roman" w:eastAsia="Times New Roman" w:cs="Times New Roman"/>
               <w:szCs w:val="21"/>
             </w:rPr>
-            <w:instrText xml:space="preserve"> HYPERLINK \l _Toc15063 </w:instrText>
+            <w:instrText xml:space="preserve"> HYPERLINK \l _Toc25989 </w:instrText>
           </w:r>
           <w:r>
             <w:rPr>
@@ -1762,7 +1768,7 @@
             <w:fldChar w:fldCharType="begin"/>
           </w:r>
           <w:r>
-            <w:instrText xml:space="preserve"> PAGEREF _Toc15063 \h </w:instrText>
+            <w:instrText xml:space="preserve"> PAGEREF _Toc25989 \h </w:instrText>
           </w:r>
           <w:r>
             <w:fldChar w:fldCharType="separate"/>
@@ -1800,7 +1806,7 @@
               <w:rFonts w:ascii="Times New Roman" w:hAnsi="Times New Roman" w:eastAsia="Times New Roman" w:cs="Times New Roman"/>
               <w:szCs w:val="21"/>
             </w:rPr>
-            <w:instrText xml:space="preserve"> HYPERLINK \l _Toc25707 </w:instrText>
+            <w:instrText xml:space="preserve"> HYPERLINK \l _Toc13222 </w:instrText>
           </w:r>
           <w:r>
             <w:rPr>
@@ -1824,7 +1830,7 @@
             <w:fldChar w:fldCharType="begin"/>
           </w:r>
           <w:r>
-            <w:instrText xml:space="preserve"> PAGEREF _Toc25707 \h </w:instrText>
+            <w:instrText xml:space="preserve"> PAGEREF _Toc13222 \h </w:instrText>
           </w:r>
           <w:r>
             <w:fldChar w:fldCharType="separate"/>
@@ -1862,7 +1868,7 @@
               <w:rFonts w:ascii="Times New Roman" w:hAnsi="Times New Roman" w:eastAsia="Times New Roman" w:cs="Times New Roman"/>
               <w:szCs w:val="21"/>
             </w:rPr>
-            <w:instrText xml:space="preserve"> HYPERLINK \l _Toc9272 </w:instrText>
+            <w:instrText xml:space="preserve"> HYPERLINK \l _Toc29443 </w:instrText>
           </w:r>
           <w:r>
             <w:rPr>
@@ -1887,7 +1893,7 @@
             <w:fldChar w:fldCharType="begin"/>
           </w:r>
           <w:r>
-            <w:instrText xml:space="preserve"> PAGEREF _Toc9272 \h </w:instrText>
+            <w:instrText xml:space="preserve"> PAGEREF _Toc29443 \h </w:instrText>
           </w:r>
           <w:r>
             <w:fldChar w:fldCharType="separate"/>
@@ -1925,7 +1931,7 @@
               <w:rFonts w:ascii="Times New Roman" w:hAnsi="Times New Roman" w:eastAsia="Times New Roman" w:cs="Times New Roman"/>
               <w:szCs w:val="21"/>
             </w:rPr>
-            <w:instrText xml:space="preserve"> HYPERLINK \l _Toc21610 </w:instrText>
+            <w:instrText xml:space="preserve"> HYPERLINK \l _Toc29602 </w:instrText>
           </w:r>
           <w:r>
             <w:rPr>
@@ -1950,7 +1956,7 @@
             <w:fldChar w:fldCharType="begin"/>
           </w:r>
           <w:r>
-            <w:instrText xml:space="preserve"> PAGEREF _Toc21610 \h </w:instrText>
+            <w:instrText xml:space="preserve"> PAGEREF _Toc29602 \h </w:instrText>
           </w:r>
           <w:r>
             <w:fldChar w:fldCharType="separate"/>
@@ -1988,7 +1994,7 @@
               <w:rFonts w:ascii="Times New Roman" w:hAnsi="Times New Roman" w:eastAsia="Times New Roman" w:cs="Times New Roman"/>
               <w:szCs w:val="21"/>
             </w:rPr>
-            <w:instrText xml:space="preserve"> HYPERLINK \l _Toc17783 </w:instrText>
+            <w:instrText xml:space="preserve"> HYPERLINK \l _Toc16852 </w:instrText>
           </w:r>
           <w:r>
             <w:rPr>
@@ -2013,7 +2019,7 @@
             <w:fldChar w:fldCharType="begin"/>
           </w:r>
           <w:r>
-            <w:instrText xml:space="preserve"> PAGEREF _Toc17783 \h </w:instrText>
+            <w:instrText xml:space="preserve"> PAGEREF _Toc16852 \h </w:instrText>
           </w:r>
           <w:r>
             <w:fldChar w:fldCharType="separate"/>
@@ -2051,7 +2057,7 @@
               <w:rFonts w:ascii="Times New Roman" w:hAnsi="Times New Roman" w:eastAsia="Times New Roman" w:cs="Times New Roman"/>
               <w:szCs w:val="21"/>
             </w:rPr>
-            <w:instrText xml:space="preserve"> HYPERLINK \l _Toc15381 </w:instrText>
+            <w:instrText xml:space="preserve"> HYPERLINK \l _Toc636 </w:instrText>
           </w:r>
           <w:r>
             <w:rPr>
@@ -2076,7 +2082,7 @@
             <w:fldChar w:fldCharType="begin"/>
           </w:r>
           <w:r>
-            <w:instrText xml:space="preserve"> PAGEREF _Toc15381 \h </w:instrText>
+            <w:instrText xml:space="preserve"> PAGEREF _Toc636 \h </w:instrText>
           </w:r>
           <w:r>
             <w:fldChar w:fldCharType="separate"/>
@@ -2114,7 +2120,7 @@
               <w:rFonts w:ascii="Times New Roman" w:hAnsi="Times New Roman" w:eastAsia="Times New Roman" w:cs="Times New Roman"/>
               <w:szCs w:val="21"/>
             </w:rPr>
-            <w:instrText xml:space="preserve"> HYPERLINK \l _Toc20190 </w:instrText>
+            <w:instrText xml:space="preserve"> HYPERLINK \l _Toc11382 </w:instrText>
           </w:r>
           <w:r>
             <w:rPr>
@@ -2139,7 +2145,7 @@
             <w:fldChar w:fldCharType="begin"/>
           </w:r>
           <w:r>
-            <w:instrText xml:space="preserve"> PAGEREF _Toc20190 \h </w:instrText>
+            <w:instrText xml:space="preserve"> PAGEREF _Toc11382 \h </w:instrText>
           </w:r>
           <w:r>
             <w:fldChar w:fldCharType="separate"/>
@@ -2177,7 +2183,7 @@
               <w:rFonts w:ascii="Times New Roman" w:hAnsi="Times New Roman" w:eastAsia="Times New Roman" w:cs="Times New Roman"/>
               <w:szCs w:val="21"/>
             </w:rPr>
-            <w:instrText xml:space="preserve"> HYPERLINK \l _Toc30407 </w:instrText>
+            <w:instrText xml:space="preserve"> HYPERLINK \l _Toc24999 </w:instrText>
           </w:r>
           <w:r>
             <w:rPr>
@@ -2209,7 +2215,7 @@
             <w:fldChar w:fldCharType="begin"/>
           </w:r>
           <w:r>
-            <w:instrText xml:space="preserve"> PAGEREF _Toc30407 \h </w:instrText>
+            <w:instrText xml:space="preserve"> PAGEREF _Toc24999 \h </w:instrText>
           </w:r>
           <w:r>
             <w:fldChar w:fldCharType="separate"/>
@@ -2247,7 +2253,7 @@
               <w:rFonts w:ascii="Times New Roman" w:hAnsi="Times New Roman" w:eastAsia="Times New Roman" w:cs="Times New Roman"/>
               <w:szCs w:val="21"/>
             </w:rPr>
-            <w:instrText xml:space="preserve"> HYPERLINK \l _Toc20906 </w:instrText>
+            <w:instrText xml:space="preserve"> HYPERLINK \l _Toc1003 </w:instrText>
           </w:r>
           <w:r>
             <w:rPr>
@@ -2289,7 +2295,7 @@
             <w:fldChar w:fldCharType="begin"/>
           </w:r>
           <w:r>
-            <w:instrText xml:space="preserve"> PAGEREF _Toc20906 \h </w:instrText>
+            <w:instrText xml:space="preserve"> PAGEREF _Toc1003 \h </w:instrText>
           </w:r>
           <w:r>
             <w:fldChar w:fldCharType="separate"/>
@@ -2327,7 +2333,7 @@
               <w:rFonts w:ascii="Times New Roman" w:hAnsi="Times New Roman" w:eastAsia="Times New Roman" w:cs="Times New Roman"/>
               <w:szCs w:val="21"/>
             </w:rPr>
-            <w:instrText xml:space="preserve"> HYPERLINK \l _Toc11992 </w:instrText>
+            <w:instrText xml:space="preserve"> HYPERLINK \l _Toc1540 </w:instrText>
           </w:r>
           <w:r>
             <w:rPr>
@@ -2352,7 +2358,7 @@
             <w:fldChar w:fldCharType="begin"/>
           </w:r>
           <w:r>
-            <w:instrText xml:space="preserve"> PAGEREF _Toc11992 \h </w:instrText>
+            <w:instrText xml:space="preserve"> PAGEREF _Toc1540 \h </w:instrText>
           </w:r>
           <w:r>
             <w:fldChar w:fldCharType="separate"/>
@@ -2390,7 +2396,7 @@
               <w:rFonts w:ascii="Times New Roman" w:hAnsi="Times New Roman" w:eastAsia="Times New Roman" w:cs="Times New Roman"/>
               <w:szCs w:val="21"/>
             </w:rPr>
-            <w:instrText xml:space="preserve"> HYPERLINK \l _Toc23739 </w:instrText>
+            <w:instrText xml:space="preserve"> HYPERLINK \l _Toc31162 </w:instrText>
           </w:r>
           <w:r>
             <w:rPr>
@@ -2419,7 +2425,7 @@
             <w:fldChar w:fldCharType="begin"/>
           </w:r>
           <w:r>
-            <w:instrText xml:space="preserve"> PAGEREF _Toc23739 \h </w:instrText>
+            <w:instrText xml:space="preserve"> PAGEREF _Toc31162 \h </w:instrText>
           </w:r>
           <w:r>
             <w:fldChar w:fldCharType="separate"/>
@@ -2457,7 +2463,7 @@
               <w:rFonts w:ascii="Times New Roman" w:hAnsi="Times New Roman" w:eastAsia="Times New Roman" w:cs="Times New Roman"/>
               <w:szCs w:val="21"/>
             </w:rPr>
-            <w:instrText xml:space="preserve"> HYPERLINK \l _Toc5633 </w:instrText>
+            <w:instrText xml:space="preserve"> HYPERLINK \l _Toc21129 </w:instrText>
           </w:r>
           <w:r>
             <w:rPr>
@@ -2485,7 +2491,7 @@
             <w:fldChar w:fldCharType="begin"/>
           </w:r>
           <w:r>
-            <w:instrText xml:space="preserve"> PAGEREF _Toc5633 \h </w:instrText>
+            <w:instrText xml:space="preserve"> PAGEREF _Toc21129 \h </w:instrText>
           </w:r>
           <w:r>
             <w:fldChar w:fldCharType="separate"/>
@@ -2523,7 +2529,7 @@
               <w:rFonts w:ascii="Times New Roman" w:hAnsi="Times New Roman" w:eastAsia="Times New Roman" w:cs="Times New Roman"/>
               <w:szCs w:val="21"/>
             </w:rPr>
-            <w:instrText xml:space="preserve"> HYPERLINK \l _Toc10193 </w:instrText>
+            <w:instrText xml:space="preserve"> HYPERLINK \l _Toc1657 </w:instrText>
           </w:r>
           <w:r>
             <w:rPr>
@@ -2551,7 +2557,7 @@
             <w:fldChar w:fldCharType="begin"/>
           </w:r>
           <w:r>
-            <w:instrText xml:space="preserve"> PAGEREF _Toc10193 \h </w:instrText>
+            <w:instrText xml:space="preserve"> PAGEREF _Toc1657 \h </w:instrText>
           </w:r>
           <w:r>
             <w:fldChar w:fldCharType="separate"/>
@@ -2589,7 +2595,7 @@
               <w:rFonts w:ascii="Times New Roman" w:hAnsi="Times New Roman" w:eastAsia="Times New Roman" w:cs="Times New Roman"/>
               <w:szCs w:val="21"/>
             </w:rPr>
-            <w:instrText xml:space="preserve"> HYPERLINK \l _Toc26150 </w:instrText>
+            <w:instrText xml:space="preserve"> HYPERLINK \l _Toc24833 </w:instrText>
           </w:r>
           <w:r>
             <w:rPr>
@@ -2617,7 +2623,7 @@
             <w:fldChar w:fldCharType="begin"/>
           </w:r>
           <w:r>
-            <w:instrText xml:space="preserve"> PAGEREF _Toc26150 \h </w:instrText>
+            <w:instrText xml:space="preserve"> PAGEREF _Toc24833 \h </w:instrText>
           </w:r>
           <w:r>
             <w:fldChar w:fldCharType="separate"/>
@@ -2655,7 +2661,7 @@
               <w:rFonts w:ascii="Times New Roman" w:hAnsi="Times New Roman" w:eastAsia="Times New Roman" w:cs="Times New Roman"/>
               <w:szCs w:val="21"/>
             </w:rPr>
-            <w:instrText xml:space="preserve"> HYPERLINK \l _Toc2503 </w:instrText>
+            <w:instrText xml:space="preserve"> HYPERLINK \l _Toc6673 </w:instrText>
           </w:r>
           <w:r>
             <w:rPr>
@@ -2683,7 +2689,7 @@
             <w:fldChar w:fldCharType="begin"/>
           </w:r>
           <w:r>
-            <w:instrText xml:space="preserve"> PAGEREF _Toc2503 \h </w:instrText>
+            <w:instrText xml:space="preserve"> PAGEREF _Toc6673 \h </w:instrText>
           </w:r>
           <w:r>
             <w:fldChar w:fldCharType="separate"/>
@@ -2721,7 +2727,7 @@
               <w:rFonts w:ascii="Times New Roman" w:hAnsi="Times New Roman" w:eastAsia="Times New Roman" w:cs="Times New Roman"/>
               <w:szCs w:val="21"/>
             </w:rPr>
-            <w:instrText xml:space="preserve"> HYPERLINK \l _Toc5432 </w:instrText>
+            <w:instrText xml:space="preserve"> HYPERLINK \l _Toc20946 </w:instrText>
           </w:r>
           <w:r>
             <w:rPr>
@@ -2749,7 +2755,7 @@
             <w:fldChar w:fldCharType="begin"/>
           </w:r>
           <w:r>
-            <w:instrText xml:space="preserve"> PAGEREF _Toc5432 \h </w:instrText>
+            <w:instrText xml:space="preserve"> PAGEREF _Toc20946 \h </w:instrText>
           </w:r>
           <w:r>
             <w:fldChar w:fldCharType="separate"/>
@@ -2787,7 +2793,7 @@
               <w:rFonts w:ascii="Times New Roman" w:hAnsi="Times New Roman" w:eastAsia="Times New Roman" w:cs="Times New Roman"/>
               <w:szCs w:val="21"/>
             </w:rPr>
-            <w:instrText xml:space="preserve"> HYPERLINK \l _Toc6490 </w:instrText>
+            <w:instrText xml:space="preserve"> HYPERLINK \l _Toc2799 </w:instrText>
           </w:r>
           <w:r>
             <w:rPr>
@@ -2812,7 +2818,7 @@
             <w:fldChar w:fldCharType="begin"/>
           </w:r>
           <w:r>
-            <w:instrText xml:space="preserve"> PAGEREF _Toc6490 \h </w:instrText>
+            <w:instrText xml:space="preserve"> PAGEREF _Toc2799 \h </w:instrText>
           </w:r>
           <w:r>
             <w:fldChar w:fldCharType="separate"/>
@@ -2850,7 +2856,7 @@
               <w:rFonts w:ascii="Times New Roman" w:hAnsi="Times New Roman" w:eastAsia="Times New Roman" w:cs="Times New Roman"/>
               <w:szCs w:val="21"/>
             </w:rPr>
-            <w:instrText xml:space="preserve"> HYPERLINK \l _Toc15683 </w:instrText>
+            <w:instrText xml:space="preserve"> HYPERLINK \l _Toc25325 </w:instrText>
           </w:r>
           <w:r>
             <w:rPr>
@@ -2873,7 +2879,7 @@
             <w:fldChar w:fldCharType="begin"/>
           </w:r>
           <w:r>
-            <w:instrText xml:space="preserve"> PAGEREF _Toc15683 \h </w:instrText>
+            <w:instrText xml:space="preserve"> PAGEREF _Toc25325 \h </w:instrText>
           </w:r>
           <w:r>
             <w:fldChar w:fldCharType="separate"/>
@@ -2911,7 +2917,7 @@
               <w:rFonts w:ascii="Times New Roman" w:hAnsi="Times New Roman" w:eastAsia="Times New Roman" w:cs="Times New Roman"/>
               <w:szCs w:val="21"/>
             </w:rPr>
-            <w:instrText xml:space="preserve"> HYPERLINK \l _Toc5511 </w:instrText>
+            <w:instrText xml:space="preserve"> HYPERLINK \l _Toc9125 </w:instrText>
           </w:r>
           <w:r>
             <w:rPr>
@@ -2936,7 +2942,7 @@
             <w:fldChar w:fldCharType="begin"/>
           </w:r>
           <w:r>
-            <w:instrText xml:space="preserve"> PAGEREF _Toc5511 \h </w:instrText>
+            <w:instrText xml:space="preserve"> PAGEREF _Toc9125 \h </w:instrText>
           </w:r>
           <w:r>
             <w:fldChar w:fldCharType="separate"/>
@@ -3040,7 +3046,7 @@
         <w:adjustRightInd w:val="0"/>
         <w:snapToGrid w:val="0"/>
       </w:pPr>
-      <w:bookmarkStart w:id="3" w:name="_Toc9272"/>
+      <w:bookmarkStart w:id="3" w:name="_Toc29443"/>
       <w:r>
         <w:t>概述</w:t>
       </w:r>
@@ -3065,7 +3071,7 @@
       </w:pPr>
       <w:bookmarkStart w:id="4" w:name="bookmark12"/>
       <w:bookmarkEnd w:id="4"/>
-      <w:bookmarkStart w:id="5" w:name="_Toc21610"/>
+      <w:bookmarkStart w:id="5" w:name="_Toc29602"/>
       <w:r>
         <w:t>目的</w:t>
       </w:r>
@@ -3097,7 +3103,7 @@
         <w:adjustRightInd w:val="0"/>
         <w:snapToGrid w:val="0"/>
       </w:pPr>
-      <w:bookmarkStart w:id="6" w:name="_Toc17783"/>
+      <w:bookmarkStart w:id="6" w:name="_Toc16852"/>
       <w:r>
         <w:t>范围</w:t>
       </w:r>
@@ -3141,7 +3147,7 @@
         <w:adjustRightInd w:val="0"/>
         <w:snapToGrid w:val="0"/>
       </w:pPr>
-      <w:bookmarkStart w:id="7" w:name="_Toc15381"/>
+      <w:bookmarkStart w:id="7" w:name="_Toc636"/>
       <w:r>
         <w:t>服务报告（总结）管理流程</w:t>
       </w:r>
@@ -3166,7 +3172,7 @@
       </w:pPr>
       <w:bookmarkStart w:id="8" w:name="bookmark13"/>
       <w:bookmarkEnd w:id="8"/>
-      <w:bookmarkStart w:id="9" w:name="_Toc20190"/>
+      <w:bookmarkStart w:id="9" w:name="_Toc11382"/>
       <w:r>
         <w:t>角色及职责</w:t>
       </w:r>
@@ -3806,7 +3812,7 @@
         <w:adjustRightInd w:val="0"/>
         <w:snapToGrid w:val="0"/>
       </w:pPr>
-      <w:bookmarkStart w:id="10" w:name="_Toc30407"/>
+      <w:bookmarkStart w:id="10" w:name="_Toc24999"/>
       <w:r>
         <w:rPr>
           <w:rFonts w:hint="eastAsia"/>
@@ -3892,7 +3898,7 @@
         <w:adjustRightInd w:val="0"/>
         <w:snapToGrid w:val="0"/>
       </w:pPr>
-      <w:bookmarkStart w:id="11" w:name="_Toc20906"/>
+      <w:bookmarkStart w:id="11" w:name="_Toc1003"/>
       <w:r>
         <w:t>服务报告</w:t>
       </w:r>
@@ -4053,7 +4059,7 @@
         <w:adjustRightInd w:val="0"/>
         <w:snapToGrid w:val="0"/>
       </w:pPr>
-      <w:bookmarkStart w:id="12" w:name="_Toc11992"/>
+      <w:bookmarkStart w:id="12" w:name="_Toc1540"/>
       <w:r>
         <w:t>服务报告管理</w:t>
       </w:r>
@@ -5923,7 +5929,7 @@
       </w:pPr>
       <w:bookmarkStart w:id="13" w:name="bookmark1"/>
       <w:bookmarkEnd w:id="13"/>
-      <w:bookmarkStart w:id="14" w:name="_Toc23739"/>
+      <w:bookmarkStart w:id="14" w:name="_Toc31162"/>
       <w:r>
         <w:rPr>
           <w:rFonts w:hint="eastAsia"/>
@@ -5956,7 +5962,7 @@
           <w:rFonts w:hint="eastAsia"/>
         </w:rPr>
       </w:pPr>
-      <w:bookmarkStart w:id="15" w:name="_Toc5633"/>
+      <w:bookmarkStart w:id="15" w:name="_Toc21129"/>
       <w:r>
         <w:rPr>
           <w:rFonts w:hint="eastAsia"/>
@@ -6019,7 +6025,7 @@
           <w:rFonts w:hint="eastAsia"/>
         </w:rPr>
       </w:pPr>
-      <w:bookmarkStart w:id="16" w:name="_Toc10193"/>
+      <w:bookmarkStart w:id="16" w:name="_Toc1657"/>
       <w:r>
         <w:rPr>
           <w:rFonts w:hint="eastAsia"/>
@@ -6081,7 +6087,7 @@
           <w:rFonts w:hint="eastAsia"/>
         </w:rPr>
       </w:pPr>
-      <w:bookmarkStart w:id="17" w:name="_Toc26150"/>
+      <w:bookmarkStart w:id="17" w:name="_Toc24833"/>
       <w:r>
         <w:rPr>
           <w:rFonts w:hint="eastAsia"/>
@@ -6128,7 +6134,7 @@
           <w:rFonts w:hint="eastAsia"/>
         </w:rPr>
       </w:pPr>
-      <w:bookmarkStart w:id="18" w:name="_Toc2503"/>
+      <w:bookmarkStart w:id="18" w:name="_Toc6673"/>
       <w:r>
         <w:rPr>
           <w:rFonts w:hint="eastAsia"/>
@@ -6175,7 +6181,7 @@
           <w:rFonts w:hint="eastAsia"/>
         </w:rPr>
       </w:pPr>
-      <w:bookmarkStart w:id="19" w:name="_Toc5432"/>
+      <w:bookmarkStart w:id="19" w:name="_Toc20946"/>
       <w:r>
         <w:rPr>
           <w:rFonts w:hint="eastAsia"/>
@@ -6228,7 +6234,7 @@
         <w:adjustRightInd w:val="0"/>
         <w:snapToGrid w:val="0"/>
       </w:pPr>
-      <w:bookmarkStart w:id="20" w:name="_Toc6490"/>
+      <w:bookmarkStart w:id="20" w:name="_Toc2799"/>
       <w:r>
         <w:t>服务报告内容</w:t>
       </w:r>
@@ -6688,7 +6694,7 @@
         </w:rPr>
       </w:pPr>
       <w:bookmarkStart w:id="21" w:name="_Toc21434"/>
-      <w:bookmarkStart w:id="22" w:name="_Toc15683"/>
+      <w:bookmarkStart w:id="22" w:name="_Toc25325"/>
       <w:r>
         <w:rPr>
           <w:rFonts w:hint="default"/>
@@ -7259,7 +7265,7 @@
         <w:adjustRightInd w:val="0"/>
         <w:snapToGrid w:val="0"/>
       </w:pPr>
-      <w:bookmarkStart w:id="23" w:name="_Toc5511"/>
+      <w:bookmarkStart w:id="23" w:name="_Toc9125"/>
       <w:r>
         <w:t>相关文件模板</w:t>
       </w:r>
